--- a/zht/docx/081.content.docx
+++ b/zht/docx/081.content.docx
@@ -149,27 +149,7 @@
         <w:rPr>
           <w:lang w:val="zh_TW" w:bidi="zh_TW"/>
         </w:rPr>
-        <w:t>mu</w:t>
-      </w:r>
-      <w:r>
-        <w:rPr>
-          <w:lang w:val="zh_TW" w:bidi="zh_TW"/>
-        </w:rPr>
-      </w:r>
-    </w:p>
-    <w:p>
-      <w:pPr/>
-      <w:r>
-        <w:rPr>
-          <w:lang w:val="zh_TW" w:bidi="zh_TW"/>
-        </w:rPr>
-      </w:r>
-      <w:r>
-        <w:rPr>
-          <w:i/>
-          <w:lang w:val="zh_TW" w:bidi="zh_TW"/>
-        </w:rPr>
-        <w:t>木匠, 牧人, 牧人, 牧師</w:t>
+        <w:t>lie</w:t>
       </w:r>
       <w:r>
         <w:rPr>
@@ -232,7 +212,7 @@
         <w:rPr>
           <w:lang w:val="zh_TW" w:bidi="zh_TW"/>
         </w:rPr>
-        <w:t>木匠</w:t>
+        <w:t>列國</w:t>
       </w:r>
       <w:r>
         <w:rPr>
@@ -251,161 +231,18 @@
         <w:rPr>
           <w:lang w:val="zh_TW" w:bidi="zh_TW"/>
         </w:rPr>
-        <w:t>從事木工工作的人，負責建造房屋的框架、屋頂、窗戶和門。小型結構如房屋，通常由屋主自行建造；而神廟和宮殿等大型建築，則需要熟練工匠參與。建造這些較大的建築物，需要木匠與石匠合作，後者專門切割和準備建築用的石材（</w:t>
-      </w:r>
-      <w:hyperlink r:id="rId13">
-        <w:r>
-          <w:rPr>
-            <w:lang w:val="zh_TW" w:bidi="zh_TW"/>
-          </w:rPr>
-          <w:rPr>
-            <w:color w:val="0000EE"/>
-            <w:u w:val="single"/>
-          </w:rPr>
-          <w:t>王下12:11，</w:t>
-        </w:r>
-      </w:hyperlink>
-      <w:hyperlink r:id="rId14">
-        <w:r>
-          <w:rPr>
-            <w:lang w:val="zh_TW" w:bidi="zh_TW"/>
-          </w:rPr>
-          <w:rPr>
-            <w:color w:val="0000EE"/>
-            <w:u w:val="single"/>
-          </w:rPr>
-          <w:t>22:6</w:t>
-        </w:r>
-      </w:hyperlink>
-      <w:r>
-        <w:rPr>
-          <w:lang w:val="zh_TW" w:bidi="zh_TW"/>
-        </w:rPr>
-        <w:t>；</w:t>
-      </w:r>
-      <w:hyperlink r:id="rId15">
-        <w:r>
-          <w:rPr>
-            <w:lang w:val="zh_TW" w:bidi="zh_TW"/>
-          </w:rPr>
-          <w:rPr>
-            <w:color w:val="0000EE"/>
-            <w:u w:val="single"/>
-          </w:rPr>
-          <w:t>代上14:1，</w:t>
-        </w:r>
-      </w:hyperlink>
-      <w:hyperlink r:id="rId16">
-        <w:r>
-          <w:rPr>
-            <w:lang w:val="zh_TW" w:bidi="zh_TW"/>
-          </w:rPr>
-          <w:rPr>
-            <w:color w:val="0000EE"/>
-            <w:u w:val="single"/>
-          </w:rPr>
-          <w:t>22:15</w:t>
-        </w:r>
-      </w:hyperlink>
-      <w:r>
-        <w:rPr>
-          <w:lang w:val="zh_TW" w:bidi="zh_TW"/>
-        </w:rPr>
-        <w:t>；</w:t>
-      </w:r>
-      <w:hyperlink r:id="rId17">
-        <w:r>
-          <w:rPr>
-            <w:lang w:val="zh_TW" w:bidi="zh_TW"/>
-          </w:rPr>
-          <w:rPr>
-            <w:color w:val="0000EE"/>
-            <w:u w:val="single"/>
-          </w:rPr>
-          <w:t>代下24:12，</w:t>
-        </w:r>
-      </w:hyperlink>
-      <w:hyperlink r:id="rId18">
-        <w:r>
-          <w:rPr>
-            <w:lang w:val="zh_TW" w:bidi="zh_TW"/>
-          </w:rPr>
-          <w:rPr>
-            <w:color w:val="0000EE"/>
-            <w:u w:val="single"/>
-          </w:rPr>
-          <w:t>34:11</w:t>
-        </w:r>
-      </w:hyperlink>
-      <w:r>
-        <w:rPr>
-          <w:lang w:val="zh_TW" w:bidi="zh_TW"/>
-        </w:rPr>
-        <w:t>；</w:t>
-      </w:r>
-      <w:hyperlink r:id="rId19">
-        <w:r>
-          <w:rPr>
-            <w:lang w:val="zh_TW" w:bidi="zh_TW"/>
-          </w:rPr>
-          <w:rPr>
-            <w:color w:val="0000EE"/>
-            <w:u w:val="single"/>
-          </w:rPr>
-          <w:t>拉3:7</w:t>
-        </w:r>
-      </w:hyperlink>
-      <w:r>
-        <w:rPr>
-          <w:lang w:val="zh_TW" w:bidi="zh_TW"/>
-        </w:rPr>
-        <w:t>）。新約中很少提及木工工作，但耶穌和祂的父親約瑟正是從事此行業（</w:t>
-      </w:r>
-      <w:hyperlink r:id="rId20">
-        <w:r>
-          <w:rPr>
-            <w:lang w:val="zh_TW" w:bidi="zh_TW"/>
-          </w:rPr>
-          <w:rPr>
-            <w:color w:val="0000EE"/>
-            <w:u w:val="single"/>
-          </w:rPr>
-          <w:t>太13:55</w:t>
-        </w:r>
-      </w:hyperlink>
-      <w:r>
-        <w:rPr>
-          <w:lang w:val="zh_TW" w:bidi="zh_TW"/>
-        </w:rPr>
-        <w:t>；</w:t>
-      </w:r>
-      <w:hyperlink r:id="rId21">
-        <w:r>
-          <w:rPr>
-            <w:lang w:val="zh_TW" w:bidi="zh_TW"/>
-          </w:rPr>
-          <w:rPr>
-            <w:color w:val="0000EE"/>
-            <w:u w:val="single"/>
-          </w:rPr>
-          <w:t>可6:3</w:t>
-        </w:r>
-      </w:hyperlink>
-      <w:r>
-        <w:rPr>
-          <w:lang w:val="zh_TW" w:bidi="zh_TW"/>
-        </w:rPr>
-        <w:t>）。</w:t>
-      </w:r>
-      <w:r>
-        <w:rPr>
-          <w:lang w:val="zh_TW" w:bidi="zh_TW"/>
-        </w:rPr>
-      </w:r>
-      <w:r>
-        <w:rPr>
-          <w:lang w:val="zh_TW" w:bidi="zh_TW"/>
-        </w:rPr>
+        <w:t>基於政治或社會利益，或血緣關係而形成的群體。一般而言，「列國」一詞指的是希伯來人以外的世界各民族，儘管有時也包括猶太人。</w:t>
+      </w:r>
+    </w:p>
+    <w:p>
+      <w:pPr>
+        <w:pStyle w:val="Heading3"/>
+      </w:pPr>
+      <w:r>
+        <w:rPr>
+          <w:lang w:val="zh_TW" w:bidi="zh_TW"/>
+        </w:rPr>
+        <w:t>起源</w:t>
       </w:r>
     </w:p>
     <w:p>
@@ -415,21 +252,77 @@
           <w:lang w:val="zh_TW" w:bidi="zh_TW"/>
         </w:rPr>
       </w:r>
-    </w:p>
-    <w:p>
-      <w:pPr>
-        <w:pStyle w:val="Heading2"/>
-      </w:pPr>
-      <w:r>
-        <w:rPr>
-          <w:lang w:val="zh_TW" w:bidi="zh_TW"/>
-        </w:rPr>
-        <w:t>牧人</w:t>
-      </w:r>
-      <w:r>
-        <w:rPr>
-          <w:lang w:val="zh_TW" w:bidi="zh_TW"/>
-        </w:rPr>
+      <w:r>
+        <w:rPr>
+          <w:lang w:val="zh_TW" w:bidi="zh_TW"/>
+        </w:rPr>
+        <w:t>創世記記載挪亞的三個兒子為眾多「家族」或民族（約70個）的祖先，這些家族分布於地中海東部地區（</w:t>
+      </w:r>
+      <w:hyperlink r:id="rId13">
+        <w:r>
+          <w:rPr>
+            <w:lang w:val="zh_TW" w:bidi="zh_TW"/>
+          </w:rPr>
+          <w:rPr>
+            <w:color w:val="0000EE"/>
+            <w:u w:val="single"/>
+          </w:rPr>
+          <w:t>創10章</w:t>
+        </w:r>
+      </w:hyperlink>
+      <w:r>
+        <w:rPr>
+          <w:lang w:val="zh_TW" w:bidi="zh_TW"/>
+        </w:rPr>
+        <w:t>）。經文假設每個民族都有自己的地理位置和語言（</w:t>
+      </w:r>
+      <w:hyperlink r:id="rId14">
+        <w:r>
+          <w:rPr>
+            <w:lang w:val="zh_TW" w:bidi="zh_TW"/>
+          </w:rPr>
+          <w:rPr>
+            <w:color w:val="0000EE"/>
+            <w:u w:val="single"/>
+          </w:rPr>
+          <w:t>5、20、31節</w:t>
+        </w:r>
+      </w:hyperlink>
+      <w:r>
+        <w:rPr>
+          <w:lang w:val="zh_TW" w:bidi="zh_TW"/>
+        </w:rPr>
+        <w:t>）。巴別塔（</w:t>
+      </w:r>
+      <w:r>
+        <w:rPr>
+          <w:lang w:val="zh_TW" w:bidi="zh_TW"/>
+        </w:rPr>
+        <w:t>金字塔型廟宇</w:t>
+      </w:r>
+      <w:r>
+        <w:rPr>
+          <w:lang w:val="zh_TW" w:bidi="zh_TW"/>
+        </w:rPr>
+        <w:t>）的故事，其頂要達到天上（</w:t>
+      </w:r>
+      <w:hyperlink r:id="rId15">
+        <w:r>
+          <w:rPr>
+            <w:lang w:val="zh_TW" w:bidi="zh_TW"/>
+          </w:rPr>
+          <w:rPr>
+            <w:color w:val="0000EE"/>
+            <w:u w:val="single"/>
+          </w:rPr>
+          <w:t>11</w:t>
+        </w:r>
+      </w:hyperlink>
+      <w:r>
+        <w:rPr>
+          <w:lang w:val="zh_TW" w:bidi="zh_TW"/>
+        </w:rPr>
+        <w:t>章），解釋了民族因語言障礙而分離並散居，以致無法在自傲的企圖中合作。</w:t>
       </w:r>
     </w:p>
     <w:p>
@@ -443,9 +336,9 @@
         <w:rPr>
           <w:lang w:val="zh_TW" w:bidi="zh_TW"/>
         </w:rPr>
-        <w:t>照顧家畜的男人，如牛、羊和山羊（</w:t>
-      </w:r>
-      <w:hyperlink r:id="rId22">
+        <w:t>保羅在雅典的講道中也假設列國有共同的起源，這與創世記的作者一致，並接受了列國由地理界線區分乃是神的旨意（</w:t>
+      </w:r>
+      <w:hyperlink r:id="rId16">
         <w:r>
           <w:rPr>
             <w:lang w:val="zh_TW" w:bidi="zh_TW"/>
@@ -454,16 +347,16 @@
             <w:color w:val="0000EE"/>
             <w:u w:val="single"/>
           </w:rPr>
-          <w:t>創13:7–8</w:t>
+          <w:t>徒17:26</w:t>
         </w:r>
       </w:hyperlink>
       <w:r>
         <w:rPr>
           <w:lang w:val="zh_TW" w:bidi="zh_TW"/>
         </w:rPr>
-        <w:t>，</w:t>
-      </w:r>
-      <w:hyperlink r:id="rId23">
+        <w:t>）。先知西番雅期待有一天，神將逆轉這種狀況，使列國同說一種語言（</w:t>
+      </w:r>
+      <w:hyperlink r:id="rId17">
         <w:r>
           <w:rPr>
             <w:lang w:val="zh_TW" w:bidi="zh_TW"/>
@@ -472,16 +365,16 @@
             <w:color w:val="0000EE"/>
             <w:u w:val="single"/>
           </w:rPr>
-          <w:t>26:20</w:t>
+          <w:t>番3:9</w:t>
         </w:r>
       </w:hyperlink>
       <w:r>
         <w:rPr>
           <w:lang w:val="zh_TW" w:bidi="zh_TW"/>
         </w:rPr>
-        <w:t>；</w:t>
-      </w:r>
-      <w:hyperlink r:id="rId24">
+        <w:t>）。啟示錄的作者在新天新地的異象中看見這些天然界限被廢除，列國在新耶路撒冷中自由往來（</w:t>
+      </w:r>
+      <w:hyperlink r:id="rId18">
         <w:r>
           <w:rPr>
             <w:lang w:val="zh_TW" w:bidi="zh_TW"/>
@@ -490,96 +383,14 @@
             <w:color w:val="0000EE"/>
             <w:u w:val="single"/>
           </w:rPr>
-          <w:t>撒上21:7</w:t>
+          <w:t>啟21:22–26</w:t>
         </w:r>
       </w:hyperlink>
       <w:r>
         <w:rPr>
           <w:lang w:val="zh_TW" w:bidi="zh_TW"/>
         </w:rPr>
-        <w:t>）。他們也包括牧羊人。在新約聖經中，牧羊人是一個眾所周知的詞語。耶穌使用了牧羊人和祂的羊的隱喻（</w:t>
-      </w:r>
-      <w:hyperlink r:id="rId25">
-        <w:r>
-          <w:rPr>
-            <w:lang w:val="zh_TW" w:bidi="zh_TW"/>
-          </w:rPr>
-          <w:rPr>
-            <w:color w:val="0000EE"/>
-            <w:u w:val="single"/>
-          </w:rPr>
-          <w:t>約10:1–16</w:t>
-        </w:r>
-      </w:hyperlink>
-      <w:r>
-        <w:rPr>
-          <w:lang w:val="zh_TW" w:bidi="zh_TW"/>
-        </w:rPr>
-        <w:t>）。一些牧人養豬（</w:t>
-      </w:r>
-      <w:hyperlink r:id="rId26">
-        <w:r>
-          <w:rPr>
-            <w:lang w:val="zh_TW" w:bidi="zh_TW"/>
-          </w:rPr>
-          <w:rPr>
-            <w:color w:val="0000EE"/>
-            <w:u w:val="single"/>
-          </w:rPr>
-          <w:t>太8:33</w:t>
-        </w:r>
-      </w:hyperlink>
-      <w:r>
-        <w:rPr>
-          <w:lang w:val="zh_TW" w:bidi="zh_TW"/>
-        </w:rPr>
-        <w:t>；</w:t>
-      </w:r>
-      <w:hyperlink r:id="rId27">
-        <w:r>
-          <w:rPr>
-            <w:lang w:val="zh_TW" w:bidi="zh_TW"/>
-          </w:rPr>
-          <w:rPr>
-            <w:color w:val="0000EE"/>
-            <w:u w:val="single"/>
-          </w:rPr>
-          <w:t>可5:14</w:t>
-        </w:r>
-      </w:hyperlink>
-      <w:r>
-        <w:rPr>
-          <w:lang w:val="zh_TW" w:bidi="zh_TW"/>
-        </w:rPr>
-        <w:t>；</w:t>
-      </w:r>
-      <w:hyperlink r:id="rId28">
-        <w:r>
-          <w:rPr>
-            <w:lang w:val="zh_TW" w:bidi="zh_TW"/>
-          </w:rPr>
-          <w:rPr>
-            <w:color w:val="0000EE"/>
-            <w:u w:val="single"/>
-          </w:rPr>
-          <w:t>路8:34</w:t>
-        </w:r>
-      </w:hyperlink>
-      <w:r>
-        <w:rPr>
-          <w:lang w:val="zh_TW" w:bidi="zh_TW"/>
-        </w:rPr>
         <w:t>）。</w:t>
-      </w:r>
-      <w:r>
-        <w:rPr>
-          <w:lang w:val="zh_TW" w:bidi="zh_TW"/>
-        </w:rPr>
-      </w:r>
-      <w:r>
-        <w:rPr>
-          <w:lang w:val="zh_TW" w:bidi="zh_TW"/>
-        </w:rPr>
       </w:r>
     </w:p>
     <w:p>
@@ -589,21 +400,77 @@
           <w:lang w:val="zh_TW" w:bidi="zh_TW"/>
         </w:rPr>
       </w:r>
-    </w:p>
-    <w:p>
-      <w:pPr>
-        <w:pStyle w:val="Heading2"/>
-      </w:pPr>
-      <w:r>
-        <w:rPr>
-          <w:lang w:val="zh_TW" w:bidi="zh_TW"/>
-        </w:rPr>
-        <w:t>牧人</w:t>
-      </w:r>
-      <w:r>
-        <w:rPr>
-          <w:lang w:val="zh_TW" w:bidi="zh_TW"/>
-        </w:rPr>
+      <w:r>
+        <w:rPr>
+          <w:lang w:val="zh_TW" w:bidi="zh_TW"/>
+        </w:rPr>
+        <w:t>「以色列」與「列國」之間的區分並非絕對清晰。「以色列」是由不同民族演變而來的，而許多「列國」的起源也與以色列社群中的著名人物有關。猶太民族的祖先亞伯拉罕，原住在底格里斯—幼發拉底河流域的迦勒底的吾珥。與父親一同北遷至哈蘭，最終向西南進入迦南地（</w:t>
+      </w:r>
+      <w:hyperlink r:id="rId19">
+        <w:r>
+          <w:rPr>
+            <w:lang w:val="zh_TW" w:bidi="zh_TW"/>
+          </w:rPr>
+          <w:rPr>
+            <w:color w:val="0000EE"/>
+            <w:u w:val="single"/>
+          </w:rPr>
+          <w:t>創11:31–12:9</w:t>
+        </w:r>
+      </w:hyperlink>
+      <w:r>
+        <w:rPr>
+          <w:lang w:val="zh_TW" w:bidi="zh_TW"/>
+        </w:rPr>
+        <w:t>）。</w:t>
+      </w:r>
+      <w:hyperlink r:id="rId20">
+        <w:r>
+          <w:rPr>
+            <w:lang w:val="zh_TW" w:bidi="zh_TW"/>
+          </w:rPr>
+          <w:rPr>
+            <w:color w:val="0000EE"/>
+            <w:u w:val="single"/>
+          </w:rPr>
+          <w:t>申命記二十六章5節</w:t>
+        </w:r>
+      </w:hyperlink>
+      <w:r>
+        <w:rPr>
+          <w:lang w:val="zh_TW" w:bidi="zh_TW"/>
+        </w:rPr>
+        <w:t>（「我祖原是一個將亡的亞蘭人」）表明亞伯拉罕曾居於美索不達米亞地區的</w:t>
+      </w:r>
+      <w:r>
+        <w:rPr>
+          <w:lang w:val="zh_TW" w:bidi="zh_TW"/>
+        </w:rPr>
+        <w:t>亞蘭一納哈拉音（Aram-naharaim）</w:t>
+      </w:r>
+      <w:r>
+        <w:rPr>
+          <w:lang w:val="zh_TW" w:bidi="zh_TW"/>
+        </w:rPr>
+        <w:t>。當亞伯拉罕與神立約時，神給予他割禮作為約的記號。外邦人若被買為奴隸也須行割禮，從而納入約的群體中。當摩西帶領以色列人出埃及進入曠野時，也有許多閒雜人上去（</w:t>
+      </w:r>
+      <w:hyperlink r:id="rId21">
+        <w:r>
+          <w:rPr>
+            <w:lang w:val="zh_TW" w:bidi="zh_TW"/>
+          </w:rPr>
+          <w:rPr>
+            <w:color w:val="0000EE"/>
+            <w:u w:val="single"/>
+          </w:rPr>
+          <w:t>出12:38</w:t>
+        </w:r>
+      </w:hyperlink>
+      <w:r>
+        <w:rPr>
+          <w:lang w:val="zh_TW" w:bidi="zh_TW"/>
+        </w:rPr>
+        <w:t>），這再次表明某些與以色列人沒有血緣關係的群體，仍自我認同為以色列人。</w:t>
       </w:r>
     </w:p>
     <w:p>
@@ -617,9 +484,9 @@
         <w:rPr>
           <w:lang w:val="zh_TW" w:bidi="zh_TW"/>
         </w:rPr>
-        <w:t>全方位照顧羊群的人。他的任務是為羊尋找草和水，保護牠們免受野生動物的侵害（</w:t>
-      </w:r>
-      <w:hyperlink r:id="rId29">
+        <w:t>以色列民族並不包括所有亞伯拉罕的後裔。亞伯拉罕的長子以實瑪利的母親是埃及人，他是游牧於南部曠野的以實瑪利人的祖先（</w:t>
+      </w:r>
+      <w:hyperlink r:id="rId22">
         <w:r>
           <w:rPr>
             <w:lang w:val="zh_TW" w:bidi="zh_TW"/>
@@ -628,16 +495,16 @@
             <w:color w:val="0000EE"/>
             <w:u w:val="single"/>
           </w:rPr>
-          <w:t>阿摩司書3:12</w:t>
+          <w:t>創16</w:t>
         </w:r>
       </w:hyperlink>
       <w:r>
         <w:rPr>
           <w:lang w:val="zh_TW" w:bidi="zh_TW"/>
         </w:rPr>
-        <w:t>），尋找並恢復那些迷失的羊（</w:t>
-      </w:r>
-      <w:hyperlink r:id="rId30">
+        <w:t>）。以撒與利百加所生的雙胞胎中，長子以掃是住在東南方的以東人的祖先，是以色列傳統上的敵人（</w:t>
+      </w:r>
+      <w:hyperlink r:id="rId23">
         <w:r>
           <w:rPr>
             <w:lang w:val="zh_TW" w:bidi="zh_TW"/>
@@ -646,7 +513,7 @@
             <w:color w:val="0000EE"/>
             <w:u w:val="single"/>
           </w:rPr>
-          <w:t>以西結書34:8</w:t>
+          <w:t>創25:23</w:t>
         </w:r>
       </w:hyperlink>
       <w:r>
@@ -655,7 +522,7 @@
         </w:rPr>
         <w:t>；</w:t>
       </w:r>
-      <w:hyperlink r:id="rId31">
+      <w:hyperlink r:id="rId24">
         <w:r>
           <w:rPr>
             <w:lang w:val="zh_TW" w:bidi="zh_TW"/>
@@ -664,32 +531,25 @@
             <w:color w:val="0000EE"/>
             <w:u w:val="single"/>
           </w:rPr>
-          <w:t>馬太福音18:12</w:t>
+          <w:t>民20:21</w:t>
         </w:r>
       </w:hyperlink>
       <w:r>
         <w:rPr>
           <w:lang w:val="zh_TW" w:bidi="zh_TW"/>
         </w:rPr>
-        <w:t>），每天帶領羊群出羊圈，並在白天結束時將羊群帶回圈中（</w:t>
-      </w:r>
-      <w:hyperlink r:id="rId32">
-        <w:r>
-          <w:rPr>
-            <w:lang w:val="zh_TW" w:bidi="zh_TW"/>
-          </w:rPr>
-          <w:rPr>
-            <w:color w:val="0000EE"/>
-            <w:u w:val="single"/>
-          </w:rPr>
-          <w:t>約翰福音10:2–4</w:t>
-        </w:r>
-      </w:hyperlink>
-      <w:r>
-        <w:rPr>
-          <w:lang w:val="zh_TW" w:bidi="zh_TW"/>
-        </w:rPr>
         <w:t>）。</w:t>
+      </w:r>
+    </w:p>
+    <w:p>
+      <w:pPr>
+        <w:pStyle w:val="Heading3"/>
+      </w:pPr>
+      <w:r>
+        <w:rPr>
+          <w:lang w:val="zh_TW" w:bidi="zh_TW"/>
+        </w:rPr>
+        <w:t>神與列國</w:t>
       </w:r>
     </w:p>
     <w:p>
@@ -703,7 +563,145 @@
         <w:rPr>
           <w:lang w:val="zh_TW" w:bidi="zh_TW"/>
         </w:rPr>
-        <w:t>牧人和他的羊的形象在新約聖經中非常重要。耶穌是好牧人，為羊捨命（</w:t>
+        <w:t>聖經對列國的態度有正面和負面的兩面。居於底格里斯—幼發拉底河谷和尼羅河之間的列國被認為是邪惡的，因此神奪取了他們的土地，將之賜給亞伯拉罕的後裔（</w:t>
+      </w:r>
+      <w:hyperlink r:id="rId25">
+        <w:r>
+          <w:rPr>
+            <w:lang w:val="zh_TW" w:bidi="zh_TW"/>
+          </w:rPr>
+          <w:rPr>
+            <w:color w:val="0000EE"/>
+            <w:u w:val="single"/>
+          </w:rPr>
+          <w:t>創15:16–20</w:t>
+        </w:r>
+      </w:hyperlink>
+      <w:r>
+        <w:rPr>
+          <w:lang w:val="zh_TW" w:bidi="zh_TW"/>
+        </w:rPr>
+        <w:t>）。列國中充斥著亂倫、姦淫、同性戀和人獸間的不潔行為，激怒了神（</w:t>
+      </w:r>
+      <w:hyperlink r:id="rId26">
+        <w:r>
+          <w:rPr>
+            <w:lang w:val="zh_TW" w:bidi="zh_TW"/>
+          </w:rPr>
+          <w:rPr>
+            <w:color w:val="0000EE"/>
+            <w:u w:val="single"/>
+          </w:rPr>
+          <w:t>利18</w:t>
+        </w:r>
+      </w:hyperlink>
+      <w:r>
+        <w:rPr>
+          <w:lang w:val="zh_TW" w:bidi="zh_TW"/>
+        </w:rPr>
+        <w:t>）。他們沉迷於巫術、占卜、招魂等靈異活動，因此希伯來人被告誡避免這些行為（</w:t>
+      </w:r>
+      <w:hyperlink r:id="rId27">
+        <w:r>
+          <w:rPr>
+            <w:lang w:val="zh_TW" w:bidi="zh_TW"/>
+          </w:rPr>
+          <w:rPr>
+            <w:color w:val="0000EE"/>
+            <w:u w:val="single"/>
+          </w:rPr>
+          <w:t>19:26，</w:t>
+        </w:r>
+      </w:hyperlink>
+      <w:hyperlink r:id="rId28">
+        <w:r>
+          <w:rPr>
+            <w:lang w:val="zh_TW" w:bidi="zh_TW"/>
+          </w:rPr>
+          <w:rPr>
+            <w:color w:val="0000EE"/>
+            <w:u w:val="single"/>
+          </w:rPr>
+          <w:t>20:6</w:t>
+        </w:r>
+      </w:hyperlink>
+      <w:r>
+        <w:rPr>
+          <w:lang w:val="zh_TW" w:bidi="zh_TW"/>
+        </w:rPr>
+        <w:t>）。列國敬拜多神，並進行人祭，尤其是兒童的獻祭——這是神所厭惡的（</w:t>
+      </w:r>
+      <w:hyperlink r:id="rId29">
+        <w:r>
+          <w:rPr>
+            <w:lang w:val="zh_TW" w:bidi="zh_TW"/>
+          </w:rPr>
+          <w:rPr>
+            <w:color w:val="0000EE"/>
+            <w:u w:val="single"/>
+          </w:rPr>
+          <w:t>利20:1–5</w:t>
+        </w:r>
+      </w:hyperlink>
+      <w:r>
+        <w:rPr>
+          <w:lang w:val="zh_TW" w:bidi="zh_TW"/>
+        </w:rPr>
+        <w:t>；</w:t>
+      </w:r>
+      <w:hyperlink r:id="rId30">
+        <w:r>
+          <w:rPr>
+            <w:lang w:val="zh_TW" w:bidi="zh_TW"/>
+          </w:rPr>
+          <w:rPr>
+            <w:color w:val="0000EE"/>
+            <w:u w:val="single"/>
+          </w:rPr>
+          <w:t>王下17:29–34</w:t>
+        </w:r>
+      </w:hyperlink>
+      <w:r>
+        <w:rPr>
+          <w:lang w:val="zh_TW" w:bidi="zh_TW"/>
+        </w:rPr>
+        <w:t>）。先知以賽亞對工匠的行為予以嚴厲譴責，這些工匠取一段樹枝，一部分用來生火，另一部分則雕刻成雕像並敬拜它（</w:t>
+      </w:r>
+      <w:hyperlink r:id="rId31">
+        <w:r>
+          <w:rPr>
+            <w:lang w:val="zh_TW" w:bidi="zh_TW"/>
+          </w:rPr>
+          <w:rPr>
+            <w:color w:val="0000EE"/>
+            <w:u w:val="single"/>
+          </w:rPr>
+          <w:t>賽44:12–20</w:t>
+        </w:r>
+      </w:hyperlink>
+      <w:r>
+        <w:rPr>
+          <w:lang w:val="zh_TW" w:bidi="zh_TW"/>
+        </w:rPr>
+        <w:t>）。巴力和亞斯她錄是迦南人的生育之神，成為以色列人常見的試探源。聖經中不斷重複的信息是，因為這些原因，神會驅逐列國，將其土地賜給以色列（</w:t>
+      </w:r>
+      <w:hyperlink r:id="rId32">
+        <w:r>
+          <w:rPr>
+            <w:lang w:val="zh_TW" w:bidi="zh_TW"/>
+          </w:rPr>
+          <w:rPr>
+            <w:color w:val="0000EE"/>
+            <w:u w:val="single"/>
+          </w:rPr>
+          <w:t>出34:24</w:t>
+        </w:r>
+      </w:hyperlink>
+      <w:r>
+        <w:rPr>
+          <w:lang w:val="zh_TW" w:bidi="zh_TW"/>
+        </w:rPr>
+        <w:t>；</w:t>
       </w:r>
       <w:hyperlink r:id="rId33">
         <w:r>
@@ -714,14 +712,14 @@
             <w:color w:val="0000EE"/>
             <w:u w:val="single"/>
           </w:rPr>
-          <w:t>馬太福音18:10–14</w:t>
+          <w:t>申12:29–31</w:t>
         </w:r>
       </w:hyperlink>
       <w:r>
         <w:rPr>
           <w:lang w:val="zh_TW" w:bidi="zh_TW"/>
         </w:rPr>
-        <w:t>；</w:t>
+        <w:t>）。先知書中對列國的預言鞏固了這一負面態度（</w:t>
       </w:r>
       <w:hyperlink r:id="rId34">
         <w:r>
@@ -732,7 +730,7 @@
             <w:color w:val="0000EE"/>
             <w:u w:val="single"/>
           </w:rPr>
-          <w:t>馬可福音6:34</w:t>
+          <w:t>耶46–51</w:t>
         </w:r>
       </w:hyperlink>
       <w:r>
@@ -750,169 +748,7 @@
             <w:color w:val="0000EE"/>
             <w:u w:val="single"/>
           </w:rPr>
-          <w:t>約翰福音10</w:t>
-        </w:r>
-      </w:hyperlink>
-      <w:r>
-        <w:rPr>
-          <w:lang w:val="zh_TW" w:bidi="zh_TW"/>
-        </w:rPr>
-        <w:t>；</w:t>
-      </w:r>
-      <w:hyperlink r:id="rId36">
-        <w:r>
-          <w:rPr>
-            <w:lang w:val="zh_TW" w:bidi="zh_TW"/>
-          </w:rPr>
-          <w:rPr>
-            <w:color w:val="0000EE"/>
-            <w:u w:val="single"/>
-          </w:rPr>
-          <w:t>希伯來書13:20</w:t>
-        </w:r>
-      </w:hyperlink>
-      <w:r>
-        <w:rPr>
-          <w:lang w:val="zh_TW" w:bidi="zh_TW"/>
-        </w:rPr>
-        <w:t>）。牧人和羊群的類比在</w:t>
-      </w:r>
-      <w:hyperlink r:id="rId37">
-        <w:r>
-          <w:rPr>
-            <w:lang w:val="zh_TW" w:bidi="zh_TW"/>
-          </w:rPr>
-          <w:rPr>
-            <w:color w:val="0000EE"/>
-            <w:u w:val="single"/>
-          </w:rPr>
-          <w:t>詩篇二十三篇</w:t>
-        </w:r>
-      </w:hyperlink>
-      <w:r>
-        <w:rPr>
-          <w:lang w:val="zh_TW" w:bidi="zh_TW"/>
-        </w:rPr>
-        <w:t>、</w:t>
-      </w:r>
-      <w:hyperlink r:id="rId38">
-        <w:r>
-          <w:rPr>
-            <w:lang w:val="zh_TW" w:bidi="zh_TW"/>
-          </w:rPr>
-          <w:rPr>
-            <w:color w:val="0000EE"/>
-            <w:u w:val="single"/>
-          </w:rPr>
-          <w:t>以西結書三十四章</w:t>
-        </w:r>
-      </w:hyperlink>
-      <w:r>
-        <w:rPr>
-          <w:lang w:val="zh_TW" w:bidi="zh_TW"/>
-        </w:rPr>
-        <w:t>和</w:t>
-      </w:r>
-      <w:hyperlink r:id="rId35">
-        <w:r>
-          <w:rPr>
-            <w:lang w:val="zh_TW" w:bidi="zh_TW"/>
-          </w:rPr>
-          <w:rPr>
-            <w:color w:val="0000EE"/>
-            <w:u w:val="single"/>
-          </w:rPr>
-          <w:t>約翰福音十章</w:t>
-        </w:r>
-      </w:hyperlink>
-      <w:r>
-        <w:rPr>
-          <w:lang w:val="zh_TW" w:bidi="zh_TW"/>
-        </w:rPr>
-        <w:t>中得到了豐富的表達。神是以色列的牧人（</w:t>
-      </w:r>
-      <w:hyperlink r:id="rId39">
-        <w:r>
-          <w:rPr>
-            <w:lang w:val="zh_TW" w:bidi="zh_TW"/>
-          </w:rPr>
-          <w:rPr>
-            <w:color w:val="0000EE"/>
-            <w:u w:val="single"/>
-          </w:rPr>
-          <w:t>創世記49:24</w:t>
-        </w:r>
-      </w:hyperlink>
-      <w:r>
-        <w:rPr>
-          <w:lang w:val="zh_TW" w:bidi="zh_TW"/>
-        </w:rPr>
-        <w:t>；</w:t>
-      </w:r>
-      <w:hyperlink r:id="rId40">
-        <w:r>
-          <w:rPr>
-            <w:lang w:val="zh_TW" w:bidi="zh_TW"/>
-          </w:rPr>
-          <w:rPr>
-            <w:color w:val="0000EE"/>
-            <w:u w:val="single"/>
-          </w:rPr>
-          <w:t>詩篇23:1</w:t>
-        </w:r>
-      </w:hyperlink>
-      <w:r>
-        <w:rPr>
-          <w:lang w:val="zh_TW" w:bidi="zh_TW"/>
-        </w:rPr>
-        <w:t>，</w:t>
-      </w:r>
-      <w:hyperlink r:id="rId41">
-        <w:r>
-          <w:rPr>
-            <w:lang w:val="zh_TW" w:bidi="zh_TW"/>
-          </w:rPr>
-          <w:rPr>
-            <w:color w:val="0000EE"/>
-            <w:u w:val="single"/>
-          </w:rPr>
-          <w:t>80:1</w:t>
-        </w:r>
-      </w:hyperlink>
-      <w:r>
-        <w:rPr>
-          <w:lang w:val="zh_TW" w:bidi="zh_TW"/>
-        </w:rPr>
-        <w:t>；</w:t>
-      </w:r>
-      <w:hyperlink r:id="rId42">
-        <w:r>
-          <w:rPr>
-            <w:lang w:val="zh_TW" w:bidi="zh_TW"/>
-          </w:rPr>
-          <w:rPr>
-            <w:color w:val="0000EE"/>
-            <w:u w:val="single"/>
-          </w:rPr>
-          <w:t>以賽亞書40:11</w:t>
-        </w:r>
-      </w:hyperlink>
-      <w:r>
-        <w:rPr>
-          <w:lang w:val="zh_TW" w:bidi="zh_TW"/>
-        </w:rPr>
-        <w:t>）。當不忠的牧人辜負了以色列時，神介入並立祂的僕人大衛作他們忠心的牧人（</w:t>
-      </w:r>
-      <w:hyperlink r:id="rId43">
-        <w:r>
-          <w:rPr>
-            <w:lang w:val="zh_TW" w:bidi="zh_TW"/>
-          </w:rPr>
-          <w:rPr>
-            <w:color w:val="0000EE"/>
-            <w:u w:val="single"/>
-          </w:rPr>
-          <w:t>以西結34:11–16、23–24</w:t>
+          <w:t>摩1:3–2:3</w:t>
         </w:r>
       </w:hyperlink>
       <w:r>
@@ -933,9 +769,9 @@
         <w:rPr>
           <w:lang w:val="zh_TW" w:bidi="zh_TW"/>
         </w:rPr>
-        <w:t>新約聖經的意象來自舊約聖經和巴勒斯坦的背景。在猶太人的經濟發展中，牧人負責管理綿羊或山羊，擔任著重要的職位。大群的羊需要從一個地方移動到另一個地方，也需要防範野生動物和強盜。由於畜牧業在古代世界中扮演重要的角色，「牧人」這個詞成為統治者的常用詞語。亞述、巴比倫和埃及的王常被稱為保護百姓的牧人。這個意象構成了舊約聖經的背景，其中也有相同的用法。神被描繪成以色列的牧人，關心祂百姓福祉的各個方面。統治者和百姓的領袖常被稱為牧人（</w:t>
-      </w:r>
-      <w:hyperlink r:id="rId44">
+        <w:t>然而，聖經也有對列國正面的觀點。詩篇揭示，神不僅關心以色列，祂的眼目也關注列國，全地都應當讚美和敬拜祂（</w:t>
+      </w:r>
+      <w:hyperlink r:id="rId36">
         <w:r>
           <w:rPr>
             <w:lang w:val="zh_TW" w:bidi="zh_TW"/>
@@ -944,16 +780,16 @@
             <w:color w:val="0000EE"/>
             <w:u w:val="single"/>
           </w:rPr>
-          <w:t>民數記27:17</w:t>
+          <w:t>詩66:1–8</w:t>
         </w:r>
       </w:hyperlink>
       <w:r>
         <w:rPr>
           <w:lang w:val="zh_TW" w:bidi="zh_TW"/>
         </w:rPr>
-        <w:t>；</w:t>
-      </w:r>
-      <w:hyperlink r:id="rId45">
+        <w:t>）。詩人禱告神的救恩能在列國中得知。他肯定神以公義審判萬民，引導列國，地極都應敬畏祂（</w:t>
+      </w:r>
+      <w:hyperlink r:id="rId37">
         <w:r>
           <w:rPr>
             <w:lang w:val="zh_TW" w:bidi="zh_TW"/>
@@ -962,16 +798,16 @@
             <w:color w:val="0000EE"/>
             <w:u w:val="single"/>
           </w:rPr>
-          <w:t>列王紀上22:17</w:t>
+          <w:t>67:7</w:t>
         </w:r>
       </w:hyperlink>
       <w:r>
         <w:rPr>
           <w:lang w:val="zh_TW" w:bidi="zh_TW"/>
         </w:rPr>
-        <w:t>；</w:t>
-      </w:r>
-      <w:hyperlink r:id="rId46">
+        <w:t>）。先知以賽亞宣告耶路撒冷的聖殿將成為萬民禱告的殿，神歡迎來獻祭並敬拜的外邦人（</w:t>
+      </w:r>
+      <w:hyperlink r:id="rId38">
         <w:r>
           <w:rPr>
             <w:lang w:val="zh_TW" w:bidi="zh_TW"/>
@@ -980,16 +816,16 @@
             <w:color w:val="0000EE"/>
             <w:u w:val="single"/>
           </w:rPr>
-          <w:t>耶利米書10:21</w:t>
+          <w:t>賽56:6–8</w:t>
         </w:r>
       </w:hyperlink>
       <w:r>
         <w:rPr>
           <w:lang w:val="zh_TW" w:bidi="zh_TW"/>
         </w:rPr>
-        <w:t>，</w:t>
-      </w:r>
-      <w:hyperlink r:id="rId47">
+        <w:t>）。以賽亞的末世異象描繪萬民湧入耶路撒冷敬拜神，並學習祂的道。在神的統治下，國與國不再相爭，而是和平相處（</w:t>
+      </w:r>
+      <w:hyperlink r:id="rId39">
         <w:r>
           <w:rPr>
             <w:lang w:val="zh_TW" w:bidi="zh_TW"/>
@@ -998,50 +834,25 @@
             <w:color w:val="0000EE"/>
             <w:u w:val="single"/>
           </w:rPr>
-          <w:t>12:10</w:t>
+          <w:t>2:2–4</w:t>
         </w:r>
       </w:hyperlink>
       <w:r>
         <w:rPr>
           <w:lang w:val="zh_TW" w:bidi="zh_TW"/>
         </w:rPr>
-        <w:t>，</w:t>
-      </w:r>
-      <w:hyperlink r:id="rId48">
-        <w:r>
-          <w:rPr>
-            <w:lang w:val="zh_TW" w:bidi="zh_TW"/>
-          </w:rPr>
-          <w:rPr>
-            <w:color w:val="0000EE"/>
-            <w:u w:val="single"/>
-          </w:rPr>
-          <w:t>22:22</w:t>
-        </w:r>
-      </w:hyperlink>
-      <w:r>
-        <w:rPr>
-          <w:lang w:val="zh_TW" w:bidi="zh_TW"/>
-        </w:rPr>
-        <w:t>，</w:t>
-      </w:r>
-      <w:hyperlink r:id="rId49">
-        <w:r>
-          <w:rPr>
-            <w:lang w:val="zh_TW" w:bidi="zh_TW"/>
-          </w:rPr>
-          <w:rPr>
-            <w:color w:val="0000EE"/>
-            <w:u w:val="single"/>
-          </w:rPr>
-          <w:t>23:1–2</w:t>
-        </w:r>
-      </w:hyperlink>
-      <w:r>
-        <w:rPr>
-          <w:lang w:val="zh_TW" w:bidi="zh_TW"/>
-        </w:rPr>
         <w:t>）。</w:t>
+      </w:r>
+    </w:p>
+    <w:p>
+      <w:pPr>
+        <w:pStyle w:val="Heading3"/>
+      </w:pPr>
+      <w:r>
+        <w:rPr>
+          <w:lang w:val="zh_TW" w:bidi="zh_TW"/>
+        </w:rPr>
+        <w:t>新約中的列國</w:t>
       </w:r>
     </w:p>
     <w:p>
@@ -1055,9 +866,9 @@
         <w:rPr>
           <w:lang w:val="zh_TW" w:bidi="zh_TW"/>
         </w:rPr>
-        <w:t>到了耶利米的時代，「牧人」開始被用作稱呼即將到來的彌賽亞。神自己會牧養祂的羊群（</w:t>
-      </w:r>
-      <w:hyperlink r:id="rId50">
+        <w:t>根據四福音書，耶穌不僅服事猶太人，也按古代的預言服事外邦列國（</w:t>
+      </w:r>
+      <w:hyperlink r:id="rId40">
         <w:r>
           <w:rPr>
             <w:lang w:val="zh_TW" w:bidi="zh_TW"/>
@@ -1066,16 +877,16 @@
             <w:color w:val="0000EE"/>
             <w:u w:val="single"/>
           </w:rPr>
-          <w:t>耶利米書23:3</w:t>
+          <w:t>太4:15–16</w:t>
         </w:r>
       </w:hyperlink>
       <w:r>
         <w:rPr>
           <w:lang w:val="zh_TW" w:bidi="zh_TW"/>
         </w:rPr>
-        <w:t>，</w:t>
-      </w:r>
-      <w:hyperlink r:id="rId51">
+        <w:t>）。耶穌在外邦人聚居的加利利教導百姓，前往泰爾和西頓（</w:t>
+      </w:r>
+      <w:hyperlink r:id="rId41">
         <w:r>
           <w:rPr>
             <w:lang w:val="zh_TW" w:bidi="zh_TW"/>
@@ -1084,16 +895,16 @@
             <w:color w:val="0000EE"/>
             <w:u w:val="single"/>
           </w:rPr>
-          <w:t>31:10</w:t>
+          <w:t>可7:24</w:t>
         </w:r>
       </w:hyperlink>
       <w:r>
         <w:rPr>
           <w:lang w:val="zh_TW" w:bidi="zh_TW"/>
         </w:rPr>
-        <w:t>；</w:t>
-      </w:r>
-      <w:hyperlink r:id="rId52">
+        <w:t>），並經過低加坡里（</w:t>
+      </w:r>
+      <w:hyperlink r:id="rId42">
         <w:r>
           <w:rPr>
             <w:lang w:val="zh_TW" w:bidi="zh_TW"/>
@@ -1102,16 +913,16 @@
             <w:color w:val="0000EE"/>
             <w:u w:val="single"/>
           </w:rPr>
-          <w:t>以西結書34:11–22</w:t>
+          <w:t>31</w:t>
         </w:r>
       </w:hyperlink>
       <w:r>
         <w:rPr>
           <w:lang w:val="zh_TW" w:bidi="zh_TW"/>
         </w:rPr>
-        <w:t>），並應許膏立忠心的牧人，關心祂的百姓（</w:t>
-      </w:r>
-      <w:hyperlink r:id="rId53">
+        <w:t>節）。祂曾醫治一位羅馬百夫長（</w:t>
+      </w:r>
+      <w:hyperlink r:id="rId43">
         <w:r>
           <w:rPr>
             <w:lang w:val="zh_TW" w:bidi="zh_TW"/>
@@ -1120,16 +931,16 @@
             <w:color w:val="0000EE"/>
             <w:u w:val="single"/>
           </w:rPr>
-          <w:t>耶利米書3:15</w:t>
+          <w:t>路7:1–10</w:t>
         </w:r>
       </w:hyperlink>
       <w:r>
         <w:rPr>
           <w:lang w:val="zh_TW" w:bidi="zh_TW"/>
         </w:rPr>
-        <w:t>，</w:t>
-      </w:r>
-      <w:hyperlink r:id="rId54">
+        <w:t>）、拿因的寡婦（</w:t>
+      </w:r>
+      <w:hyperlink r:id="rId44">
         <w:r>
           <w:rPr>
             <w:lang w:val="zh_TW" w:bidi="zh_TW"/>
@@ -1138,16 +949,16 @@
             <w:color w:val="0000EE"/>
             <w:u w:val="single"/>
           </w:rPr>
-          <w:t>23:4</w:t>
+          <w:t>11–17</w:t>
         </w:r>
       </w:hyperlink>
       <w:r>
         <w:rPr>
           <w:lang w:val="zh_TW" w:bidi="zh_TW"/>
         </w:rPr>
-        <w:t>）。神明確應許祂將作他們的神，並將彌賽亞大衛的子孫設立為他們的牧人（</w:t>
-      </w:r>
-      <w:hyperlink r:id="rId55">
+        <w:t>節），以及一位敘利腓尼基婦人（</w:t>
+      </w:r>
+      <w:hyperlink r:id="rId45">
         <w:r>
           <w:rPr>
             <w:lang w:val="zh_TW" w:bidi="zh_TW"/>
@@ -1156,16 +967,16 @@
             <w:color w:val="0000EE"/>
             <w:u w:val="single"/>
           </w:rPr>
-          <w:t>以西結書34:23–24</w:t>
+          <w:t>可7:26</w:t>
         </w:r>
       </w:hyperlink>
       <w:r>
         <w:rPr>
           <w:lang w:val="zh_TW" w:bidi="zh_TW"/>
         </w:rPr>
-        <w:t>）。在新約聖經中，耶穌自稱為應許中的彌賽亞牧人（</w:t>
-      </w:r>
-      <w:hyperlink r:id="rId56">
+        <w:t>）。以土買人也來觀看祂的神蹟（</w:t>
+      </w:r>
+      <w:hyperlink r:id="rId46">
         <w:r>
           <w:rPr>
             <w:lang w:val="zh_TW" w:bidi="zh_TW"/>
@@ -1174,150 +985,14 @@
             <w:color w:val="0000EE"/>
             <w:u w:val="single"/>
           </w:rPr>
-          <w:t>馬太福音10:16</w:t>
+          <w:t>3:8</w:t>
         </w:r>
       </w:hyperlink>
       <w:r>
         <w:rPr>
           <w:lang w:val="zh_TW" w:bidi="zh_TW"/>
         </w:rPr>
-        <w:t>，</w:t>
-      </w:r>
-      <w:hyperlink r:id="rId57">
-        <w:r>
-          <w:rPr>
-            <w:lang w:val="zh_TW" w:bidi="zh_TW"/>
-          </w:rPr>
-          <w:rPr>
-            <w:color w:val="0000EE"/>
-            <w:u w:val="single"/>
-          </w:rPr>
-          <w:t>25:32</w:t>
-        </w:r>
-      </w:hyperlink>
-      <w:r>
-        <w:rPr>
-          <w:lang w:val="zh_TW" w:bidi="zh_TW"/>
-        </w:rPr>
-        <w:t>；</w:t>
-      </w:r>
-      <w:hyperlink r:id="rId58">
-        <w:r>
-          <w:rPr>
-            <w:lang w:val="zh_TW" w:bidi="zh_TW"/>
-          </w:rPr>
-          <w:rPr>
-            <w:color w:val="0000EE"/>
-            <w:u w:val="single"/>
-          </w:rPr>
-          <w:t>馬可福音14:27</w:t>
-        </w:r>
-      </w:hyperlink>
-      <w:r>
-        <w:rPr>
-          <w:lang w:val="zh_TW" w:bidi="zh_TW"/>
-        </w:rPr>
-        <w:t>；</w:t>
-      </w:r>
-      <w:hyperlink r:id="rId59">
-        <w:r>
-          <w:rPr>
-            <w:lang w:val="zh_TW" w:bidi="zh_TW"/>
-          </w:rPr>
-          <w:rPr>
-            <w:color w:val="0000EE"/>
-            <w:u w:val="single"/>
-          </w:rPr>
-          <w:t>約翰福音10:1–30</w:t>
-        </w:r>
-      </w:hyperlink>
-      <w:r>
-        <w:rPr>
-          <w:lang w:val="zh_TW" w:bidi="zh_TW"/>
-        </w:rPr>
-        <w:t>；參</w:t>
-      </w:r>
-      <w:hyperlink r:id="rId36">
-        <w:r>
-          <w:rPr>
-            <w:lang w:val="zh_TW" w:bidi="zh_TW"/>
-          </w:rPr>
-          <w:rPr>
-            <w:color w:val="0000EE"/>
-            <w:u w:val="single"/>
-          </w:rPr>
-          <w:t>希伯來書13:20</w:t>
-        </w:r>
-      </w:hyperlink>
-      <w:r>
-        <w:rPr>
-          <w:lang w:val="zh_TW" w:bidi="zh_TW"/>
-        </w:rPr>
-        <w:t>；</w:t>
-      </w:r>
-      <w:hyperlink r:id="rId60">
-        <w:r>
-          <w:rPr>
-            <w:lang w:val="zh_TW" w:bidi="zh_TW"/>
-          </w:rPr>
-          <w:rPr>
-            <w:color w:val="0000EE"/>
-            <w:u w:val="single"/>
-          </w:rPr>
-          <w:t>彼得前書2:25</w:t>
-        </w:r>
-      </w:hyperlink>
-      <w:r>
-        <w:rPr>
-          <w:lang w:val="zh_TW" w:bidi="zh_TW"/>
-        </w:rPr>
         <w:t>）。</w:t>
-      </w:r>
-      <w:hyperlink r:id="rId61">
-        <w:r>
-          <w:rPr>
-            <w:lang w:val="zh_TW" w:bidi="zh_TW"/>
-          </w:rPr>
-          <w:rPr>
-            <w:color w:val="0000EE"/>
-            <w:u w:val="single"/>
-          </w:rPr>
-          <w:t>以弗所書四章11節</w:t>
-        </w:r>
-      </w:hyperlink>
-      <w:r>
-        <w:rPr>
-          <w:lang w:val="zh_TW" w:bidi="zh_TW"/>
-        </w:rPr>
-        <w:t>提到教會的領袖為牧人或牧師。這種用法在早期教會中持續，直到今天。保羅說他們是神賜給教會的特殊人物，像牧人一樣照顧神的百姓，以神的道路引導並教導他們。彼得也提到領袖們是牧人。他鼓勵牧人忠心，直到大牧人耶穌基督顯現的時候（</w:t>
-      </w:r>
-      <w:hyperlink r:id="rId62">
-        <w:r>
-          <w:rPr>
-            <w:lang w:val="zh_TW" w:bidi="zh_TW"/>
-          </w:rPr>
-          <w:rPr>
-            <w:color w:val="0000EE"/>
-            <w:u w:val="single"/>
-          </w:rPr>
-          <w:t>彼得前書5:1–4</w:t>
-        </w:r>
-      </w:hyperlink>
-      <w:r>
-        <w:rPr>
-          <w:lang w:val="zh_TW" w:bidi="zh_TW"/>
-        </w:rPr>
-        <w:t>）。</w:t>
-      </w:r>
-      <w:r>
-        <w:rPr>
-          <w:lang w:val="zh_TW" w:bidi="zh_TW"/>
-        </w:rPr>
-      </w:r>
-      <w:r>
-        <w:rPr>
-          <w:lang w:val="zh_TW" w:bidi="zh_TW"/>
-        </w:rPr>
       </w:r>
     </w:p>
     <w:p>
@@ -1327,21 +1002,47 @@
           <w:lang w:val="zh_TW" w:bidi="zh_TW"/>
         </w:rPr>
       </w:r>
-    </w:p>
-    <w:p>
-      <w:pPr>
-        <w:pStyle w:val="Heading2"/>
-      </w:pPr>
-      <w:r>
-        <w:rPr>
-          <w:lang w:val="zh_TW" w:bidi="zh_TW"/>
-        </w:rPr>
-        <w:t>牧師</w:t>
-      </w:r>
-      <w:r>
-        <w:rPr>
-          <w:lang w:val="zh_TW" w:bidi="zh_TW"/>
-        </w:rPr>
+      <w:r>
+        <w:rPr>
+          <w:lang w:val="zh_TW" w:bidi="zh_TW"/>
+        </w:rPr>
+        <w:t>耶穌的教導範疇也非常廣泛。關於大審判的敘述（</w:t>
+      </w:r>
+      <w:hyperlink r:id="rId47">
+        <w:r>
+          <w:rPr>
+            <w:lang w:val="zh_TW" w:bidi="zh_TW"/>
+          </w:rPr>
+          <w:rPr>
+            <w:color w:val="0000EE"/>
+            <w:u w:val="single"/>
+          </w:rPr>
+          <w:t>太25:31–46</w:t>
+        </w:r>
+      </w:hyperlink>
+      <w:r>
+        <w:rPr>
+          <w:lang w:val="zh_TW" w:bidi="zh_TW"/>
+        </w:rPr>
+        <w:t>）顯示萬國聚集在人子面前，耶穌命令使徒「使萬民作我的門徒」（</w:t>
+      </w:r>
+      <w:hyperlink r:id="rId48">
+        <w:r>
+          <w:rPr>
+            <w:lang w:val="zh_TW" w:bidi="zh_TW"/>
+          </w:rPr>
+          <w:rPr>
+            <w:color w:val="0000EE"/>
+            <w:u w:val="single"/>
+          </w:rPr>
+          <w:t>太28:19</w:t>
+        </w:r>
+      </w:hyperlink>
+      <w:r>
+        <w:rPr>
+          <w:lang w:val="zh_TW" w:bidi="zh_TW"/>
+        </w:rPr>
+        <w:t>）。</w:t>
       </w:r>
     </w:p>
     <w:p>
@@ -1355,9 +1056,9 @@
         <w:rPr>
           <w:lang w:val="zh_TW" w:bidi="zh_TW"/>
         </w:rPr>
-        <w:t>這個詞字面意思是「牧羊人」。在舊約和新約中，這個詞以比喻的方式用來指代統治者和領袖。這個詞在新約聖經中有12次被用來比喻「領袖」，但只有在</w:t>
-      </w:r>
-      <w:hyperlink r:id="rId61">
+        <w:t>儘管使徒行傳提到列國在耶穌的死亡（</w:t>
+      </w:r>
+      <w:hyperlink r:id="rId49">
         <w:r>
           <w:rPr>
             <w:lang w:val="zh_TW" w:bidi="zh_TW"/>
@@ -1366,30 +1067,16 @@
             <w:color w:val="0000EE"/>
             <w:u w:val="single"/>
           </w:rPr>
-          <w:t>以弗所書四章11節</w:t>
+          <w:t>徒4:27</w:t>
         </w:r>
       </w:hyperlink>
       <w:r>
         <w:rPr>
           <w:lang w:val="zh_TW" w:bidi="zh_TW"/>
         </w:rPr>
-        <w:t>中被翻譯為「牧師」。</w:t>
-      </w:r>
-    </w:p>
-    <w:p>
-      <w:pPr/>
-      <w:r>
-        <w:rPr>
-          <w:lang w:val="zh_TW" w:bidi="zh_TW"/>
-        </w:rPr>
-      </w:r>
-      <w:r>
-        <w:rPr>
-          <w:lang w:val="zh_TW" w:bidi="zh_TW"/>
-        </w:rPr>
-        <w:t>牧師和教師共同組成一個團體，與使徒、先知和傳福音者的工作相輔相成。「監督」和「長老」這兩個稱號在新約中指的是同一個職分（參</w:t>
-      </w:r>
-      <w:hyperlink r:id="rId63">
+        <w:t>），以及反對保羅事工中的角色（</w:t>
+      </w:r>
+      <w:hyperlink r:id="rId50">
         <w:r>
           <w:rPr>
             <w:lang w:val="zh_TW" w:bidi="zh_TW"/>
@@ -1398,16 +1085,16 @@
             <w:color w:val="0000EE"/>
             <w:u w:val="single"/>
           </w:rPr>
-          <w:t>徒20:17、28</w:t>
+          <w:t>26:17</w:t>
         </w:r>
       </w:hyperlink>
       <w:r>
         <w:rPr>
           <w:lang w:val="zh_TW" w:bidi="zh_TW"/>
         </w:rPr>
-        <w:t>；</w:t>
-      </w:r>
-      <w:hyperlink r:id="rId64">
+        <w:t>），但它清楚表明教會完成了向非猶太民族傳福音的使命。彼得向意大利營的一位羅馬軍官哥尼流家人宣講耶穌的信息（</w:t>
+      </w:r>
+      <w:hyperlink r:id="rId51">
         <w:r>
           <w:rPr>
             <w:lang w:val="zh_TW" w:bidi="zh_TW"/>
@@ -1416,16 +1103,16 @@
             <w:color w:val="0000EE"/>
             <w:u w:val="single"/>
           </w:rPr>
-          <w:t>多1:5–7</w:t>
+          <w:t>10</w:t>
         </w:r>
       </w:hyperlink>
       <w:r>
         <w:rPr>
           <w:lang w:val="zh_TW" w:bidi="zh_TW"/>
         </w:rPr>
-        <w:t>）。「牧師」似乎與「監督」和「長老」具有相同的含義，正如耶穌被稱為「你們靈魂的牧人監督」（</w:t>
-      </w:r>
-      <w:hyperlink r:id="rId60">
+        <w:t>章）。雖然早期教會曾抗拒外邦人可以自由接受聖靈的事實，但最終他們接受了這結論（</w:t>
+      </w:r>
+      <w:hyperlink r:id="rId52">
         <w:r>
           <w:rPr>
             <w:lang w:val="zh_TW" w:bidi="zh_TW"/>
@@ -1434,30 +1121,10 @@
             <w:color w:val="0000EE"/>
             <w:u w:val="single"/>
           </w:rPr>
-          <w:t>彼前2:25</w:t>
+          <w:t>11:1–8，</w:t>
         </w:r>
       </w:hyperlink>
-      <w:r>
-        <w:rPr>
-          <w:lang w:val="zh_TW" w:bidi="zh_TW"/>
-        </w:rPr>
-        <w:t>）所顯示。</w:t>
-      </w:r>
-    </w:p>
-    <w:p>
-      <w:pPr/>
-      <w:r>
-        <w:rPr>
-          <w:lang w:val="zh_TW" w:bidi="zh_TW"/>
-        </w:rPr>
-      </w:r>
-      <w:r>
-        <w:rPr>
-          <w:lang w:val="zh_TW" w:bidi="zh_TW"/>
-        </w:rPr>
-        <w:t>動詞「牧養」被用來描述地方教會領袖的工作（</w:t>
-      </w:r>
-      <w:hyperlink r:id="rId65">
+      <w:hyperlink r:id="rId53">
         <w:r>
           <w:rPr>
             <w:lang w:val="zh_TW" w:bidi="zh_TW"/>
@@ -1466,197 +1133,14 @@
             <w:color w:val="0000EE"/>
             <w:u w:val="single"/>
           </w:rPr>
-          <w:t>約音21:16</w:t>
+          <w:t>15:1–29</w:t>
         </w:r>
       </w:hyperlink>
       <w:r>
         <w:rPr>
           <w:lang w:val="zh_TW" w:bidi="zh_TW"/>
         </w:rPr>
-        <w:t>；</w:t>
-      </w:r>
-      <w:hyperlink r:id="rId66">
-        <w:r>
-          <w:rPr>
-            <w:lang w:val="zh_TW" w:bidi="zh_TW"/>
-          </w:rPr>
-          <w:rPr>
-            <w:color w:val="0000EE"/>
-            <w:u w:val="single"/>
-          </w:rPr>
-          <w:t>徒20:28</w:t>
-        </w:r>
-      </w:hyperlink>
-      <w:r>
-        <w:rPr>
-          <w:lang w:val="zh_TW" w:bidi="zh_TW"/>
-        </w:rPr>
-        <w:t>；</w:t>
-      </w:r>
-      <w:hyperlink r:id="rId67">
-        <w:r>
-          <w:rPr>
-            <w:lang w:val="zh_TW" w:bidi="zh_TW"/>
-          </w:rPr>
-          <w:rPr>
-            <w:color w:val="0000EE"/>
-            <w:u w:val="single"/>
-          </w:rPr>
-          <w:t>彼前5:2</w:t>
-        </w:r>
-      </w:hyperlink>
-      <w:r>
-        <w:rPr>
-          <w:lang w:val="zh_TW" w:bidi="zh_TW"/>
-        </w:rPr>
-        <w:t>），會眾經常被稱為羊群。牧師的責任是建立基督的身體。牧師通過監督會眾（</w:t>
-      </w:r>
-      <w:hyperlink r:id="rId66">
-        <w:r>
-          <w:rPr>
-            <w:lang w:val="zh_TW" w:bidi="zh_TW"/>
-          </w:rPr>
-          <w:rPr>
-            <w:color w:val="0000EE"/>
-            <w:u w:val="single"/>
-          </w:rPr>
-          <w:t>徒20:28</w:t>
-        </w:r>
-      </w:hyperlink>
-      <w:r>
-        <w:rPr>
-          <w:lang w:val="zh_TW" w:bidi="zh_TW"/>
-        </w:rPr>
-        <w:t>；</w:t>
-      </w:r>
-      <w:hyperlink r:id="rId68">
-        <w:r>
-          <w:rPr>
-            <w:lang w:val="zh_TW" w:bidi="zh_TW"/>
-          </w:rPr>
-          <w:rPr>
-            <w:color w:val="0000EE"/>
-            <w:u w:val="single"/>
-          </w:rPr>
-          <w:t>來13:7</w:t>
-        </w:r>
-      </w:hyperlink>
-      <w:r>
-        <w:rPr>
-          <w:lang w:val="zh_TW" w:bidi="zh_TW"/>
-        </w:rPr>
-        <w:t>）和反對虛假教導（</w:t>
-      </w:r>
-      <w:hyperlink r:id="rId69">
-        <w:r>
-          <w:rPr>
-            <w:lang w:val="zh_TW" w:bidi="zh_TW"/>
-          </w:rPr>
-          <w:rPr>
-            <w:color w:val="0000EE"/>
-            <w:u w:val="single"/>
-          </w:rPr>
-          <w:t>徒20:29–30</w:t>
-        </w:r>
-      </w:hyperlink>
-      <w:r>
-        <w:rPr>
-          <w:lang w:val="zh_TW" w:bidi="zh_TW"/>
-        </w:rPr>
-        <w:t>）來建立基督的身體。關於牧師職責和責任的更詳細信息見於保羅寫給提摩太和提多的書信，這些書信被稱為教牧書信。</w:t>
-      </w:r>
-    </w:p>
-    <w:p>
-      <w:pPr/>
-      <w:r>
-        <w:rPr>
-          <w:lang w:val="zh_TW" w:bidi="zh_TW"/>
-        </w:rPr>
-      </w:r>
-      <w:r>
-        <w:rPr>
-          <w:i/>
-          <w:lang w:val="zh_TW" w:bidi="zh_TW"/>
-        </w:rPr>
-        <w:t>另見</w:t>
-      </w:r>
-      <w:r>
-        <w:rPr>
-          <w:lang w:val="zh_TW" w:bidi="zh_TW"/>
-        </w:rPr>
-        <w:t xml:space="preserve"> </w:t>
-      </w:r>
-      <w:r>
-        <w:rPr>
-          <w:lang w:val="zh_TW" w:bidi="zh_TW"/>
-        </w:rPr>
-        <w:t>監督</w:t>
-      </w:r>
-      <w:r>
-        <w:rPr>
-          <w:lang w:val="zh_TW" w:bidi="zh_TW"/>
-        </w:rPr>
-        <w:t>；</w:t>
-      </w:r>
-      <w:r>
-        <w:rPr>
-          <w:lang w:val="zh_TW" w:bidi="zh_TW"/>
-        </w:rPr>
-        <w:t>執事、女執事</w:t>
-      </w:r>
-      <w:r>
-        <w:rPr>
-          <w:lang w:val="zh_TW" w:bidi="zh_TW"/>
-        </w:rPr>
-        <w:t>；</w:t>
-      </w:r>
-      <w:r>
-        <w:rPr>
-          <w:lang w:val="zh_TW" w:bidi="zh_TW"/>
-        </w:rPr>
-        <w:t>長老</w:t>
-      </w:r>
-      <w:r>
-        <w:rPr>
-          <w:lang w:val="zh_TW" w:bidi="zh_TW"/>
-        </w:rPr>
-        <w:t>；</w:t>
-      </w:r>
-      <w:r>
-        <w:rPr>
-          <w:lang w:val="zh_TW" w:bidi="zh_TW"/>
-        </w:rPr>
-        <w:t>長老</w:t>
-      </w:r>
-      <w:r>
-        <w:rPr>
-          <w:lang w:val="zh_TW" w:bidi="zh_TW"/>
-        </w:rPr>
-        <w:t>；</w:t>
-      </w:r>
-      <w:r>
-        <w:rPr>
-          <w:lang w:val="zh_TW" w:bidi="zh_TW"/>
-        </w:rPr>
-        <w:t>牧羊人</w:t>
-      </w:r>
-      <w:r>
-        <w:rPr>
-          <w:lang w:val="zh_TW" w:bidi="zh_TW"/>
-        </w:rPr>
-        <w:t>；</w:t>
-      </w:r>
-      <w:r>
-        <w:rPr>
-          <w:lang w:val="zh_TW" w:bidi="zh_TW"/>
-        </w:rPr>
-        <w:t>屬靈恩賜</w:t>
-      </w:r>
-      <w:r>
-        <w:rPr>
-          <w:lang w:val="zh_TW" w:bidi="zh_TW"/>
-        </w:rPr>
-        <w:t>。</w:t>
+        <w:t>）。保羅旅行至塞浦路斯、小亞細亞、希臘和意大利，在外邦人為主的教會中建立或探訪。使徒行傳戲劇性地結尾於保羅在羅馬城——羅馬帝國的核心地區宣講福音。</w:t>
       </w:r>
       <w:r>
         <w:rPr>

--- a/zht/docx/081.content.docx
+++ b/zht/docx/081.content.docx
@@ -19,7 +19,7 @@
         <w:rPr>
           <w:lang w:val="zh_TW" w:bidi="zh_TW"/>
         </w:rPr>
-        <w:t>Resource: 聖經詞典 (Tyndale)</w:t>
+        <w:t>Resource: Tyndale Open Bible Dictionary</w:t>
       </w:r>
       <w:r>
         <w:rPr>
@@ -112,7 +112,7 @@
         <w:rPr>
           <w:lang w:val="zh_TW" w:bidi="zh_TW"/>
         </w:rPr>
-        <w:t>聖經詞典 (Tyndale)</w:t>
+        <w:t>Tyndale Open Bible Dictionary</w:t>
       </w:r>
     </w:p>
     <w:p>
@@ -149,7 +149,7 @@
         <w:rPr>
           <w:lang w:val="zh_TW" w:bidi="zh_TW"/>
         </w:rPr>
-        <w:t>lie</w:t>
+        <w:t>lei</w:t>
       </w:r>
       <w:r>
         <w:rPr>
@@ -212,7 +212,7 @@
         <w:rPr>
           <w:lang w:val="zh_TW" w:bidi="zh_TW"/>
         </w:rPr>
-        <w:t>列國</w:t>
+        <w:t>雷子</w:t>
       </w:r>
       <w:r>
         <w:rPr>
@@ -231,18 +231,84 @@
         <w:rPr>
           <w:lang w:val="zh_TW" w:bidi="zh_TW"/>
         </w:rPr>
-        <w:t>基於政治或社會利益，或血緣關係而形成的群體。一般而言，「列國」一詞指的是希伯來人以外的世界各民族，儘管有時也包括猶太人。</w:t>
+        <w:t>「半尼其」翻譯出來的意思，即耶穌給雅各和約翰的稱號（</w:t>
       </w:r>
-    </w:p>
-    <w:p>
-      <w:pPr>
-        <w:pStyle w:val="Heading3"/>
-      </w:pPr>
+      <w:hyperlink r:id="rId13">
+        <w:r>
+          <w:rPr>
+            <w:lang w:val="zh_TW" w:bidi="zh_TW"/>
+          </w:rPr>
+          <w:rPr>
+            <w:color w:val="0000EE"/>
+            <w:u w:val="single"/>
+          </w:rPr>
+          <w:t>可3:17</w:t>
+        </w:r>
+      </w:hyperlink>
       <w:r>
         <w:rPr>
           <w:lang w:val="zh_TW" w:bidi="zh_TW"/>
         </w:rPr>
-        <w:t>起源</w:t>
+        <w:t>）。</w:t>
+      </w:r>
+      <w:r>
+        <w:rPr>
+          <w:i/>
+          <w:lang w:val="zh_TW" w:bidi="zh_TW"/>
+        </w:rPr>
+        <w:t>見</w:t>
+      </w:r>
+      <w:r>
+        <w:rPr>
+          <w:lang w:val="zh_TW" w:bidi="zh_TW"/>
+        </w:rPr>
+        <w:t xml:space="preserve"> </w:t>
+      </w:r>
+      <w:r>
+        <w:rPr>
+          <w:lang w:val="zh_TW" w:bidi="zh_TW"/>
+        </w:rPr>
+        <w:t>半尼其</w:t>
+      </w:r>
+      <w:r>
+        <w:rPr>
+          <w:lang w:val="zh_TW" w:bidi="zh_TW"/>
+        </w:rPr>
+        <w:t>。</w:t>
+      </w:r>
+      <w:r>
+        <w:rPr>
+          <w:lang w:val="zh_TW" w:bidi="zh_TW"/>
+        </w:rPr>
+      </w:r>
+      <w:r>
+        <w:rPr>
+          <w:lang w:val="zh_TW" w:bidi="zh_TW"/>
+        </w:rPr>
+      </w:r>
+    </w:p>
+    <w:p>
+      <w:pPr/>
+      <w:r>
+        <w:rPr>
+          <w:lang w:val="zh_TW" w:bidi="zh_TW"/>
+        </w:rPr>
+      </w:r>
+    </w:p>
+    <w:p>
+      <w:pPr>
+        <w:pStyle w:val="Heading2"/>
+      </w:pPr>
+      <w:r>
+        <w:rPr>
+          <w:lang w:val="zh_TW" w:bidi="zh_TW"/>
+        </w:rPr>
+        <w:t>雷子</w:t>
+      </w:r>
+      <w:r>
+        <w:rPr>
+          <w:lang w:val="zh_TW" w:bidi="zh_TW"/>
+        </w:rPr>
       </w:r>
     </w:p>
     <w:p>
@@ -256,7 +322,7 @@
         <w:rPr>
           <w:lang w:val="zh_TW" w:bidi="zh_TW"/>
         </w:rPr>
-        <w:t>創世記記載挪亞的三個兒子為眾多「家族」或民族（約70個）的祖先，這些家族分布於地中海東部地區（</w:t>
+        <w:t>「半尼其」這個詞翻譯出來的意思，是耶穌給雅各和約翰的綽號（</w:t>
       </w:r>
       <w:hyperlink r:id="rId13">
         <w:r>
@@ -267,123 +333,7 @@
             <w:color w:val="0000EE"/>
             <w:u w:val="single"/>
           </w:rPr>
-          <w:t>創10章</w:t>
-        </w:r>
-      </w:hyperlink>
-      <w:r>
-        <w:rPr>
-          <w:lang w:val="zh_TW" w:bidi="zh_TW"/>
-        </w:rPr>
-        <w:t>）。經文假設每個民族都有自己的地理位置和語言（</w:t>
-      </w:r>
-      <w:hyperlink r:id="rId14">
-        <w:r>
-          <w:rPr>
-            <w:lang w:val="zh_TW" w:bidi="zh_TW"/>
-          </w:rPr>
-          <w:rPr>
-            <w:color w:val="0000EE"/>
-            <w:u w:val="single"/>
-          </w:rPr>
-          <w:t>5、20、31節</w:t>
-        </w:r>
-      </w:hyperlink>
-      <w:r>
-        <w:rPr>
-          <w:lang w:val="zh_TW" w:bidi="zh_TW"/>
-        </w:rPr>
-        <w:t>）。巴別塔（</w:t>
-      </w:r>
-      <w:r>
-        <w:rPr>
-          <w:lang w:val="zh_TW" w:bidi="zh_TW"/>
-        </w:rPr>
-        <w:t>金字塔型廟宇</w:t>
-      </w:r>
-      <w:r>
-        <w:rPr>
-          <w:lang w:val="zh_TW" w:bidi="zh_TW"/>
-        </w:rPr>
-        <w:t>）的故事，其頂要達到天上（</w:t>
-      </w:r>
-      <w:hyperlink r:id="rId15">
-        <w:r>
-          <w:rPr>
-            <w:lang w:val="zh_TW" w:bidi="zh_TW"/>
-          </w:rPr>
-          <w:rPr>
-            <w:color w:val="0000EE"/>
-            <w:u w:val="single"/>
-          </w:rPr>
-          <w:t>11</w:t>
-        </w:r>
-      </w:hyperlink>
-      <w:r>
-        <w:rPr>
-          <w:lang w:val="zh_TW" w:bidi="zh_TW"/>
-        </w:rPr>
-        <w:t>章），解釋了民族因語言障礙而分離並散居，以致無法在自傲的企圖中合作。</w:t>
-      </w:r>
-    </w:p>
-    <w:p>
-      <w:pPr/>
-      <w:r>
-        <w:rPr>
-          <w:lang w:val="zh_TW" w:bidi="zh_TW"/>
-        </w:rPr>
-      </w:r>
-      <w:r>
-        <w:rPr>
-          <w:lang w:val="zh_TW" w:bidi="zh_TW"/>
-        </w:rPr>
-        <w:t>保羅在雅典的講道中也假設列國有共同的起源，這與創世記的作者一致，並接受了列國由地理界線區分乃是神的旨意（</w:t>
-      </w:r>
-      <w:hyperlink r:id="rId16">
-        <w:r>
-          <w:rPr>
-            <w:lang w:val="zh_TW" w:bidi="zh_TW"/>
-          </w:rPr>
-          <w:rPr>
-            <w:color w:val="0000EE"/>
-            <w:u w:val="single"/>
-          </w:rPr>
-          <w:t>徒17:26</w:t>
-        </w:r>
-      </w:hyperlink>
-      <w:r>
-        <w:rPr>
-          <w:lang w:val="zh_TW" w:bidi="zh_TW"/>
-        </w:rPr>
-        <w:t>）。先知西番雅期待有一天，神將逆轉這種狀況，使列國同說一種語言（</w:t>
-      </w:r>
-      <w:hyperlink r:id="rId17">
-        <w:r>
-          <w:rPr>
-            <w:lang w:val="zh_TW" w:bidi="zh_TW"/>
-          </w:rPr>
-          <w:rPr>
-            <w:color w:val="0000EE"/>
-            <w:u w:val="single"/>
-          </w:rPr>
-          <w:t>番3:9</w:t>
-        </w:r>
-      </w:hyperlink>
-      <w:r>
-        <w:rPr>
-          <w:lang w:val="zh_TW" w:bidi="zh_TW"/>
-        </w:rPr>
-        <w:t>）。啟示錄的作者在新天新地的異象中看見這些天然界限被廢除，列國在新耶路撒冷中自由往來（</w:t>
-      </w:r>
-      <w:hyperlink r:id="rId18">
-        <w:r>
-          <w:rPr>
-            <w:lang w:val="zh_TW" w:bidi="zh_TW"/>
-          </w:rPr>
-          <w:rPr>
-            <w:color w:val="0000EE"/>
-            <w:u w:val="single"/>
-          </w:rPr>
-          <w:t>啟21:22–26</w:t>
+          <w:t>可3:17</w:t>
         </w:r>
       </w:hyperlink>
       <w:r>
@@ -392,755 +342,30 @@
         </w:rPr>
         <w:t>）。</w:t>
       </w:r>
-    </w:p>
-    <w:p>
-      <w:pPr/>
       <w:r>
         <w:rPr>
+          <w:i/>
           <w:lang w:val="zh_TW" w:bidi="zh_TW"/>
         </w:rPr>
+        <w:t>見</w:t>
       </w:r>
       <w:r>
         <w:rPr>
           <w:lang w:val="zh_TW" w:bidi="zh_TW"/>
         </w:rPr>
-        <w:t>「以色列」與「列國」之間的區分並非絕對清晰。「以色列」是由不同民族演變而來的，而許多「列國」的起源也與以色列社群中的著名人物有關。猶太民族的祖先亞伯拉罕，原住在底格里斯—幼發拉底河流域的迦勒底的吾珥。與父親一同北遷至哈蘭，最終向西南進入迦南地（</w:t>
-      </w:r>
-      <w:hyperlink r:id="rId19">
-        <w:r>
-          <w:rPr>
-            <w:lang w:val="zh_TW" w:bidi="zh_TW"/>
-          </w:rPr>
-          <w:rPr>
-            <w:color w:val="0000EE"/>
-            <w:u w:val="single"/>
-          </w:rPr>
-          <w:t>創11:31–12:9</w:t>
-        </w:r>
-      </w:hyperlink>
-      <w:r>
-        <w:rPr>
-          <w:lang w:val="zh_TW" w:bidi="zh_TW"/>
-        </w:rPr>
-        <w:t>）。</w:t>
-      </w:r>
-      <w:hyperlink r:id="rId20">
-        <w:r>
-          <w:rPr>
-            <w:lang w:val="zh_TW" w:bidi="zh_TW"/>
-          </w:rPr>
-          <w:rPr>
-            <w:color w:val="0000EE"/>
-            <w:u w:val="single"/>
-          </w:rPr>
-          <w:t>申命記二十六章5節</w:t>
-        </w:r>
-      </w:hyperlink>
-      <w:r>
-        <w:rPr>
-          <w:lang w:val="zh_TW" w:bidi="zh_TW"/>
-        </w:rPr>
-        <w:t>（「我祖原是一個將亡的亞蘭人」）表明亞伯拉罕曾居於美索不達米亞地區的</w:t>
+        <w:t xml:space="preserve"> </w:t>
       </w:r>
       <w:r>
         <w:rPr>
           <w:lang w:val="zh_TW" w:bidi="zh_TW"/>
         </w:rPr>
-        <w:t>亞蘭一納哈拉音（Aram-naharaim）</w:t>
+        <w:t>半尼其</w:t>
       </w:r>
       <w:r>
         <w:rPr>
           <w:lang w:val="zh_TW" w:bidi="zh_TW"/>
         </w:rPr>
-        <w:t>。當亞伯拉罕與神立約時，神給予他割禮作為約的記號。外邦人若被買為奴隸也須行割禮，從而納入約的群體中。當摩西帶領以色列人出埃及進入曠野時，也有許多閒雜人上去（</w:t>
-      </w:r>
-      <w:hyperlink r:id="rId21">
-        <w:r>
-          <w:rPr>
-            <w:lang w:val="zh_TW" w:bidi="zh_TW"/>
-          </w:rPr>
-          <w:rPr>
-            <w:color w:val="0000EE"/>
-            <w:u w:val="single"/>
-          </w:rPr>
-          <w:t>出12:38</w:t>
-        </w:r>
-      </w:hyperlink>
-      <w:r>
-        <w:rPr>
-          <w:lang w:val="zh_TW" w:bidi="zh_TW"/>
-        </w:rPr>
-        <w:t>），這再次表明某些與以色列人沒有血緣關係的群體，仍自我認同為以色列人。</w:t>
-      </w:r>
-    </w:p>
-    <w:p>
-      <w:pPr/>
-      <w:r>
-        <w:rPr>
-          <w:lang w:val="zh_TW" w:bidi="zh_TW"/>
-        </w:rPr>
-      </w:r>
-      <w:r>
-        <w:rPr>
-          <w:lang w:val="zh_TW" w:bidi="zh_TW"/>
-        </w:rPr>
-        <w:t>以色列民族並不包括所有亞伯拉罕的後裔。亞伯拉罕的長子以實瑪利的母親是埃及人，他是游牧於南部曠野的以實瑪利人的祖先（</w:t>
-      </w:r>
-      <w:hyperlink r:id="rId22">
-        <w:r>
-          <w:rPr>
-            <w:lang w:val="zh_TW" w:bidi="zh_TW"/>
-          </w:rPr>
-          <w:rPr>
-            <w:color w:val="0000EE"/>
-            <w:u w:val="single"/>
-          </w:rPr>
-          <w:t>創16</w:t>
-        </w:r>
-      </w:hyperlink>
-      <w:r>
-        <w:rPr>
-          <w:lang w:val="zh_TW" w:bidi="zh_TW"/>
-        </w:rPr>
-        <w:t>）。以撒與利百加所生的雙胞胎中，長子以掃是住在東南方的以東人的祖先，是以色列傳統上的敵人（</w:t>
-      </w:r>
-      <w:hyperlink r:id="rId23">
-        <w:r>
-          <w:rPr>
-            <w:lang w:val="zh_TW" w:bidi="zh_TW"/>
-          </w:rPr>
-          <w:rPr>
-            <w:color w:val="0000EE"/>
-            <w:u w:val="single"/>
-          </w:rPr>
-          <w:t>創25:23</w:t>
-        </w:r>
-      </w:hyperlink>
-      <w:r>
-        <w:rPr>
-          <w:lang w:val="zh_TW" w:bidi="zh_TW"/>
-        </w:rPr>
-        <w:t>；</w:t>
-      </w:r>
-      <w:hyperlink r:id="rId24">
-        <w:r>
-          <w:rPr>
-            <w:lang w:val="zh_TW" w:bidi="zh_TW"/>
-          </w:rPr>
-          <w:rPr>
-            <w:color w:val="0000EE"/>
-            <w:u w:val="single"/>
-          </w:rPr>
-          <w:t>民20:21</w:t>
-        </w:r>
-      </w:hyperlink>
-      <w:r>
-        <w:rPr>
-          <w:lang w:val="zh_TW" w:bidi="zh_TW"/>
-        </w:rPr>
-        <w:t>）。</w:t>
-      </w:r>
-    </w:p>
-    <w:p>
-      <w:pPr>
-        <w:pStyle w:val="Heading3"/>
-      </w:pPr>
-      <w:r>
-        <w:rPr>
-          <w:lang w:val="zh_TW" w:bidi="zh_TW"/>
-        </w:rPr>
-        <w:t>神與列國</w:t>
-      </w:r>
-    </w:p>
-    <w:p>
-      <w:pPr/>
-      <w:r>
-        <w:rPr>
-          <w:lang w:val="zh_TW" w:bidi="zh_TW"/>
-        </w:rPr>
-      </w:r>
-      <w:r>
-        <w:rPr>
-          <w:lang w:val="zh_TW" w:bidi="zh_TW"/>
-        </w:rPr>
-        <w:t>聖經對列國的態度有正面和負面的兩面。居於底格里斯—幼發拉底河谷和尼羅河之間的列國被認為是邪惡的，因此神奪取了他們的土地，將之賜給亞伯拉罕的後裔（</w:t>
-      </w:r>
-      <w:hyperlink r:id="rId25">
-        <w:r>
-          <w:rPr>
-            <w:lang w:val="zh_TW" w:bidi="zh_TW"/>
-          </w:rPr>
-          <w:rPr>
-            <w:color w:val="0000EE"/>
-            <w:u w:val="single"/>
-          </w:rPr>
-          <w:t>創15:16–20</w:t>
-        </w:r>
-      </w:hyperlink>
-      <w:r>
-        <w:rPr>
-          <w:lang w:val="zh_TW" w:bidi="zh_TW"/>
-        </w:rPr>
-        <w:t>）。列國中充斥著亂倫、姦淫、同性戀和人獸間的不潔行為，激怒了神（</w:t>
-      </w:r>
-      <w:hyperlink r:id="rId26">
-        <w:r>
-          <w:rPr>
-            <w:lang w:val="zh_TW" w:bidi="zh_TW"/>
-          </w:rPr>
-          <w:rPr>
-            <w:color w:val="0000EE"/>
-            <w:u w:val="single"/>
-          </w:rPr>
-          <w:t>利18</w:t>
-        </w:r>
-      </w:hyperlink>
-      <w:r>
-        <w:rPr>
-          <w:lang w:val="zh_TW" w:bidi="zh_TW"/>
-        </w:rPr>
-        <w:t>）。他們沉迷於巫術、占卜、招魂等靈異活動，因此希伯來人被告誡避免這些行為（</w:t>
-      </w:r>
-      <w:hyperlink r:id="rId27">
-        <w:r>
-          <w:rPr>
-            <w:lang w:val="zh_TW" w:bidi="zh_TW"/>
-          </w:rPr>
-          <w:rPr>
-            <w:color w:val="0000EE"/>
-            <w:u w:val="single"/>
-          </w:rPr>
-          <w:t>19:26，</w:t>
-        </w:r>
-      </w:hyperlink>
-      <w:hyperlink r:id="rId28">
-        <w:r>
-          <w:rPr>
-            <w:lang w:val="zh_TW" w:bidi="zh_TW"/>
-          </w:rPr>
-          <w:rPr>
-            <w:color w:val="0000EE"/>
-            <w:u w:val="single"/>
-          </w:rPr>
-          <w:t>20:6</w:t>
-        </w:r>
-      </w:hyperlink>
-      <w:r>
-        <w:rPr>
-          <w:lang w:val="zh_TW" w:bidi="zh_TW"/>
-        </w:rPr>
-        <w:t>）。列國敬拜多神，並進行人祭，尤其是兒童的獻祭——這是神所厭惡的（</w:t>
-      </w:r>
-      <w:hyperlink r:id="rId29">
-        <w:r>
-          <w:rPr>
-            <w:lang w:val="zh_TW" w:bidi="zh_TW"/>
-          </w:rPr>
-          <w:rPr>
-            <w:color w:val="0000EE"/>
-            <w:u w:val="single"/>
-          </w:rPr>
-          <w:t>利20:1–5</w:t>
-        </w:r>
-      </w:hyperlink>
-      <w:r>
-        <w:rPr>
-          <w:lang w:val="zh_TW" w:bidi="zh_TW"/>
-        </w:rPr>
-        <w:t>；</w:t>
-      </w:r>
-      <w:hyperlink r:id="rId30">
-        <w:r>
-          <w:rPr>
-            <w:lang w:val="zh_TW" w:bidi="zh_TW"/>
-          </w:rPr>
-          <w:rPr>
-            <w:color w:val="0000EE"/>
-            <w:u w:val="single"/>
-          </w:rPr>
-          <w:t>王下17:29–34</w:t>
-        </w:r>
-      </w:hyperlink>
-      <w:r>
-        <w:rPr>
-          <w:lang w:val="zh_TW" w:bidi="zh_TW"/>
-        </w:rPr>
-        <w:t>）。先知以賽亞對工匠的行為予以嚴厲譴責，這些工匠取一段樹枝，一部分用來生火，另一部分則雕刻成雕像並敬拜它（</w:t>
-      </w:r>
-      <w:hyperlink r:id="rId31">
-        <w:r>
-          <w:rPr>
-            <w:lang w:val="zh_TW" w:bidi="zh_TW"/>
-          </w:rPr>
-          <w:rPr>
-            <w:color w:val="0000EE"/>
-            <w:u w:val="single"/>
-          </w:rPr>
-          <w:t>賽44:12–20</w:t>
-        </w:r>
-      </w:hyperlink>
-      <w:r>
-        <w:rPr>
-          <w:lang w:val="zh_TW" w:bidi="zh_TW"/>
-        </w:rPr>
-        <w:t>）。巴力和亞斯她錄是迦南人的生育之神，成為以色列人常見的試探源。聖經中不斷重複的信息是，因為這些原因，神會驅逐列國，將其土地賜給以色列（</w:t>
-      </w:r>
-      <w:hyperlink r:id="rId32">
-        <w:r>
-          <w:rPr>
-            <w:lang w:val="zh_TW" w:bidi="zh_TW"/>
-          </w:rPr>
-          <w:rPr>
-            <w:color w:val="0000EE"/>
-            <w:u w:val="single"/>
-          </w:rPr>
-          <w:t>出34:24</w:t>
-        </w:r>
-      </w:hyperlink>
-      <w:r>
-        <w:rPr>
-          <w:lang w:val="zh_TW" w:bidi="zh_TW"/>
-        </w:rPr>
-        <w:t>；</w:t>
-      </w:r>
-      <w:hyperlink r:id="rId33">
-        <w:r>
-          <w:rPr>
-            <w:lang w:val="zh_TW" w:bidi="zh_TW"/>
-          </w:rPr>
-          <w:rPr>
-            <w:color w:val="0000EE"/>
-            <w:u w:val="single"/>
-          </w:rPr>
-          <w:t>申12:29–31</w:t>
-        </w:r>
-      </w:hyperlink>
-      <w:r>
-        <w:rPr>
-          <w:lang w:val="zh_TW" w:bidi="zh_TW"/>
-        </w:rPr>
-        <w:t>）。先知書中對列國的預言鞏固了這一負面態度（</w:t>
-      </w:r>
-      <w:hyperlink r:id="rId34">
-        <w:r>
-          <w:rPr>
-            <w:lang w:val="zh_TW" w:bidi="zh_TW"/>
-          </w:rPr>
-          <w:rPr>
-            <w:color w:val="0000EE"/>
-            <w:u w:val="single"/>
-          </w:rPr>
-          <w:t>耶46–51</w:t>
-        </w:r>
-      </w:hyperlink>
-      <w:r>
-        <w:rPr>
-          <w:lang w:val="zh_TW" w:bidi="zh_TW"/>
-        </w:rPr>
-        <w:t>；</w:t>
-      </w:r>
-      <w:hyperlink r:id="rId35">
-        <w:r>
-          <w:rPr>
-            <w:lang w:val="zh_TW" w:bidi="zh_TW"/>
-          </w:rPr>
-          <w:rPr>
-            <w:color w:val="0000EE"/>
-            <w:u w:val="single"/>
-          </w:rPr>
-          <w:t>摩1:3–2:3</w:t>
-        </w:r>
-      </w:hyperlink>
-      <w:r>
-        <w:rPr>
-          <w:lang w:val="zh_TW" w:bidi="zh_TW"/>
-        </w:rPr>
-        <w:t>）。</w:t>
-      </w:r>
-    </w:p>
-    <w:p>
-      <w:pPr/>
-      <w:r>
-        <w:rPr>
-          <w:lang w:val="zh_TW" w:bidi="zh_TW"/>
-        </w:rPr>
-      </w:r>
-      <w:r>
-        <w:rPr>
-          <w:lang w:val="zh_TW" w:bidi="zh_TW"/>
-        </w:rPr>
-        <w:t>然而，聖經也有對列國正面的觀點。詩篇揭示，神不僅關心以色列，祂的眼目也關注列國，全地都應當讚美和敬拜祂（</w:t>
-      </w:r>
-      <w:hyperlink r:id="rId36">
-        <w:r>
-          <w:rPr>
-            <w:lang w:val="zh_TW" w:bidi="zh_TW"/>
-          </w:rPr>
-          <w:rPr>
-            <w:color w:val="0000EE"/>
-            <w:u w:val="single"/>
-          </w:rPr>
-          <w:t>詩66:1–8</w:t>
-        </w:r>
-      </w:hyperlink>
-      <w:r>
-        <w:rPr>
-          <w:lang w:val="zh_TW" w:bidi="zh_TW"/>
-        </w:rPr>
-        <w:t>）。詩人禱告神的救恩能在列國中得知。他肯定神以公義審判萬民，引導列國，地極都應敬畏祂（</w:t>
-      </w:r>
-      <w:hyperlink r:id="rId37">
-        <w:r>
-          <w:rPr>
-            <w:lang w:val="zh_TW" w:bidi="zh_TW"/>
-          </w:rPr>
-          <w:rPr>
-            <w:color w:val="0000EE"/>
-            <w:u w:val="single"/>
-          </w:rPr>
-          <w:t>67:7</w:t>
-        </w:r>
-      </w:hyperlink>
-      <w:r>
-        <w:rPr>
-          <w:lang w:val="zh_TW" w:bidi="zh_TW"/>
-        </w:rPr>
-        <w:t>）。先知以賽亞宣告耶路撒冷的聖殿將成為萬民禱告的殿，神歡迎來獻祭並敬拜的外邦人（</w:t>
-      </w:r>
-      <w:hyperlink r:id="rId38">
-        <w:r>
-          <w:rPr>
-            <w:lang w:val="zh_TW" w:bidi="zh_TW"/>
-          </w:rPr>
-          <w:rPr>
-            <w:color w:val="0000EE"/>
-            <w:u w:val="single"/>
-          </w:rPr>
-          <w:t>賽56:6–8</w:t>
-        </w:r>
-      </w:hyperlink>
-      <w:r>
-        <w:rPr>
-          <w:lang w:val="zh_TW" w:bidi="zh_TW"/>
-        </w:rPr>
-        <w:t>）。以賽亞的末世異象描繪萬民湧入耶路撒冷敬拜神，並學習祂的道。在神的統治下，國與國不再相爭，而是和平相處（</w:t>
-      </w:r>
-      <w:hyperlink r:id="rId39">
-        <w:r>
-          <w:rPr>
-            <w:lang w:val="zh_TW" w:bidi="zh_TW"/>
-          </w:rPr>
-          <w:rPr>
-            <w:color w:val="0000EE"/>
-            <w:u w:val="single"/>
-          </w:rPr>
-          <w:t>2:2–4</w:t>
-        </w:r>
-      </w:hyperlink>
-      <w:r>
-        <w:rPr>
-          <w:lang w:val="zh_TW" w:bidi="zh_TW"/>
-        </w:rPr>
-        <w:t>）。</w:t>
-      </w:r>
-    </w:p>
-    <w:p>
-      <w:pPr>
-        <w:pStyle w:val="Heading3"/>
-      </w:pPr>
-      <w:r>
-        <w:rPr>
-          <w:lang w:val="zh_TW" w:bidi="zh_TW"/>
-        </w:rPr>
-        <w:t>新約中的列國</w:t>
-      </w:r>
-    </w:p>
-    <w:p>
-      <w:pPr/>
-      <w:r>
-        <w:rPr>
-          <w:lang w:val="zh_TW" w:bidi="zh_TW"/>
-        </w:rPr>
-      </w:r>
-      <w:r>
-        <w:rPr>
-          <w:lang w:val="zh_TW" w:bidi="zh_TW"/>
-        </w:rPr>
-        <w:t>根據四福音書，耶穌不僅服事猶太人，也按古代的預言服事外邦列國（</w:t>
-      </w:r>
-      <w:hyperlink r:id="rId40">
-        <w:r>
-          <w:rPr>
-            <w:lang w:val="zh_TW" w:bidi="zh_TW"/>
-          </w:rPr>
-          <w:rPr>
-            <w:color w:val="0000EE"/>
-            <w:u w:val="single"/>
-          </w:rPr>
-          <w:t>太4:15–16</w:t>
-        </w:r>
-      </w:hyperlink>
-      <w:r>
-        <w:rPr>
-          <w:lang w:val="zh_TW" w:bidi="zh_TW"/>
-        </w:rPr>
-        <w:t>）。耶穌在外邦人聚居的加利利教導百姓，前往泰爾和西頓（</w:t>
-      </w:r>
-      <w:hyperlink r:id="rId41">
-        <w:r>
-          <w:rPr>
-            <w:lang w:val="zh_TW" w:bidi="zh_TW"/>
-          </w:rPr>
-          <w:rPr>
-            <w:color w:val="0000EE"/>
-            <w:u w:val="single"/>
-          </w:rPr>
-          <w:t>可7:24</w:t>
-        </w:r>
-      </w:hyperlink>
-      <w:r>
-        <w:rPr>
-          <w:lang w:val="zh_TW" w:bidi="zh_TW"/>
-        </w:rPr>
-        <w:t>），並經過低加坡里（</w:t>
-      </w:r>
-      <w:hyperlink r:id="rId42">
-        <w:r>
-          <w:rPr>
-            <w:lang w:val="zh_TW" w:bidi="zh_TW"/>
-          </w:rPr>
-          <w:rPr>
-            <w:color w:val="0000EE"/>
-            <w:u w:val="single"/>
-          </w:rPr>
-          <w:t>31</w:t>
-        </w:r>
-      </w:hyperlink>
-      <w:r>
-        <w:rPr>
-          <w:lang w:val="zh_TW" w:bidi="zh_TW"/>
-        </w:rPr>
-        <w:t>節）。祂曾醫治一位羅馬百夫長（</w:t>
-      </w:r>
-      <w:hyperlink r:id="rId43">
-        <w:r>
-          <w:rPr>
-            <w:lang w:val="zh_TW" w:bidi="zh_TW"/>
-          </w:rPr>
-          <w:rPr>
-            <w:color w:val="0000EE"/>
-            <w:u w:val="single"/>
-          </w:rPr>
-          <w:t>路7:1–10</w:t>
-        </w:r>
-      </w:hyperlink>
-      <w:r>
-        <w:rPr>
-          <w:lang w:val="zh_TW" w:bidi="zh_TW"/>
-        </w:rPr>
-        <w:t>）、拿因的寡婦（</w:t>
-      </w:r>
-      <w:hyperlink r:id="rId44">
-        <w:r>
-          <w:rPr>
-            <w:lang w:val="zh_TW" w:bidi="zh_TW"/>
-          </w:rPr>
-          <w:rPr>
-            <w:color w:val="0000EE"/>
-            <w:u w:val="single"/>
-          </w:rPr>
-          <w:t>11–17</w:t>
-        </w:r>
-      </w:hyperlink>
-      <w:r>
-        <w:rPr>
-          <w:lang w:val="zh_TW" w:bidi="zh_TW"/>
-        </w:rPr>
-        <w:t>節），以及一位敘利腓尼基婦人（</w:t>
-      </w:r>
-      <w:hyperlink r:id="rId45">
-        <w:r>
-          <w:rPr>
-            <w:lang w:val="zh_TW" w:bidi="zh_TW"/>
-          </w:rPr>
-          <w:rPr>
-            <w:color w:val="0000EE"/>
-            <w:u w:val="single"/>
-          </w:rPr>
-          <w:t>可7:26</w:t>
-        </w:r>
-      </w:hyperlink>
-      <w:r>
-        <w:rPr>
-          <w:lang w:val="zh_TW" w:bidi="zh_TW"/>
-        </w:rPr>
-        <w:t>）。以土買人也來觀看祂的神蹟（</w:t>
-      </w:r>
-      <w:hyperlink r:id="rId46">
-        <w:r>
-          <w:rPr>
-            <w:lang w:val="zh_TW" w:bidi="zh_TW"/>
-          </w:rPr>
-          <w:rPr>
-            <w:color w:val="0000EE"/>
-            <w:u w:val="single"/>
-          </w:rPr>
-          <w:t>3:8</w:t>
-        </w:r>
-      </w:hyperlink>
-      <w:r>
-        <w:rPr>
-          <w:lang w:val="zh_TW" w:bidi="zh_TW"/>
-        </w:rPr>
-        <w:t>）。</w:t>
-      </w:r>
-    </w:p>
-    <w:p>
-      <w:pPr/>
-      <w:r>
-        <w:rPr>
-          <w:lang w:val="zh_TW" w:bidi="zh_TW"/>
-        </w:rPr>
-      </w:r>
-      <w:r>
-        <w:rPr>
-          <w:lang w:val="zh_TW" w:bidi="zh_TW"/>
-        </w:rPr>
-        <w:t>耶穌的教導範疇也非常廣泛。關於大審判的敘述（</w:t>
-      </w:r>
-      <w:hyperlink r:id="rId47">
-        <w:r>
-          <w:rPr>
-            <w:lang w:val="zh_TW" w:bidi="zh_TW"/>
-          </w:rPr>
-          <w:rPr>
-            <w:color w:val="0000EE"/>
-            <w:u w:val="single"/>
-          </w:rPr>
-          <w:t>太25:31–46</w:t>
-        </w:r>
-      </w:hyperlink>
-      <w:r>
-        <w:rPr>
-          <w:lang w:val="zh_TW" w:bidi="zh_TW"/>
-        </w:rPr>
-        <w:t>）顯示萬國聚集在人子面前，耶穌命令使徒「使萬民作我的門徒」（</w:t>
-      </w:r>
-      <w:hyperlink r:id="rId48">
-        <w:r>
-          <w:rPr>
-            <w:lang w:val="zh_TW" w:bidi="zh_TW"/>
-          </w:rPr>
-          <w:rPr>
-            <w:color w:val="0000EE"/>
-            <w:u w:val="single"/>
-          </w:rPr>
-          <w:t>太28:19</w:t>
-        </w:r>
-      </w:hyperlink>
-      <w:r>
-        <w:rPr>
-          <w:lang w:val="zh_TW" w:bidi="zh_TW"/>
-        </w:rPr>
-        <w:t>）。</w:t>
-      </w:r>
-    </w:p>
-    <w:p>
-      <w:pPr/>
-      <w:r>
-        <w:rPr>
-          <w:lang w:val="zh_TW" w:bidi="zh_TW"/>
-        </w:rPr>
-      </w:r>
-      <w:r>
-        <w:rPr>
-          <w:lang w:val="zh_TW" w:bidi="zh_TW"/>
-        </w:rPr>
-        <w:t>儘管使徒行傳提到列國在耶穌的死亡（</w:t>
-      </w:r>
-      <w:hyperlink r:id="rId49">
-        <w:r>
-          <w:rPr>
-            <w:lang w:val="zh_TW" w:bidi="zh_TW"/>
-          </w:rPr>
-          <w:rPr>
-            <w:color w:val="0000EE"/>
-            <w:u w:val="single"/>
-          </w:rPr>
-          <w:t>徒4:27</w:t>
-        </w:r>
-      </w:hyperlink>
-      <w:r>
-        <w:rPr>
-          <w:lang w:val="zh_TW" w:bidi="zh_TW"/>
-        </w:rPr>
-        <w:t>），以及反對保羅事工中的角色（</w:t>
-      </w:r>
-      <w:hyperlink r:id="rId50">
-        <w:r>
-          <w:rPr>
-            <w:lang w:val="zh_TW" w:bidi="zh_TW"/>
-          </w:rPr>
-          <w:rPr>
-            <w:color w:val="0000EE"/>
-            <w:u w:val="single"/>
-          </w:rPr>
-          <w:t>26:17</w:t>
-        </w:r>
-      </w:hyperlink>
-      <w:r>
-        <w:rPr>
-          <w:lang w:val="zh_TW" w:bidi="zh_TW"/>
-        </w:rPr>
-        <w:t>），但它清楚表明教會完成了向非猶太民族傳福音的使命。彼得向意大利營的一位羅馬軍官哥尼流家人宣講耶穌的信息（</w:t>
-      </w:r>
-      <w:hyperlink r:id="rId51">
-        <w:r>
-          <w:rPr>
-            <w:lang w:val="zh_TW" w:bidi="zh_TW"/>
-          </w:rPr>
-          <w:rPr>
-            <w:color w:val="0000EE"/>
-            <w:u w:val="single"/>
-          </w:rPr>
-          <w:t>10</w:t>
-        </w:r>
-      </w:hyperlink>
-      <w:r>
-        <w:rPr>
-          <w:lang w:val="zh_TW" w:bidi="zh_TW"/>
-        </w:rPr>
-        <w:t>章）。雖然早期教會曾抗拒外邦人可以自由接受聖靈的事實，但最終他們接受了這結論（</w:t>
-      </w:r>
-      <w:hyperlink r:id="rId52">
-        <w:r>
-          <w:rPr>
-            <w:lang w:val="zh_TW" w:bidi="zh_TW"/>
-          </w:rPr>
-          <w:rPr>
-            <w:color w:val="0000EE"/>
-            <w:u w:val="single"/>
-          </w:rPr>
-          <w:t>11:1–8，</w:t>
-        </w:r>
-      </w:hyperlink>
-      <w:hyperlink r:id="rId53">
-        <w:r>
-          <w:rPr>
-            <w:lang w:val="zh_TW" w:bidi="zh_TW"/>
-          </w:rPr>
-          <w:rPr>
-            <w:color w:val="0000EE"/>
-            <w:u w:val="single"/>
-          </w:rPr>
-          <w:t>15:1–29</w:t>
-        </w:r>
-      </w:hyperlink>
-      <w:r>
-        <w:rPr>
-          <w:lang w:val="zh_TW" w:bidi="zh_TW"/>
-        </w:rPr>
-        <w:t>）。保羅旅行至塞浦路斯、小亞細亞、希臘和意大利，在外邦人為主的教會中建立或探訪。使徒行傳戲劇性地結尾於保羅在羅馬城——羅馬帝國的核心地區宣講福音。</w:t>
+        <w:t>。</w:t>
       </w:r>
       <w:r>
         <w:rPr>

--- a/zht/docx/081.content.docx
+++ b/zht/docx/081.content.docx
@@ -149,7 +149,7 @@
         <w:rPr>
           <w:lang w:val="zh_TW" w:bidi="zh_TW"/>
         </w:rPr>
-        <w:t>lei</w:t>
+        <w:t>le</w:t>
       </w:r>
       <w:r>
         <w:rPr>
@@ -212,7 +212,7 @@
         <w:rPr>
           <w:lang w:val="zh_TW" w:bidi="zh_TW"/>
         </w:rPr>
-        <w:t>雷子</w:t>
+        <w:t>樂器</w:t>
       </w:r>
       <w:r>
         <w:rPr>
@@ -231,7 +231,60 @@
         <w:rPr>
           <w:lang w:val="zh_TW" w:bidi="zh_TW"/>
         </w:rPr>
-        <w:t>「半尼其」翻譯出來的意思，即耶穌給雅各和約翰的稱號（</w:t>
+        <w:t>用於製作音樂的弦樂、管樂和敲擊樂器。</w:t>
+      </w:r>
+    </w:p>
+    <w:p>
+      <w:pPr/>
+      <w:r>
+        <w:rPr>
+          <w:lang w:val="zh_TW" w:bidi="zh_TW"/>
+        </w:rPr>
+      </w:r>
+      <w:r>
+        <w:rPr>
+          <w:lang w:val="zh_TW" w:bidi="zh_TW"/>
+        </w:rPr>
+        <w:t>舊約聖經記載了人們如何在聖殿中使用音樂敬拜神，但並未詳細描述樂器的外型或製作方式。這部分與神的第二條誡命有關。希伯來人認為這條誡命禁止為受造之物造像，包括繪製樂器的圖像。但以理書提到了在尼布甲尼撒王宮殿中，演奏的六種不同樂器。</w:t>
+      </w:r>
+    </w:p>
+    <w:p>
+      <w:pPr/>
+      <w:r>
+        <w:rPr>
+          <w:lang w:val="zh_TW" w:bidi="zh_TW"/>
+        </w:rPr>
+      </w:r>
+      <w:r>
+        <w:rPr>
+          <w:lang w:val="zh_TW" w:bidi="zh_TW"/>
+        </w:rPr>
+        <w:t>古代希伯來人對於哪些樂器可用於聖殿敬拜有特定規範。他們對樂器的選擇並非依其音色，而是依照該樂器是否被視為是「潔淨的」（可接受的）或「不潔淨的」（不可接受的）來決定。有些樂器因被視為不潔淨而禁止在聖殿中使用。</w:t>
+      </w:r>
+    </w:p>
+    <w:p>
+      <w:pPr>
+        <w:pStyle w:val="Heading3"/>
+      </w:pPr>
+      <w:r>
+        <w:rPr>
+          <w:lang w:val="zh_TW" w:bidi="zh_TW"/>
+        </w:rPr>
+        <w:t>弦樂器</w:t>
+      </w:r>
+    </w:p>
+    <w:p>
+      <w:pPr/>
+      <w:r>
+        <w:rPr>
+          <w:lang w:val="zh_TW" w:bidi="zh_TW"/>
+        </w:rPr>
+      </w:r>
+      <w:r>
+        <w:rPr>
+          <w:lang w:val="zh_TW" w:bidi="zh_TW"/>
+        </w:rPr>
+        <w:t>猶太人特別重視弦樂器，認為這些樂器最適合在聖殿音樂敬拜中使用。許多古代民族也同樣重視弦樂器。例如，大衛王彈奏一種稱為里拉琴（絲弦）的弦樂器。在</w:t>
       </w:r>
       <w:hyperlink r:id="rId13">
         <w:r>
@@ -242,7 +295,183 @@
             <w:color w:val="0000EE"/>
             <w:u w:val="single"/>
           </w:rPr>
-          <w:t>可3:17</w:t>
+          <w:t>詩篇一五〇篇4節</w:t>
+        </w:r>
+      </w:hyperlink>
+      <w:r>
+        <w:rPr>
+          <w:lang w:val="zh_TW" w:bidi="zh_TW"/>
+        </w:rPr>
+        <w:t>中，希伯來文單詞米尼姆（minim，意為「絲弦」）指的是各類用來讚美神的弦樂器。</w:t>
+      </w:r>
+    </w:p>
+    <w:p>
+      <w:pPr>
+        <w:pStyle w:val="Heading4"/>
+      </w:pPr>
+      <w:r>
+        <w:rPr>
+          <w:lang w:val="zh_TW" w:bidi="zh_TW"/>
+        </w:rPr>
+        <w:t>阿索爾（Asor）</w:t>
+      </w:r>
+    </w:p>
+    <w:p>
+      <w:pPr/>
+      <w:r>
+        <w:rPr>
+          <w:lang w:val="zh_TW" w:bidi="zh_TW"/>
+        </w:rPr>
+      </w:r>
+      <w:r>
+        <w:rPr>
+          <w:lang w:val="zh_TW" w:bidi="zh_TW"/>
+        </w:rPr>
+        <w:t>阿索爾在詩篇中出現了三次（</w:t>
+      </w:r>
+      <w:hyperlink r:id="rId14">
+        <w:r>
+          <w:rPr>
+            <w:lang w:val="zh_TW" w:bidi="zh_TW"/>
+          </w:rPr>
+          <w:rPr>
+            <w:color w:val="0000EE"/>
+            <w:u w:val="single"/>
+          </w:rPr>
+          <w:t>詩33:2</w:t>
+        </w:r>
+      </w:hyperlink>
+      <w:r>
+        <w:rPr>
+          <w:lang w:val="zh_TW" w:bidi="zh_TW"/>
+        </w:rPr>
+        <w:t>，</w:t>
+      </w:r>
+      <w:hyperlink r:id="rId15">
+        <w:r>
+          <w:rPr>
+            <w:lang w:val="zh_TW" w:bidi="zh_TW"/>
+          </w:rPr>
+          <w:rPr>
+            <w:color w:val="0000EE"/>
+            <w:u w:val="single"/>
+          </w:rPr>
+          <w:t>92:3</w:t>
+        </w:r>
+      </w:hyperlink>
+      <w:r>
+        <w:rPr>
+          <w:lang w:val="zh_TW" w:bidi="zh_TW"/>
+        </w:rPr>
+        <w:t>，</w:t>
+      </w:r>
+      <w:hyperlink r:id="rId16">
+        <w:r>
+          <w:rPr>
+            <w:lang w:val="zh_TW" w:bidi="zh_TW"/>
+          </w:rPr>
+          <w:rPr>
+            <w:color w:val="0000EE"/>
+            <w:u w:val="single"/>
+          </w:rPr>
+          <w:t>144:9</w:t>
+        </w:r>
+      </w:hyperlink>
+      <w:r>
+        <w:rPr>
+          <w:lang w:val="zh_TW" w:bidi="zh_TW"/>
+        </w:rPr>
+        <w:t>）。阿索爾這個詞（在希伯來文中意為「十」），可能指一種具有十條弦的樂器。學者認為阿索爾可能類似腓尼基的齊特琴（一種平面的弦樂器），有十根弦。它也可能類似於魯特琴（另一種弦樂器）。</w:t>
+      </w:r>
+    </w:p>
+    <w:p>
+      <w:pPr>
+        <w:pStyle w:val="Heading4"/>
+      </w:pPr>
+      <w:r>
+        <w:rPr>
+          <w:lang w:val="zh_TW" w:bidi="zh_TW"/>
+        </w:rPr>
+        <w:t>卡索斯（Kathros）</w:t>
+      </w:r>
+    </w:p>
+    <w:p>
+      <w:pPr/>
+      <w:r>
+        <w:rPr>
+          <w:lang w:val="zh_TW" w:bidi="zh_TW"/>
+        </w:rPr>
+      </w:r>
+      <w:r>
+        <w:rPr>
+          <w:lang w:val="zh_TW" w:bidi="zh_TW"/>
+        </w:rPr>
+        <w:t>卡索斯是尼布甲尼撒王宮中演奏的樂器，可能與里拉琴相近，是一種手持的小型豎琴類樂器（</w:t>
+      </w:r>
+      <w:hyperlink r:id="rId17">
+        <w:r>
+          <w:rPr>
+            <w:lang w:val="zh_TW" w:bidi="zh_TW"/>
+          </w:rPr>
+          <w:rPr>
+            <w:color w:val="0000EE"/>
+            <w:u w:val="single"/>
+          </w:rPr>
+          <w:t>但3:5</w:t>
+        </w:r>
+      </w:hyperlink>
+      <w:r>
+        <w:rPr>
+          <w:lang w:val="zh_TW" w:bidi="zh_TW"/>
+        </w:rPr>
+        <w:t>、</w:t>
+      </w:r>
+      <w:hyperlink r:id="rId17">
+        <w:r>
+          <w:rPr>
+            <w:lang w:val="zh_TW" w:bidi="zh_TW"/>
+          </w:rPr>
+          <w:rPr>
+            <w:color w:val="0000EE"/>
+            <w:u w:val="single"/>
+          </w:rPr>
+          <w:t>7</w:t>
+        </w:r>
+      </w:hyperlink>
+      <w:r>
+        <w:rPr>
+          <w:lang w:val="zh_TW" w:bidi="zh_TW"/>
+        </w:rPr>
+        <w:t>、</w:t>
+      </w:r>
+      <w:hyperlink r:id="rId17">
+        <w:r>
+          <w:rPr>
+            <w:lang w:val="zh_TW" w:bidi="zh_TW"/>
+          </w:rPr>
+          <w:rPr>
+            <w:color w:val="0000EE"/>
+            <w:u w:val="single"/>
+          </w:rPr>
+          <w:t>10</w:t>
+        </w:r>
+      </w:hyperlink>
+      <w:r>
+        <w:rPr>
+          <w:lang w:val="zh_TW" w:bidi="zh_TW"/>
+        </w:rPr>
+        <w:t>、</w:t>
+      </w:r>
+      <w:hyperlink r:id="rId17">
+        <w:r>
+          <w:rPr>
+            <w:lang w:val="zh_TW" w:bidi="zh_TW"/>
+          </w:rPr>
+          <w:rPr>
+            <w:color w:val="0000EE"/>
+            <w:u w:val="single"/>
+          </w:rPr>
+          <w:t>15</w:t>
         </w:r>
       </w:hyperlink>
       <w:r>
@@ -251,24 +480,2213 @@
         </w:rPr>
         <w:t>）。</w:t>
       </w:r>
+    </w:p>
+    <w:p>
+      <w:pPr>
+        <w:pStyle w:val="Heading4"/>
+      </w:pPr>
+      <w:r>
+        <w:rPr>
+          <w:lang w:val="zh_TW" w:bidi="zh_TW"/>
+        </w:rPr>
+        <w:t>基諾爾（Kinnor）</w:t>
+      </w:r>
+    </w:p>
+    <w:p>
+      <w:pPr/>
+      <w:r>
+        <w:rPr>
+          <w:lang w:val="zh_TW" w:bidi="zh_TW"/>
+        </w:rPr>
+      </w:r>
+      <w:r>
+        <w:rPr>
+          <w:lang w:val="zh_TW" w:bidi="zh_TW"/>
+        </w:rPr>
+        <w:t>基諾爾在聖經中出現的次數比其它樂器更多，共有42次。許多人稱它為「大衛的豎琴」，並視為猶太人最喜愛的樂器。它比大型豎琴更接近里拉琴。其弦的數量不確定，但弦通常以羊腸製作，共鳴箱位於樂器底部。</w:t>
+      </w:r>
+    </w:p>
+    <w:p>
+      <w:pPr/>
+      <w:r>
+        <w:rPr>
+          <w:lang w:val="zh_TW" w:bidi="zh_TW"/>
+        </w:rPr>
+      </w:r>
+      <w:r>
+        <w:rPr>
+          <w:lang w:val="zh_TW" w:bidi="zh_TW"/>
+        </w:rPr>
+        <w:t>我們並不確定基諾爾是以撥片或徒手演奏。聖經說大衛「用手彈奏它」（</w:t>
+      </w:r>
+      <w:hyperlink r:id="rId18">
+        <w:r>
+          <w:rPr>
+            <w:lang w:val="zh_TW" w:bidi="zh_TW"/>
+          </w:rPr>
+          <w:rPr>
+            <w:color w:val="0000EE"/>
+            <w:u w:val="single"/>
+          </w:rPr>
+          <w:t>撒上16:23</w:t>
+        </w:r>
+      </w:hyperlink>
+      <w:r>
+        <w:rPr>
+          <w:lang w:val="zh_TW" w:bidi="zh_TW"/>
+        </w:rPr>
+        <w:t>），可能表示徒手演奏並非常態。基諾爾的音色「優美」（</w:t>
+      </w:r>
+      <w:hyperlink r:id="rId19">
+        <w:r>
+          <w:rPr>
+            <w:lang w:val="zh_TW" w:bidi="zh_TW"/>
+          </w:rPr>
+          <w:rPr>
+            <w:color w:val="0000EE"/>
+            <w:u w:val="single"/>
+          </w:rPr>
+          <w:t>詩81:2</w:t>
+        </w:r>
+      </w:hyperlink>
+      <w:r>
+        <w:rPr>
+          <w:lang w:val="zh_TW" w:bidi="zh_TW"/>
+        </w:rPr>
+        <w:t>），可用於敬拜、慶典與國事場合（</w:t>
+      </w:r>
+      <w:hyperlink r:id="rId20">
+        <w:r>
+          <w:rPr>
+            <w:lang w:val="zh_TW" w:bidi="zh_TW"/>
+          </w:rPr>
+          <w:rPr>
+            <w:color w:val="0000EE"/>
+            <w:u w:val="single"/>
+          </w:rPr>
+          <w:t>撒上10:5</w:t>
+        </w:r>
+      </w:hyperlink>
+      <w:r>
+        <w:rPr>
+          <w:lang w:val="zh_TW" w:bidi="zh_TW"/>
+        </w:rPr>
+        <w:t>；</w:t>
+      </w:r>
+      <w:hyperlink r:id="rId21">
+        <w:r>
+          <w:rPr>
+            <w:lang w:val="zh_TW" w:bidi="zh_TW"/>
+          </w:rPr>
+          <w:rPr>
+            <w:color w:val="0000EE"/>
+            <w:u w:val="single"/>
+          </w:rPr>
+          <w:t>撒下6:5</w:t>
+        </w:r>
+      </w:hyperlink>
+      <w:r>
+        <w:rPr>
+          <w:lang w:val="zh_TW" w:bidi="zh_TW"/>
+        </w:rPr>
+        <w:t>；</w:t>
+      </w:r>
+      <w:hyperlink r:id="rId22">
+        <w:r>
+          <w:rPr>
+            <w:lang w:val="zh_TW" w:bidi="zh_TW"/>
+          </w:rPr>
+          <w:rPr>
+            <w:color w:val="0000EE"/>
+            <w:u w:val="single"/>
+          </w:rPr>
+          <w:t>賽5:12</w:t>
+        </w:r>
+      </w:hyperlink>
+      <w:r>
+        <w:rPr>
+          <w:lang w:val="zh_TW" w:bidi="zh_TW"/>
+        </w:rPr>
+        <w:t>）。牧羊人也會彈奏它（</w:t>
+      </w:r>
+      <w:hyperlink r:id="rId23">
+        <w:r>
+          <w:rPr>
+            <w:lang w:val="zh_TW" w:bidi="zh_TW"/>
+          </w:rPr>
+          <w:rPr>
+            <w:color w:val="0000EE"/>
+            <w:u w:val="single"/>
+          </w:rPr>
+          <w:t>撒上16:16</w:t>
+        </w:r>
+      </w:hyperlink>
+      <w:r>
+        <w:rPr>
+          <w:lang w:val="zh_TW" w:bidi="zh_TW"/>
+        </w:rPr>
+        <w:t>）。</w:t>
+      </w:r>
+    </w:p>
+    <w:p>
+      <w:pPr>
+        <w:pStyle w:val="Heading4"/>
+      </w:pPr>
+      <w:r>
+        <w:rPr>
+          <w:lang w:val="zh_TW" w:bidi="zh_TW"/>
+        </w:rPr>
+        <w:t>內伯（Nebel）</w:t>
+      </w:r>
+    </w:p>
+    <w:p>
+      <w:pPr/>
+      <w:r>
+        <w:rPr>
+          <w:lang w:val="zh_TW" w:bidi="zh_TW"/>
+        </w:rPr>
+      </w:r>
+      <w:r>
+        <w:rPr>
+          <w:lang w:val="zh_TW" w:bidi="zh_TW"/>
+        </w:rPr>
+        <w:t>在聖經中出現了27次。希伯來文中的內伯一詞意為「皮」或「皮瓶」。這可能是因為這種樂器的形狀像瓶子，底部圓而寬，能發出聲音。它是豎琴的一種（</w:t>
+      </w:r>
+      <w:r>
+        <w:rPr>
+          <w:lang w:val="zh_TW" w:bidi="zh_TW"/>
+        </w:rPr>
+        <w:t>和合本譯為「瑟」，</w:t>
+      </w:r>
+      <w:hyperlink r:id="rId21">
+        <w:r>
+          <w:rPr>
+            <w:lang w:val="zh_TW" w:bidi="zh_TW"/>
+          </w:rPr>
+          <w:rPr>
+            <w:color w:val="0000EE"/>
+            <w:u w:val="single"/>
+          </w:rPr>
+          <w:t>撒下6:5</w:t>
+        </w:r>
+      </w:hyperlink>
+      <w:r>
+        <w:rPr>
+          <w:lang w:val="zh_TW" w:bidi="zh_TW"/>
+        </w:rPr>
+        <w:t>；</w:t>
+      </w:r>
+      <w:hyperlink r:id="rId24">
+        <w:r>
+          <w:rPr>
+            <w:lang w:val="zh_TW" w:bidi="zh_TW"/>
+          </w:rPr>
+          <w:rPr>
+            <w:color w:val="0000EE"/>
+            <w:u w:val="single"/>
+          </w:rPr>
+          <w:t>王上10:12</w:t>
+        </w:r>
+      </w:hyperlink>
+      <w:r>
+        <w:rPr>
+          <w:lang w:val="zh_TW" w:bidi="zh_TW"/>
+        </w:rPr>
+        <w:t>；</w:t>
+      </w:r>
+      <w:hyperlink r:id="rId25">
+        <w:r>
+          <w:rPr>
+            <w:lang w:val="zh_TW" w:bidi="zh_TW"/>
+          </w:rPr>
+          <w:rPr>
+            <w:color w:val="0000EE"/>
+            <w:u w:val="single"/>
+          </w:rPr>
+          <w:t>尼12:27</w:t>
+        </w:r>
+      </w:hyperlink>
+      <w:r>
+        <w:rPr>
+          <w:lang w:val="zh_TW" w:bidi="zh_TW"/>
+        </w:rPr>
+        <w:t>；</w:t>
+      </w:r>
+      <w:hyperlink r:id="rId26">
+        <w:r>
+          <w:rPr>
+            <w:lang w:val="zh_TW" w:bidi="zh_TW"/>
+          </w:rPr>
+          <w:rPr>
+            <w:color w:val="0000EE"/>
+            <w:u w:val="single"/>
+          </w:rPr>
+          <w:t>詩57:8</w:t>
+        </w:r>
+      </w:hyperlink>
+      <w:r>
+        <w:rPr>
+          <w:lang w:val="zh_TW" w:bidi="zh_TW"/>
+        </w:rPr>
+        <w:t>；</w:t>
+      </w:r>
+      <w:hyperlink r:id="rId27">
+        <w:r>
+          <w:rPr>
+            <w:lang w:val="zh_TW" w:bidi="zh_TW"/>
+          </w:rPr>
+          <w:rPr>
+            <w:color w:val="0000EE"/>
+            <w:u w:val="single"/>
+          </w:rPr>
+          <w:t>摩5:23</w:t>
+        </w:r>
+      </w:hyperlink>
+      <w:r>
+        <w:rPr>
+          <w:lang w:val="zh_TW" w:bidi="zh_TW"/>
+        </w:rPr>
+        <w:t>），可能與埃及的豎琴相似，演奏方式可能為徒手彈奏。內伯比基諾爾更大、聲音更響亮。</w:t>
+      </w:r>
+    </w:p>
+    <w:p>
+      <w:pPr/>
+      <w:r>
+        <w:rPr>
+          <w:lang w:val="zh_TW" w:bidi="zh_TW"/>
+        </w:rPr>
+      </w:r>
+      <w:r>
+        <w:rPr>
+          <w:lang w:val="zh_TW" w:bidi="zh_TW"/>
+        </w:rPr>
+        <w:t>現代英文聖經通常將內伯翻譯為「豎琴」。有英文譯本則使用「薩泰里琴」（psaltery）或「維奧爾琴」（viol）（兩者都是弦樂器的古老名稱）。</w:t>
+      </w:r>
+    </w:p>
+    <w:p>
+      <w:pPr>
+        <w:pStyle w:val="Heading4"/>
+      </w:pPr>
+      <w:r>
+        <w:rPr>
+          <w:lang w:val="zh_TW" w:bidi="zh_TW"/>
+        </w:rPr>
+        <w:t>普桑特林（Psantrin）</w:t>
+      </w:r>
+    </w:p>
+    <w:p>
+      <w:pPr/>
+      <w:r>
+        <w:rPr>
+          <w:lang w:val="zh_TW" w:bidi="zh_TW"/>
+        </w:rPr>
+      </w:r>
+      <w:r>
+        <w:rPr>
+          <w:lang w:val="zh_TW" w:bidi="zh_TW"/>
+        </w:rPr>
+        <w:t>普桑特林（也稱為pesanterin）是來自希臘的樂器。曾在尼布甲尼撒王的樂隊中演奏（</w:t>
+      </w:r>
+      <w:hyperlink r:id="rId28">
+        <w:r>
+          <w:rPr>
+            <w:lang w:val="zh_TW" w:bidi="zh_TW"/>
+          </w:rPr>
+          <w:rPr>
+            <w:color w:val="0000EE"/>
+            <w:u w:val="single"/>
+          </w:rPr>
+          <w:t>但3:5–15</w:t>
+        </w:r>
+      </w:hyperlink>
+      <w:r>
+        <w:rPr>
+          <w:lang w:val="zh_TW" w:bidi="zh_TW"/>
+        </w:rPr>
+        <w:t>）。它可能類似於揚琴（dulcimer，一種以小槌敲擊琴弦的弦樂器）。</w:t>
+      </w:r>
+    </w:p>
+    <w:p>
+      <w:pPr>
+        <w:pStyle w:val="Heading4"/>
+      </w:pPr>
+      <w:r>
+        <w:rPr>
+          <w:lang w:val="zh_TW" w:bidi="zh_TW"/>
+        </w:rPr>
+        <w:t>撒布查（Sabcha）</w:t>
+      </w:r>
+    </w:p>
+    <w:p>
+      <w:pPr/>
+      <w:r>
+        <w:rPr>
+          <w:lang w:val="zh_TW" w:bidi="zh_TW"/>
+        </w:rPr>
+      </w:r>
+      <w:r>
+        <w:rPr>
+          <w:lang w:val="zh_TW" w:bidi="zh_TW"/>
+        </w:rPr>
+        <w:t>撒布查（也稱為sabbeka）是一種弦樂器，曾在巴比倫的王宮中演奏（</w:t>
+      </w:r>
+      <w:hyperlink r:id="rId28">
+        <w:r>
+          <w:rPr>
+            <w:lang w:val="zh_TW" w:bidi="zh_TW"/>
+          </w:rPr>
+          <w:rPr>
+            <w:color w:val="0000EE"/>
+            <w:u w:val="single"/>
+          </w:rPr>
+          <w:t>但3:5–15</w:t>
+        </w:r>
+      </w:hyperlink>
+      <w:r>
+        <w:rPr>
+          <w:lang w:val="zh_TW" w:bidi="zh_TW"/>
+        </w:rPr>
+        <w:t>）。希臘人稱之為桑比刻（sambyke），而羅馬人則稱之為桑布卡（sambuca）。其形狀像三角形，有四條弦，音色高亢尖銳。有英文譯本稱之為「薩克布特」（sackbut）。</w:t>
+      </w:r>
+    </w:p>
+    <w:p>
+      <w:pPr>
+        <w:pStyle w:val="Heading3"/>
+      </w:pPr>
+      <w:r>
+        <w:rPr>
+          <w:lang w:val="zh_TW" w:bidi="zh_TW"/>
+        </w:rPr>
+        <w:t>管樂器</w:t>
+      </w:r>
+    </w:p>
+    <w:p>
+      <w:pPr/>
+      <w:r>
+        <w:rPr>
+          <w:lang w:val="zh_TW" w:bidi="zh_TW"/>
+        </w:rPr>
+      </w:r>
+      <w:r>
+        <w:rPr>
+          <w:lang w:val="zh_TW" w:bidi="zh_TW"/>
+        </w:rPr>
+        <w:t>吹奏樂器（人們通過吹氣來產生音樂的樂器）可以分為兩類：管樂器和號角樂器。</w:t>
+      </w:r>
+    </w:p>
+    <w:p>
+      <w:pPr>
+        <w:pStyle w:val="Heading4"/>
+      </w:pPr>
+      <w:r>
+        <w:rPr>
+          <w:lang w:val="zh_TW" w:bidi="zh_TW"/>
+        </w:rPr>
+        <w:t>哈利勒（Halil）</w:t>
+      </w:r>
+    </w:p>
+    <w:p>
+      <w:pPr/>
+      <w:r>
+        <w:rPr>
+          <w:lang w:val="zh_TW" w:bidi="zh_TW"/>
+        </w:rPr>
+      </w:r>
+      <w:r>
+        <w:rPr>
+          <w:lang w:val="zh_TW" w:bidi="zh_TW"/>
+        </w:rPr>
+        <w:t>哈利勒是一種管樂器，在聖經中出現了六次，聖經時代之後的猶太作家也曾提到這種樂器。哈利勒類似於希臘的奧羅斯（aulos，一種像現代雙簧管的古代樂器）。許多聖經翻譯將其稱為「笛或簫」（</w:t>
+      </w:r>
+      <w:hyperlink r:id="rId29">
+        <w:r>
+          <w:rPr>
+            <w:lang w:val="zh_TW" w:bidi="zh_TW"/>
+          </w:rPr>
+          <w:rPr>
+            <w:color w:val="0000EE"/>
+            <w:u w:val="single"/>
+          </w:rPr>
+          <w:t>太9:23</w:t>
+        </w:r>
+      </w:hyperlink>
+      <w:r>
+        <w:rPr>
+          <w:lang w:val="zh_TW" w:bidi="zh_TW"/>
+        </w:rPr>
+        <w:t>；</w:t>
+      </w:r>
+      <w:hyperlink r:id="rId30">
+        <w:r>
+          <w:rPr>
+            <w:lang w:val="zh_TW" w:bidi="zh_TW"/>
+          </w:rPr>
+          <w:rPr>
+            <w:color w:val="0000EE"/>
+            <w:u w:val="single"/>
+          </w:rPr>
+          <w:t>林前14:7</w:t>
+        </w:r>
+      </w:hyperlink>
+      <w:r>
+        <w:rPr>
+          <w:lang w:val="zh_TW" w:bidi="zh_TW"/>
+        </w:rPr>
+        <w:t>；</w:t>
+      </w:r>
+      <w:hyperlink r:id="rId31">
+        <w:r>
+          <w:rPr>
+            <w:lang w:val="zh_TW" w:bidi="zh_TW"/>
+          </w:rPr>
+          <w:rPr>
+            <w:color w:val="0000EE"/>
+            <w:u w:val="single"/>
+          </w:rPr>
+          <w:t>啟18:22</w:t>
+        </w:r>
+      </w:hyperlink>
+      <w:r>
+        <w:rPr>
+          <w:lang w:val="zh_TW" w:bidi="zh_TW"/>
+        </w:rPr>
+        <w:t>）。早期的版本多以蘆葦等中空植物製作，吹口由兩片簧片組成，音色可能高亢且響亮。</w:t>
+      </w:r>
+    </w:p>
+    <w:p>
+      <w:pPr/>
+      <w:r>
+        <w:rPr>
+          <w:lang w:val="zh_TW" w:bidi="zh_TW"/>
+        </w:rPr>
+      </w:r>
+      <w:r>
+        <w:rPr>
+          <w:lang w:val="zh_TW" w:bidi="zh_TW"/>
+        </w:rPr>
+        <w:t>人們在不同場合演奏哈利勒：</w:t>
+      </w:r>
+    </w:p>
+    <w:p>
+      <w:pPr>
+        <w:pStyle w:val="ListBullet"/>
+        <w:spacing w:line="240" w:lineRule="auto"/>
+        <w:ind w:left="720"/>
+      </w:pPr>
+      <w:r>
+        <w:rPr>
+          <w:lang w:val="zh_TW" w:bidi="zh_TW"/>
+        </w:rPr>
+      </w:r>
+      <w:r>
+        <w:rPr>
+          <w:lang w:val="zh_TW" w:bidi="zh_TW"/>
+        </w:rPr>
+        <w:t>在快樂的活動上，例如節期（</w:t>
+      </w:r>
+      <w:hyperlink r:id="rId22">
+        <w:r>
+          <w:rPr>
+            <w:lang w:val="zh_TW" w:bidi="zh_TW"/>
+          </w:rPr>
+          <w:rPr>
+            <w:color w:val="0000EE"/>
+            <w:u w:val="single"/>
+          </w:rPr>
+          <w:t>賽5:12</w:t>
+        </w:r>
+      </w:hyperlink>
+      <w:r>
+        <w:rPr>
+          <w:lang w:val="zh_TW" w:bidi="zh_TW"/>
+        </w:rPr>
+        <w:t>）。</w:t>
+      </w:r>
+    </w:p>
+    <w:p>
+      <w:pPr>
+        <w:pStyle w:val="ListBullet"/>
+        <w:spacing w:line="240" w:lineRule="auto"/>
+        <w:ind w:left="720"/>
+      </w:pPr>
+      <w:r>
+        <w:rPr>
+          <w:lang w:val="zh_TW" w:bidi="zh_TW"/>
+        </w:rPr>
+      </w:r>
+      <w:r>
+        <w:rPr>
+          <w:lang w:val="zh_TW" w:bidi="zh_TW"/>
+        </w:rPr>
+        <w:t>當先知被神的靈充滿時（</w:t>
+      </w:r>
+      <w:hyperlink r:id="rId20">
+        <w:r>
+          <w:rPr>
+            <w:lang w:val="zh_TW" w:bidi="zh_TW"/>
+          </w:rPr>
+          <w:rPr>
+            <w:color w:val="0000EE"/>
+            <w:u w:val="single"/>
+          </w:rPr>
+          <w:t>撒上10:5</w:t>
+        </w:r>
+      </w:hyperlink>
+      <w:r>
+        <w:rPr>
+          <w:lang w:val="zh_TW" w:bidi="zh_TW"/>
+        </w:rPr>
+        <w:t>）。</w:t>
+      </w:r>
+    </w:p>
+    <w:p>
+      <w:pPr>
+        <w:pStyle w:val="ListBullet"/>
+        <w:spacing w:line="240" w:lineRule="auto"/>
+        <w:ind w:left="720"/>
+      </w:pPr>
+      <w:r>
+        <w:rPr>
+          <w:lang w:val="zh_TW" w:bidi="zh_TW"/>
+        </w:rPr>
+      </w:r>
+      <w:r>
+        <w:rPr>
+          <w:lang w:val="zh_TW" w:bidi="zh_TW"/>
+        </w:rPr>
+        <w:t>在悲傷和哀悼時（</w:t>
+      </w:r>
+      <w:hyperlink r:id="rId32">
+        <w:r>
+          <w:rPr>
+            <w:lang w:val="zh_TW" w:bidi="zh_TW"/>
+          </w:rPr>
+          <w:rPr>
+            <w:color w:val="0000EE"/>
+            <w:u w:val="single"/>
+          </w:rPr>
+          <w:t>耶48:36</w:t>
+        </w:r>
+      </w:hyperlink>
+      <w:r>
+        <w:rPr>
+          <w:lang w:val="zh_TW" w:bidi="zh_TW"/>
+        </w:rPr>
+        <w:t>）。</w:t>
+      </w:r>
+    </w:p>
+    <w:p>
+      <w:pPr>
+        <w:pStyle w:val="Heading4"/>
+      </w:pPr>
+      <w:r>
+        <w:rPr>
+          <w:lang w:val="zh_TW" w:bidi="zh_TW"/>
+        </w:rPr>
+        <w:t>哈瑣茲羅特（Hatzotzrot）</w:t>
+      </w:r>
+    </w:p>
+    <w:p>
+      <w:pPr/>
+      <w:r>
+        <w:rPr>
+          <w:lang w:val="zh_TW" w:bidi="zh_TW"/>
+        </w:rPr>
+      </w:r>
+      <w:r>
+        <w:rPr>
+          <w:lang w:val="zh_TW" w:bidi="zh_TW"/>
+        </w:rPr>
+        <w:t>哈瑣茲羅特是古代使用的號角。我們對這種樂器的了解比其它希伯來樂器更多，因為我們可以看到它的圖案。當羅馬人攻陷耶路撒冷時，他們從聖殿帶走兩個這樣的號角。他們在羅馬為領袖提多建造的凱旋門上，雕刻了這些號角的圖案。</w:t>
+      </w:r>
+    </w:p>
+    <w:p>
+      <w:pPr/>
+      <w:r>
+        <w:rPr>
+          <w:lang w:val="zh_TW" w:bidi="zh_TW"/>
+        </w:rPr>
+      </w:r>
+      <w:r>
+        <w:rPr>
+          <w:lang w:val="zh_TW" w:bidi="zh_TW"/>
+        </w:rPr>
+        <w:t>哈瑣茲羅特約為0.9公尺（一碼）長，形狀窄長，末端有寬口。人們用銀或金製作這些號角。這種設計可能源自埃及號角。類似的樂器也在亞述、赫梯帝國和希臘使用。</w:t>
+      </w:r>
+    </w:p>
+    <w:p>
+      <w:pPr/>
+      <w:r>
+        <w:rPr>
+          <w:lang w:val="zh_TW" w:bidi="zh_TW"/>
+        </w:rPr>
+      </w:r>
+      <w:r>
+        <w:rPr>
+          <w:lang w:val="zh_TW" w:bidi="zh_TW"/>
+        </w:rPr>
+        <w:t>神吩咐摩西製作兩個銀號角（</w:t>
+      </w:r>
+      <w:hyperlink r:id="rId33">
+        <w:r>
+          <w:rPr>
+            <w:lang w:val="zh_TW" w:bidi="zh_TW"/>
+          </w:rPr>
+          <w:rPr>
+            <w:color w:val="0000EE"/>
+            <w:u w:val="single"/>
+          </w:rPr>
+          <w:t>民10:2</w:t>
+        </w:r>
+      </w:hyperlink>
+      <w:r>
+        <w:rPr>
+          <w:lang w:val="zh_TW" w:bidi="zh_TW"/>
+        </w:rPr>
+        <w:t>），只有亞倫的後代（第一位大祭司）可以吹奏這些樂器。這些古代號角是我們現在稱為報信號角的早期版本。</w:t>
+      </w:r>
+    </w:p>
+    <w:p>
+      <w:pPr/>
+      <w:r>
+        <w:rPr>
+          <w:lang w:val="zh_TW" w:bidi="zh_TW"/>
+        </w:rPr>
+      </w:r>
+      <w:r>
+        <w:rPr>
+          <w:lang w:val="zh_TW" w:bidi="zh_TW"/>
+        </w:rPr>
+        <w:t>聖經說這些號角使人記念神（</w:t>
+      </w:r>
+      <w:hyperlink r:id="rId34">
+        <w:r>
+          <w:rPr>
+            <w:lang w:val="zh_TW" w:bidi="zh_TW"/>
+          </w:rPr>
+          <w:rPr>
+            <w:color w:val="0000EE"/>
+            <w:u w:val="single"/>
+          </w:rPr>
+          <w:t>民10:10</w:t>
+        </w:r>
+      </w:hyperlink>
+      <w:r>
+        <w:rPr>
+          <w:lang w:val="zh_TW" w:bidi="zh_TW"/>
+        </w:rPr>
+        <w:t>）。人們用來：</w:t>
+      </w:r>
+    </w:p>
+    <w:p>
+      <w:pPr>
+        <w:pStyle w:val="ListBullet"/>
+        <w:spacing w:line="240" w:lineRule="auto"/>
+        <w:ind w:left="720"/>
+      </w:pPr>
+      <w:r>
+        <w:rPr>
+          <w:lang w:val="zh_TW" w:bidi="zh_TW"/>
+        </w:rPr>
+      </w:r>
+      <w:r>
+        <w:rPr>
+          <w:lang w:val="zh_TW" w:bidi="zh_TW"/>
+        </w:rPr>
+        <w:t>召集會眾到會幕聚集</w:t>
+      </w:r>
+    </w:p>
+    <w:p>
+      <w:pPr>
+        <w:pStyle w:val="ListBullet"/>
+        <w:spacing w:line="240" w:lineRule="auto"/>
+        <w:ind w:left="720"/>
+      </w:pPr>
+      <w:r>
+        <w:rPr>
+          <w:lang w:val="zh_TW" w:bidi="zh_TW"/>
+        </w:rPr>
+      </w:r>
+      <w:r>
+        <w:rPr>
+          <w:lang w:val="zh_TW" w:bidi="zh_TW"/>
+        </w:rPr>
+        <w:t>發出警告</w:t>
+      </w:r>
+    </w:p>
+    <w:p>
+      <w:pPr>
+        <w:pStyle w:val="ListBullet"/>
+        <w:spacing w:line="240" w:lineRule="auto"/>
+        <w:ind w:left="720"/>
+      </w:pPr>
+      <w:r>
+        <w:rPr>
+          <w:lang w:val="zh_TW" w:bidi="zh_TW"/>
+        </w:rPr>
+      </w:r>
+      <w:r>
+        <w:rPr>
+          <w:lang w:val="zh_TW" w:bidi="zh_TW"/>
+        </w:rPr>
+        <w:t>指示營隊前行</w:t>
+      </w:r>
+    </w:p>
+    <w:p>
+      <w:pPr>
+        <w:pStyle w:val="ListBullet"/>
+        <w:spacing w:line="240" w:lineRule="auto"/>
+        <w:ind w:left="720"/>
+      </w:pPr>
+      <w:r>
+        <w:rPr>
+          <w:lang w:val="zh_TW" w:bidi="zh_TW"/>
+        </w:rPr>
+      </w:r>
+      <w:r>
+        <w:rPr>
+          <w:lang w:val="zh_TW" w:bidi="zh_TW"/>
+        </w:rPr>
+        <w:t>發出戰鬥開始的信號</w:t>
+      </w:r>
+    </w:p>
+    <w:p>
+      <w:pPr/>
+      <w:r>
+        <w:rPr>
+          <w:lang w:val="zh_TW" w:bidi="zh_TW"/>
+        </w:rPr>
+      </w:r>
+      <w:r>
+        <w:rPr>
+          <w:lang w:val="zh_TW" w:bidi="zh_TW"/>
+        </w:rPr>
+        <w:t>哈瑣茲羅特在聖殿崇拜中變得非常重要。在每日的聖殿儀式中至少會使用兩個號角。在特殊的宗教慶典中，他們可能會使用更多的號角（</w:t>
+      </w:r>
+      <w:hyperlink r:id="rId35">
+        <w:r>
+          <w:rPr>
+            <w:lang w:val="zh_TW" w:bidi="zh_TW"/>
+          </w:rPr>
+          <w:rPr>
+            <w:color w:val="0000EE"/>
+            <w:u w:val="single"/>
+          </w:rPr>
+          <w:t>代上15:28</w:t>
+        </w:r>
+      </w:hyperlink>
+      <w:r>
+        <w:rPr>
+          <w:lang w:val="zh_TW" w:bidi="zh_TW"/>
+        </w:rPr>
+        <w:t>；</w:t>
+      </w:r>
+      <w:hyperlink r:id="rId36">
+        <w:r>
+          <w:rPr>
+            <w:lang w:val="zh_TW" w:bidi="zh_TW"/>
+          </w:rPr>
+          <w:rPr>
+            <w:color w:val="0000EE"/>
+            <w:u w:val="single"/>
+          </w:rPr>
+          <w:t>代下15:14</w:t>
+        </w:r>
+      </w:hyperlink>
+      <w:r>
+        <w:rPr>
+          <w:lang w:val="zh_TW" w:bidi="zh_TW"/>
+        </w:rPr>
+        <w:t>；</w:t>
+      </w:r>
+      <w:hyperlink r:id="rId37">
+        <w:r>
+          <w:rPr>
+            <w:lang w:val="zh_TW" w:bidi="zh_TW"/>
+          </w:rPr>
+          <w:rPr>
+            <w:color w:val="0000EE"/>
+            <w:u w:val="single"/>
+          </w:rPr>
+          <w:t>詩98:6</w:t>
+        </w:r>
+      </w:hyperlink>
+      <w:r>
+        <w:rPr>
+          <w:lang w:val="zh_TW" w:bidi="zh_TW"/>
+        </w:rPr>
+        <w:t>；</w:t>
+      </w:r>
+      <w:hyperlink r:id="rId28">
+        <w:r>
+          <w:rPr>
+            <w:lang w:val="zh_TW" w:bidi="zh_TW"/>
+          </w:rPr>
+          <w:rPr>
+            <w:color w:val="0000EE"/>
+            <w:u w:val="single"/>
+          </w:rPr>
+          <w:t>但3:5–15</w:t>
+        </w:r>
+      </w:hyperlink>
+      <w:r>
+        <w:rPr>
+          <w:lang w:val="zh_TW" w:bidi="zh_TW"/>
+        </w:rPr>
+        <w:t>；</w:t>
+      </w:r>
+      <w:hyperlink r:id="rId38">
+        <w:r>
+          <w:rPr>
+            <w:lang w:val="zh_TW" w:bidi="zh_TW"/>
+          </w:rPr>
+          <w:rPr>
+            <w:color w:val="0000EE"/>
+            <w:u w:val="single"/>
+          </w:rPr>
+          <w:t>何5:8</w:t>
+        </w:r>
+      </w:hyperlink>
+      <w:r>
+        <w:rPr>
+          <w:lang w:val="zh_TW" w:bidi="zh_TW"/>
+        </w:rPr>
+        <w:t>）。</w:t>
+      </w:r>
+    </w:p>
+    <w:p>
+      <w:pPr>
+        <w:pStyle w:val="Heading4"/>
+      </w:pPr>
+      <w:r>
+        <w:rPr>
+          <w:lang w:val="zh_TW" w:bidi="zh_TW"/>
+        </w:rPr>
+        <w:t>瑪什羅奇他（Mashroqita）</w:t>
+      </w:r>
+    </w:p>
+    <w:p>
+      <w:pPr/>
+      <w:r>
+        <w:rPr>
+          <w:lang w:val="zh_TW" w:bidi="zh_TW"/>
+        </w:rPr>
+      </w:r>
+      <w:r>
+        <w:rPr>
+          <w:lang w:val="zh_TW" w:bidi="zh_TW"/>
+        </w:rPr>
+        <w:t>瑪什羅奇他這種樂器，曾在尼布甲尼撒王的宮殿中演奏 （</w:t>
+      </w:r>
+      <w:hyperlink r:id="rId17">
+        <w:r>
+          <w:rPr>
+            <w:lang w:val="zh_TW" w:bidi="zh_TW"/>
+          </w:rPr>
+          <w:rPr>
+            <w:color w:val="0000EE"/>
+            <w:u w:val="single"/>
+          </w:rPr>
+          <w:t>但3:5</w:t>
+        </w:r>
+      </w:hyperlink>
+      <w:r>
+        <w:rPr>
+          <w:lang w:val="zh_TW" w:bidi="zh_TW"/>
+        </w:rPr>
+        <w:t>、</w:t>
+      </w:r>
+      <w:hyperlink r:id="rId17">
+        <w:r>
+          <w:rPr>
+            <w:lang w:val="zh_TW" w:bidi="zh_TW"/>
+          </w:rPr>
+          <w:rPr>
+            <w:color w:val="0000EE"/>
+            <w:u w:val="single"/>
+          </w:rPr>
+          <w:t>7</w:t>
+        </w:r>
+      </w:hyperlink>
+      <w:r>
+        <w:rPr>
+          <w:lang w:val="zh_TW" w:bidi="zh_TW"/>
+        </w:rPr>
+        <w:t>、</w:t>
+      </w:r>
+      <w:hyperlink r:id="rId17">
+        <w:r>
+          <w:rPr>
+            <w:lang w:val="zh_TW" w:bidi="zh_TW"/>
+          </w:rPr>
+          <w:rPr>
+            <w:color w:val="0000EE"/>
+            <w:u w:val="single"/>
+          </w:rPr>
+          <w:t>10</w:t>
+        </w:r>
+      </w:hyperlink>
+      <w:r>
+        <w:rPr>
+          <w:lang w:val="zh_TW" w:bidi="zh_TW"/>
+        </w:rPr>
+        <w:t>、</w:t>
+      </w:r>
+      <w:hyperlink r:id="rId17">
+        <w:r>
+          <w:rPr>
+            <w:lang w:val="zh_TW" w:bidi="zh_TW"/>
+          </w:rPr>
+          <w:rPr>
+            <w:color w:val="0000EE"/>
+            <w:u w:val="single"/>
+          </w:rPr>
+          <w:t>15</w:t>
+        </w:r>
+      </w:hyperlink>
+      <w:r>
+        <w:rPr>
+          <w:lang w:val="zh_TW" w:bidi="zh_TW"/>
+        </w:rPr>
+        <w:t>）。學者認為它類似於希臘潘神的蘆笛（syrinx），由不同長度的中空管組合而成，吹向頂端即可發出不同音高。</w:t>
+      </w:r>
+    </w:p>
+    <w:p>
+      <w:pPr>
+        <w:pStyle w:val="Heading4"/>
+      </w:pPr>
+      <w:r>
+        <w:rPr>
+          <w:lang w:val="zh_TW" w:bidi="zh_TW"/>
+        </w:rPr>
+        <w:t>朔法爾（Shophar）</w:t>
+      </w:r>
+    </w:p>
+    <w:p>
+      <w:pPr/>
+      <w:r>
+        <w:rPr>
+          <w:lang w:val="zh_TW" w:bidi="zh_TW"/>
+        </w:rPr>
+      </w:r>
+      <w:r>
+        <w:rPr>
+          <w:lang w:val="zh_TW" w:bidi="zh_TW"/>
+        </w:rPr>
+        <w:t>朔法爾是一種號角樂器（類似小號），在古代以色列被使用。今日猶太宗教儀式仍使用。聖經提及這種樂器72次，是最常提到的希伯來樂器。</w:t>
+      </w:r>
+    </w:p>
+    <w:p>
+      <w:pPr/>
+      <w:r>
+        <w:rPr>
+          <w:lang w:val="zh_TW" w:bidi="zh_TW"/>
+        </w:rPr>
+      </w:r>
+      <w:r>
+        <w:rPr>
+          <w:lang w:val="zh_TW" w:bidi="zh_TW"/>
+        </w:rPr>
+        <w:t>早期的朔法爾像公羊的角一樣彎曲，後來的版本較直，在角的寬端附近有一個彎曲。朔法爾只能發出兩到三種不同的聲音。由於這種有限的音域，有些人不認為它是真正的樂器，人們主要用它來傳遞信號和信息。</w:t>
+      </w:r>
+    </w:p>
+    <w:p>
+      <w:pPr/>
+      <w:r>
+        <w:rPr>
+          <w:lang w:val="zh_TW" w:bidi="zh_TW"/>
+        </w:rPr>
+      </w:r>
+      <w:r>
+        <w:rPr>
+          <w:lang w:val="zh_TW" w:bidi="zh_TW"/>
+        </w:rPr>
+        <w:t>人們在許多宗教儀式中使用朔法爾，包括：</w:t>
+      </w:r>
+    </w:p>
+    <w:p>
+      <w:pPr>
+        <w:pStyle w:val="ListBullet"/>
+        <w:spacing w:line="240" w:lineRule="auto"/>
+        <w:ind w:left="720"/>
+      </w:pPr>
+      <w:r>
+        <w:rPr>
+          <w:lang w:val="zh_TW" w:bidi="zh_TW"/>
+        </w:rPr>
+      </w:r>
+      <w:r>
+        <w:rPr>
+          <w:lang w:val="zh_TW" w:bidi="zh_TW"/>
+        </w:rPr>
+        <w:t>搬運約櫃時（</w:t>
+      </w:r>
+      <w:hyperlink r:id="rId39">
+        <w:r>
+          <w:rPr>
+            <w:lang w:val="zh_TW" w:bidi="zh_TW"/>
+          </w:rPr>
+          <w:rPr>
+            <w:color w:val="0000EE"/>
+            <w:u w:val="single"/>
+          </w:rPr>
+          <w:t>撒下6:15</w:t>
+        </w:r>
+      </w:hyperlink>
+      <w:r>
+        <w:rPr>
+          <w:lang w:val="zh_TW" w:bidi="zh_TW"/>
+        </w:rPr>
+        <w:t>；</w:t>
+      </w:r>
+      <w:hyperlink r:id="rId35">
+        <w:r>
+          <w:rPr>
+            <w:lang w:val="zh_TW" w:bidi="zh_TW"/>
+          </w:rPr>
+          <w:rPr>
+            <w:color w:val="0000EE"/>
+            <w:u w:val="single"/>
+          </w:rPr>
+          <w:t>代上15:28</w:t>
+        </w:r>
+      </w:hyperlink>
+      <w:r>
+        <w:rPr>
+          <w:lang w:val="zh_TW" w:bidi="zh_TW"/>
+        </w:rPr>
+        <w:t>）</w:t>
+      </w:r>
+    </w:p>
+    <w:p>
+      <w:pPr>
+        <w:pStyle w:val="ListBullet"/>
+        <w:spacing w:line="240" w:lineRule="auto"/>
+        <w:ind w:left="720"/>
+      </w:pPr>
+      <w:r>
+        <w:rPr>
+          <w:lang w:val="zh_TW" w:bidi="zh_TW"/>
+        </w:rPr>
+      </w:r>
+      <w:r>
+        <w:rPr>
+          <w:lang w:val="zh_TW" w:bidi="zh_TW"/>
+        </w:rPr>
+        <w:t>亞撒王更新神與子民之間的協議時（</w:t>
+      </w:r>
+      <w:hyperlink r:id="rId36">
+        <w:r>
+          <w:rPr>
+            <w:lang w:val="zh_TW" w:bidi="zh_TW"/>
+          </w:rPr>
+          <w:rPr>
+            <w:color w:val="0000EE"/>
+            <w:u w:val="single"/>
+          </w:rPr>
+          <w:t>代下15:14</w:t>
+        </w:r>
+      </w:hyperlink>
+      <w:r>
+        <w:rPr>
+          <w:lang w:val="zh_TW" w:bidi="zh_TW"/>
+        </w:rPr>
+        <w:t>）</w:t>
+      </w:r>
+    </w:p>
+    <w:p>
+      <w:pPr>
+        <w:pStyle w:val="ListBullet"/>
+        <w:spacing w:line="240" w:lineRule="auto"/>
+        <w:ind w:left="720"/>
+      </w:pPr>
+      <w:r>
+        <w:rPr>
+          <w:lang w:val="zh_TW" w:bidi="zh_TW"/>
+        </w:rPr>
+      </w:r>
+      <w:r>
+        <w:rPr>
+          <w:lang w:val="zh_TW" w:bidi="zh_TW"/>
+        </w:rPr>
+        <w:t>人們感謝神時（</w:t>
+      </w:r>
+      <w:hyperlink r:id="rId37">
+        <w:r>
+          <w:rPr>
+            <w:lang w:val="zh_TW" w:bidi="zh_TW"/>
+          </w:rPr>
+          <w:rPr>
+            <w:color w:val="0000EE"/>
+            <w:u w:val="single"/>
+          </w:rPr>
+          <w:t>詩98:6</w:t>
+        </w:r>
+      </w:hyperlink>
+      <w:r>
+        <w:rPr>
+          <w:lang w:val="zh_TW" w:bidi="zh_TW"/>
+        </w:rPr>
+        <w:t>，</w:t>
+      </w:r>
+      <w:hyperlink r:id="rId40">
+        <w:r>
+          <w:rPr>
+            <w:lang w:val="zh_TW" w:bidi="zh_TW"/>
+          </w:rPr>
+          <w:rPr>
+            <w:color w:val="0000EE"/>
+            <w:u w:val="single"/>
+          </w:rPr>
+          <w:t>150:3</w:t>
+        </w:r>
+      </w:hyperlink>
+      <w:r>
+        <w:rPr>
+          <w:lang w:val="zh_TW" w:bidi="zh_TW"/>
+        </w:rPr>
+        <w:t>）</w:t>
+      </w:r>
+    </w:p>
+    <w:p>
+      <w:pPr>
+        <w:pStyle w:val="ListBullet"/>
+        <w:spacing w:line="240" w:lineRule="auto"/>
+        <w:ind w:left="720"/>
+      </w:pPr>
+      <w:r>
+        <w:rPr>
+          <w:lang w:val="zh_TW" w:bidi="zh_TW"/>
+        </w:rPr>
+      </w:r>
+      <w:r>
+        <w:rPr>
+          <w:lang w:val="zh_TW" w:bidi="zh_TW"/>
+        </w:rPr>
+        <w:t>每個新月開始時</w:t>
+      </w:r>
+    </w:p>
+    <w:p>
+      <w:pPr>
+        <w:pStyle w:val="ListBullet"/>
+        <w:spacing w:line="240" w:lineRule="auto"/>
+        <w:ind w:left="720"/>
+      </w:pPr>
+      <w:r>
+        <w:rPr>
+          <w:lang w:val="zh_TW" w:bidi="zh_TW"/>
+        </w:rPr>
+      </w:r>
+      <w:r>
+        <w:rPr>
+          <w:lang w:val="zh_TW" w:bidi="zh_TW"/>
+        </w:rPr>
+        <w:t>禧年開始時（每50年一次的特殊年份）</w:t>
+      </w:r>
+    </w:p>
+    <w:p>
+      <w:pPr/>
+      <w:r>
+        <w:rPr>
+          <w:lang w:val="zh_TW" w:bidi="zh_TW"/>
+        </w:rPr>
+      </w:r>
+      <w:r>
+        <w:rPr>
+          <w:lang w:val="zh_TW" w:bidi="zh_TW"/>
+        </w:rPr>
+        <w:t>人們也將朔法爾用於王室的重大事件：</w:t>
+      </w:r>
+    </w:p>
+    <w:p>
+      <w:pPr>
+        <w:pStyle w:val="ListBullet"/>
+        <w:spacing w:line="240" w:lineRule="auto"/>
+        <w:ind w:left="720"/>
+      </w:pPr>
+      <w:r>
+        <w:rPr>
+          <w:lang w:val="zh_TW" w:bidi="zh_TW"/>
+        </w:rPr>
+      </w:r>
+      <w:r>
+        <w:rPr>
+          <w:lang w:val="zh_TW" w:bidi="zh_TW"/>
+        </w:rPr>
+        <w:t>押沙龍宣稱自己為王時 （</w:t>
+      </w:r>
+      <w:hyperlink r:id="rId41">
+        <w:r>
+          <w:rPr>
+            <w:lang w:val="zh_TW" w:bidi="zh_TW"/>
+          </w:rPr>
+          <w:rPr>
+            <w:color w:val="0000EE"/>
+            <w:u w:val="single"/>
+          </w:rPr>
+          <w:t>撒下15:10</w:t>
+        </w:r>
+      </w:hyperlink>
+      <w:r>
+        <w:rPr>
+          <w:lang w:val="zh_TW" w:bidi="zh_TW"/>
+        </w:rPr>
+        <w:t>）</w:t>
+      </w:r>
+    </w:p>
+    <w:p>
+      <w:pPr>
+        <w:pStyle w:val="ListBullet"/>
+        <w:spacing w:line="240" w:lineRule="auto"/>
+        <w:ind w:left="720"/>
+      </w:pPr>
+      <w:r>
+        <w:rPr>
+          <w:lang w:val="zh_TW" w:bidi="zh_TW"/>
+        </w:rPr>
+      </w:r>
+      <w:r>
+        <w:rPr>
+          <w:lang w:val="zh_TW" w:bidi="zh_TW"/>
+        </w:rPr>
+        <w:t>所羅門被選為王時（</w:t>
+      </w:r>
+      <w:hyperlink r:id="rId42">
+        <w:r>
+          <w:rPr>
+            <w:lang w:val="zh_TW" w:bidi="zh_TW"/>
+          </w:rPr>
+          <w:rPr>
+            <w:color w:val="0000EE"/>
+            <w:u w:val="single"/>
+          </w:rPr>
+          <w:t>王上1:34</w:t>
+        </w:r>
+      </w:hyperlink>
+      <w:r>
+        <w:rPr>
+          <w:lang w:val="zh_TW" w:bidi="zh_TW"/>
+        </w:rPr>
+        <w:t>）</w:t>
+      </w:r>
+    </w:p>
+    <w:p>
+      <w:pPr>
+        <w:pStyle w:val="ListBullet"/>
+        <w:spacing w:line="240" w:lineRule="auto"/>
+        <w:ind w:left="720"/>
+      </w:pPr>
+      <w:r>
+        <w:rPr>
+          <w:lang w:val="zh_TW" w:bidi="zh_TW"/>
+        </w:rPr>
+      </w:r>
+      <w:r>
+        <w:rPr>
+          <w:lang w:val="zh_TW" w:bidi="zh_TW"/>
+        </w:rPr>
+        <w:t>耶戶作王時（</w:t>
+      </w:r>
+      <w:hyperlink r:id="rId43">
+        <w:r>
+          <w:rPr>
+            <w:lang w:val="zh_TW" w:bidi="zh_TW"/>
+          </w:rPr>
+          <w:rPr>
+            <w:color w:val="0000EE"/>
+            <w:u w:val="single"/>
+          </w:rPr>
+          <w:t>王下9:13</w:t>
+        </w:r>
+      </w:hyperlink>
+      <w:r>
+        <w:rPr>
+          <w:lang w:val="zh_TW" w:bidi="zh_TW"/>
+        </w:rPr>
+        <w:t>）</w:t>
+      </w:r>
+    </w:p>
+    <w:p>
+      <w:pPr>
+        <w:pStyle w:val="Heading4"/>
+      </w:pPr>
+      <w:r>
+        <w:rPr>
+          <w:lang w:val="zh_TW" w:bidi="zh_TW"/>
+        </w:rPr>
+        <w:t>蘇波尼亞（Sumponia）</w:t>
+      </w:r>
+    </w:p>
+    <w:p>
+      <w:pPr/>
+      <w:r>
+        <w:rPr>
+          <w:lang w:val="zh_TW" w:bidi="zh_TW"/>
+        </w:rPr>
+      </w:r>
+      <w:r>
+        <w:rPr>
+          <w:lang w:val="zh_TW" w:bidi="zh_TW"/>
+        </w:rPr>
+        <w:t>蘇波尼亞是在</w:t>
+      </w:r>
+      <w:hyperlink r:id="rId44">
+        <w:r>
+          <w:rPr>
+            <w:lang w:val="zh_TW" w:bidi="zh_TW"/>
+          </w:rPr>
+          <w:rPr>
+            <w:color w:val="0000EE"/>
+            <w:u w:val="single"/>
+          </w:rPr>
+          <w:t>但以理書三章</w:t>
+        </w:r>
+      </w:hyperlink>
+      <w:r>
+        <w:rPr>
+          <w:lang w:val="zh_TW" w:bidi="zh_TW"/>
+        </w:rPr>
+        <w:t>中找到的詞語，但學者不確定其確切含義。一些聖經教師認為蘇波尼亞指的是風笛，有英文譯本就是如此翻譯。然而，研究古代樂器的專家卻強烈反對此說，他們認為尼布甲尼撒王的時代並沒有風笛。</w:t>
+      </w:r>
+    </w:p>
+    <w:p>
+      <w:pPr/>
+      <w:r>
+        <w:rPr>
+          <w:lang w:val="zh_TW" w:bidi="zh_TW"/>
+        </w:rPr>
+      </w:r>
+      <w:r>
+        <w:rPr>
+          <w:lang w:val="zh_TW" w:bidi="zh_TW"/>
+        </w:rPr>
+        <w:t>其他學者認為蘇波尼亞可能不是樂器，而可能是描述多種樂器合奏的音樂。這個解釋有其道理，因為這個詞來自希臘文單詞辛弗尼亞（symphonia），意思是「一起發聲」。在</w:t>
+      </w:r>
+      <w:hyperlink r:id="rId45">
+        <w:r>
+          <w:rPr>
+            <w:lang w:val="zh_TW" w:bidi="zh_TW"/>
+          </w:rPr>
+          <w:rPr>
+            <w:color w:val="0000EE"/>
+            <w:u w:val="single"/>
+          </w:rPr>
+          <w:t>路加福音十五章25節</w:t>
+        </w:r>
+      </w:hyperlink>
+      <w:r>
+        <w:rPr>
+          <w:lang w:val="zh_TW" w:bidi="zh_TW"/>
+        </w:rPr>
+        <w:t>中，它被翻譯為「作樂……的聲音」。</w:t>
+      </w:r>
+    </w:p>
+    <w:p>
+      <w:pPr>
+        <w:pStyle w:val="Heading4"/>
+      </w:pPr>
+      <w:r>
+        <w:rPr>
+          <w:lang w:val="zh_TW" w:bidi="zh_TW"/>
+        </w:rPr>
+        <w:t>烏加布（Ugab）</w:t>
+      </w:r>
+    </w:p>
+    <w:p>
+      <w:pPr/>
+      <w:r>
+        <w:rPr>
+          <w:lang w:val="zh_TW" w:bidi="zh_TW"/>
+        </w:rPr>
+      </w:r>
+      <w:r>
+        <w:rPr>
+          <w:lang w:val="zh_TW" w:bidi="zh_TW"/>
+        </w:rPr>
+        <w:t>烏加布是古老的樂器，類似長笛。聖經提到烏加布四次（</w:t>
+      </w:r>
+      <w:hyperlink r:id="rId46">
+        <w:r>
+          <w:rPr>
+            <w:lang w:val="zh_TW" w:bidi="zh_TW"/>
+          </w:rPr>
+          <w:rPr>
+            <w:color w:val="0000EE"/>
+            <w:u w:val="single"/>
+          </w:rPr>
+          <w:t>創4:21</w:t>
+        </w:r>
+      </w:hyperlink>
+      <w:r>
+        <w:rPr>
+          <w:lang w:val="zh_TW" w:bidi="zh_TW"/>
+        </w:rPr>
+        <w:t>；</w:t>
+      </w:r>
+      <w:hyperlink r:id="rId47">
+        <w:r>
+          <w:rPr>
+            <w:lang w:val="zh_TW" w:bidi="zh_TW"/>
+          </w:rPr>
+          <w:rPr>
+            <w:color w:val="0000EE"/>
+            <w:u w:val="single"/>
+          </w:rPr>
+          <w:t>伯21:12</w:t>
+        </w:r>
+      </w:hyperlink>
+      <w:r>
+        <w:rPr>
+          <w:lang w:val="zh_TW" w:bidi="zh_TW"/>
+        </w:rPr>
+        <w:t>，</w:t>
+      </w:r>
+      <w:hyperlink r:id="rId48">
+        <w:r>
+          <w:rPr>
+            <w:lang w:val="zh_TW" w:bidi="zh_TW"/>
+          </w:rPr>
+          <w:rPr>
+            <w:color w:val="0000EE"/>
+            <w:u w:val="single"/>
+          </w:rPr>
+          <w:t>30:31</w:t>
+        </w:r>
+      </w:hyperlink>
+      <w:r>
+        <w:rPr>
+          <w:lang w:val="zh_TW" w:bidi="zh_TW"/>
+        </w:rPr>
+        <w:t>；</w:t>
+      </w:r>
+      <w:hyperlink r:id="rId13">
+        <w:r>
+          <w:rPr>
+            <w:lang w:val="zh_TW" w:bidi="zh_TW"/>
+          </w:rPr>
+          <w:rPr>
+            <w:color w:val="0000EE"/>
+            <w:u w:val="single"/>
+          </w:rPr>
+          <w:t>詩150:4</w:t>
+        </w:r>
+      </w:hyperlink>
+      <w:r>
+        <w:rPr>
+          <w:lang w:val="zh_TW" w:bidi="zh_TW"/>
+        </w:rPr>
+        <w:t>）。通常提到烏加布時，是與宗教活動無關。只有在</w:t>
+      </w:r>
+      <w:hyperlink r:id="rId49">
+        <w:r>
+          <w:rPr>
+            <w:lang w:val="zh_TW" w:bidi="zh_TW"/>
+          </w:rPr>
+          <w:rPr>
+            <w:color w:val="0000EE"/>
+            <w:u w:val="single"/>
+          </w:rPr>
+          <w:t>詩篇一五〇篇</w:t>
+        </w:r>
+      </w:hyperlink>
+      <w:r>
+        <w:rPr>
+          <w:lang w:val="zh_TW" w:bidi="zh_TW"/>
+        </w:rPr>
+        <w:t>中，它被用於敬拜。有英文譯本將其誤譯為「風琴」。</w:t>
+      </w:r>
+    </w:p>
+    <w:p>
+      <w:pPr>
+        <w:pStyle w:val="Heading3"/>
+      </w:pPr>
+      <w:r>
+        <w:rPr>
+          <w:lang w:val="zh_TW" w:bidi="zh_TW"/>
+        </w:rPr>
+        <w:t>敲擊樂器</w:t>
+      </w:r>
+    </w:p>
+    <w:p>
+      <w:pPr/>
+      <w:r>
+        <w:rPr>
+          <w:lang w:val="zh_TW" w:bidi="zh_TW"/>
+        </w:rPr>
+      </w:r>
+      <w:r>
+        <w:rPr>
+          <w:lang w:val="zh_TW" w:bidi="zh_TW"/>
+        </w:rPr>
+        <w:t>敲擊樂器（敲擊或搖動時發出聲音的樂器），最常出現在猶太百姓早期歷史的記載中。隨著時間推移，人們不再在聖殿敬拜中使用這些樂器，可能是因為其它宗教也會使用類似樂器來敬拜假神。</w:t>
+      </w:r>
+    </w:p>
+    <w:p>
+      <w:pPr>
+        <w:pStyle w:val="Heading4"/>
+      </w:pPr>
+      <w:r>
+        <w:rPr>
+          <w:lang w:val="zh_TW" w:bidi="zh_TW"/>
+        </w:rPr>
+        <w:t>米納亞念（Mena Anim）</w:t>
+      </w:r>
+    </w:p>
+    <w:p>
+      <w:pPr/>
+      <w:r>
+        <w:rPr>
+          <w:lang w:val="zh_TW" w:bidi="zh_TW"/>
+        </w:rPr>
+      </w:r>
+      <w:r>
+        <w:rPr>
+          <w:lang w:val="zh_TW" w:bidi="zh_TW"/>
+        </w:rPr>
+        <w:t>米納亞念是響亮的金屬搖鈴，其框架懸掛金屬環，搖動時就會發出聲音。米納亞念很可能類似於西斯特爾叉鈴（sistrum，古埃及用於宗教儀式的神聖搖鈴）米納亞念出現在</w:t>
+      </w:r>
+      <w:hyperlink r:id="rId21">
+        <w:r>
+          <w:rPr>
+            <w:lang w:val="zh_TW" w:bidi="zh_TW"/>
+          </w:rPr>
+          <w:rPr>
+            <w:color w:val="0000EE"/>
+            <w:u w:val="single"/>
+          </w:rPr>
+          <w:t>撒母耳記下六章5節</w:t>
+        </w:r>
+      </w:hyperlink>
+      <w:r>
+        <w:rPr>
+          <w:lang w:val="zh_TW" w:bidi="zh_TW"/>
+        </w:rPr>
+        <w:t>中。有英文譯本將其翻譯為「響板」（castanet），亦有英文譯本錯誤將其翻譯為「號角」（cornet）。</w:t>
+      </w:r>
+    </w:p>
+    <w:p>
+      <w:pPr>
+        <w:pStyle w:val="Heading4"/>
+      </w:pPr>
+      <w:r>
+        <w:rPr>
+          <w:lang w:val="zh_TW" w:bidi="zh_TW"/>
+        </w:rPr>
+        <w:t>帕莫尼姆（Pamonim）</w:t>
+      </w:r>
+    </w:p>
+    <w:p>
+      <w:pPr/>
+      <w:r>
+        <w:rPr>
+          <w:lang w:val="zh_TW" w:bidi="zh_TW"/>
+        </w:rPr>
+      </w:r>
+      <w:r>
+        <w:rPr>
+          <w:lang w:val="zh_TW" w:bidi="zh_TW"/>
+        </w:rPr>
+        <w:t>帕莫尼姆是祭司袍子上的小鈴鐺（</w:t>
+      </w:r>
+      <w:hyperlink r:id="rId50">
+        <w:r>
+          <w:rPr>
+            <w:lang w:val="zh_TW" w:bidi="zh_TW"/>
+          </w:rPr>
+          <w:rPr>
+            <w:color w:val="0000EE"/>
+            <w:u w:val="single"/>
+          </w:rPr>
+          <w:t>出28:33–34</w:t>
+        </w:r>
+      </w:hyperlink>
+      <w:r>
+        <w:rPr>
+          <w:lang w:val="zh_TW" w:bidi="zh_TW"/>
+        </w:rPr>
+        <w:t>，</w:t>
+      </w:r>
+      <w:hyperlink r:id="rId51">
+        <w:r>
+          <w:rPr>
+            <w:lang w:val="zh_TW" w:bidi="zh_TW"/>
+          </w:rPr>
+          <w:rPr>
+            <w:color w:val="0000EE"/>
+            <w:u w:val="single"/>
+          </w:rPr>
+          <w:t>39:25–26</w:t>
+        </w:r>
+      </w:hyperlink>
+      <w:r>
+        <w:rPr>
+          <w:lang w:val="zh_TW" w:bidi="zh_TW"/>
+        </w:rPr>
+        <w:t>）。當大祭司行走時，鈴鐺會發出柔和的聲音，幫助人們知道大祭司進入至聖所敬拜神時的位置。</w:t>
+      </w:r>
+    </w:p>
+    <w:p>
+      <w:pPr>
+        <w:pStyle w:val="Heading4"/>
+      </w:pPr>
+      <w:r>
+        <w:rPr>
+          <w:lang w:val="zh_TW" w:bidi="zh_TW"/>
+        </w:rPr>
+        <w:t>沙利希姆（Shalishim）</w:t>
+      </w:r>
+    </w:p>
+    <w:p>
+      <w:pPr/>
+      <w:r>
+        <w:rPr>
+          <w:lang w:val="zh_TW" w:bidi="zh_TW"/>
+        </w:rPr>
+      </w:r>
+      <w:r>
+        <w:rPr>
+          <w:lang w:val="zh_TW" w:bidi="zh_TW"/>
+        </w:rPr>
+        <w:t>沙利希姆是聖經提到的搖鈴。有些聖經譯本將這個詞翻譯為「西斯特爾叉鈴」（sistrum，古埃及的神聖響板）或「提布瑞爾」（timbrel，鈴鼓）。學者不確定沙利希姆是否樂器。沙利希姆出現在</w:t>
+      </w:r>
+      <w:hyperlink r:id="rId52">
+        <w:r>
+          <w:rPr>
+            <w:lang w:val="zh_TW" w:bidi="zh_TW"/>
+          </w:rPr>
+          <w:rPr>
+            <w:color w:val="0000EE"/>
+            <w:u w:val="single"/>
+          </w:rPr>
+          <w:t>撒母耳記上十八章6節</w:t>
+        </w:r>
+      </w:hyperlink>
+      <w:r>
+        <w:rPr>
+          <w:lang w:val="zh_TW" w:bidi="zh_TW"/>
+        </w:rPr>
+        <w:t>中。在這個故事中，人們演奏這樂器，慶祝掃羅王和大衛從與非利士人爭戰凱旋歸來。</w:t>
+      </w:r>
+    </w:p>
+    <w:p>
+      <w:pPr>
+        <w:pStyle w:val="Heading4"/>
+      </w:pPr>
+      <w:r>
+        <w:rPr>
+          <w:lang w:val="zh_TW" w:bidi="zh_TW"/>
+        </w:rPr>
+        <w:t>托夫（Toph）</w:t>
+      </w:r>
+    </w:p>
+    <w:p>
+      <w:pPr/>
+      <w:r>
+        <w:rPr>
+          <w:lang w:val="zh_TW" w:bidi="zh_TW"/>
+        </w:rPr>
+      </w:r>
+      <w:r>
+        <w:rPr>
+          <w:lang w:val="zh_TW" w:bidi="zh_TW"/>
+        </w:rPr>
+        <w:t>托夫（也稱為tof）是古代以色列使用的一種手鼓。通常由女性演奏，但一些聖經段落表明男性也會演奏（</w:t>
+      </w:r>
+      <w:hyperlink r:id="rId20">
+        <w:r>
+          <w:rPr>
+            <w:lang w:val="zh_TW" w:bidi="zh_TW"/>
+          </w:rPr>
+          <w:rPr>
+            <w:color w:val="0000EE"/>
+            <w:u w:val="single"/>
+          </w:rPr>
+          <w:t>撒上10:5</w:t>
+        </w:r>
+      </w:hyperlink>
+      <w:r>
+        <w:rPr>
+          <w:lang w:val="zh_TW" w:bidi="zh_TW"/>
+        </w:rPr>
+        <w:t>；</w:t>
+      </w:r>
+      <w:hyperlink r:id="rId21">
+        <w:r>
+          <w:rPr>
+            <w:lang w:val="zh_TW" w:bidi="zh_TW"/>
+          </w:rPr>
+          <w:rPr>
+            <w:color w:val="0000EE"/>
+            <w:u w:val="single"/>
+          </w:rPr>
+          <w:t>撒下6:5</w:t>
+        </w:r>
+      </w:hyperlink>
+      <w:r>
+        <w:rPr>
+          <w:lang w:val="zh_TW" w:bidi="zh_TW"/>
+        </w:rPr>
+        <w:t>；</w:t>
+      </w:r>
+      <w:hyperlink r:id="rId53">
+        <w:r>
+          <w:rPr>
+            <w:lang w:val="zh_TW" w:bidi="zh_TW"/>
+          </w:rPr>
+          <w:rPr>
+            <w:color w:val="0000EE"/>
+            <w:u w:val="single"/>
+          </w:rPr>
+          <w:t>代上13:8</w:t>
+        </w:r>
+      </w:hyperlink>
+      <w:r>
+        <w:rPr>
+          <w:lang w:val="zh_TW" w:bidi="zh_TW"/>
+        </w:rPr>
+        <w:t>）。有英文譯本中將其稱為「小鼓」（tabret）。</w:t>
+      </w:r>
+    </w:p>
+    <w:p>
+      <w:pPr/>
+      <w:r>
+        <w:rPr>
+          <w:lang w:val="zh_TW" w:bidi="zh_TW"/>
+        </w:rPr>
+      </w:r>
+      <w:r>
+        <w:rPr>
+          <w:lang w:val="zh_TW" w:bidi="zh_TW"/>
+        </w:rPr>
+        <w:t>托夫在聖經出現了15次。它是由木頭或金屬製成的圓形框架，在其上拉緊動物皮（來自公羊或野山羊），人們用手擊打它來演奏。我們不確定托夫是只有一面蒙皮，還是兩面都蒙皮。一些學者認為它像鈴鼓（tambourine）或小手鼓（timbrel）。然而，沒有證據顯示托夫有像鈴鼓那樣，發出叮噹聲的金屬片。</w:t>
+      </w:r>
+    </w:p>
+    <w:p>
+      <w:pPr/>
+      <w:r>
+        <w:rPr>
+          <w:lang w:val="zh_TW" w:bidi="zh_TW"/>
+        </w:rPr>
+      </w:r>
+      <w:r>
+        <w:rPr>
+          <w:lang w:val="zh_TW" w:bidi="zh_TW"/>
+        </w:rPr>
+        <w:t>人們在慶祝活動中演奏托夫，發出響亮的聲音（</w:t>
+      </w:r>
+      <w:hyperlink r:id="rId54">
+        <w:r>
+          <w:rPr>
+            <w:lang w:val="zh_TW" w:bidi="zh_TW"/>
+          </w:rPr>
+          <w:rPr>
+            <w:color w:val="0000EE"/>
+            <w:u w:val="single"/>
+          </w:rPr>
+          <w:t>出15:20</w:t>
+        </w:r>
+      </w:hyperlink>
+      <w:r>
+        <w:rPr>
+          <w:lang w:val="zh_TW" w:bidi="zh_TW"/>
+        </w:rPr>
+        <w:t>；</w:t>
+      </w:r>
+      <w:hyperlink r:id="rId19">
+        <w:r>
+          <w:rPr>
+            <w:lang w:val="zh_TW" w:bidi="zh_TW"/>
+          </w:rPr>
+          <w:rPr>
+            <w:color w:val="0000EE"/>
+            <w:u w:val="single"/>
+          </w:rPr>
+          <w:t>詩81:2</w:t>
+        </w:r>
+      </w:hyperlink>
+      <w:r>
+        <w:rPr>
+          <w:lang w:val="zh_TW" w:bidi="zh_TW"/>
+        </w:rPr>
+        <w:t>）。</w:t>
+      </w:r>
+    </w:p>
+    <w:p>
+      <w:pPr>
+        <w:pStyle w:val="Heading4"/>
+      </w:pPr>
+      <w:r>
+        <w:rPr>
+          <w:lang w:val="zh_TW" w:bidi="zh_TW"/>
+        </w:rPr>
+        <w:t>澤爾澤林（Zelzelim）</w:t>
+      </w:r>
+    </w:p>
+    <w:p>
+      <w:pPr/>
+      <w:r>
+        <w:rPr>
+          <w:lang w:val="zh_TW" w:bidi="zh_TW"/>
+        </w:rPr>
+      </w:r>
+      <w:r>
+        <w:rPr>
+          <w:lang w:val="zh_TW" w:bidi="zh_TW"/>
+        </w:rPr>
+        <w:t>澤爾澤林（Zelzelim）和梅齊爾泰音（Meziltayim）是古代以色列使用的鈸。這些詞來自希伯來詞扎拉（zala），意思是「發出響亮的聲音」。聖經通常同時使用這兩個詞（表明兩個物品是成對使用的）。這告訴我們鈸總是成對使用的。</w:t>
+      </w:r>
+    </w:p>
+    <w:p>
+      <w:pPr/>
+      <w:r>
+        <w:rPr>
+          <w:lang w:val="zh_TW" w:bidi="zh_TW"/>
+        </w:rPr>
+      </w:r>
+      <w:r>
+        <w:rPr>
+          <w:lang w:val="zh_TW" w:bidi="zh_TW"/>
+        </w:rPr>
+        <w:t>一些聖經譯本將這些詞錯譯為「響板」（castanets，發出咔嗒聲的木質或金屬塊）。</w:t>
+      </w:r>
+    </w:p>
+    <w:p>
+      <w:pPr/>
+      <w:r>
+        <w:rPr>
+          <w:lang w:val="zh_TW" w:bidi="zh_TW"/>
+        </w:rPr>
+      </w:r>
+      <w:r>
+        <w:rPr>
+          <w:lang w:val="zh_TW" w:bidi="zh_TW"/>
+        </w:rPr>
+        <w:t>人們用金屬製作這些鈸。它們成對出現，一個人會同時演奏兩面鈸。這是唯一可以在聖殿崇拜中使用的敲擊樂器。金屬鈸在許多古代文化中都很常見。</w:t>
+      </w:r>
+    </w:p>
+    <w:p>
+      <w:pPr/>
+      <w:r>
+        <w:rPr>
+          <w:lang w:val="zh_TW" w:bidi="zh_TW"/>
+        </w:rPr>
+      </w:r>
+      <w:r>
+        <w:rPr>
+          <w:lang w:val="zh_TW" w:bidi="zh_TW"/>
+        </w:rPr>
+        <w:t>鈸首次出現在聖經，是人們將約櫃移至耶路撒冷時（</w:t>
+      </w:r>
+      <w:hyperlink r:id="rId21">
+        <w:r>
+          <w:rPr>
+            <w:lang w:val="zh_TW" w:bidi="zh_TW"/>
+          </w:rPr>
+          <w:rPr>
+            <w:color w:val="0000EE"/>
+            <w:u w:val="single"/>
+          </w:rPr>
+          <w:t>撒下6:5</w:t>
+        </w:r>
+      </w:hyperlink>
+      <w:r>
+        <w:rPr>
+          <w:lang w:val="zh_TW" w:bidi="zh_TW"/>
+        </w:rPr>
+        <w:t>；</w:t>
+      </w:r>
+      <w:hyperlink r:id="rId53">
+        <w:r>
+          <w:rPr>
+            <w:lang w:val="zh_TW" w:bidi="zh_TW"/>
+          </w:rPr>
+          <w:rPr>
+            <w:color w:val="0000EE"/>
+            <w:u w:val="single"/>
+          </w:rPr>
+          <w:t>代上13:8</w:t>
+        </w:r>
+      </w:hyperlink>
+      <w:r>
+        <w:rPr>
+          <w:lang w:val="zh_TW" w:bidi="zh_TW"/>
+        </w:rPr>
+        <w:t>）。後來，利未人歌唱的首領（來自利未支派的樂師）在聖殿裡演奏鈸（</w:t>
+      </w:r>
+      <w:hyperlink r:id="rId55">
+        <w:r>
+          <w:rPr>
+            <w:lang w:val="zh_TW" w:bidi="zh_TW"/>
+          </w:rPr>
+          <w:rPr>
+            <w:color w:val="0000EE"/>
+            <w:u w:val="single"/>
+          </w:rPr>
+          <w:t>代上15:19</w:t>
+        </w:r>
+      </w:hyperlink>
+      <w:r>
+        <w:rPr>
+          <w:lang w:val="zh_TW" w:bidi="zh_TW"/>
+        </w:rPr>
+        <w:t>）。</w:t>
+      </w:r>
+    </w:p>
+    <w:p>
+      <w:pPr/>
+      <w:r>
+        <w:rPr>
+          <w:lang w:val="zh_TW" w:bidi="zh_TW"/>
+        </w:rPr>
+      </w:r>
+      <w:r>
+        <w:rPr>
+          <w:lang w:val="zh_TW" w:bidi="zh_TW"/>
+        </w:rPr>
+        <w:t>這些鈸在敬拜中有特殊的用途，它們不是用來奏出旋律，而是用來：</w:t>
+      </w:r>
+    </w:p>
+    <w:p>
+      <w:pPr>
+        <w:pStyle w:val="ListBullet"/>
+        <w:spacing w:line="240" w:lineRule="auto"/>
+        <w:ind w:left="720"/>
+      </w:pPr>
+      <w:r>
+        <w:rPr>
+          <w:lang w:val="zh_TW" w:bidi="zh_TW"/>
+        </w:rPr>
+      </w:r>
+      <w:r>
+        <w:rPr>
+          <w:lang w:val="zh_TW" w:bidi="zh_TW"/>
+        </w:rPr>
+        <w:t>發出信號告訴人們何時應該開始唱歌</w:t>
+      </w:r>
+    </w:p>
+    <w:p>
+      <w:pPr>
+        <w:pStyle w:val="ListBullet"/>
+        <w:spacing w:line="240" w:lineRule="auto"/>
+        <w:ind w:left="720"/>
+      </w:pPr>
+      <w:r>
+        <w:rPr>
+          <w:lang w:val="zh_TW" w:bidi="zh_TW"/>
+        </w:rPr>
+      </w:r>
+      <w:r>
+        <w:rPr>
+          <w:lang w:val="zh_TW" w:bidi="zh_TW"/>
+        </w:rPr>
+        <w:t>標記詩歌中不同的段落</w:t>
+      </w:r>
+    </w:p>
+    <w:p>
+      <w:pPr/>
+      <w:r>
+        <w:rPr>
+          <w:lang w:val="zh_TW" w:bidi="zh_TW"/>
+        </w:rPr>
+      </w:r>
+      <w:hyperlink r:id="rId49">
+        <w:r>
+          <w:rPr>
+            <w:lang w:val="zh_TW" w:bidi="zh_TW"/>
+          </w:rPr>
+          <w:rPr>
+            <w:color w:val="0000EE"/>
+            <w:u w:val="single"/>
+          </w:rPr>
+          <w:t>詩篇一五〇篇</w:t>
+        </w:r>
+      </w:hyperlink>
+      <w:r>
+        <w:rPr>
+          <w:lang w:val="zh_TW" w:bidi="zh_TW"/>
+        </w:rPr>
+        <w:t>提到兩種不同的鈸，我們不確定這些鈸有什麼不同，可能是大小不同或由不同材料製成。</w:t>
+      </w:r>
+      <w:r>
+        <w:rPr>
+          <w:lang w:val="zh_TW" w:bidi="zh_TW"/>
+        </w:rPr>
+      </w:r>
+      <w:r>
+        <w:rPr>
+          <w:lang w:val="zh_TW" w:bidi="zh_TW"/>
+        </w:rPr>
+      </w:r>
+    </w:p>
+    <w:p>
+      <w:pPr/>
+      <w:r>
+        <w:rPr>
+          <w:lang w:val="zh_TW" w:bidi="zh_TW"/>
+        </w:rPr>
+      </w:r>
+    </w:p>
+    <w:p>
+      <w:pPr>
+        <w:pStyle w:val="Heading2"/>
+      </w:pPr>
+      <w:r>
+        <w:rPr>
+          <w:lang w:val="zh_TW" w:bidi="zh_TW"/>
+        </w:rPr>
+        <w:t>樂園</w:t>
+      </w:r>
+      <w:r>
+        <w:rPr>
+          <w:lang w:val="zh_TW" w:bidi="zh_TW"/>
+        </w:rPr>
+      </w:r>
+    </w:p>
+    <w:p>
+      <w:pPr/>
+      <w:r>
+        <w:rPr>
+          <w:lang w:val="zh_TW" w:bidi="zh_TW"/>
+        </w:rPr>
+      </w:r>
+      <w:r>
+        <w:rPr>
+          <w:lang w:val="zh_TW" w:bidi="zh_TW"/>
+        </w:rPr>
+        <w:t>這個詞源自波斯文，意思是「神的園子」。以色列人原本使用另一個字詞來指「園子」，既用於日常的園林，也用於神在伊甸的園子（</w:t>
+      </w:r>
+      <w:hyperlink r:id="rId56">
+        <w:r>
+          <w:rPr>
+            <w:lang w:val="zh_TW" w:bidi="zh_TW"/>
+          </w:rPr>
+          <w:rPr>
+            <w:color w:val="0000EE"/>
+            <w:u w:val="single"/>
+          </w:rPr>
+          <w:t>創2–3章</w:t>
+        </w:r>
+      </w:hyperlink>
+      <w:r>
+        <w:rPr>
+          <w:lang w:val="zh_TW" w:bidi="zh_TW"/>
+        </w:rPr>
+        <w:t>；</w:t>
+      </w:r>
+      <w:hyperlink r:id="rId57">
+        <w:r>
+          <w:rPr>
+            <w:lang w:val="zh_TW" w:bidi="zh_TW"/>
+          </w:rPr>
+          <w:rPr>
+            <w:color w:val="0000EE"/>
+            <w:u w:val="single"/>
+          </w:rPr>
+          <w:t>賽51:3</w:t>
+        </w:r>
+      </w:hyperlink>
+      <w:r>
+        <w:rPr>
+          <w:lang w:val="zh_TW" w:bidi="zh_TW"/>
+        </w:rPr>
+        <w:t>；</w:t>
+      </w:r>
+      <w:hyperlink r:id="rId58">
+        <w:r>
+          <w:rPr>
+            <w:lang w:val="zh_TW" w:bidi="zh_TW"/>
+          </w:rPr>
+          <w:rPr>
+            <w:color w:val="0000EE"/>
+            <w:u w:val="single"/>
+          </w:rPr>
+          <w:t>結28:13</w:t>
+        </w:r>
+      </w:hyperlink>
+      <w:r>
+        <w:rPr>
+          <w:lang w:val="zh_TW" w:bidi="zh_TW"/>
+        </w:rPr>
+        <w:t>）。在以列色人歷史的後期，他們借用了這個波斯文詞語，最後就成為「樂園」這個字詞。這個字詞在舊約聖經中出現三次，用來指公園或果園（</w:t>
+      </w:r>
+      <w:hyperlink r:id="rId59">
+        <w:r>
+          <w:rPr>
+            <w:lang w:val="zh_TW" w:bidi="zh_TW"/>
+          </w:rPr>
+          <w:rPr>
+            <w:color w:val="0000EE"/>
+            <w:u w:val="single"/>
+          </w:rPr>
+          <w:t>尼2:8</w:t>
+        </w:r>
+      </w:hyperlink>
+      <w:r>
+        <w:rPr>
+          <w:lang w:val="zh_TW" w:bidi="zh_TW"/>
+        </w:rPr>
+        <w:t>；</w:t>
+      </w:r>
+      <w:hyperlink r:id="rId60">
+        <w:r>
+          <w:rPr>
+            <w:lang w:val="zh_TW" w:bidi="zh_TW"/>
+          </w:rPr>
+          <w:rPr>
+            <w:color w:val="0000EE"/>
+            <w:u w:val="single"/>
+          </w:rPr>
+          <w:t>傳2:5</w:t>
+        </w:r>
+      </w:hyperlink>
+      <w:r>
+        <w:rPr>
+          <w:lang w:val="zh_TW" w:bidi="zh_TW"/>
+        </w:rPr>
+        <w:t>；</w:t>
+      </w:r>
+      <w:hyperlink r:id="rId61">
+        <w:r>
+          <w:rPr>
+            <w:lang w:val="zh_TW" w:bidi="zh_TW"/>
+          </w:rPr>
+          <w:rPr>
+            <w:color w:val="0000EE"/>
+            <w:u w:val="single"/>
+          </w:rPr>
+          <w:t>歌4:13</w:t>
+        </w:r>
+      </w:hyperlink>
+      <w:r>
+        <w:rPr>
+          <w:lang w:val="zh_TW" w:bidi="zh_TW"/>
+        </w:rPr>
+        <w:t>）。當舊約聖經譯成希臘文時，譯者使用了這個詞的希臘文形式。說希臘文的猶太人稱</w:t>
+      </w:r>
+      <w:hyperlink r:id="rId62">
+        <w:r>
+          <w:rPr>
+            <w:lang w:val="zh_TW" w:bidi="zh_TW"/>
+          </w:rPr>
+          <w:rPr>
+            <w:color w:val="0000EE"/>
+            <w:u w:val="single"/>
+          </w:rPr>
+          <w:t>創世記二章</w:t>
+        </w:r>
+      </w:hyperlink>
+      <w:r>
+        <w:rPr>
+          <w:lang w:val="zh_TW" w:bidi="zh_TW"/>
+        </w:rPr>
+        <w:t>中的那座園子為</w:t>
+      </w:r>
       <w:r>
         <w:rPr>
           <w:i/>
           <w:lang w:val="zh_TW" w:bidi="zh_TW"/>
         </w:rPr>
-        <w:t>見</w:t>
-      </w:r>
-      <w:r>
-        <w:rPr>
-          <w:lang w:val="zh_TW" w:bidi="zh_TW"/>
-        </w:rPr>
-        <w:t xml:space="preserve"> </w:t>
-      </w:r>
-      <w:r>
-        <w:rPr>
-          <w:lang w:val="zh_TW" w:bidi="zh_TW"/>
-        </w:rPr>
-        <w:t>半尼其</w:t>
+        <w:t>paradeisos</w:t>
       </w:r>
       <w:r>
         <w:rPr>
@@ -276,15 +2694,16 @@
         </w:rPr>
         <w:t>。</w:t>
       </w:r>
-      <w:r>
-        <w:rPr>
-          <w:lang w:val="zh_TW" w:bidi="zh_TW"/>
-        </w:rPr>
-      </w:r>
-      <w:r>
-        <w:rPr>
-          <w:lang w:val="zh_TW" w:bidi="zh_TW"/>
-        </w:rPr>
+    </w:p>
+    <w:p>
+      <w:pPr>
+        <w:pStyle w:val="Heading3"/>
+      </w:pPr>
+      <w:r>
+        <w:rPr>
+          <w:lang w:val="zh_TW" w:bidi="zh_TW"/>
+        </w:rPr>
+        <w:t>舊約聖經中的樂園</w:t>
       </w:r>
     </w:p>
     <w:p>
@@ -294,21 +2713,58 @@
           <w:lang w:val="zh_TW" w:bidi="zh_TW"/>
         </w:rPr>
       </w:r>
-    </w:p>
-    <w:p>
-      <w:pPr>
-        <w:pStyle w:val="Heading2"/>
-      </w:pPr>
-      <w:r>
-        <w:rPr>
-          <w:lang w:val="zh_TW" w:bidi="zh_TW"/>
-        </w:rPr>
-        <w:t>雷子</w:t>
-      </w:r>
-      <w:r>
-        <w:rPr>
-          <w:lang w:val="zh_TW" w:bidi="zh_TW"/>
-        </w:rPr>
+      <w:r>
+        <w:rPr>
+          <w:lang w:val="zh_TW" w:bidi="zh_TW"/>
+        </w:rPr>
+        <w:t>原本的波斯文字詞意為被圍起或有圍牆的園子，特指波斯王的御園。希臘人也以同樣的方式理解這個字詞。這與以色列人的觀念十分相合——那是神行走其間的園子（</w:t>
+      </w:r>
+      <w:hyperlink r:id="rId63">
+        <w:r>
+          <w:rPr>
+            <w:lang w:val="zh_TW" w:bidi="zh_TW"/>
+          </w:rPr>
+          <w:rPr>
+            <w:color w:val="0000EE"/>
+            <w:u w:val="single"/>
+          </w:rPr>
+          <w:t>創3:8</w:t>
+        </w:r>
+      </w:hyperlink>
+      <w:r>
+        <w:rPr>
+          <w:lang w:val="zh_TW" w:bidi="zh_TW"/>
+        </w:rPr>
+        <w:t>），也是人被逐出後無法再進入的地方（</w:t>
+      </w:r>
+      <w:hyperlink r:id="rId64">
+        <w:r>
+          <w:rPr>
+            <w:lang w:val="zh_TW" w:bidi="zh_TW"/>
+          </w:rPr>
+          <w:rPr>
+            <w:color w:val="0000EE"/>
+            <w:u w:val="single"/>
+          </w:rPr>
+          <w:t>創3:24</w:t>
+        </w:r>
+      </w:hyperlink>
+      <w:r>
+        <w:rPr>
+          <w:lang w:val="zh_TW" w:bidi="zh_TW"/>
+        </w:rPr>
+        <w:t>）。創世記中樂園的主要特徵是其中的果樹與河流。</w:t>
+      </w:r>
+    </w:p>
+    <w:p>
+      <w:pPr>
+        <w:pStyle w:val="Heading3"/>
+      </w:pPr>
+      <w:r>
+        <w:rPr>
+          <w:lang w:val="zh_TW" w:bidi="zh_TW"/>
+        </w:rPr>
+        <w:t>新約聖經中的樂園</w:t>
       </w:r>
     </w:p>
     <w:p>
@@ -322,44 +2778,144 @@
         <w:rPr>
           <w:lang w:val="zh_TW" w:bidi="zh_TW"/>
         </w:rPr>
-        <w:t>「半尼其」這個詞翻譯出來的意思，是耶穌給雅各和約翰的綽號（</w:t>
-      </w:r>
-      <w:hyperlink r:id="rId13">
-        <w:r>
-          <w:rPr>
-            <w:lang w:val="zh_TW" w:bidi="zh_TW"/>
-          </w:rPr>
-          <w:rPr>
-            <w:color w:val="0000EE"/>
-            <w:u w:val="single"/>
-          </w:rPr>
-          <w:t>可3:17</w:t>
-        </w:r>
-      </w:hyperlink>
-      <w:r>
-        <w:rPr>
-          <w:lang w:val="zh_TW" w:bidi="zh_TW"/>
-        </w:rPr>
-        <w:t>）。</w:t>
+        <w:t>到了新約聖經時代，人們對神的園子的觀念已有多方面的變化，這與各文化中的神話演變相似。就像希臘與羅馬故事中的「黃金時代」，樂園起初被視為遙遠的過去。然而，猶太人開始相信它依然存在於某個未知之處，類似希臘神話中的「極樂世界（Elysian Fields）」，那是一個義人死後居住的地方。後來，他們對樂園的榮美描寫越來越詳盡，並相信它將在末日重新出現。</w:t>
+      </w:r>
+    </w:p>
+    <w:p>
+      <w:pPr/>
+      <w:r>
+        <w:rPr>
+          <w:lang w:val="zh_TW" w:bidi="zh_TW"/>
+        </w:rPr>
+      </w:r>
+      <w:r>
+        <w:rPr>
+          <w:lang w:val="zh_TW" w:bidi="zh_TW"/>
+        </w:rPr>
+        <w:t>樂園的概念結合了多種文化中的神話，它們都描繪一個永遠完美的世界，其中沒有死亡，也沒有邪惡。新約聖經肯定這些信念背後的真理——樂園是真實存在、屬天的地方。保羅在活著的時候曾被奧祕地「被提到」樂園裡（</w:t>
+      </w:r>
+      <w:hyperlink r:id="rId65">
+        <w:r>
+          <w:rPr>
+            <w:lang w:val="zh_TW" w:bidi="zh_TW"/>
+          </w:rPr>
+          <w:rPr>
+            <w:color w:val="0000EE"/>
+            <w:u w:val="single"/>
+          </w:rPr>
+          <w:t>林後12:4</w:t>
+        </w:r>
+      </w:hyperlink>
+      <w:r>
+        <w:rPr>
+          <w:lang w:val="zh_TW" w:bidi="zh_TW"/>
+        </w:rPr>
+        <w:t>）。耶穌也曾應許那個在十字架上悔改的強盜，說他死後要與主同在樂園裡（</w:t>
+      </w:r>
+      <w:hyperlink r:id="rId66">
+        <w:r>
+          <w:rPr>
+            <w:lang w:val="zh_TW" w:bidi="zh_TW"/>
+          </w:rPr>
+          <w:rPr>
+            <w:color w:val="0000EE"/>
+            <w:u w:val="single"/>
+          </w:rPr>
+          <w:t>路23:43</w:t>
+        </w:r>
+      </w:hyperlink>
+      <w:r>
+        <w:rPr>
+          <w:lang w:val="zh_TW" w:bidi="zh_TW"/>
+        </w:rPr>
+        <w:t>）。新約聖經第三次、也是最後一次提到樂園的地方（</w:t>
+      </w:r>
+      <w:hyperlink r:id="rId67">
+        <w:r>
+          <w:rPr>
+            <w:lang w:val="zh_TW" w:bidi="zh_TW"/>
+          </w:rPr>
+          <w:rPr>
+            <w:color w:val="0000EE"/>
+            <w:u w:val="single"/>
+          </w:rPr>
+          <w:t>啟2:7</w:t>
+        </w:r>
+      </w:hyperlink>
+      <w:r>
+        <w:rPr>
+          <w:lang w:val="zh_TW" w:bidi="zh_TW"/>
+        </w:rPr>
+        <w:t>），其中再次出現了神的應許，說明樂園是生命樹所在之處。這樂園連結了</w:t>
+      </w:r>
+      <w:hyperlink r:id="rId62">
+        <w:r>
+          <w:rPr>
+            <w:lang w:val="zh_TW" w:bidi="zh_TW"/>
+          </w:rPr>
+          <w:rPr>
+            <w:color w:val="0000EE"/>
+            <w:u w:val="single"/>
+          </w:rPr>
+          <w:t>創世記二章</w:t>
+        </w:r>
+      </w:hyperlink>
+      <w:r>
+        <w:rPr>
+          <w:lang w:val="zh_TW" w:bidi="zh_TW"/>
+        </w:rPr>
+        <w:t>起初世界與</w:t>
+      </w:r>
+      <w:hyperlink r:id="rId68">
+        <w:r>
+          <w:rPr>
+            <w:lang w:val="zh_TW" w:bidi="zh_TW"/>
+          </w:rPr>
+          <w:rPr>
+            <w:color w:val="0000EE"/>
+            <w:u w:val="single"/>
+          </w:rPr>
+          <w:t>啟示錄二十二章</w:t>
+        </w:r>
+      </w:hyperlink>
+      <w:r>
+        <w:rPr>
+          <w:lang w:val="zh_TW" w:bidi="zh_TW"/>
+        </w:rPr>
+        <w:t>的末後世界，其中有生命樹、有河流、有圍牆保護，也有君王同在。</w:t>
+      </w:r>
+    </w:p>
+    <w:p>
+      <w:pPr/>
+      <w:r>
+        <w:rPr>
+          <w:lang w:val="zh_TW" w:bidi="zh_TW"/>
+        </w:rPr>
       </w:r>
       <w:r>
         <w:rPr>
           <w:i/>
           <w:lang w:val="zh_TW" w:bidi="zh_TW"/>
         </w:rPr>
-        <w:t>見</w:t>
-      </w:r>
-      <w:r>
-        <w:rPr>
-          <w:lang w:val="zh_TW" w:bidi="zh_TW"/>
-        </w:rPr>
-        <w:t xml:space="preserve"> </w:t>
-      </w:r>
-      <w:r>
-        <w:rPr>
-          <w:lang w:val="zh_TW" w:bidi="zh_TW"/>
-        </w:rPr>
-        <w:t>半尼其</w:t>
+        <w:t>另見</w:t>
+      </w:r>
+      <w:r>
+        <w:rPr>
+          <w:lang w:val="zh_TW" w:bidi="zh_TW"/>
+        </w:rPr>
+        <w:t>天（天堂）</w:t>
+      </w:r>
+      <w:r>
+        <w:rPr>
+          <w:lang w:val="zh_TW" w:bidi="zh_TW"/>
+        </w:rPr>
+        <w:t>；</w:t>
+      </w:r>
+      <w:r>
+        <w:rPr>
+          <w:lang w:val="zh_TW" w:bidi="zh_TW"/>
+        </w:rPr>
+        <w:t>新天新地</w:t>
       </w:r>
       <w:r>
         <w:rPr>

--- a/zht/docx/081.content.docx
+++ b/zht/docx/081.content.docx
@@ -149,7 +149,7 @@
         <w:rPr>
           <w:lang w:val="zh_TW" w:bidi="zh_TW"/>
         </w:rPr>
-        <w:t>le</w:t>
+        <w:t>kuang</w:t>
       </w:r>
       <w:r>
         <w:rPr>
@@ -212,7 +212,7 @@
         <w:rPr>
           <w:lang w:val="zh_TW" w:bidi="zh_TW"/>
         </w:rPr>
-        <w:t>樂器</w:t>
+        <w:t>曠野</w:t>
       </w:r>
       <w:r>
         <w:rPr>
@@ -231,7 +231,115 @@
         <w:rPr>
           <w:lang w:val="zh_TW" w:bidi="zh_TW"/>
         </w:rPr>
-        <w:t>用於製作音樂的弦樂、管樂和敲擊樂器。</w:t>
+        <w:t>空曠的荒地，通常乾旱、沙質，且無法維持植物生命，例如巴勒斯坦南部的內蓋夫（Negev，又譯：南地）沙漠。曠野中常有一些局部區域可以維持有限的生命。最常見的希伯來文「曠野（desert）」一詞意為「荒野（wilderness）」，可能與一個動詞有關，意指「驅趕」，就像牧羊人驅趕羊群去放牧一樣。在新約和七十士譯本（舊約的古希臘文譯本）中常見的希臘文詞語意指一個未圈圍、未耕種的區域，野獸在其中遊蕩（</w:t>
+      </w:r>
+      <w:hyperlink r:id="rId13">
+        <w:r>
+          <w:rPr>
+            <w:lang w:val="zh_TW" w:bidi="zh_TW"/>
+          </w:rPr>
+          <w:rPr>
+            <w:color w:val="0000EE"/>
+            <w:u w:val="single"/>
+          </w:rPr>
+          <w:t>申32:10</w:t>
+        </w:r>
+      </w:hyperlink>
+      <w:r>
+        <w:rPr>
+          <w:lang w:val="zh_TW" w:bidi="zh_TW"/>
+        </w:rPr>
+        <w:t>；</w:t>
+      </w:r>
+      <w:hyperlink r:id="rId14">
+        <w:r>
+          <w:rPr>
+            <w:lang w:val="zh_TW" w:bidi="zh_TW"/>
+          </w:rPr>
+          <w:rPr>
+            <w:color w:val="0000EE"/>
+            <w:u w:val="single"/>
+          </w:rPr>
+          <w:t>伯24:5</w:t>
+        </w:r>
+      </w:hyperlink>
+      <w:r>
+        <w:rPr>
+          <w:lang w:val="zh_TW" w:bidi="zh_TW"/>
+        </w:rPr>
+        <w:t>）。曠野有時也是牧草地（</w:t>
+      </w:r>
+      <w:hyperlink r:id="rId15">
+        <w:r>
+          <w:rPr>
+            <w:lang w:val="zh_TW" w:bidi="zh_TW"/>
+          </w:rPr>
+          <w:rPr>
+            <w:color w:val="0000EE"/>
+            <w:u w:val="single"/>
+          </w:rPr>
+          <w:t>出3:1</w:t>
+        </w:r>
+      </w:hyperlink>
+      <w:r>
+        <w:rPr>
+          <w:lang w:val="zh_TW" w:bidi="zh_TW"/>
+        </w:rPr>
+        <w:t>；</w:t>
+      </w:r>
+      <w:hyperlink r:id="rId16">
+        <w:r>
+          <w:rPr>
+            <w:lang w:val="zh_TW" w:bidi="zh_TW"/>
+          </w:rPr>
+          <w:rPr>
+            <w:color w:val="0000EE"/>
+            <w:u w:val="single"/>
+          </w:rPr>
+          <w:t>詩65:12</w:t>
+        </w:r>
+      </w:hyperlink>
+      <w:r>
+        <w:rPr>
+          <w:lang w:val="zh_TW" w:bidi="zh_TW"/>
+        </w:rPr>
+        <w:t>；</w:t>
+      </w:r>
+      <w:hyperlink r:id="rId17">
+        <w:r>
+          <w:rPr>
+            <w:lang w:val="zh_TW" w:bidi="zh_TW"/>
+          </w:rPr>
+          <w:rPr>
+            <w:color w:val="0000EE"/>
+            <w:u w:val="single"/>
+          </w:rPr>
+          <w:t>耶23:10</w:t>
+        </w:r>
+      </w:hyperlink>
+      <w:r>
+        <w:rPr>
+          <w:lang w:val="zh_TW" w:bidi="zh_TW"/>
+        </w:rPr>
+        <w:t>；</w:t>
+      </w:r>
+      <w:hyperlink r:id="rId18">
+        <w:r>
+          <w:rPr>
+            <w:lang w:val="zh_TW" w:bidi="zh_TW"/>
+          </w:rPr>
+          <w:rPr>
+            <w:color w:val="0000EE"/>
+            <w:u w:val="single"/>
+          </w:rPr>
+          <w:t>珥2:22</w:t>
+        </w:r>
+      </w:hyperlink>
+      <w:r>
+        <w:rPr>
+          <w:lang w:val="zh_TW" w:bidi="zh_TW"/>
+        </w:rPr>
+        <w:t>）。</w:t>
       </w:r>
     </w:p>
     <w:p>
@@ -245,7 +353,313 @@
         <w:rPr>
           <w:lang w:val="zh_TW" w:bidi="zh_TW"/>
         </w:rPr>
-        <w:t>舊約聖經記載了人們如何在聖殿中使用音樂敬拜神，但並未詳細描述樂器的外型或製作方式。這部分與神的第二條誡命有關。希伯來人認為這條誡命禁止為受造之物造像，包括繪製樂器的圖像。但以理書提到了在尼布甲尼撒王宮殿中，演奏的六種不同樂器。</w:t>
+        <w:t>聖經經常提到曠野的區域（例如，</w:t>
+      </w:r>
+      <w:hyperlink r:id="rId19">
+        <w:r>
+          <w:rPr>
+            <w:lang w:val="zh_TW" w:bidi="zh_TW"/>
+          </w:rPr>
+          <w:rPr>
+            <w:color w:val="0000EE"/>
+            <w:u w:val="single"/>
+          </w:rPr>
+          <w:t>創16:7</w:t>
+        </w:r>
+      </w:hyperlink>
+      <w:r>
+        <w:rPr>
+          <w:lang w:val="zh_TW" w:bidi="zh_TW"/>
+        </w:rPr>
+        <w:t>，</w:t>
+      </w:r>
+      <w:hyperlink r:id="rId20">
+        <w:r>
+          <w:rPr>
+            <w:lang w:val="zh_TW" w:bidi="zh_TW"/>
+          </w:rPr>
+          <w:rPr>
+            <w:color w:val="0000EE"/>
+            <w:u w:val="single"/>
+          </w:rPr>
+          <w:t>21:20</w:t>
+        </w:r>
+      </w:hyperlink>
+      <w:r>
+        <w:rPr>
+          <w:lang w:val="zh_TW" w:bidi="zh_TW"/>
+        </w:rPr>
+        <w:t>；</w:t>
+      </w:r>
+      <w:hyperlink r:id="rId21">
+        <w:r>
+          <w:rPr>
+            <w:lang w:val="zh_TW" w:bidi="zh_TW"/>
+          </w:rPr>
+          <w:rPr>
+            <w:color w:val="0000EE"/>
+            <w:u w:val="single"/>
+          </w:rPr>
+          <w:t>撒上17:28</w:t>
+        </w:r>
+      </w:hyperlink>
+      <w:r>
+        <w:rPr>
+          <w:lang w:val="zh_TW" w:bidi="zh_TW"/>
+        </w:rPr>
+        <w:t>；</w:t>
+      </w:r>
+      <w:hyperlink r:id="rId22">
+        <w:r>
+          <w:rPr>
+            <w:lang w:val="zh_TW" w:bidi="zh_TW"/>
+          </w:rPr>
+          <w:rPr>
+            <w:color w:val="0000EE"/>
+            <w:u w:val="single"/>
+          </w:rPr>
+          <w:t>太3:1</w:t>
+        </w:r>
+      </w:hyperlink>
+      <w:r>
+        <w:rPr>
+          <w:lang w:val="zh_TW" w:bidi="zh_TW"/>
+        </w:rPr>
+        <w:t>；</w:t>
+      </w:r>
+      <w:hyperlink r:id="rId23">
+        <w:r>
+          <w:rPr>
+            <w:lang w:val="zh_TW" w:bidi="zh_TW"/>
+          </w:rPr>
+          <w:rPr>
+            <w:color w:val="0000EE"/>
+            <w:u w:val="single"/>
+          </w:rPr>
+          <w:t>可1:13</w:t>
+        </w:r>
+      </w:hyperlink>
+      <w:r>
+        <w:rPr>
+          <w:lang w:val="zh_TW" w:bidi="zh_TW"/>
+        </w:rPr>
+        <w:t>；</w:t>
+      </w:r>
+      <w:hyperlink r:id="rId24">
+        <w:r>
+          <w:rPr>
+            <w:lang w:val="zh_TW" w:bidi="zh_TW"/>
+          </w:rPr>
+          <w:rPr>
+            <w:color w:val="0000EE"/>
+            <w:u w:val="single"/>
+          </w:rPr>
+          <w:t>路15:4</w:t>
+        </w:r>
+      </w:hyperlink>
+      <w:r>
+        <w:rPr>
+          <w:lang w:val="zh_TW" w:bidi="zh_TW"/>
+        </w:rPr>
+        <w:t>）。「曠野」通常是無人定居的地方（</w:t>
+      </w:r>
+      <w:hyperlink r:id="rId25">
+        <w:r>
+          <w:rPr>
+            <w:lang w:val="zh_TW" w:bidi="zh_TW"/>
+          </w:rPr>
+          <w:rPr>
+            <w:color w:val="0000EE"/>
+            <w:u w:val="single"/>
+          </w:rPr>
+          <w:t>民14:33</w:t>
+        </w:r>
+      </w:hyperlink>
+      <w:r>
+        <w:rPr>
+          <w:lang w:val="zh_TW" w:bidi="zh_TW"/>
+        </w:rPr>
+        <w:t>；</w:t>
+      </w:r>
+      <w:hyperlink r:id="rId13">
+        <w:r>
+          <w:rPr>
+            <w:lang w:val="zh_TW" w:bidi="zh_TW"/>
+          </w:rPr>
+          <w:rPr>
+            <w:color w:val="0000EE"/>
+            <w:u w:val="single"/>
+          </w:rPr>
+          <w:t>申32:10</w:t>
+        </w:r>
+      </w:hyperlink>
+      <w:r>
+        <w:rPr>
+          <w:lang w:val="zh_TW" w:bidi="zh_TW"/>
+        </w:rPr>
+        <w:t>；</w:t>
+      </w:r>
+      <w:hyperlink r:id="rId26">
+        <w:r>
+          <w:rPr>
+            <w:lang w:val="zh_TW" w:bidi="zh_TW"/>
+          </w:rPr>
+          <w:rPr>
+            <w:color w:val="0000EE"/>
+            <w:u w:val="single"/>
+          </w:rPr>
+          <w:t>伯38:26</w:t>
+        </w:r>
+      </w:hyperlink>
+      <w:r>
+        <w:rPr>
+          <w:lang w:val="zh_TW" w:bidi="zh_TW"/>
+        </w:rPr>
+        <w:t>；</w:t>
+      </w:r>
+      <w:hyperlink r:id="rId27">
+        <w:r>
+          <w:rPr>
+            <w:lang w:val="zh_TW" w:bidi="zh_TW"/>
+          </w:rPr>
+          <w:rPr>
+            <w:color w:val="0000EE"/>
+            <w:u w:val="single"/>
+          </w:rPr>
+          <w:t>箴21:19</w:t>
+        </w:r>
+      </w:hyperlink>
+      <w:r>
+        <w:rPr>
+          <w:lang w:val="zh_TW" w:bidi="zh_TW"/>
+        </w:rPr>
+        <w:t>；</w:t>
+      </w:r>
+      <w:hyperlink r:id="rId28">
+        <w:r>
+          <w:rPr>
+            <w:lang w:val="zh_TW" w:bidi="zh_TW"/>
+          </w:rPr>
+          <w:rPr>
+            <w:color w:val="0000EE"/>
+            <w:u w:val="single"/>
+          </w:rPr>
+          <w:t>耶9:2</w:t>
+        </w:r>
+      </w:hyperlink>
+      <w:r>
+        <w:rPr>
+          <w:lang w:val="zh_TW" w:bidi="zh_TW"/>
+        </w:rPr>
+        <w:t>），但卻是野生動物的棲息地：鵜鶘（</w:t>
+      </w:r>
+      <w:hyperlink r:id="rId29">
+        <w:r>
+          <w:rPr>
+            <w:lang w:val="zh_TW" w:bidi="zh_TW"/>
+          </w:rPr>
+          <w:rPr>
+            <w:color w:val="0000EE"/>
+            <w:u w:val="single"/>
+          </w:rPr>
+          <w:t>詩102:6</w:t>
+        </w:r>
+      </w:hyperlink>
+      <w:r>
+        <w:rPr>
+          <w:lang w:val="zh_TW" w:bidi="zh_TW"/>
+        </w:rPr>
+        <w:t>）、野驢（</w:t>
+      </w:r>
+      <w:hyperlink r:id="rId14">
+        <w:r>
+          <w:rPr>
+            <w:lang w:val="zh_TW" w:bidi="zh_TW"/>
+          </w:rPr>
+          <w:rPr>
+            <w:color w:val="0000EE"/>
+            <w:u w:val="single"/>
+          </w:rPr>
+          <w:t>伯24:5</w:t>
+        </w:r>
+      </w:hyperlink>
+      <w:r>
+        <w:rPr>
+          <w:lang w:val="zh_TW" w:bidi="zh_TW"/>
+        </w:rPr>
+        <w:t>）、野狗（</w:t>
+      </w:r>
+      <w:hyperlink r:id="rId30">
+        <w:r>
+          <w:rPr>
+            <w:lang w:val="zh_TW" w:bidi="zh_TW"/>
+          </w:rPr>
+          <w:rPr>
+            <w:color w:val="0000EE"/>
+            <w:u w:val="single"/>
+          </w:rPr>
+          <w:t>瑪1:3</w:t>
+        </w:r>
+      </w:hyperlink>
+      <w:r>
+        <w:rPr>
+          <w:lang w:val="zh_TW" w:bidi="zh_TW"/>
+        </w:rPr>
+        <w:t>）、鴕鳥（</w:t>
+      </w:r>
+      <w:hyperlink r:id="rId31">
+        <w:r>
+          <w:rPr>
+            <w:lang w:val="zh_TW" w:bidi="zh_TW"/>
+          </w:rPr>
+          <w:rPr>
+            <w:color w:val="0000EE"/>
+            <w:u w:val="single"/>
+          </w:rPr>
+          <w:t>哀4:3</w:t>
+        </w:r>
+      </w:hyperlink>
+      <w:r>
+        <w:rPr>
+          <w:lang w:val="zh_TW" w:bidi="zh_TW"/>
+        </w:rPr>
+        <w:t>）。這個詞也有比喻的用法（</w:t>
+      </w:r>
+      <w:hyperlink r:id="rId32">
+        <w:r>
+          <w:rPr>
+            <w:lang w:val="zh_TW" w:bidi="zh_TW"/>
+          </w:rPr>
+          <w:rPr>
+            <w:color w:val="0000EE"/>
+            <w:u w:val="single"/>
+          </w:rPr>
+          <w:t>何2:3</w:t>
+        </w:r>
+      </w:hyperlink>
+      <w:r>
+        <w:rPr>
+          <w:lang w:val="zh_TW" w:bidi="zh_TW"/>
+        </w:rPr>
+        <w:t>；</w:t>
+      </w:r>
+      <w:hyperlink r:id="rId33">
+        <w:r>
+          <w:rPr>
+            <w:lang w:val="zh_TW" w:bidi="zh_TW"/>
+          </w:rPr>
+          <w:rPr>
+            <w:color w:val="0000EE"/>
+            <w:u w:val="single"/>
+          </w:rPr>
+          <w:t>耶2:31</w:t>
+        </w:r>
+      </w:hyperlink>
+      <w:r>
+        <w:rPr>
+          <w:lang w:val="zh_TW" w:bidi="zh_TW"/>
+        </w:rPr>
+        <w:t>）。</w:t>
       </w:r>
     </w:p>
     <w:p>
@@ -259,18 +673,157 @@
         <w:rPr>
           <w:lang w:val="zh_TW" w:bidi="zh_TW"/>
         </w:rPr>
-        <w:t>古代希伯來人對於哪些樂器可用於聖殿敬拜有特定規範。他們對樂器的選擇並非依其音色，而是依照該樂器是否被視為是「潔淨的」（可接受的）或「不潔淨的」（不可接受的）來決定。有些樂器因被視為不潔淨而禁止在聖殿中使用。</w:t>
-      </w:r>
-    </w:p>
-    <w:p>
-      <w:pPr>
-        <w:pStyle w:val="Heading3"/>
-      </w:pPr>
-      <w:r>
-        <w:rPr>
-          <w:lang w:val="zh_TW" w:bidi="zh_TW"/>
-        </w:rPr>
-        <w:t>弦樂器</w:t>
+        <w:t>另一個希伯來文「曠野」一詞，源自一個意為「乾燥（to be arid）」的詞根，指的是一片貧瘠、荒涼、光禿的草原（</w:t>
+      </w:r>
+      <w:hyperlink r:id="rId14">
+        <w:r>
+          <w:rPr>
+            <w:lang w:val="zh_TW" w:bidi="zh_TW"/>
+          </w:rPr>
+          <w:rPr>
+            <w:color w:val="0000EE"/>
+            <w:u w:val="single"/>
+          </w:rPr>
+          <w:t>伯24:5</w:t>
+        </w:r>
+      </w:hyperlink>
+      <w:r>
+        <w:rPr>
+          <w:lang w:val="zh_TW" w:bidi="zh_TW"/>
+        </w:rPr>
+        <w:t>；</w:t>
+      </w:r>
+      <w:hyperlink r:id="rId34">
+        <w:r>
+          <w:rPr>
+            <w:lang w:val="zh_TW" w:bidi="zh_TW"/>
+          </w:rPr>
+          <w:rPr>
+            <w:color w:val="0000EE"/>
+            <w:u w:val="single"/>
+          </w:rPr>
+          <w:t>賽33:9；</w:t>
+        </w:r>
+      </w:hyperlink>
+      <w:hyperlink r:id="rId35">
+        <w:r>
+          <w:rPr>
+            <w:lang w:val="zh_TW" w:bidi="zh_TW"/>
+          </w:rPr>
+          <w:rPr>
+            <w:color w:val="0000EE"/>
+            <w:u w:val="single"/>
+          </w:rPr>
+          <w:t>耶51:43</w:t>
+        </w:r>
+      </w:hyperlink>
+      <w:r>
+        <w:rPr>
+          <w:lang w:val="zh_TW" w:bidi="zh_TW"/>
+        </w:rPr>
+        <w:t>）。該詞的複數形式描述了摩押曠野平原的地形特徵（</w:t>
+      </w:r>
+      <w:hyperlink r:id="rId36">
+        <w:r>
+          <w:rPr>
+            <w:lang w:val="zh_TW" w:bidi="zh_TW"/>
+          </w:rPr>
+          <w:rPr>
+            <w:color w:val="0000EE"/>
+            <w:u w:val="single"/>
+          </w:rPr>
+          <w:t>民22:1</w:t>
+        </w:r>
+      </w:hyperlink>
+      <w:r>
+        <w:rPr>
+          <w:lang w:val="zh_TW" w:bidi="zh_TW"/>
+        </w:rPr>
+        <w:t>，</w:t>
+      </w:r>
+      <w:hyperlink r:id="rId37">
+        <w:r>
+          <w:rPr>
+            <w:lang w:val="zh_TW" w:bidi="zh_TW"/>
+          </w:rPr>
+          <w:rPr>
+            <w:color w:val="0000EE"/>
+            <w:u w:val="single"/>
+          </w:rPr>
+          <w:t>26:3、63</w:t>
+        </w:r>
+      </w:hyperlink>
+      <w:r>
+        <w:rPr>
+          <w:lang w:val="zh_TW" w:bidi="zh_TW"/>
+        </w:rPr>
+        <w:t>；</w:t>
+      </w:r>
+      <w:hyperlink r:id="rId38">
+        <w:r>
+          <w:rPr>
+            <w:lang w:val="zh_TW" w:bidi="zh_TW"/>
+          </w:rPr>
+          <w:rPr>
+            <w:color w:val="0000EE"/>
+            <w:u w:val="single"/>
+          </w:rPr>
+          <w:t>申34:1</w:t>
+        </w:r>
+      </w:hyperlink>
+      <w:r>
+        <w:rPr>
+          <w:lang w:val="zh_TW" w:bidi="zh_TW"/>
+        </w:rPr>
+        <w:t>）以及耶利哥（</w:t>
+      </w:r>
+      <w:hyperlink r:id="rId39">
+        <w:r>
+          <w:rPr>
+            <w:lang w:val="zh_TW" w:bidi="zh_TW"/>
+          </w:rPr>
+          <w:rPr>
+            <w:color w:val="0000EE"/>
+            <w:u w:val="single"/>
+          </w:rPr>
+          <w:t>書4:13，</w:t>
+        </w:r>
+      </w:hyperlink>
+      <w:hyperlink r:id="rId40">
+        <w:r>
+          <w:rPr>
+            <w:lang w:val="zh_TW" w:bidi="zh_TW"/>
+          </w:rPr>
+          <w:rPr>
+            <w:color w:val="0000EE"/>
+            <w:u w:val="single"/>
+          </w:rPr>
+          <w:t>5:10</w:t>
+        </w:r>
+      </w:hyperlink>
+      <w:r>
+        <w:rPr>
+          <w:lang w:val="zh_TW" w:bidi="zh_TW"/>
+        </w:rPr>
+        <w:t>；</w:t>
+      </w:r>
+      <w:hyperlink r:id="rId41">
+        <w:r>
+          <w:rPr>
+            <w:lang w:val="zh_TW" w:bidi="zh_TW"/>
+          </w:rPr>
+          <w:rPr>
+            <w:color w:val="0000EE"/>
+            <w:u w:val="single"/>
+          </w:rPr>
+          <w:t>王下25:5</w:t>
+        </w:r>
+      </w:hyperlink>
+      <w:r>
+        <w:rPr>
+          <w:lang w:val="zh_TW" w:bidi="zh_TW"/>
+        </w:rPr>
+        <w:t>）的地形特徵。該詞帶有定冠詞時（亞拉巴，the Arabah）指的是約旦河谷和死海周圍的平原。該地區的地理特徵有明顯對比；約旦河谷密佈著叢林般的森林，藏有野獸（包括聖經時代的獅子），而該地區又連結死海附近的草原，那裡則一直以來都是沙漠。</w:t>
       </w:r>
     </w:p>
     <w:p>
@@ -284,36 +837,385 @@
         <w:rPr>
           <w:lang w:val="zh_TW" w:bidi="zh_TW"/>
         </w:rPr>
-        <w:t>猶太人特別重視弦樂器，認為這些樂器最適合在聖殿音樂敬拜中使用。許多古代民族也同樣重視弦樂器。例如，大衛王彈奏一種稱為里拉琴（絲弦）的弦樂器。在</w:t>
-      </w:r>
-      <w:hyperlink r:id="rId13">
-        <w:r>
-          <w:rPr>
-            <w:lang w:val="zh_TW" w:bidi="zh_TW"/>
-          </w:rPr>
-          <w:rPr>
-            <w:color w:val="0000EE"/>
-            <w:u w:val="single"/>
-          </w:rPr>
-          <w:t>詩篇一五〇篇4節</w:t>
-        </w:r>
-      </w:hyperlink>
-      <w:r>
-        <w:rPr>
-          <w:lang w:val="zh_TW" w:bidi="zh_TW"/>
-        </w:rPr>
-        <w:t>中，希伯來文單詞米尼姆（minim，意為「絲弦」）指的是各類用來讚美神的弦樂器。</w:t>
-      </w:r>
-    </w:p>
-    <w:p>
-      <w:pPr>
-        <w:pStyle w:val="Heading4"/>
-      </w:pPr>
-      <w:r>
-        <w:rPr>
-          <w:lang w:val="zh_TW" w:bidi="zh_TW"/>
-        </w:rPr>
-        <w:t>阿索爾（Asor）</w:t>
+        <w:t>另有兩個希伯來文詞彙，分別意為「荒廢」和「毀壞」，指的是曾有人居住但後來荒涼的地區或定居點（</w:t>
+      </w:r>
+      <w:hyperlink r:id="rId42">
+        <w:r>
+          <w:rPr>
+            <w:lang w:val="zh_TW" w:bidi="zh_TW"/>
+          </w:rPr>
+          <w:rPr>
+            <w:color w:val="0000EE"/>
+            <w:u w:val="single"/>
+          </w:rPr>
+          <w:t>賽1:7</w:t>
+        </w:r>
+      </w:hyperlink>
+      <w:r>
+        <w:rPr>
+          <w:lang w:val="zh_TW" w:bidi="zh_TW"/>
+        </w:rPr>
+        <w:t>，</w:t>
+      </w:r>
+      <w:hyperlink r:id="rId43">
+        <w:r>
+          <w:rPr>
+            <w:lang w:val="zh_TW" w:bidi="zh_TW"/>
+          </w:rPr>
+          <w:rPr>
+            <w:color w:val="0000EE"/>
+            <w:u w:val="single"/>
+          </w:rPr>
+          <w:t>5:9</w:t>
+        </w:r>
+      </w:hyperlink>
+      <w:r>
+        <w:rPr>
+          <w:lang w:val="zh_TW" w:bidi="zh_TW"/>
+        </w:rPr>
+        <w:t>，</w:t>
+      </w:r>
+      <w:hyperlink r:id="rId44">
+        <w:r>
+          <w:rPr>
+            <w:lang w:val="zh_TW" w:bidi="zh_TW"/>
+          </w:rPr>
+          <w:rPr>
+            <w:color w:val="0000EE"/>
+            <w:u w:val="single"/>
+          </w:rPr>
+          <w:t>6:11</w:t>
+        </w:r>
+      </w:hyperlink>
+      <w:r>
+        <w:rPr>
+          <w:lang w:val="zh_TW" w:bidi="zh_TW"/>
+        </w:rPr>
+        <w:t>；</w:t>
+      </w:r>
+      <w:hyperlink r:id="rId45">
+        <w:r>
+          <w:rPr>
+            <w:lang w:val="zh_TW" w:bidi="zh_TW"/>
+          </w:rPr>
+          <w:rPr>
+            <w:color w:val="0000EE"/>
+            <w:u w:val="single"/>
+          </w:rPr>
+          <w:t>耶42:18</w:t>
+        </w:r>
+      </w:hyperlink>
+      <w:r>
+        <w:rPr>
+          <w:lang w:val="zh_TW" w:bidi="zh_TW"/>
+        </w:rPr>
+        <w:t>；</w:t>
+      </w:r>
+      <w:hyperlink r:id="rId46">
+        <w:r>
+          <w:rPr>
+            <w:lang w:val="zh_TW" w:bidi="zh_TW"/>
+          </w:rPr>
+          <w:rPr>
+            <w:color w:val="0000EE"/>
+            <w:u w:val="single"/>
+          </w:rPr>
+          <w:t>結35:7</w:t>
+        </w:r>
+      </w:hyperlink>
+      <w:r>
+        <w:rPr>
+          <w:lang w:val="zh_TW" w:bidi="zh_TW"/>
+        </w:rPr>
+        <w:t>）。這些詞也更廣泛地用於任何荒涼或廢棄之地（</w:t>
+      </w:r>
+      <w:hyperlink r:id="rId47">
+        <w:r>
+          <w:rPr>
+            <w:lang w:val="zh_TW" w:bidi="zh_TW"/>
+          </w:rPr>
+          <w:rPr>
+            <w:color w:val="0000EE"/>
+            <w:u w:val="single"/>
+          </w:rPr>
+          <w:t>利26:31、33</w:t>
+        </w:r>
+      </w:hyperlink>
+      <w:r>
+        <w:rPr>
+          <w:lang w:val="zh_TW" w:bidi="zh_TW"/>
+        </w:rPr>
+        <w:t>；</w:t>
+      </w:r>
+      <w:hyperlink r:id="rId48">
+        <w:r>
+          <w:rPr>
+            <w:lang w:val="zh_TW" w:bidi="zh_TW"/>
+          </w:rPr>
+          <w:rPr>
+            <w:color w:val="0000EE"/>
+            <w:u w:val="single"/>
+          </w:rPr>
+          <w:t>伯3:14</w:t>
+        </w:r>
+      </w:hyperlink>
+      <w:r>
+        <w:rPr>
+          <w:lang w:val="zh_TW" w:bidi="zh_TW"/>
+        </w:rPr>
+        <w:t>；</w:t>
+      </w:r>
+      <w:hyperlink r:id="rId49">
+        <w:r>
+          <w:rPr>
+            <w:lang w:val="zh_TW" w:bidi="zh_TW"/>
+          </w:rPr>
+          <w:rPr>
+            <w:color w:val="0000EE"/>
+            <w:u w:val="single"/>
+          </w:rPr>
+          <w:t>詩9:6</w:t>
+        </w:r>
+      </w:hyperlink>
+      <w:r>
+        <w:rPr>
+          <w:lang w:val="zh_TW" w:bidi="zh_TW"/>
+        </w:rPr>
+        <w:t>，</w:t>
+      </w:r>
+      <w:hyperlink r:id="rId50">
+        <w:r>
+          <w:rPr>
+            <w:lang w:val="zh_TW" w:bidi="zh_TW"/>
+          </w:rPr>
+          <w:rPr>
+            <w:color w:val="0000EE"/>
+            <w:u w:val="single"/>
+          </w:rPr>
+          <w:t>109:10</w:t>
+        </w:r>
+      </w:hyperlink>
+      <w:r>
+        <w:rPr>
+          <w:lang w:val="zh_TW" w:bidi="zh_TW"/>
+        </w:rPr>
+        <w:t>；</w:t>
+      </w:r>
+      <w:hyperlink r:id="rId51">
+        <w:r>
+          <w:rPr>
+            <w:lang w:val="zh_TW" w:bidi="zh_TW"/>
+          </w:rPr>
+          <w:rPr>
+            <w:color w:val="0000EE"/>
+            <w:u w:val="single"/>
+          </w:rPr>
+          <w:t>賽5:17</w:t>
+        </w:r>
+      </w:hyperlink>
+      <w:r>
+        <w:rPr>
+          <w:lang w:val="zh_TW" w:bidi="zh_TW"/>
+        </w:rPr>
+        <w:t>，</w:t>
+      </w:r>
+      <w:hyperlink r:id="rId52">
+        <w:r>
+          <w:rPr>
+            <w:lang w:val="zh_TW" w:bidi="zh_TW"/>
+          </w:rPr>
+          <w:rPr>
+            <w:color w:val="0000EE"/>
+            <w:u w:val="single"/>
+          </w:rPr>
+          <w:t>44:26</w:t>
+        </w:r>
+      </w:hyperlink>
+      <w:r>
+        <w:rPr>
+          <w:lang w:val="zh_TW" w:bidi="zh_TW"/>
+        </w:rPr>
+        <w:t>，</w:t>
+      </w:r>
+      <w:hyperlink r:id="rId53">
+        <w:r>
+          <w:rPr>
+            <w:lang w:val="zh_TW" w:bidi="zh_TW"/>
+          </w:rPr>
+          <w:rPr>
+            <w:color w:val="0000EE"/>
+            <w:u w:val="single"/>
+          </w:rPr>
+          <w:t>51:3</w:t>
+        </w:r>
+      </w:hyperlink>
+      <w:r>
+        <w:rPr>
+          <w:lang w:val="zh_TW" w:bidi="zh_TW"/>
+        </w:rPr>
+        <w:t>，</w:t>
+      </w:r>
+      <w:hyperlink r:id="rId54">
+        <w:r>
+          <w:rPr>
+            <w:lang w:val="zh_TW" w:bidi="zh_TW"/>
+          </w:rPr>
+          <w:rPr>
+            <w:color w:val="0000EE"/>
+            <w:u w:val="single"/>
+          </w:rPr>
+          <w:t>52:9</w:t>
+        </w:r>
+      </w:hyperlink>
+      <w:r>
+        <w:rPr>
+          <w:lang w:val="zh_TW" w:bidi="zh_TW"/>
+        </w:rPr>
+        <w:t>；</w:t>
+      </w:r>
+      <w:hyperlink r:id="rId55">
+        <w:r>
+          <w:rPr>
+            <w:lang w:val="zh_TW" w:bidi="zh_TW"/>
+          </w:rPr>
+          <w:rPr>
+            <w:color w:val="0000EE"/>
+            <w:u w:val="single"/>
+          </w:rPr>
+          <w:t>耶7:34</w:t>
+        </w:r>
+      </w:hyperlink>
+      <w:r>
+        <w:rPr>
+          <w:lang w:val="zh_TW" w:bidi="zh_TW"/>
+        </w:rPr>
+        <w:t>；</w:t>
+      </w:r>
+      <w:hyperlink r:id="rId56">
+        <w:r>
+          <w:rPr>
+            <w:lang w:val="zh_TW" w:bidi="zh_TW"/>
+          </w:rPr>
+          <w:rPr>
+            <w:color w:val="0000EE"/>
+            <w:u w:val="single"/>
+          </w:rPr>
+          <w:t>結5:14</w:t>
+        </w:r>
+      </w:hyperlink>
+      <w:r>
+        <w:rPr>
+          <w:lang w:val="zh_TW" w:bidi="zh_TW"/>
+        </w:rPr>
+        <w:t>）。其中一個詞也用於指出埃及的曠野（</w:t>
+      </w:r>
+      <w:hyperlink r:id="rId57">
+        <w:r>
+          <w:rPr>
+            <w:lang w:val="zh_TW" w:bidi="zh_TW"/>
+          </w:rPr>
+          <w:rPr>
+            <w:color w:val="0000EE"/>
+            <w:u w:val="single"/>
+          </w:rPr>
+          <w:t>賽48:21</w:t>
+        </w:r>
+      </w:hyperlink>
+      <w:r>
+        <w:rPr>
+          <w:lang w:val="zh_TW" w:bidi="zh_TW"/>
+        </w:rPr>
+        <w:t>）。另一個意為「荒廢」的詞（</w:t>
+      </w:r>
+      <w:hyperlink r:id="rId58">
+        <w:r>
+          <w:rPr>
+            <w:lang w:val="zh_TW" w:bidi="zh_TW"/>
+          </w:rPr>
+          <w:rPr>
+            <w:color w:val="0000EE"/>
+            <w:u w:val="single"/>
+          </w:rPr>
+          <w:t>詩78:40</w:t>
+        </w:r>
+      </w:hyperlink>
+      <w:r>
+        <w:rPr>
+          <w:lang w:val="zh_TW" w:bidi="zh_TW"/>
+        </w:rPr>
+        <w:t>；</w:t>
+      </w:r>
+      <w:hyperlink r:id="rId59">
+        <w:r>
+          <w:rPr>
+            <w:lang w:val="zh_TW" w:bidi="zh_TW"/>
+          </w:rPr>
+          <w:rPr>
+            <w:color w:val="0000EE"/>
+            <w:u w:val="single"/>
+          </w:rPr>
+          <w:t>賽43:19–20</w:t>
+        </w:r>
+      </w:hyperlink>
+      <w:r>
+        <w:rPr>
+          <w:lang w:val="zh_TW" w:bidi="zh_TW"/>
+        </w:rPr>
+        <w:t>），在加上定冠詞後，成為耶下望（Jeshimon）這個專有名詞，指的是死海以西的一片土地（</w:t>
+      </w:r>
+      <w:hyperlink r:id="rId60">
+        <w:r>
+          <w:rPr>
+            <w:lang w:val="zh_TW" w:bidi="zh_TW"/>
+          </w:rPr>
+          <w:rPr>
+            <w:color w:val="0000EE"/>
+            <w:u w:val="single"/>
+          </w:rPr>
+          <w:t>民21:20</w:t>
+        </w:r>
+      </w:hyperlink>
+      <w:r>
+        <w:rPr>
+          <w:lang w:val="zh_TW" w:bidi="zh_TW"/>
+        </w:rPr>
+        <w:t>；</w:t>
+      </w:r>
+      <w:hyperlink r:id="rId61">
+        <w:r>
+          <w:rPr>
+            <w:lang w:val="zh_TW" w:bidi="zh_TW"/>
+          </w:rPr>
+          <w:rPr>
+            <w:color w:val="0000EE"/>
+            <w:u w:val="single"/>
+          </w:rPr>
+          <w:t>撒上23:24</w:t>
+        </w:r>
+      </w:hyperlink>
+      <w:r>
+        <w:rPr>
+          <w:lang w:val="zh_TW" w:bidi="zh_TW"/>
+        </w:rPr>
+        <w:t>，</w:t>
+      </w:r>
+      <w:hyperlink r:id="rId62">
+        <w:r>
+          <w:rPr>
+            <w:lang w:val="zh_TW" w:bidi="zh_TW"/>
+          </w:rPr>
+          <w:rPr>
+            <w:color w:val="0000EE"/>
+            <w:u w:val="single"/>
+          </w:rPr>
+          <w:t>26:1</w:t>
+        </w:r>
+      </w:hyperlink>
+      <w:r>
+        <w:rPr>
+          <w:lang w:val="zh_TW" w:bidi="zh_TW"/>
+        </w:rPr>
+        <w:t xml:space="preserve">）。 </w:t>
       </w:r>
     </w:p>
     <w:p>
@@ -327,18 +1229,18 @@
         <w:rPr>
           <w:lang w:val="zh_TW" w:bidi="zh_TW"/>
         </w:rPr>
-        <w:t>阿索爾在詩篇中出現了三次（</w:t>
-      </w:r>
-      <w:hyperlink r:id="rId14">
-        <w:r>
-          <w:rPr>
-            <w:lang w:val="zh_TW" w:bidi="zh_TW"/>
-          </w:rPr>
-          <w:rPr>
-            <w:color w:val="0000EE"/>
-            <w:u w:val="single"/>
-          </w:rPr>
-          <w:t>詩33:2</w:t>
+        <w:t>在新約中，「曠野（wilderness）」這個名詞和「荒野（desert）」這個形容詞（</w:t>
+      </w:r>
+      <w:hyperlink r:id="rId22">
+        <w:r>
+          <w:rPr>
+            <w:lang w:val="zh_TW" w:bidi="zh_TW"/>
+          </w:rPr>
+          <w:rPr>
+            <w:color w:val="0000EE"/>
+            <w:u w:val="single"/>
+          </w:rPr>
+          <w:t>太3:1</w:t>
         </w:r>
       </w:hyperlink>
       <w:r>
@@ -347,52 +1249,77 @@
         </w:rPr>
         <w:t>，</w:t>
       </w:r>
-      <w:hyperlink r:id="rId15">
-        <w:r>
-          <w:rPr>
-            <w:lang w:val="zh_TW" w:bidi="zh_TW"/>
-          </w:rPr>
-          <w:rPr>
-            <w:color w:val="0000EE"/>
-            <w:u w:val="single"/>
-          </w:rPr>
-          <w:t>92:3</w:t>
-        </w:r>
-      </w:hyperlink>
-      <w:r>
-        <w:rPr>
-          <w:lang w:val="zh_TW" w:bidi="zh_TW"/>
-        </w:rPr>
-        <w:t>，</w:t>
-      </w:r>
-      <w:hyperlink r:id="rId16">
-        <w:r>
-          <w:rPr>
-            <w:lang w:val="zh_TW" w:bidi="zh_TW"/>
-          </w:rPr>
-          <w:rPr>
-            <w:color w:val="0000EE"/>
-            <w:u w:val="single"/>
-          </w:rPr>
-          <w:t>144:9</w:t>
-        </w:r>
-      </w:hyperlink>
-      <w:r>
-        <w:rPr>
-          <w:lang w:val="zh_TW" w:bidi="zh_TW"/>
-        </w:rPr>
-        <w:t>）。阿索爾這個詞（在希伯來文中意為「十」），可能指一種具有十條弦的樂器。學者認為阿索爾可能類似腓尼基的齊特琴（一種平面的弦樂器），有十根弦。它也可能類似於魯特琴（另一種弦樂器）。</w:t>
-      </w:r>
-    </w:p>
-    <w:p>
-      <w:pPr>
-        <w:pStyle w:val="Heading4"/>
-      </w:pPr>
-      <w:r>
-        <w:rPr>
-          <w:lang w:val="zh_TW" w:bidi="zh_TW"/>
-        </w:rPr>
-        <w:t>卡索斯（Kathros）</w:t>
+      <w:hyperlink r:id="rId63">
+        <w:r>
+          <w:rPr>
+            <w:lang w:val="zh_TW" w:bidi="zh_TW"/>
+          </w:rPr>
+          <w:rPr>
+            <w:color w:val="0000EE"/>
+            <w:u w:val="single"/>
+          </w:rPr>
+          <w:t>24:26</w:t>
+        </w:r>
+      </w:hyperlink>
+      <w:r>
+        <w:rPr>
+          <w:lang w:val="zh_TW" w:bidi="zh_TW"/>
+        </w:rPr>
+        <w:t>；</w:t>
+      </w:r>
+      <w:hyperlink r:id="rId64">
+        <w:r>
+          <w:rPr>
+            <w:lang w:val="zh_TW" w:bidi="zh_TW"/>
+          </w:rPr>
+          <w:rPr>
+            <w:color w:val="0000EE"/>
+            <w:u w:val="single"/>
+          </w:rPr>
+          <w:t>路5:16</w:t>
+        </w:r>
+      </w:hyperlink>
+      <w:r>
+        <w:rPr>
+          <w:lang w:val="zh_TW" w:bidi="zh_TW"/>
+        </w:rPr>
+        <w:t>；</w:t>
+      </w:r>
+      <w:hyperlink r:id="rId65">
+        <w:r>
+          <w:rPr>
+            <w:lang w:val="zh_TW" w:bidi="zh_TW"/>
+          </w:rPr>
+          <w:rPr>
+            <w:color w:val="0000EE"/>
+            <w:u w:val="single"/>
+          </w:rPr>
+          <w:t>約6:31</w:t>
+        </w:r>
+      </w:hyperlink>
+      <w:r>
+        <w:rPr>
+          <w:lang w:val="zh_TW" w:bidi="zh_TW"/>
+        </w:rPr>
+        <w:t>；</w:t>
+      </w:r>
+      <w:hyperlink r:id="rId66">
+        <w:r>
+          <w:rPr>
+            <w:lang w:val="zh_TW" w:bidi="zh_TW"/>
+          </w:rPr>
+          <w:rPr>
+            <w:color w:val="0000EE"/>
+            <w:u w:val="single"/>
+          </w:rPr>
+          <w:t>徒8:26</w:t>
+        </w:r>
+      </w:hyperlink>
+      <w:r>
+        <w:rPr>
+          <w:lang w:val="zh_TW" w:bidi="zh_TW"/>
+        </w:rPr>
+        <w:t>）都源自相同的希臘文詞根。</w:t>
       </w:r>
     </w:p>
     <w:p>
@@ -406,72 +1333,108 @@
         <w:rPr>
           <w:lang w:val="zh_TW" w:bidi="zh_TW"/>
         </w:rPr>
-        <w:t>卡索斯是尼布甲尼撒王宮中演奏的樂器，可能與里拉琴相近，是一種手持的小型豎琴類樂器（</w:t>
-      </w:r>
-      <w:hyperlink r:id="rId17">
-        <w:r>
-          <w:rPr>
-            <w:lang w:val="zh_TW" w:bidi="zh_TW"/>
-          </w:rPr>
-          <w:rPr>
-            <w:color w:val="0000EE"/>
-            <w:u w:val="single"/>
-          </w:rPr>
-          <w:t>但3:5</w:t>
-        </w:r>
-      </w:hyperlink>
-      <w:r>
-        <w:rPr>
-          <w:lang w:val="zh_TW" w:bidi="zh_TW"/>
-        </w:rPr>
-        <w:t>、</w:t>
-      </w:r>
-      <w:hyperlink r:id="rId17">
-        <w:r>
-          <w:rPr>
-            <w:lang w:val="zh_TW" w:bidi="zh_TW"/>
-          </w:rPr>
-          <w:rPr>
-            <w:color w:val="0000EE"/>
-            <w:u w:val="single"/>
-          </w:rPr>
-          <w:t>7</w:t>
-        </w:r>
-      </w:hyperlink>
-      <w:r>
-        <w:rPr>
-          <w:lang w:val="zh_TW" w:bidi="zh_TW"/>
-        </w:rPr>
-        <w:t>、</w:t>
-      </w:r>
-      <w:hyperlink r:id="rId17">
-        <w:r>
-          <w:rPr>
-            <w:lang w:val="zh_TW" w:bidi="zh_TW"/>
-          </w:rPr>
-          <w:rPr>
-            <w:color w:val="0000EE"/>
-            <w:u w:val="single"/>
-          </w:rPr>
-          <w:t>10</w:t>
-        </w:r>
-      </w:hyperlink>
-      <w:r>
-        <w:rPr>
-          <w:lang w:val="zh_TW" w:bidi="zh_TW"/>
-        </w:rPr>
-        <w:t>、</w:t>
-      </w:r>
-      <w:hyperlink r:id="rId17">
-        <w:r>
-          <w:rPr>
-            <w:lang w:val="zh_TW" w:bidi="zh_TW"/>
-          </w:rPr>
-          <w:rPr>
-            <w:color w:val="0000EE"/>
-            <w:u w:val="single"/>
-          </w:rPr>
-          <w:t>15</w:t>
+        <w:t>整個聖經歷史經常被解釋為具有曠野或荒野的主題。這可以被看作是人類在伊甸園之外的領域不順服的經歷；以色列人在出埃及期間的漂流；在曠野中的純正信仰與城中軟弱、偶像崇拜之間的鬥爭。曠野被視為鬼和死亡的領域（</w:t>
+      </w:r>
+      <w:hyperlink r:id="rId67">
+        <w:r>
+          <w:rPr>
+            <w:lang w:val="zh_TW" w:bidi="zh_TW"/>
+          </w:rPr>
+          <w:rPr>
+            <w:color w:val="0000EE"/>
+            <w:u w:val="single"/>
+          </w:rPr>
+          <w:t>申32:17</w:t>
+        </w:r>
+      </w:hyperlink>
+      <w:r>
+        <w:rPr>
+          <w:lang w:val="zh_TW" w:bidi="zh_TW"/>
+        </w:rPr>
+        <w:t>；</w:t>
+      </w:r>
+      <w:hyperlink r:id="rId68">
+        <w:r>
+          <w:rPr>
+            <w:lang w:val="zh_TW" w:bidi="zh_TW"/>
+          </w:rPr>
+          <w:rPr>
+            <w:color w:val="0000EE"/>
+            <w:u w:val="single"/>
+          </w:rPr>
+          <w:t>賽34:13–14</w:t>
+        </w:r>
+      </w:hyperlink>
+      <w:r>
+        <w:rPr>
+          <w:lang w:val="zh_TW" w:bidi="zh_TW"/>
+        </w:rPr>
+        <w:t>）；其邪惡的荒野類似於創造時的原始混沌（</w:t>
+      </w:r>
+      <w:hyperlink r:id="rId69">
+        <w:r>
+          <w:rPr>
+            <w:lang w:val="zh_TW" w:bidi="zh_TW"/>
+          </w:rPr>
+          <w:rPr>
+            <w:color w:val="0000EE"/>
+            <w:u w:val="single"/>
+          </w:rPr>
+          <w:t>創1:2</w:t>
+        </w:r>
+      </w:hyperlink>
+      <w:r>
+        <w:rPr>
+          <w:lang w:val="zh_TW" w:bidi="zh_TW"/>
+        </w:rPr>
+        <w:t>；</w:t>
+      </w:r>
+      <w:hyperlink r:id="rId70">
+        <w:r>
+          <w:rPr>
+            <w:lang w:val="zh_TW" w:bidi="zh_TW"/>
+          </w:rPr>
+          <w:rPr>
+            <w:color w:val="0000EE"/>
+            <w:u w:val="single"/>
+          </w:rPr>
+          <w:t>伯26:7</w:t>
+        </w:r>
+      </w:hyperlink>
+      <w:r>
+        <w:rPr>
+          <w:lang w:val="zh_TW" w:bidi="zh_TW"/>
+        </w:rPr>
+        <w:t>）。有幾段感人的經文描述曠野谷地中生命的復興（例如，</w:t>
+      </w:r>
+      <w:hyperlink r:id="rId71">
+        <w:r>
+          <w:rPr>
+            <w:lang w:val="zh_TW" w:bidi="zh_TW"/>
+          </w:rPr>
+          <w:rPr>
+            <w:color w:val="0000EE"/>
+            <w:u w:val="single"/>
+          </w:rPr>
+          <w:t>結37章</w:t>
+        </w:r>
+      </w:hyperlink>
+      <w:r>
+        <w:rPr>
+          <w:lang w:val="zh_TW" w:bidi="zh_TW"/>
+        </w:rPr>
+        <w:t>），或荒地轉變為豐盛的花園（</w:t>
+      </w:r>
+      <w:hyperlink r:id="rId72">
+        <w:r>
+          <w:rPr>
+            <w:lang w:val="zh_TW" w:bidi="zh_TW"/>
+          </w:rPr>
+          <w:rPr>
+            <w:color w:val="0000EE"/>
+            <w:u w:val="single"/>
+          </w:rPr>
+          <w:t>賽41:18–20</w:t>
         </w:r>
       </w:hyperlink>
       <w:r>
@@ -479,17 +1442,6 @@
           <w:lang w:val="zh_TW" w:bidi="zh_TW"/>
         </w:rPr>
         <w:t>）。</w:t>
-      </w:r>
-    </w:p>
-    <w:p>
-      <w:pPr>
-        <w:pStyle w:val="Heading4"/>
-      </w:pPr>
-      <w:r>
-        <w:rPr>
-          <w:lang w:val="zh_TW" w:bidi="zh_TW"/>
-        </w:rPr>
-        <w:t>基諾爾（Kinnor）</w:t>
       </w:r>
     </w:p>
     <w:p>
@@ -503,7 +1455,133 @@
         <w:rPr>
           <w:lang w:val="zh_TW" w:bidi="zh_TW"/>
         </w:rPr>
-        <w:t>基諾爾在聖經中出現的次數比其它樂器更多，共有42次。許多人稱它為「大衛的豎琴」，並視為猶太人最喜愛的樂器。它比大型豎琴更接近里拉琴。其弦的數量不確定，但弦通常以羊腸製作，共鳴箱位於樂器底部。</w:t>
+        <w:t>曠野也是神與祂百姓相遇的地方（</w:t>
+      </w:r>
+      <w:hyperlink r:id="rId73">
+        <w:r>
+          <w:rPr>
+            <w:lang w:val="zh_TW" w:bidi="zh_TW"/>
+          </w:rPr>
+          <w:rPr>
+            <w:color w:val="0000EE"/>
+            <w:u w:val="single"/>
+          </w:rPr>
+          <w:t>申32:10–12</w:t>
+        </w:r>
+      </w:hyperlink>
+      <w:r>
+        <w:rPr>
+          <w:lang w:val="zh_TW" w:bidi="zh_TW"/>
+        </w:rPr>
+        <w:t>），祂在那裡看顧他們，並試煉他們的順服（</w:t>
+      </w:r>
+      <w:hyperlink r:id="rId74">
+        <w:r>
+          <w:rPr>
+            <w:lang w:val="zh_TW" w:bidi="zh_TW"/>
+          </w:rPr>
+          <w:rPr>
+            <w:color w:val="0000EE"/>
+            <w:u w:val="single"/>
+          </w:rPr>
+          <w:t>耶2:2</w:t>
+        </w:r>
+      </w:hyperlink>
+      <w:r>
+        <w:rPr>
+          <w:lang w:val="zh_TW" w:bidi="zh_TW"/>
+        </w:rPr>
+        <w:t>；</w:t>
+      </w:r>
+      <w:hyperlink r:id="rId75">
+        <w:r>
+          <w:rPr>
+            <w:lang w:val="zh_TW" w:bidi="zh_TW"/>
+          </w:rPr>
+          <w:rPr>
+            <w:color w:val="0000EE"/>
+            <w:u w:val="single"/>
+          </w:rPr>
+          <w:t>何2:14–15</w:t>
+        </w:r>
+      </w:hyperlink>
+      <w:r>
+        <w:rPr>
+          <w:lang w:val="zh_TW" w:bidi="zh_TW"/>
+        </w:rPr>
+        <w:t>）。最後，曠野是避難、潔淨和奉獻的地方。在福音書中，出埃及的曠野主題，在耶穌被試探的四十晝夜中再次出現（</w:t>
+      </w:r>
+      <w:hyperlink r:id="rId23">
+        <w:r>
+          <w:rPr>
+            <w:lang w:val="zh_TW" w:bidi="zh_TW"/>
+          </w:rPr>
+          <w:rPr>
+            <w:color w:val="0000EE"/>
+            <w:u w:val="single"/>
+          </w:rPr>
+          <w:t>可1:13</w:t>
+        </w:r>
+      </w:hyperlink>
+      <w:r>
+        <w:rPr>
+          <w:lang w:val="zh_TW" w:bidi="zh_TW"/>
+        </w:rPr>
+        <w:t>；參</w:t>
+      </w:r>
+      <w:hyperlink r:id="rId76">
+        <w:r>
+          <w:rPr>
+            <w:lang w:val="zh_TW" w:bidi="zh_TW"/>
+          </w:rPr>
+          <w:rPr>
+            <w:color w:val="0000EE"/>
+            <w:u w:val="single"/>
+          </w:rPr>
+          <w:t>詩91篇</w:t>
+        </w:r>
+      </w:hyperlink>
+      <w:r>
+        <w:rPr>
+          <w:lang w:val="zh_TW" w:bidi="zh_TW"/>
+        </w:rPr>
+        <w:t>）。早期教會的沙漠教父和中世紀的隱士，正是仿效以利亞先知和施洗約翰（</w:t>
+      </w:r>
+      <w:hyperlink r:id="rId77">
+        <w:r>
+          <w:rPr>
+            <w:lang w:val="zh_TW" w:bidi="zh_TW"/>
+          </w:rPr>
+          <w:rPr>
+            <w:color w:val="0000EE"/>
+            <w:u w:val="single"/>
+          </w:rPr>
+          <w:t>王上19:4–8</w:t>
+        </w:r>
+      </w:hyperlink>
+      <w:r>
+        <w:rPr>
+          <w:lang w:val="zh_TW" w:bidi="zh_TW"/>
+        </w:rPr>
+        <w:t>；</w:t>
+      </w:r>
+      <w:hyperlink r:id="rId78">
+        <w:r>
+          <w:rPr>
+            <w:lang w:val="zh_TW" w:bidi="zh_TW"/>
+          </w:rPr>
+          <w:rPr>
+            <w:color w:val="0000EE"/>
+            <w:u w:val="single"/>
+          </w:rPr>
+          <w:t>太3:1–6</w:t>
+        </w:r>
+      </w:hyperlink>
+      <w:r>
+        <w:rPr>
+          <w:lang w:val="zh_TW" w:bidi="zh_TW"/>
+        </w:rPr>
+        <w:t>）。</w:t>
       </w:r>
     </w:p>
     <w:p>
@@ -515,128 +1593,62 @@
       </w:r>
       <w:r>
         <w:rPr>
-          <w:lang w:val="zh_TW" w:bidi="zh_TW"/>
-        </w:rPr>
-        <w:t>我們並不確定基諾爾是以撥片或徒手演奏。聖經說大衛「用手彈奏它」（</w:t>
-      </w:r>
-      <w:hyperlink r:id="rId18">
-        <w:r>
-          <w:rPr>
-            <w:lang w:val="zh_TW" w:bidi="zh_TW"/>
-          </w:rPr>
-          <w:rPr>
-            <w:color w:val="0000EE"/>
-            <w:u w:val="single"/>
-          </w:rPr>
-          <w:t>撒上16:23</w:t>
-        </w:r>
-      </w:hyperlink>
-      <w:r>
-        <w:rPr>
-          <w:lang w:val="zh_TW" w:bidi="zh_TW"/>
-        </w:rPr>
-        <w:t>），可能表示徒手演奏並非常態。基諾爾的音色「優美」（</w:t>
-      </w:r>
-      <w:hyperlink r:id="rId19">
-        <w:r>
-          <w:rPr>
-            <w:lang w:val="zh_TW" w:bidi="zh_TW"/>
-          </w:rPr>
-          <w:rPr>
-            <w:color w:val="0000EE"/>
-            <w:u w:val="single"/>
-          </w:rPr>
-          <w:t>詩81:2</w:t>
-        </w:r>
-      </w:hyperlink>
-      <w:r>
-        <w:rPr>
-          <w:lang w:val="zh_TW" w:bidi="zh_TW"/>
-        </w:rPr>
-        <w:t>），可用於敬拜、慶典與國事場合（</w:t>
-      </w:r>
-      <w:hyperlink r:id="rId20">
-        <w:r>
-          <w:rPr>
-            <w:lang w:val="zh_TW" w:bidi="zh_TW"/>
-          </w:rPr>
-          <w:rPr>
-            <w:color w:val="0000EE"/>
-            <w:u w:val="single"/>
-          </w:rPr>
-          <w:t>撒上10:5</w:t>
-        </w:r>
-      </w:hyperlink>
+          <w:i/>
+          <w:lang w:val="zh_TW" w:bidi="zh_TW"/>
+        </w:rPr>
+        <w:t>另見</w:t>
+      </w:r>
+      <w:r>
+        <w:rPr>
+          <w:lang w:val="zh_TW" w:bidi="zh_TW"/>
+        </w:rPr>
+        <w:t xml:space="preserve"> </w:t>
+      </w:r>
+      <w:r>
+        <w:rPr>
+          <w:lang w:val="zh_TW" w:bidi="zh_TW"/>
+        </w:rPr>
+        <w:t>南地</w:t>
+      </w:r>
       <w:r>
         <w:rPr>
           <w:lang w:val="zh_TW" w:bidi="zh_TW"/>
         </w:rPr>
         <w:t>；</w:t>
       </w:r>
-      <w:hyperlink r:id="rId21">
-        <w:r>
-          <w:rPr>
-            <w:lang w:val="zh_TW" w:bidi="zh_TW"/>
-          </w:rPr>
-          <w:rPr>
-            <w:color w:val="0000EE"/>
-            <w:u w:val="single"/>
-          </w:rPr>
-          <w:t>撒下6:5</w:t>
-        </w:r>
-      </w:hyperlink>
+      <w:r>
+        <w:rPr>
+          <w:lang w:val="zh_TW" w:bidi="zh_TW"/>
+        </w:rPr>
+        <w:t>巴勒斯坦</w:t>
+      </w:r>
       <w:r>
         <w:rPr>
           <w:lang w:val="zh_TW" w:bidi="zh_TW"/>
         </w:rPr>
         <w:t>；</w:t>
       </w:r>
-      <w:hyperlink r:id="rId22">
-        <w:r>
-          <w:rPr>
-            <w:lang w:val="zh_TW" w:bidi="zh_TW"/>
-          </w:rPr>
-          <w:rPr>
-            <w:color w:val="0000EE"/>
-            <w:u w:val="single"/>
-          </w:rPr>
-          <w:t>賽5:12</w:t>
-        </w:r>
-      </w:hyperlink>
-      <w:r>
-        <w:rPr>
-          <w:lang w:val="zh_TW" w:bidi="zh_TW"/>
-        </w:rPr>
-        <w:t>）。牧羊人也會彈奏它（</w:t>
-      </w:r>
-      <w:hyperlink r:id="rId23">
-        <w:r>
-          <w:rPr>
-            <w:lang w:val="zh_TW" w:bidi="zh_TW"/>
-          </w:rPr>
-          <w:rPr>
-            <w:color w:val="0000EE"/>
-            <w:u w:val="single"/>
-          </w:rPr>
-          <w:t>撒上16:16</w:t>
-        </w:r>
-      </w:hyperlink>
-      <w:r>
-        <w:rPr>
-          <w:lang w:val="zh_TW" w:bidi="zh_TW"/>
-        </w:rPr>
-        <w:t>）。</w:t>
-      </w:r>
-    </w:p>
-    <w:p>
-      <w:pPr>
-        <w:pStyle w:val="Heading4"/>
-      </w:pPr>
-      <w:r>
-        <w:rPr>
-          <w:lang w:val="zh_TW" w:bidi="zh_TW"/>
-        </w:rPr>
-        <w:t>內伯（Nebel）</w:t>
+      <w:r>
+        <w:rPr>
+          <w:lang w:val="zh_TW" w:bidi="zh_TW"/>
+        </w:rPr>
+        <w:t>曠野</w:t>
+      </w:r>
+      <w:r>
+        <w:rPr>
+          <w:lang w:val="zh_TW" w:bidi="zh_TW"/>
+        </w:rPr>
+        <w:t>。</w:t>
+      </w:r>
+      <w:r>
+        <w:rPr>
+          <w:lang w:val="zh_TW" w:bidi="zh_TW"/>
+        </w:rPr>
+      </w:r>
+      <w:r>
+        <w:rPr>
+          <w:lang w:val="zh_TW" w:bidi="zh_TW"/>
+        </w:rPr>
       </w:r>
     </w:p>
     <w:p>
@@ -646,107 +1658,21 @@
           <w:lang w:val="zh_TW" w:bidi="zh_TW"/>
         </w:rPr>
       </w:r>
-      <w:r>
-        <w:rPr>
-          <w:lang w:val="zh_TW" w:bidi="zh_TW"/>
-        </w:rPr>
-        <w:t>在聖經中出現了27次。希伯來文中的內伯一詞意為「皮」或「皮瓶」。這可能是因為這種樂器的形狀像瓶子，底部圓而寬，能發出聲音。它是豎琴的一種（</w:t>
-      </w:r>
-      <w:r>
-        <w:rPr>
-          <w:lang w:val="zh_TW" w:bidi="zh_TW"/>
-        </w:rPr>
-        <w:t>和合本譯為「瑟」，</w:t>
-      </w:r>
-      <w:hyperlink r:id="rId21">
-        <w:r>
-          <w:rPr>
-            <w:lang w:val="zh_TW" w:bidi="zh_TW"/>
-          </w:rPr>
-          <w:rPr>
-            <w:color w:val="0000EE"/>
-            <w:u w:val="single"/>
-          </w:rPr>
-          <w:t>撒下6:5</w:t>
-        </w:r>
-      </w:hyperlink>
-      <w:r>
-        <w:rPr>
-          <w:lang w:val="zh_TW" w:bidi="zh_TW"/>
-        </w:rPr>
-        <w:t>；</w:t>
-      </w:r>
-      <w:hyperlink r:id="rId24">
-        <w:r>
-          <w:rPr>
-            <w:lang w:val="zh_TW" w:bidi="zh_TW"/>
-          </w:rPr>
-          <w:rPr>
-            <w:color w:val="0000EE"/>
-            <w:u w:val="single"/>
-          </w:rPr>
-          <w:t>王上10:12</w:t>
-        </w:r>
-      </w:hyperlink>
-      <w:r>
-        <w:rPr>
-          <w:lang w:val="zh_TW" w:bidi="zh_TW"/>
-        </w:rPr>
-        <w:t>；</w:t>
-      </w:r>
-      <w:hyperlink r:id="rId25">
-        <w:r>
-          <w:rPr>
-            <w:lang w:val="zh_TW" w:bidi="zh_TW"/>
-          </w:rPr>
-          <w:rPr>
-            <w:color w:val="0000EE"/>
-            <w:u w:val="single"/>
-          </w:rPr>
-          <w:t>尼12:27</w:t>
-        </w:r>
-      </w:hyperlink>
-      <w:r>
-        <w:rPr>
-          <w:lang w:val="zh_TW" w:bidi="zh_TW"/>
-        </w:rPr>
-        <w:t>；</w:t>
-      </w:r>
-      <w:hyperlink r:id="rId26">
-        <w:r>
-          <w:rPr>
-            <w:lang w:val="zh_TW" w:bidi="zh_TW"/>
-          </w:rPr>
-          <w:rPr>
-            <w:color w:val="0000EE"/>
-            <w:u w:val="single"/>
-          </w:rPr>
-          <w:t>詩57:8</w:t>
-        </w:r>
-      </w:hyperlink>
-      <w:r>
-        <w:rPr>
-          <w:lang w:val="zh_TW" w:bidi="zh_TW"/>
-        </w:rPr>
-        <w:t>；</w:t>
-      </w:r>
-      <w:hyperlink r:id="rId27">
-        <w:r>
-          <w:rPr>
-            <w:lang w:val="zh_TW" w:bidi="zh_TW"/>
-          </w:rPr>
-          <w:rPr>
-            <w:color w:val="0000EE"/>
-            <w:u w:val="single"/>
-          </w:rPr>
-          <w:t>摩5:23</w:t>
-        </w:r>
-      </w:hyperlink>
-      <w:r>
-        <w:rPr>
-          <w:lang w:val="zh_TW" w:bidi="zh_TW"/>
-        </w:rPr>
-        <w:t>），可能與埃及的豎琴相似，演奏方式可能為徒手彈奏。內伯比基諾爾更大、聲音更響亮。</w:t>
+    </w:p>
+    <w:p>
+      <w:pPr>
+        <w:pStyle w:val="Heading2"/>
+      </w:pPr>
+      <w:r>
+        <w:rPr>
+          <w:lang w:val="zh_TW" w:bidi="zh_TW"/>
+        </w:rPr>
+        <w:t>曠野</w:t>
+      </w:r>
+      <w:r>
+        <w:rPr>
+          <w:lang w:val="zh_TW" w:bidi="zh_TW"/>
+        </w:rPr>
       </w:r>
     </w:p>
     <w:p>
@@ -760,18 +1686,18 @@
         <w:rPr>
           <w:lang w:val="zh_TW" w:bidi="zh_TW"/>
         </w:rPr>
-        <w:t>現代英文聖經通常將內伯翻譯為「豎琴」。有英文譯本則使用「薩泰里琴」（psaltery）或「維奧爾琴」（viol）（兩者都是弦樂器的古老名稱）。</w:t>
+        <w:t>指的是荒蕪、人跡罕至或不適合長期居住的地方。曠野可以是沙漠、山脈、森林或沼澤。</w:t>
       </w:r>
     </w:p>
     <w:p>
       <w:pPr>
-        <w:pStyle w:val="Heading4"/>
-      </w:pPr>
-      <w:r>
-        <w:rPr>
-          <w:lang w:val="zh_TW" w:bidi="zh_TW"/>
-        </w:rPr>
-        <w:t>普桑特林（Psantrin）</w:t>
+        <w:pStyle w:val="Heading3"/>
+      </w:pPr>
+      <w:r>
+        <w:rPr>
+          <w:lang w:val="zh_TW" w:bidi="zh_TW"/>
+        </w:rPr>
+        <w:t>曠野是什麼樣的？</w:t>
       </w:r>
     </w:p>
     <w:p>
@@ -785,36 +1711,7 @@
         <w:rPr>
           <w:lang w:val="zh_TW" w:bidi="zh_TW"/>
         </w:rPr>
-        <w:t>普桑特林（也稱為pesanterin）是來自希臘的樂器。曾在尼布甲尼撒王的樂隊中演奏（</w:t>
-      </w:r>
-      <w:hyperlink r:id="rId28">
-        <w:r>
-          <w:rPr>
-            <w:lang w:val="zh_TW" w:bidi="zh_TW"/>
-          </w:rPr>
-          <w:rPr>
-            <w:color w:val="0000EE"/>
-            <w:u w:val="single"/>
-          </w:rPr>
-          <w:t>但3:5–15</w:t>
-        </w:r>
-      </w:hyperlink>
-      <w:r>
-        <w:rPr>
-          <w:lang w:val="zh_TW" w:bidi="zh_TW"/>
-        </w:rPr>
-        <w:t>）。它可能類似於揚琴（dulcimer，一種以小槌敲擊琴弦的弦樂器）。</w:t>
-      </w:r>
-    </w:p>
-    <w:p>
-      <w:pPr>
-        <w:pStyle w:val="Heading4"/>
-      </w:pPr>
-      <w:r>
-        <w:rPr>
-          <w:lang w:val="zh_TW" w:bidi="zh_TW"/>
-        </w:rPr>
-        <w:t>撒布查（Sabcha）</w:t>
+        <w:t>在近東，曠野的特徵是乾燥、荒蕪，而且主要是岩石和沙地。曠野的地形崎嶇不平，且有乾涸的河床交錯其中。雖然曠野並非完全荒蕪，但依賴降雨量的多寡，曠野會在雨季時成為羊群的牧場。</w:t>
       </w:r>
     </w:p>
     <w:p>
@@ -824,29 +1721,167 @@
           <w:lang w:val="zh_TW" w:bidi="zh_TW"/>
         </w:rPr>
       </w:r>
-      <w:r>
-        <w:rPr>
-          <w:lang w:val="zh_TW" w:bidi="zh_TW"/>
-        </w:rPr>
-        <w:t>撒布查（也稱為sabbeka）是一種弦樂器，曾在巴比倫的王宮中演奏（</w:t>
-      </w:r>
-      <w:hyperlink r:id="rId28">
-        <w:r>
-          <w:rPr>
-            <w:lang w:val="zh_TW" w:bidi="zh_TW"/>
-          </w:rPr>
-          <w:rPr>
-            <w:color w:val="0000EE"/>
-            <w:u w:val="single"/>
-          </w:rPr>
-          <w:t>但3:5–15</w:t>
-        </w:r>
-      </w:hyperlink>
-      <w:r>
-        <w:rPr>
-          <w:lang w:val="zh_TW" w:bidi="zh_TW"/>
-        </w:rPr>
-        <w:t>）。希臘人稱之為桑比刻（sambyke），而羅馬人則稱之為桑布卡（sambuca）。其形狀像三角形，有四條弦，音色高亢尖銳。有英文譯本稱之為「薩克布特」（sackbut）。</w:t>
+      <w:hyperlink r:id="rId18">
+        <w:r>
+          <w:rPr>
+            <w:lang w:val="zh_TW" w:bidi="zh_TW"/>
+          </w:rPr>
+          <w:rPr>
+            <w:color w:val="0000EE"/>
+            <w:u w:val="single"/>
+          </w:rPr>
+          <w:t>約珥書二章22節</w:t>
+        </w:r>
+      </w:hyperlink>
+      <w:r>
+        <w:rPr>
+          <w:lang w:val="zh_TW" w:bidi="zh_TW"/>
+        </w:rPr>
+        <w:t>宣告「曠野的草發生」。</w:t>
+      </w:r>
+      <w:hyperlink r:id="rId16">
+        <w:r>
+          <w:rPr>
+            <w:lang w:val="zh_TW" w:bidi="zh_TW"/>
+          </w:rPr>
+          <w:rPr>
+            <w:color w:val="0000EE"/>
+            <w:u w:val="single"/>
+          </w:rPr>
+          <w:t>詩篇六十五篇12節</w:t>
+        </w:r>
+      </w:hyperlink>
+      <w:r>
+        <w:rPr>
+          <w:lang w:val="zh_TW" w:bidi="zh_TW"/>
+        </w:rPr>
+        <w:t>說曠野的牧場滴滿了豐盛。然而，耶利米書說「曠野的草場都枯乾了」（</w:t>
+      </w:r>
+      <w:hyperlink r:id="rId17">
+        <w:r>
+          <w:rPr>
+            <w:lang w:val="zh_TW" w:bidi="zh_TW"/>
+          </w:rPr>
+          <w:rPr>
+            <w:color w:val="0000EE"/>
+            <w:u w:val="single"/>
+          </w:rPr>
+          <w:t>耶23:10</w:t>
+        </w:r>
+      </w:hyperlink>
+      <w:r>
+        <w:rPr>
+          <w:lang w:val="zh_TW" w:bidi="zh_TW"/>
+        </w:rPr>
+        <w:t>；參</w:t>
+      </w:r>
+      <w:hyperlink r:id="rId79">
+        <w:r>
+          <w:rPr>
+            <w:lang w:val="zh_TW" w:bidi="zh_TW"/>
+          </w:rPr>
+          <w:rPr>
+            <w:color w:val="0000EE"/>
+            <w:u w:val="single"/>
+          </w:rPr>
+          <w:t>珥1:20</w:t>
+        </w:r>
+      </w:hyperlink>
+      <w:r>
+        <w:rPr>
+          <w:lang w:val="zh_TW" w:bidi="zh_TW"/>
+        </w:rPr>
+        <w:t>）。約伯提到曠野是人無法居住的地方（</w:t>
+      </w:r>
+      <w:hyperlink r:id="rId26">
+        <w:r>
+          <w:rPr>
+            <w:lang w:val="zh_TW" w:bidi="zh_TW"/>
+          </w:rPr>
+          <w:rPr>
+            <w:color w:val="0000EE"/>
+            <w:u w:val="single"/>
+          </w:rPr>
+          <w:t>伯38:26</w:t>
+        </w:r>
+      </w:hyperlink>
+      <w:r>
+        <w:rPr>
+          <w:lang w:val="zh_TW" w:bidi="zh_TW"/>
+        </w:rPr>
+        <w:t>）。曠野是各種動物和鳥類的棲息地，如野驢、豺狼、鷂鷹和鴞鳥（</w:t>
+      </w:r>
+      <w:hyperlink r:id="rId29">
+        <w:r>
+          <w:rPr>
+            <w:lang w:val="zh_TW" w:bidi="zh_TW"/>
+          </w:rPr>
+          <w:rPr>
+            <w:color w:val="0000EE"/>
+            <w:u w:val="single"/>
+          </w:rPr>
+          <w:t>詩102:6</w:t>
+        </w:r>
+      </w:hyperlink>
+      <w:r>
+        <w:rPr>
+          <w:lang w:val="zh_TW" w:bidi="zh_TW"/>
+        </w:rPr>
+        <w:t>；</w:t>
+      </w:r>
+      <w:hyperlink r:id="rId80">
+        <w:r>
+          <w:rPr>
+            <w:lang w:val="zh_TW" w:bidi="zh_TW"/>
+          </w:rPr>
+          <w:rPr>
+            <w:color w:val="0000EE"/>
+            <w:u w:val="single"/>
+          </w:rPr>
+          <w:t>耶2:24</w:t>
+        </w:r>
+      </w:hyperlink>
+      <w:r>
+        <w:rPr>
+          <w:lang w:val="zh_TW" w:bidi="zh_TW"/>
+        </w:rPr>
+        <w:t>；</w:t>
+      </w:r>
+      <w:hyperlink r:id="rId81">
+        <w:r>
+          <w:rPr>
+            <w:lang w:val="zh_TW" w:bidi="zh_TW"/>
+          </w:rPr>
+          <w:rPr>
+            <w:color w:val="0000EE"/>
+            <w:u w:val="single"/>
+          </w:rPr>
+          <w:t>賽13:22</w:t>
+        </w:r>
+      </w:hyperlink>
+      <w:r>
+        <w:rPr>
+          <w:lang w:val="zh_TW" w:bidi="zh_TW"/>
+        </w:rPr>
+        <w:t>，</w:t>
+      </w:r>
+      <w:hyperlink r:id="rId82">
+        <w:r>
+          <w:rPr>
+            <w:lang w:val="zh_TW" w:bidi="zh_TW"/>
+          </w:rPr>
+          <w:rPr>
+            <w:color w:val="0000EE"/>
+            <w:u w:val="single"/>
+          </w:rPr>
+          <w:t>34:13–15</w:t>
+        </w:r>
+      </w:hyperlink>
+      <w:r>
+        <w:rPr>
+          <w:lang w:val="zh_TW" w:bidi="zh_TW"/>
+        </w:rPr>
+        <w:t>）。</w:t>
       </w:r>
     </w:p>
     <w:p>
@@ -857,7 +1892,7 @@
         <w:rPr>
           <w:lang w:val="zh_TW" w:bidi="zh_TW"/>
         </w:rPr>
-        <w:t>管樂器</w:t>
+        <w:t>聖經中的曠野地區名稱</w:t>
       </w:r>
     </w:p>
     <w:p>
@@ -871,18 +1906,25 @@
         <w:rPr>
           <w:lang w:val="zh_TW" w:bidi="zh_TW"/>
         </w:rPr>
-        <w:t>吹奏樂器（人們通過吹氣來產生音樂的樂器）可以分為兩類：管樂器和號角樂器。</w:t>
-      </w:r>
-    </w:p>
-    <w:p>
-      <w:pPr>
-        <w:pStyle w:val="Heading4"/>
-      </w:pPr>
-      <w:r>
-        <w:rPr>
-          <w:lang w:val="zh_TW" w:bidi="zh_TW"/>
-        </w:rPr>
-        <w:t>哈利勒（Halil）</w:t>
+        <w:t>某些曠野地區有具體名稱，並與特定的城、人或事件有關。例如，夏甲在別是巴的曠野中走迷了路（</w:t>
+      </w:r>
+      <w:hyperlink r:id="rId83">
+        <w:r>
+          <w:rPr>
+            <w:lang w:val="zh_TW" w:bidi="zh_TW"/>
+          </w:rPr>
+          <w:rPr>
+            <w:color w:val="0000EE"/>
+            <w:u w:val="single"/>
+          </w:rPr>
+          <w:t>創21:14</w:t>
+        </w:r>
+      </w:hyperlink>
+      <w:r>
+        <w:rPr>
+          <w:lang w:val="zh_TW" w:bidi="zh_TW"/>
+        </w:rPr>
+        <w:t>）。</w:t>
       </w:r>
     </w:p>
     <w:p>
@@ -896,61 +1938,349 @@
         <w:rPr>
           <w:lang w:val="zh_TW" w:bidi="zh_TW"/>
         </w:rPr>
-        <w:t>哈利勒是一種管樂器，在聖經中出現了六次，聖經時代之後的猶太作家也曾提到這種樂器。哈利勒類似於希臘的奧羅斯（aulos，一種像現代雙簧管的古代樂器）。許多聖經翻譯將其稱為「笛或簫」（</w:t>
-      </w:r>
-      <w:hyperlink r:id="rId29">
-        <w:r>
-          <w:rPr>
-            <w:lang w:val="zh_TW" w:bidi="zh_TW"/>
-          </w:rPr>
-          <w:rPr>
-            <w:color w:val="0000EE"/>
-            <w:u w:val="single"/>
-          </w:rPr>
-          <w:t>太9:23</w:t>
-        </w:r>
-      </w:hyperlink>
-      <w:r>
-        <w:rPr>
-          <w:lang w:val="zh_TW" w:bidi="zh_TW"/>
-        </w:rPr>
-        <w:t>；</w:t>
-      </w:r>
-      <w:hyperlink r:id="rId30">
-        <w:r>
-          <w:rPr>
-            <w:lang w:val="zh_TW" w:bidi="zh_TW"/>
-          </w:rPr>
-          <w:rPr>
-            <w:color w:val="0000EE"/>
-            <w:u w:val="single"/>
-          </w:rPr>
-          <w:t>林前14:7</w:t>
-        </w:r>
-      </w:hyperlink>
-      <w:r>
-        <w:rPr>
-          <w:lang w:val="zh_TW" w:bidi="zh_TW"/>
-        </w:rPr>
-        <w:t>；</w:t>
-      </w:r>
-      <w:hyperlink r:id="rId31">
-        <w:r>
-          <w:rPr>
-            <w:lang w:val="zh_TW" w:bidi="zh_TW"/>
-          </w:rPr>
-          <w:rPr>
-            <w:color w:val="0000EE"/>
-            <w:u w:val="single"/>
-          </w:rPr>
-          <w:t>啟18:22</w:t>
-        </w:r>
-      </w:hyperlink>
-      <w:r>
-        <w:rPr>
-          <w:lang w:val="zh_TW" w:bidi="zh_TW"/>
-        </w:rPr>
-        <w:t>）。早期的版本多以蘆葦等中空植物製作，吹口由兩片簧片組成，音色可能高亢且響亮。</w:t>
+        <w:t>以色列人出埃及時，曾經行經或停留在幾處有名的曠野地區：</w:t>
+      </w:r>
+    </w:p>
+    <w:p>
+      <w:pPr>
+        <w:pStyle w:val="ListBullet"/>
+        <w:spacing w:line="240" w:lineRule="auto"/>
+        <w:ind w:left="720"/>
+      </w:pPr>
+      <w:r>
+        <w:rPr>
+          <w:lang w:val="zh_TW" w:bidi="zh_TW"/>
+        </w:rPr>
+      </w:r>
+      <w:r>
+        <w:rPr>
+          <w:lang w:val="zh_TW" w:bidi="zh_TW"/>
+        </w:rPr>
+        <w:t>書珥（</w:t>
+      </w:r>
+      <w:hyperlink r:id="rId84">
+        <w:r>
+          <w:rPr>
+            <w:lang w:val="zh_TW" w:bidi="zh_TW"/>
+          </w:rPr>
+          <w:rPr>
+            <w:color w:val="0000EE"/>
+            <w:u w:val="single"/>
+          </w:rPr>
+          <w:t>出15:22</w:t>
+        </w:r>
+      </w:hyperlink>
+      <w:r>
+        <w:rPr>
+          <w:lang w:val="zh_TW" w:bidi="zh_TW"/>
+        </w:rPr>
+        <w:t>）</w:t>
+      </w:r>
+    </w:p>
+    <w:p>
+      <w:pPr>
+        <w:pStyle w:val="ListBullet"/>
+        <w:spacing w:line="240" w:lineRule="auto"/>
+        <w:ind w:left="720"/>
+      </w:pPr>
+      <w:r>
+        <w:rPr>
+          <w:lang w:val="zh_TW" w:bidi="zh_TW"/>
+        </w:rPr>
+      </w:r>
+      <w:r>
+        <w:rPr>
+          <w:lang w:val="zh_TW" w:bidi="zh_TW"/>
+        </w:rPr>
+        <w:t>伊坦（</w:t>
+      </w:r>
+      <w:hyperlink r:id="rId85">
+        <w:r>
+          <w:rPr>
+            <w:lang w:val="zh_TW" w:bidi="zh_TW"/>
+          </w:rPr>
+          <w:rPr>
+            <w:color w:val="0000EE"/>
+            <w:u w:val="single"/>
+          </w:rPr>
+          <w:t>民33:8</w:t>
+        </w:r>
+      </w:hyperlink>
+      <w:r>
+        <w:rPr>
+          <w:lang w:val="zh_TW" w:bidi="zh_TW"/>
+        </w:rPr>
+        <w:t>）</w:t>
+      </w:r>
+    </w:p>
+    <w:p>
+      <w:pPr>
+        <w:pStyle w:val="ListBullet"/>
+        <w:spacing w:line="240" w:lineRule="auto"/>
+        <w:ind w:left="720"/>
+      </w:pPr>
+      <w:r>
+        <w:rPr>
+          <w:lang w:val="zh_TW" w:bidi="zh_TW"/>
+        </w:rPr>
+      </w:r>
+      <w:r>
+        <w:rPr>
+          <w:lang w:val="zh_TW" w:bidi="zh_TW"/>
+        </w:rPr>
+        <w:t>汛（</w:t>
+      </w:r>
+      <w:hyperlink r:id="rId86">
+        <w:r>
+          <w:rPr>
+            <w:lang w:val="zh_TW" w:bidi="zh_TW"/>
+          </w:rPr>
+          <w:rPr>
+            <w:color w:val="0000EE"/>
+            <w:u w:val="single"/>
+          </w:rPr>
+          <w:t>出16:1</w:t>
+        </w:r>
+      </w:hyperlink>
+      <w:r>
+        <w:rPr>
+          <w:lang w:val="zh_TW" w:bidi="zh_TW"/>
+        </w:rPr>
+        <w:t>）</w:t>
+      </w:r>
+    </w:p>
+    <w:p>
+      <w:pPr>
+        <w:pStyle w:val="ListBullet"/>
+        <w:spacing w:line="240" w:lineRule="auto"/>
+        <w:ind w:left="720"/>
+      </w:pPr>
+      <w:r>
+        <w:rPr>
+          <w:lang w:val="zh_TW" w:bidi="zh_TW"/>
+        </w:rPr>
+      </w:r>
+      <w:r>
+        <w:rPr>
+          <w:lang w:val="zh_TW" w:bidi="zh_TW"/>
+        </w:rPr>
+        <w:t>西奈（</w:t>
+      </w:r>
+      <w:hyperlink r:id="rId87">
+        <w:r>
+          <w:rPr>
+            <w:lang w:val="zh_TW" w:bidi="zh_TW"/>
+          </w:rPr>
+          <w:rPr>
+            <w:color w:val="0000EE"/>
+            <w:u w:val="single"/>
+          </w:rPr>
+          <w:t>19:1–2</w:t>
+        </w:r>
+      </w:hyperlink>
+      <w:r>
+        <w:rPr>
+          <w:lang w:val="zh_TW" w:bidi="zh_TW"/>
+        </w:rPr>
+        <w:t>）</w:t>
+      </w:r>
+    </w:p>
+    <w:p>
+      <w:pPr>
+        <w:pStyle w:val="ListBullet"/>
+        <w:spacing w:line="240" w:lineRule="auto"/>
+        <w:ind w:left="720"/>
+      </w:pPr>
+      <w:r>
+        <w:rPr>
+          <w:lang w:val="zh_TW" w:bidi="zh_TW"/>
+        </w:rPr>
+      </w:r>
+      <w:r>
+        <w:rPr>
+          <w:lang w:val="zh_TW" w:bidi="zh_TW"/>
+        </w:rPr>
+        <w:t>尋（</w:t>
+      </w:r>
+      <w:hyperlink r:id="rId88">
+        <w:r>
+          <w:rPr>
+            <w:lang w:val="zh_TW" w:bidi="zh_TW"/>
+          </w:rPr>
+          <w:rPr>
+            <w:color w:val="0000EE"/>
+            <w:u w:val="single"/>
+          </w:rPr>
+          <w:t>民13:21</w:t>
+        </w:r>
+      </w:hyperlink>
+      <w:r>
+        <w:rPr>
+          <w:lang w:val="zh_TW" w:bidi="zh_TW"/>
+        </w:rPr>
+        <w:t>，</w:t>
+      </w:r>
+      <w:hyperlink r:id="rId89">
+        <w:r>
+          <w:rPr>
+            <w:lang w:val="zh_TW" w:bidi="zh_TW"/>
+          </w:rPr>
+          <w:rPr>
+            <w:color w:val="0000EE"/>
+            <w:u w:val="single"/>
+          </w:rPr>
+          <w:t>20:1</w:t>
+        </w:r>
+      </w:hyperlink>
+      <w:r>
+        <w:rPr>
+          <w:lang w:val="zh_TW" w:bidi="zh_TW"/>
+        </w:rPr>
+        <w:t>）</w:t>
+      </w:r>
+    </w:p>
+    <w:p>
+      <w:pPr>
+        <w:pStyle w:val="ListBullet"/>
+        <w:spacing w:line="240" w:lineRule="auto"/>
+        <w:ind w:left="720"/>
+      </w:pPr>
+      <w:r>
+        <w:rPr>
+          <w:lang w:val="zh_TW" w:bidi="zh_TW"/>
+        </w:rPr>
+      </w:r>
+      <w:r>
+        <w:rPr>
+          <w:lang w:val="zh_TW" w:bidi="zh_TW"/>
+        </w:rPr>
+        <w:t>巴蘭（</w:t>
+      </w:r>
+      <w:hyperlink r:id="rId90">
+        <w:r>
+          <w:rPr>
+            <w:lang w:val="zh_TW" w:bidi="zh_TW"/>
+          </w:rPr>
+          <w:rPr>
+            <w:color w:val="0000EE"/>
+            <w:u w:val="single"/>
+          </w:rPr>
+          <w:t>13:26</w:t>
+        </w:r>
+      </w:hyperlink>
+      <w:r>
+        <w:rPr>
+          <w:lang w:val="zh_TW" w:bidi="zh_TW"/>
+        </w:rPr>
+        <w:t>）</w:t>
+      </w:r>
+    </w:p>
+    <w:p>
+      <w:pPr>
+        <w:pStyle w:val="ListBullet"/>
+        <w:spacing w:line="240" w:lineRule="auto"/>
+        <w:ind w:left="720"/>
+      </w:pPr>
+      <w:r>
+        <w:rPr>
+          <w:lang w:val="zh_TW" w:bidi="zh_TW"/>
+        </w:rPr>
+      </w:r>
+      <w:r>
+        <w:rPr>
+          <w:lang w:val="zh_TW" w:bidi="zh_TW"/>
+        </w:rPr>
+        <w:t>加低斯（</w:t>
+      </w:r>
+      <w:hyperlink r:id="rId91">
+        <w:r>
+          <w:rPr>
+            <w:lang w:val="zh_TW" w:bidi="zh_TW"/>
+          </w:rPr>
+          <w:rPr>
+            <w:color w:val="0000EE"/>
+            <w:u w:val="single"/>
+          </w:rPr>
+          <w:t>詩29:8</w:t>
+        </w:r>
+      </w:hyperlink>
+      <w:r>
+        <w:rPr>
+          <w:lang w:val="zh_TW" w:bidi="zh_TW"/>
+        </w:rPr>
+        <w:t>）</w:t>
+      </w:r>
+    </w:p>
+    <w:p>
+      <w:pPr>
+        <w:pStyle w:val="ListBullet"/>
+        <w:spacing w:line="240" w:lineRule="auto"/>
+        <w:ind w:left="720"/>
+      </w:pPr>
+      <w:r>
+        <w:rPr>
+          <w:lang w:val="zh_TW" w:bidi="zh_TW"/>
+        </w:rPr>
+      </w:r>
+      <w:r>
+        <w:rPr>
+          <w:lang w:val="zh_TW" w:bidi="zh_TW"/>
+        </w:rPr>
+        <w:t>摩押（</w:t>
+      </w:r>
+      <w:hyperlink r:id="rId92">
+        <w:r>
+          <w:rPr>
+            <w:lang w:val="zh_TW" w:bidi="zh_TW"/>
+          </w:rPr>
+          <w:rPr>
+            <w:color w:val="0000EE"/>
+            <w:u w:val="single"/>
+          </w:rPr>
+          <w:t>申2:8</w:t>
+        </w:r>
+      </w:hyperlink>
+      <w:r>
+        <w:rPr>
+          <w:lang w:val="zh_TW" w:bidi="zh_TW"/>
+        </w:rPr>
+        <w:t>）</w:t>
+      </w:r>
+    </w:p>
+    <w:p>
+      <w:pPr>
+        <w:pStyle w:val="ListBullet"/>
+        <w:spacing w:line="240" w:lineRule="auto"/>
+        <w:ind w:left="720"/>
+      </w:pPr>
+      <w:r>
+        <w:rPr>
+          <w:lang w:val="zh_TW" w:bidi="zh_TW"/>
+        </w:rPr>
+      </w:r>
+      <w:r>
+        <w:rPr>
+          <w:lang w:val="zh_TW" w:bidi="zh_TW"/>
+        </w:rPr>
+        <w:t>基底莫（</w:t>
+      </w:r>
+      <w:hyperlink r:id="rId93">
+        <w:r>
+          <w:rPr>
+            <w:lang w:val="zh_TW" w:bidi="zh_TW"/>
+          </w:rPr>
+          <w:rPr>
+            <w:color w:val="0000EE"/>
+            <w:u w:val="single"/>
+          </w:rPr>
+          <w:t>26</w:t>
+        </w:r>
+      </w:hyperlink>
+      <w:r>
+        <w:rPr>
+          <w:lang w:val="zh_TW" w:bidi="zh_TW"/>
+        </w:rPr>
+        <w:t>節）</w:t>
       </w:r>
     </w:p>
     <w:p>
@@ -964,36 +2294,54 @@
         <w:rPr>
           <w:lang w:val="zh_TW" w:bidi="zh_TW"/>
         </w:rPr>
-        <w:t>人們在不同場合演奏哈利勒：</w:t>
-      </w:r>
-    </w:p>
-    <w:p>
-      <w:pPr>
-        <w:pStyle w:val="ListBullet"/>
-        <w:spacing w:line="240" w:lineRule="auto"/>
-        <w:ind w:left="720"/>
-      </w:pPr>
-      <w:r>
-        <w:rPr>
-          <w:lang w:val="zh_TW" w:bidi="zh_TW"/>
-        </w:rPr>
-      </w:r>
-      <w:r>
-        <w:rPr>
-          <w:lang w:val="zh_TW" w:bidi="zh_TW"/>
-        </w:rPr>
-        <w:t>在快樂的活動上，例如節期（</w:t>
-      </w:r>
-      <w:hyperlink r:id="rId22">
-        <w:r>
-          <w:rPr>
-            <w:lang w:val="zh_TW" w:bidi="zh_TW"/>
-          </w:rPr>
-          <w:rPr>
-            <w:color w:val="0000EE"/>
-            <w:u w:val="single"/>
-          </w:rPr>
-          <w:t>賽5:12</w:t>
+        <w:t>當大衛逃避掃羅時，曾躲藏在西弗曠野的山地（</w:t>
+      </w:r>
+      <w:hyperlink r:id="rId94">
+        <w:r>
+          <w:rPr>
+            <w:lang w:val="zh_TW" w:bidi="zh_TW"/>
+          </w:rPr>
+          <w:rPr>
+            <w:color w:val="0000EE"/>
+            <w:u w:val="single"/>
+          </w:rPr>
+          <w:t>撒上23:14–15</w:t>
+        </w:r>
+      </w:hyperlink>
+      <w:r>
+        <w:rPr>
+          <w:lang w:val="zh_TW" w:bidi="zh_TW"/>
+        </w:rPr>
+        <w:t>）。他也在瑪雲曠野（</w:t>
+      </w:r>
+      <w:hyperlink r:id="rId95">
+        <w:r>
+          <w:rPr>
+            <w:lang w:val="zh_TW" w:bidi="zh_TW"/>
+          </w:rPr>
+          <w:rPr>
+            <w:color w:val="0000EE"/>
+            <w:u w:val="single"/>
+          </w:rPr>
+          <w:t>24–25</w:t>
+        </w:r>
+      </w:hyperlink>
+      <w:r>
+        <w:rPr>
+          <w:lang w:val="zh_TW" w:bidi="zh_TW"/>
+        </w:rPr>
+        <w:t>節）和隱基底曠野避難（</w:t>
+      </w:r>
+      <w:hyperlink r:id="rId96">
+        <w:r>
+          <w:rPr>
+            <w:lang w:val="zh_TW" w:bidi="zh_TW"/>
+          </w:rPr>
+          <w:rPr>
+            <w:color w:val="0000EE"/>
+            <w:u w:val="single"/>
+          </w:rPr>
+          <w:t>24:1</w:t>
         </w:r>
       </w:hyperlink>
       <w:r>
@@ -1001,89 +2349,6 @@
           <w:lang w:val="zh_TW" w:bidi="zh_TW"/>
         </w:rPr>
         <w:t>）。</w:t>
-      </w:r>
-    </w:p>
-    <w:p>
-      <w:pPr>
-        <w:pStyle w:val="ListBullet"/>
-        <w:spacing w:line="240" w:lineRule="auto"/>
-        <w:ind w:left="720"/>
-      </w:pPr>
-      <w:r>
-        <w:rPr>
-          <w:lang w:val="zh_TW" w:bidi="zh_TW"/>
-        </w:rPr>
-      </w:r>
-      <w:r>
-        <w:rPr>
-          <w:lang w:val="zh_TW" w:bidi="zh_TW"/>
-        </w:rPr>
-        <w:t>當先知被神的靈充滿時（</w:t>
-      </w:r>
-      <w:hyperlink r:id="rId20">
-        <w:r>
-          <w:rPr>
-            <w:lang w:val="zh_TW" w:bidi="zh_TW"/>
-          </w:rPr>
-          <w:rPr>
-            <w:color w:val="0000EE"/>
-            <w:u w:val="single"/>
-          </w:rPr>
-          <w:t>撒上10:5</w:t>
-        </w:r>
-      </w:hyperlink>
-      <w:r>
-        <w:rPr>
-          <w:lang w:val="zh_TW" w:bidi="zh_TW"/>
-        </w:rPr>
-        <w:t>）。</w:t>
-      </w:r>
-    </w:p>
-    <w:p>
-      <w:pPr>
-        <w:pStyle w:val="ListBullet"/>
-        <w:spacing w:line="240" w:lineRule="auto"/>
-        <w:ind w:left="720"/>
-      </w:pPr>
-      <w:r>
-        <w:rPr>
-          <w:lang w:val="zh_TW" w:bidi="zh_TW"/>
-        </w:rPr>
-      </w:r>
-      <w:r>
-        <w:rPr>
-          <w:lang w:val="zh_TW" w:bidi="zh_TW"/>
-        </w:rPr>
-        <w:t>在悲傷和哀悼時（</w:t>
-      </w:r>
-      <w:hyperlink r:id="rId32">
-        <w:r>
-          <w:rPr>
-            <w:lang w:val="zh_TW" w:bidi="zh_TW"/>
-          </w:rPr>
-          <w:rPr>
-            <w:color w:val="0000EE"/>
-            <w:u w:val="single"/>
-          </w:rPr>
-          <w:t>耶48:36</w:t>
-        </w:r>
-      </w:hyperlink>
-      <w:r>
-        <w:rPr>
-          <w:lang w:val="zh_TW" w:bidi="zh_TW"/>
-        </w:rPr>
-        <w:t>）。</w:t>
-      </w:r>
-    </w:p>
-    <w:p>
-      <w:pPr>
-        <w:pStyle w:val="Heading4"/>
-      </w:pPr>
-      <w:r>
-        <w:rPr>
-          <w:lang w:val="zh_TW" w:bidi="zh_TW"/>
-        </w:rPr>
-        <w:t>哈瑣茲羅特（Hatzotzrot）</w:t>
       </w:r>
     </w:p>
     <w:p>
@@ -1097,7 +2362,54 @@
         <w:rPr>
           <w:lang w:val="zh_TW" w:bidi="zh_TW"/>
         </w:rPr>
-        <w:t>哈瑣茲羅特是古代使用的號角。我們對這種樂器的了解比其它希伯來樂器更多，因為我們可以看到它的圖案。當羅馬人攻陷耶路撒冷時，他們從聖殿帶走兩個這樣的號角。他們在羅馬為領袖提多建造的凱旋門上，雕刻了這些號角的圖案。</w:t>
+        <w:t>村莊或城有時與曠野相關。</w:t>
+      </w:r>
+      <w:hyperlink r:id="rId97">
+        <w:r>
+          <w:rPr>
+            <w:lang w:val="zh_TW" w:bidi="zh_TW"/>
+          </w:rPr>
+          <w:rPr>
+            <w:color w:val="0000EE"/>
+            <w:u w:val="single"/>
+          </w:rPr>
+          <w:t>約書亞記十五章61至62節</w:t>
+        </w:r>
+      </w:hyperlink>
+      <w:r>
+        <w:rPr>
+          <w:lang w:val="zh_TW" w:bidi="zh_TW"/>
+        </w:rPr>
+        <w:t>列出了「在曠野」的六個城及其村莊。以賽亞宣告了曠野和其中的城邑未來的喜樂（</w:t>
+      </w:r>
+      <w:hyperlink r:id="rId98">
+        <w:r>
+          <w:rPr>
+            <w:lang w:val="zh_TW" w:bidi="zh_TW"/>
+          </w:rPr>
+          <w:rPr>
+            <w:color w:val="0000EE"/>
+            <w:u w:val="single"/>
+          </w:rPr>
+          <w:t>賽42:11</w:t>
+        </w:r>
+      </w:hyperlink>
+      <w:r>
+        <w:rPr>
+          <w:lang w:val="zh_TW" w:bidi="zh_TW"/>
+        </w:rPr>
+        <w:t>）。</w:t>
+      </w:r>
+    </w:p>
+    <w:p>
+      <w:pPr>
+        <w:pStyle w:val="Heading3"/>
+      </w:pPr>
+      <w:r>
+        <w:rPr>
+          <w:lang w:val="zh_TW" w:bidi="zh_TW"/>
+        </w:rPr>
+        <w:t>曠野的屬靈意義是什麼？</w:t>
       </w:r>
     </w:p>
     <w:p>
@@ -1111,7 +2423,25 @@
         <w:rPr>
           <w:lang w:val="zh_TW" w:bidi="zh_TW"/>
         </w:rPr>
-        <w:t>哈瑣茲羅特約為0.9公尺（一碼）長，形狀窄長，末端有寬口。人們用銀或金製作這些號角。這種設計可能源自埃及號角。類似的樂器也在亞述、赫梯帝國和希臘使用。</w:t>
+        <w:t>曠野與艱苦和試探有關。以利亞的生活方式和穿著，經常讓人聯想到曠野。以利亞的繼承者以利沙也曾在以東的曠野事奉（</w:t>
+      </w:r>
+      <w:hyperlink r:id="rId99">
+        <w:r>
+          <w:rPr>
+            <w:lang w:val="zh_TW" w:bidi="zh_TW"/>
+          </w:rPr>
+          <w:rPr>
+            <w:color w:val="0000EE"/>
+            <w:u w:val="single"/>
+          </w:rPr>
+          <w:t>王下3:4–27</w:t>
+        </w:r>
+      </w:hyperlink>
+      <w:r>
+        <w:rPr>
+          <w:lang w:val="zh_TW" w:bidi="zh_TW"/>
+        </w:rPr>
+        <w:t>）。</w:t>
       </w:r>
     </w:p>
     <w:p>
@@ -1125,25 +2455,133 @@
         <w:rPr>
           <w:lang w:val="zh_TW" w:bidi="zh_TW"/>
         </w:rPr>
-        <w:t>神吩咐摩西製作兩個銀號角（</w:t>
-      </w:r>
-      <w:hyperlink r:id="rId33">
-        <w:r>
-          <w:rPr>
-            <w:lang w:val="zh_TW" w:bidi="zh_TW"/>
-          </w:rPr>
-          <w:rPr>
-            <w:color w:val="0000EE"/>
-            <w:u w:val="single"/>
-          </w:rPr>
-          <w:t>民10:2</w:t>
-        </w:r>
-      </w:hyperlink>
-      <w:r>
-        <w:rPr>
-          <w:lang w:val="zh_TW" w:bidi="zh_TW"/>
-        </w:rPr>
-        <w:t>），只有亞倫的後代（第一位大祭司）可以吹奏這些樂器。這些古代號角是我們現在稱為報信號角的早期版本。</w:t>
+        <w:t>以賽亞預言了施洗約翰的信息，約翰在猶大的曠野傳道（</w:t>
+      </w:r>
+      <w:hyperlink r:id="rId100">
+        <w:r>
+          <w:rPr>
+            <w:lang w:val="zh_TW" w:bidi="zh_TW"/>
+          </w:rPr>
+          <w:rPr>
+            <w:color w:val="0000EE"/>
+            <w:u w:val="single"/>
+          </w:rPr>
+          <w:t>賽40:3</w:t>
+        </w:r>
+      </w:hyperlink>
+      <w:r>
+        <w:rPr>
+          <w:lang w:val="zh_TW" w:bidi="zh_TW"/>
+        </w:rPr>
+        <w:t>；</w:t>
+      </w:r>
+      <w:hyperlink r:id="rId101">
+        <w:r>
+          <w:rPr>
+            <w:lang w:val="zh_TW" w:bidi="zh_TW"/>
+          </w:rPr>
+          <w:rPr>
+            <w:color w:val="0000EE"/>
+            <w:u w:val="single"/>
+          </w:rPr>
+          <w:t>太3:1–3</w:t>
+        </w:r>
+      </w:hyperlink>
+      <w:r>
+        <w:rPr>
+          <w:lang w:val="zh_TW" w:bidi="zh_TW"/>
+        </w:rPr>
+        <w:t>；</w:t>
+      </w:r>
+      <w:hyperlink r:id="rId102">
+        <w:r>
+          <w:rPr>
+            <w:lang w:val="zh_TW" w:bidi="zh_TW"/>
+          </w:rPr>
+          <w:rPr>
+            <w:color w:val="0000EE"/>
+            <w:u w:val="single"/>
+          </w:rPr>
+          <w:t>可1:2–4</w:t>
+        </w:r>
+      </w:hyperlink>
+      <w:r>
+        <w:rPr>
+          <w:lang w:val="zh_TW" w:bidi="zh_TW"/>
+        </w:rPr>
+        <w:t>；</w:t>
+      </w:r>
+      <w:hyperlink r:id="rId103">
+        <w:r>
+          <w:rPr>
+            <w:lang w:val="zh_TW" w:bidi="zh_TW"/>
+          </w:rPr>
+          <w:rPr>
+            <w:color w:val="0000EE"/>
+            <w:u w:val="single"/>
+          </w:rPr>
+          <w:t>路3:1–6</w:t>
+        </w:r>
+      </w:hyperlink>
+      <w:r>
+        <w:rPr>
+          <w:lang w:val="zh_TW" w:bidi="zh_TW"/>
+        </w:rPr>
+        <w:t>；</w:t>
+      </w:r>
+      <w:hyperlink r:id="rId104">
+        <w:r>
+          <w:rPr>
+            <w:lang w:val="zh_TW" w:bidi="zh_TW"/>
+          </w:rPr>
+          <w:rPr>
+            <w:color w:val="0000EE"/>
+            <w:u w:val="single"/>
+          </w:rPr>
+          <w:t>約1:23</w:t>
+        </w:r>
+      </w:hyperlink>
+      <w:r>
+        <w:rPr>
+          <w:lang w:val="zh_TW" w:bidi="zh_TW"/>
+        </w:rPr>
+        <w:t>）。耶穌被聖靈充滿，聖靈將祂引到曠野四十天，祂在那裡受到魔鬼的試探（參</w:t>
+      </w:r>
+      <w:hyperlink r:id="rId105">
+        <w:r>
+          <w:rPr>
+            <w:lang w:val="zh_TW" w:bidi="zh_TW"/>
+          </w:rPr>
+          <w:rPr>
+            <w:color w:val="0000EE"/>
+            <w:u w:val="single"/>
+          </w:rPr>
+          <w:t>路4:1–2</w:t>
+        </w:r>
+      </w:hyperlink>
+      <w:r>
+        <w:rPr>
+          <w:lang w:val="zh_TW" w:bidi="zh_TW"/>
+        </w:rPr>
+        <w:t>）。天使也在曠野服事耶穌（</w:t>
+      </w:r>
+      <w:hyperlink r:id="rId23">
+        <w:r>
+          <w:rPr>
+            <w:lang w:val="zh_TW" w:bidi="zh_TW"/>
+          </w:rPr>
+          <w:rPr>
+            <w:color w:val="0000EE"/>
+            <w:u w:val="single"/>
+          </w:rPr>
+          <w:t>可1:13</w:t>
+        </w:r>
+      </w:hyperlink>
+      <w:r>
+        <w:rPr>
+          <w:lang w:val="zh_TW" w:bidi="zh_TW"/>
+        </w:rPr>
+        <w:t>）。</w:t>
       </w:r>
     </w:p>
     <w:p>
@@ -1157,97 +2595,25 @@
         <w:rPr>
           <w:lang w:val="zh_TW" w:bidi="zh_TW"/>
         </w:rPr>
-        <w:t>聖經說這些號角使人記念神（</w:t>
-      </w:r>
-      <w:hyperlink r:id="rId34">
-        <w:r>
-          <w:rPr>
-            <w:lang w:val="zh_TW" w:bidi="zh_TW"/>
-          </w:rPr>
-          <w:rPr>
-            <w:color w:val="0000EE"/>
-            <w:u w:val="single"/>
-          </w:rPr>
-          <w:t>民10:10</w:t>
-        </w:r>
-      </w:hyperlink>
-      <w:r>
-        <w:rPr>
-          <w:lang w:val="zh_TW" w:bidi="zh_TW"/>
-        </w:rPr>
-        <w:t>）。人們用來：</w:t>
-      </w:r>
-    </w:p>
-    <w:p>
-      <w:pPr>
-        <w:pStyle w:val="ListBullet"/>
-        <w:spacing w:line="240" w:lineRule="auto"/>
-        <w:ind w:left="720"/>
-      </w:pPr>
-      <w:r>
-        <w:rPr>
-          <w:lang w:val="zh_TW" w:bidi="zh_TW"/>
-        </w:rPr>
-      </w:r>
-      <w:r>
-        <w:rPr>
-          <w:lang w:val="zh_TW" w:bidi="zh_TW"/>
-        </w:rPr>
-        <w:t>召集會眾到會幕聚集</w:t>
-      </w:r>
-    </w:p>
-    <w:p>
-      <w:pPr>
-        <w:pStyle w:val="ListBullet"/>
-        <w:spacing w:line="240" w:lineRule="auto"/>
-        <w:ind w:left="720"/>
-      </w:pPr>
-      <w:r>
-        <w:rPr>
-          <w:lang w:val="zh_TW" w:bidi="zh_TW"/>
-        </w:rPr>
-      </w:r>
-      <w:r>
-        <w:rPr>
-          <w:lang w:val="zh_TW" w:bidi="zh_TW"/>
-        </w:rPr>
-        <w:t>發出警告</w:t>
-      </w:r>
-    </w:p>
-    <w:p>
-      <w:pPr>
-        <w:pStyle w:val="ListBullet"/>
-        <w:spacing w:line="240" w:lineRule="auto"/>
-        <w:ind w:left="720"/>
-      </w:pPr>
-      <w:r>
-        <w:rPr>
-          <w:lang w:val="zh_TW" w:bidi="zh_TW"/>
-        </w:rPr>
-      </w:r>
-      <w:r>
-        <w:rPr>
-          <w:lang w:val="zh_TW" w:bidi="zh_TW"/>
-        </w:rPr>
-        <w:t>指示營隊前行</w:t>
-      </w:r>
-    </w:p>
-    <w:p>
-      <w:pPr>
-        <w:pStyle w:val="ListBullet"/>
-        <w:spacing w:line="240" w:lineRule="auto"/>
-        <w:ind w:left="720"/>
-      </w:pPr>
-      <w:r>
-        <w:rPr>
-          <w:lang w:val="zh_TW" w:bidi="zh_TW"/>
-        </w:rPr>
-      </w:r>
-      <w:r>
-        <w:rPr>
-          <w:lang w:val="zh_TW" w:bidi="zh_TW"/>
-        </w:rPr>
-        <w:t>發出戰鬥開始的信號</w:t>
+        <w:t>埃及的隱士和死海附近的昆蘭社區利用曠野逃避城中生活的邪惡。然而，耶穌則是利用曠野作為禱告和與父神相交之處（</w:t>
+      </w:r>
+      <w:hyperlink r:id="rId64">
+        <w:r>
+          <w:rPr>
+            <w:lang w:val="zh_TW" w:bidi="zh_TW"/>
+          </w:rPr>
+          <w:rPr>
+            <w:color w:val="0000EE"/>
+            <w:u w:val="single"/>
+          </w:rPr>
+          <w:t>路5:16</w:t>
+        </w:r>
+      </w:hyperlink>
+      <w:r>
+        <w:rPr>
+          <w:lang w:val="zh_TW" w:bidi="zh_TW"/>
+        </w:rPr>
+        <w:t>）。</w:t>
       </w:r>
     </w:p>
     <w:p>
@@ -1259,110 +2625,44 @@
       </w:r>
       <w:r>
         <w:rPr>
-          <w:lang w:val="zh_TW" w:bidi="zh_TW"/>
-        </w:rPr>
-        <w:t>哈瑣茲羅特在聖殿崇拜中變得非常重要。在每日的聖殿儀式中至少會使用兩個號角。在特殊的宗教慶典中，他們可能會使用更多的號角（</w:t>
-      </w:r>
-      <w:hyperlink r:id="rId35">
-        <w:r>
-          <w:rPr>
-            <w:lang w:val="zh_TW" w:bidi="zh_TW"/>
-          </w:rPr>
-          <w:rPr>
-            <w:color w:val="0000EE"/>
-            <w:u w:val="single"/>
-          </w:rPr>
-          <w:t>代上15:28</w:t>
-        </w:r>
-      </w:hyperlink>
+          <w:i/>
+          <w:lang w:val="zh_TW" w:bidi="zh_TW"/>
+        </w:rPr>
+        <w:t>見</w:t>
+      </w:r>
+      <w:r>
+        <w:rPr>
+          <w:lang w:val="zh_TW" w:bidi="zh_TW"/>
+        </w:rPr>
+        <w:t>曠野</w:t>
+      </w:r>
       <w:r>
         <w:rPr>
           <w:lang w:val="zh_TW" w:bidi="zh_TW"/>
         </w:rPr>
         <w:t>；</w:t>
       </w:r>
-      <w:hyperlink r:id="rId36">
-        <w:r>
-          <w:rPr>
-            <w:lang w:val="zh_TW" w:bidi="zh_TW"/>
-          </w:rPr>
-          <w:rPr>
-            <w:color w:val="0000EE"/>
-            <w:u w:val="single"/>
-          </w:rPr>
-          <w:t>代下15:14</w:t>
-        </w:r>
-      </w:hyperlink>
-      <w:r>
-        <w:rPr>
-          <w:lang w:val="zh_TW" w:bidi="zh_TW"/>
-        </w:rPr>
-        <w:t>；</w:t>
-      </w:r>
-      <w:hyperlink r:id="rId37">
-        <w:r>
-          <w:rPr>
-            <w:lang w:val="zh_TW" w:bidi="zh_TW"/>
-          </w:rPr>
-          <w:rPr>
-            <w:color w:val="0000EE"/>
-            <w:u w:val="single"/>
-          </w:rPr>
-          <w:t>詩98:6</w:t>
-        </w:r>
-      </w:hyperlink>
-      <w:r>
-        <w:rPr>
-          <w:lang w:val="zh_TW" w:bidi="zh_TW"/>
-        </w:rPr>
-        <w:t>；</w:t>
-      </w:r>
-      <w:hyperlink r:id="rId28">
-        <w:r>
-          <w:rPr>
-            <w:lang w:val="zh_TW" w:bidi="zh_TW"/>
-          </w:rPr>
-          <w:rPr>
-            <w:color w:val="0000EE"/>
-            <w:u w:val="single"/>
-          </w:rPr>
-          <w:t>但3:5–15</w:t>
-        </w:r>
-      </w:hyperlink>
-      <w:r>
-        <w:rPr>
-          <w:lang w:val="zh_TW" w:bidi="zh_TW"/>
-        </w:rPr>
-        <w:t>；</w:t>
-      </w:r>
-      <w:hyperlink r:id="rId38">
-        <w:r>
-          <w:rPr>
-            <w:lang w:val="zh_TW" w:bidi="zh_TW"/>
-          </w:rPr>
-          <w:rPr>
-            <w:color w:val="0000EE"/>
-            <w:u w:val="single"/>
-          </w:rPr>
-          <w:t>何5:8</w:t>
-        </w:r>
-      </w:hyperlink>
-      <w:r>
-        <w:rPr>
-          <w:lang w:val="zh_TW" w:bidi="zh_TW"/>
-        </w:rPr>
-        <w:t>）。</w:t>
-      </w:r>
-    </w:p>
-    <w:p>
-      <w:pPr>
-        <w:pStyle w:val="Heading4"/>
-      </w:pPr>
-      <w:r>
-        <w:rPr>
-          <w:lang w:val="zh_TW" w:bidi="zh_TW"/>
-        </w:rPr>
-        <w:t>瑪什羅奇他（Mashroqita）</w:t>
+      <w:r>
+        <w:rPr>
+          <w:lang w:val="zh_TW" w:bidi="zh_TW"/>
+        </w:rPr>
+        <w:t>曠野漂流</w:t>
+      </w:r>
+      <w:r>
+        <w:rPr>
+          <w:lang w:val="zh_TW" w:bidi="zh_TW"/>
+        </w:rPr>
+        <w:t>。</w:t>
+      </w:r>
+      <w:r>
+        <w:rPr>
+          <w:lang w:val="zh_TW" w:bidi="zh_TW"/>
+        </w:rPr>
+      </w:r>
+      <w:r>
+        <w:rPr>
+          <w:lang w:val="zh_TW" w:bidi="zh_TW"/>
+        </w:rPr>
       </w:r>
     </w:p>
     <w:p>
@@ -1372,94 +2672,21 @@
           <w:lang w:val="zh_TW" w:bidi="zh_TW"/>
         </w:rPr>
       </w:r>
-      <w:r>
-        <w:rPr>
-          <w:lang w:val="zh_TW" w:bidi="zh_TW"/>
-        </w:rPr>
-        <w:t>瑪什羅奇他這種樂器，曾在尼布甲尼撒王的宮殿中演奏 （</w:t>
-      </w:r>
-      <w:hyperlink r:id="rId17">
-        <w:r>
-          <w:rPr>
-            <w:lang w:val="zh_TW" w:bidi="zh_TW"/>
-          </w:rPr>
-          <w:rPr>
-            <w:color w:val="0000EE"/>
-            <w:u w:val="single"/>
-          </w:rPr>
-          <w:t>但3:5</w:t>
-        </w:r>
-      </w:hyperlink>
-      <w:r>
-        <w:rPr>
-          <w:lang w:val="zh_TW" w:bidi="zh_TW"/>
-        </w:rPr>
-        <w:t>、</w:t>
-      </w:r>
-      <w:hyperlink r:id="rId17">
-        <w:r>
-          <w:rPr>
-            <w:lang w:val="zh_TW" w:bidi="zh_TW"/>
-          </w:rPr>
-          <w:rPr>
-            <w:color w:val="0000EE"/>
-            <w:u w:val="single"/>
-          </w:rPr>
-          <w:t>7</w:t>
-        </w:r>
-      </w:hyperlink>
-      <w:r>
-        <w:rPr>
-          <w:lang w:val="zh_TW" w:bidi="zh_TW"/>
-        </w:rPr>
-        <w:t>、</w:t>
-      </w:r>
-      <w:hyperlink r:id="rId17">
-        <w:r>
-          <w:rPr>
-            <w:lang w:val="zh_TW" w:bidi="zh_TW"/>
-          </w:rPr>
-          <w:rPr>
-            <w:color w:val="0000EE"/>
-            <w:u w:val="single"/>
-          </w:rPr>
-          <w:t>10</w:t>
-        </w:r>
-      </w:hyperlink>
-      <w:r>
-        <w:rPr>
-          <w:lang w:val="zh_TW" w:bidi="zh_TW"/>
-        </w:rPr>
-        <w:t>、</w:t>
-      </w:r>
-      <w:hyperlink r:id="rId17">
-        <w:r>
-          <w:rPr>
-            <w:lang w:val="zh_TW" w:bidi="zh_TW"/>
-          </w:rPr>
-          <w:rPr>
-            <w:color w:val="0000EE"/>
-            <w:u w:val="single"/>
-          </w:rPr>
-          <w:t>15</w:t>
-        </w:r>
-      </w:hyperlink>
-      <w:r>
-        <w:rPr>
-          <w:lang w:val="zh_TW" w:bidi="zh_TW"/>
-        </w:rPr>
-        <w:t>）。學者認為它類似於希臘潘神的蘆笛（syrinx），由不同長度的中空管組合而成，吹向頂端即可發出不同音高。</w:t>
-      </w:r>
     </w:p>
     <w:p>
       <w:pPr>
-        <w:pStyle w:val="Heading4"/>
-      </w:pPr>
-      <w:r>
-        <w:rPr>
-          <w:lang w:val="zh_TW" w:bidi="zh_TW"/>
-        </w:rPr>
-        <w:t>朔法爾（Shophar）</w:t>
+        <w:pStyle w:val="Heading2"/>
+      </w:pPr>
+      <w:r>
+        <w:rPr>
+          <w:lang w:val="zh_TW" w:bidi="zh_TW"/>
+        </w:rPr>
+        <w:t>礦物和金屬</w:t>
+      </w:r>
+      <w:r>
+        <w:rPr>
+          <w:lang w:val="zh_TW" w:bidi="zh_TW"/>
+        </w:rPr>
       </w:r>
     </w:p>
     <w:p>
@@ -1473,7 +2700,7 @@
         <w:rPr>
           <w:lang w:val="zh_TW" w:bidi="zh_TW"/>
         </w:rPr>
-        <w:t>朔法爾是一種號角樂器（類似小號），在古代以色列被使用。今日猶太宗教儀式仍使用。聖經提及這種樂器72次，是最常提到的希伯來樂器。</w:t>
+        <w:t>「礦物」指天然存在的物質，通常是礦石，必須經過開採和處理才能提煉出金屬。「金屬」則是像鐵、銅這類的化學元素，純淨、不含其它物質的污染。純淨形態的金屬通常不會自然存在於自然界中，但也有例外。</w:t>
       </w:r>
     </w:p>
     <w:p>
@@ -1487,7 +2714,7 @@
         <w:rPr>
           <w:lang w:val="zh_TW" w:bidi="zh_TW"/>
         </w:rPr>
-        <w:t>早期的朔法爾像公羊的角一樣彎曲，後來的版本較直，在角的寬端附近有一個彎曲。朔法爾只能發出兩到三種不同的聲音。由於這種有限的音域，有些人不認為它是真正的樂器，人們主要用它來傳遞信號和信息。</w:t>
+        <w:t>在巴勒斯坦，採礦與冶煉是極其古老的技藝，遠早於以色列人到來之前就已存在。採集合適的石材（例如火石）的歷史可追溯至石器時代，採集建築石材也同樣歷史悠久。特別是金屬方面，天然金、銅與隕鐵（meteoric iron）在公元前4000年之前就已在中東地區為人認識和使用。在公元前4000年到3000年期間，人們開始逐漸發現天然銀以及銅礦與鉛礦。人們可能是在偶然的情況下發現冶煉技術，從而促成青銅等合金的製作。之後，人們又發現可以還原氧化鐵。從公元前3000年到2000年之間，相關技術有重大進展，人們懂得還原銅的硫化物和錫的氧化物，而金屬錫與銅也成為重要的貿易物品。</w:t>
       </w:r>
     </w:p>
     <w:p>
@@ -1501,187 +2728,7 @@
         <w:rPr>
           <w:lang w:val="zh_TW" w:bidi="zh_TW"/>
         </w:rPr>
-        <w:t>人們在許多宗教儀式中使用朔法爾，包括：</w:t>
-      </w:r>
-    </w:p>
-    <w:p>
-      <w:pPr>
-        <w:pStyle w:val="ListBullet"/>
-        <w:spacing w:line="240" w:lineRule="auto"/>
-        <w:ind w:left="720"/>
-      </w:pPr>
-      <w:r>
-        <w:rPr>
-          <w:lang w:val="zh_TW" w:bidi="zh_TW"/>
-        </w:rPr>
-      </w:r>
-      <w:r>
-        <w:rPr>
-          <w:lang w:val="zh_TW" w:bidi="zh_TW"/>
-        </w:rPr>
-        <w:t>搬運約櫃時（</w:t>
-      </w:r>
-      <w:hyperlink r:id="rId39">
-        <w:r>
-          <w:rPr>
-            <w:lang w:val="zh_TW" w:bidi="zh_TW"/>
-          </w:rPr>
-          <w:rPr>
-            <w:color w:val="0000EE"/>
-            <w:u w:val="single"/>
-          </w:rPr>
-          <w:t>撒下6:15</w:t>
-        </w:r>
-      </w:hyperlink>
-      <w:r>
-        <w:rPr>
-          <w:lang w:val="zh_TW" w:bidi="zh_TW"/>
-        </w:rPr>
-        <w:t>；</w:t>
-      </w:r>
-      <w:hyperlink r:id="rId35">
-        <w:r>
-          <w:rPr>
-            <w:lang w:val="zh_TW" w:bidi="zh_TW"/>
-          </w:rPr>
-          <w:rPr>
-            <w:color w:val="0000EE"/>
-            <w:u w:val="single"/>
-          </w:rPr>
-          <w:t>代上15:28</w:t>
-        </w:r>
-      </w:hyperlink>
-      <w:r>
-        <w:rPr>
-          <w:lang w:val="zh_TW" w:bidi="zh_TW"/>
-        </w:rPr>
-        <w:t>）</w:t>
-      </w:r>
-    </w:p>
-    <w:p>
-      <w:pPr>
-        <w:pStyle w:val="ListBullet"/>
-        <w:spacing w:line="240" w:lineRule="auto"/>
-        <w:ind w:left="720"/>
-      </w:pPr>
-      <w:r>
-        <w:rPr>
-          <w:lang w:val="zh_TW" w:bidi="zh_TW"/>
-        </w:rPr>
-      </w:r>
-      <w:r>
-        <w:rPr>
-          <w:lang w:val="zh_TW" w:bidi="zh_TW"/>
-        </w:rPr>
-        <w:t>亞撒王更新神與子民之間的協議時（</w:t>
-      </w:r>
-      <w:hyperlink r:id="rId36">
-        <w:r>
-          <w:rPr>
-            <w:lang w:val="zh_TW" w:bidi="zh_TW"/>
-          </w:rPr>
-          <w:rPr>
-            <w:color w:val="0000EE"/>
-            <w:u w:val="single"/>
-          </w:rPr>
-          <w:t>代下15:14</w:t>
-        </w:r>
-      </w:hyperlink>
-      <w:r>
-        <w:rPr>
-          <w:lang w:val="zh_TW" w:bidi="zh_TW"/>
-        </w:rPr>
-        <w:t>）</w:t>
-      </w:r>
-    </w:p>
-    <w:p>
-      <w:pPr>
-        <w:pStyle w:val="ListBullet"/>
-        <w:spacing w:line="240" w:lineRule="auto"/>
-        <w:ind w:left="720"/>
-      </w:pPr>
-      <w:r>
-        <w:rPr>
-          <w:lang w:val="zh_TW" w:bidi="zh_TW"/>
-        </w:rPr>
-      </w:r>
-      <w:r>
-        <w:rPr>
-          <w:lang w:val="zh_TW" w:bidi="zh_TW"/>
-        </w:rPr>
-        <w:t>人們感謝神時（</w:t>
-      </w:r>
-      <w:hyperlink r:id="rId37">
-        <w:r>
-          <w:rPr>
-            <w:lang w:val="zh_TW" w:bidi="zh_TW"/>
-          </w:rPr>
-          <w:rPr>
-            <w:color w:val="0000EE"/>
-            <w:u w:val="single"/>
-          </w:rPr>
-          <w:t>詩98:6</w:t>
-        </w:r>
-      </w:hyperlink>
-      <w:r>
-        <w:rPr>
-          <w:lang w:val="zh_TW" w:bidi="zh_TW"/>
-        </w:rPr>
-        <w:t>，</w:t>
-      </w:r>
-      <w:hyperlink r:id="rId40">
-        <w:r>
-          <w:rPr>
-            <w:lang w:val="zh_TW" w:bidi="zh_TW"/>
-          </w:rPr>
-          <w:rPr>
-            <w:color w:val="0000EE"/>
-            <w:u w:val="single"/>
-          </w:rPr>
-          <w:t>150:3</w:t>
-        </w:r>
-      </w:hyperlink>
-      <w:r>
-        <w:rPr>
-          <w:lang w:val="zh_TW" w:bidi="zh_TW"/>
-        </w:rPr>
-        <w:t>）</w:t>
-      </w:r>
-    </w:p>
-    <w:p>
-      <w:pPr>
-        <w:pStyle w:val="ListBullet"/>
-        <w:spacing w:line="240" w:lineRule="auto"/>
-        <w:ind w:left="720"/>
-      </w:pPr>
-      <w:r>
-        <w:rPr>
-          <w:lang w:val="zh_TW" w:bidi="zh_TW"/>
-        </w:rPr>
-      </w:r>
-      <w:r>
-        <w:rPr>
-          <w:lang w:val="zh_TW" w:bidi="zh_TW"/>
-        </w:rPr>
-        <w:t>每個新月開始時</w:t>
-      </w:r>
-    </w:p>
-    <w:p>
-      <w:pPr>
-        <w:pStyle w:val="ListBullet"/>
-        <w:spacing w:line="240" w:lineRule="auto"/>
-        <w:ind w:left="720"/>
-      </w:pPr>
-      <w:r>
-        <w:rPr>
-          <w:lang w:val="zh_TW" w:bidi="zh_TW"/>
-        </w:rPr>
-      </w:r>
-      <w:r>
-        <w:rPr>
-          <w:lang w:val="zh_TW" w:bidi="zh_TW"/>
-        </w:rPr>
-        <w:t>禧年開始時（每50年一次的特殊年份）</w:t>
+        <w:t>在公元前2000年至1000年間，風箱（bellows）開始用於爐灶，人們能把鐵從礦石中還原並加以鍛造。大約在公元前1500年，人們發現用銅與鋅製造黃銅的工藝，但直到之後一段時期才逐漸變得重要。人們使用青銅已有好幾個世紀，有時會加入較高比例的錫，使其形成適合製作鏡的鏡面金屬（speculum）。到了這個時期，以色列人已在那地定居，並建立王國。從公元前1000年到基督教時代開始，金屬的生產——特別是鐵，大幅增加。人們也製造出某種形式的鋼，用來打造武器和工具。</w:t>
       </w:r>
     </w:p>
     <w:p>
@@ -1695,126 +2742,79 @@
         <w:rPr>
           <w:lang w:val="zh_TW" w:bidi="zh_TW"/>
         </w:rPr>
-        <w:t>人們也將朔法爾用於王室的重大事件：</w:t>
-      </w:r>
-    </w:p>
-    <w:p>
-      <w:pPr>
-        <w:pStyle w:val="ListBullet"/>
-        <w:spacing w:line="240" w:lineRule="auto"/>
-        <w:ind w:left="720"/>
-      </w:pPr>
-      <w:r>
-        <w:rPr>
-          <w:lang w:val="zh_TW" w:bidi="zh_TW"/>
-        </w:rPr>
-      </w:r>
-      <w:r>
-        <w:rPr>
-          <w:lang w:val="zh_TW" w:bidi="zh_TW"/>
-        </w:rPr>
-        <w:t>押沙龍宣稱自己為王時 （</w:t>
-      </w:r>
-      <w:hyperlink r:id="rId41">
-        <w:r>
-          <w:rPr>
-            <w:lang w:val="zh_TW" w:bidi="zh_TW"/>
-          </w:rPr>
-          <w:rPr>
-            <w:color w:val="0000EE"/>
-            <w:u w:val="single"/>
-          </w:rPr>
-          <w:t>撒下15:10</w:t>
-        </w:r>
-      </w:hyperlink>
-      <w:r>
-        <w:rPr>
-          <w:lang w:val="zh_TW" w:bidi="zh_TW"/>
-        </w:rPr>
-        <w:t>）</w:t>
-      </w:r>
-    </w:p>
-    <w:p>
-      <w:pPr>
-        <w:pStyle w:val="ListBullet"/>
-        <w:spacing w:line="240" w:lineRule="auto"/>
-        <w:ind w:left="720"/>
-      </w:pPr>
-      <w:r>
-        <w:rPr>
-          <w:lang w:val="zh_TW" w:bidi="zh_TW"/>
-        </w:rPr>
-      </w:r>
-      <w:r>
-        <w:rPr>
-          <w:lang w:val="zh_TW" w:bidi="zh_TW"/>
-        </w:rPr>
-        <w:t>所羅門被選為王時（</w:t>
-      </w:r>
-      <w:hyperlink r:id="rId42">
-        <w:r>
-          <w:rPr>
-            <w:lang w:val="zh_TW" w:bidi="zh_TW"/>
-          </w:rPr>
-          <w:rPr>
-            <w:color w:val="0000EE"/>
-            <w:u w:val="single"/>
-          </w:rPr>
-          <w:t>王上1:34</w:t>
-        </w:r>
-      </w:hyperlink>
-      <w:r>
-        <w:rPr>
-          <w:lang w:val="zh_TW" w:bidi="zh_TW"/>
-        </w:rPr>
-        <w:t>）</w:t>
-      </w:r>
-    </w:p>
-    <w:p>
-      <w:pPr>
-        <w:pStyle w:val="ListBullet"/>
-        <w:spacing w:line="240" w:lineRule="auto"/>
-        <w:ind w:left="720"/>
-      </w:pPr>
-      <w:r>
-        <w:rPr>
-          <w:lang w:val="zh_TW" w:bidi="zh_TW"/>
-        </w:rPr>
-      </w:r>
-      <w:r>
-        <w:rPr>
-          <w:lang w:val="zh_TW" w:bidi="zh_TW"/>
-        </w:rPr>
-        <w:t>耶戶作王時（</w:t>
-      </w:r>
-      <w:hyperlink r:id="rId43">
-        <w:r>
-          <w:rPr>
-            <w:lang w:val="zh_TW" w:bidi="zh_TW"/>
-          </w:rPr>
-          <w:rPr>
-            <w:color w:val="0000EE"/>
-            <w:u w:val="single"/>
-          </w:rPr>
-          <w:t>王下9:13</w:t>
-        </w:r>
-      </w:hyperlink>
-      <w:r>
-        <w:rPr>
-          <w:lang w:val="zh_TW" w:bidi="zh_TW"/>
-        </w:rPr>
-        <w:t>）</w:t>
-      </w:r>
-    </w:p>
-    <w:p>
-      <w:pPr>
-        <w:pStyle w:val="Heading4"/>
-      </w:pPr>
-      <w:r>
-        <w:rPr>
-          <w:lang w:val="zh_TW" w:bidi="zh_TW"/>
-        </w:rPr>
-        <w:t>蘇波尼亞（Sumponia）</w:t>
+        <w:t>到了大衛與所羅門的時代，以色列人已掌握許多金屬提煉與加工的技術。大衛在統治時期征服了以東，而以東盛產銅與鐵（</w:t>
+      </w:r>
+      <w:hyperlink r:id="rId106">
+        <w:r>
+          <w:rPr>
+            <w:lang w:val="zh_TW" w:bidi="zh_TW"/>
+          </w:rPr>
+          <w:rPr>
+            <w:color w:val="0000EE"/>
+            <w:u w:val="single"/>
+          </w:rPr>
+          <w:t>撒下8:13–14</w:t>
+        </w:r>
+      </w:hyperlink>
+      <w:r>
+        <w:rPr>
+          <w:lang w:val="zh_TW" w:bidi="zh_TW"/>
+        </w:rPr>
+        <w:t>），約旦河谷地區的各種金屬鑄造工作亦蓬勃發展（</w:t>
+      </w:r>
+      <w:hyperlink r:id="rId107">
+        <w:r>
+          <w:rPr>
+            <w:lang w:val="zh_TW" w:bidi="zh_TW"/>
+          </w:rPr>
+          <w:rPr>
+            <w:color w:val="0000EE"/>
+            <w:u w:val="single"/>
+          </w:rPr>
+          <w:t>王上7:13–14、45–46</w:t>
+        </w:r>
+      </w:hyperlink>
+      <w:r>
+        <w:rPr>
+          <w:lang w:val="zh_TW" w:bidi="zh_TW"/>
+        </w:rPr>
+        <w:t>）。所羅門在進行這些工作時，得到腓尼基工匠希蘭協助。以色列的傳統認為冶金的起源出自土八‧該隱（</w:t>
+      </w:r>
+      <w:hyperlink r:id="rId108">
+        <w:r>
+          <w:rPr>
+            <w:lang w:val="zh_TW" w:bidi="zh_TW"/>
+          </w:rPr>
+          <w:rPr>
+            <w:color w:val="0000EE"/>
+            <w:u w:val="single"/>
+          </w:rPr>
+          <w:t>創4:22</w:t>
+        </w:r>
+      </w:hyperlink>
+      <w:r>
+        <w:rPr>
+          <w:lang w:val="zh_TW" w:bidi="zh_TW"/>
+        </w:rPr>
+        <w:t>），經文說他打造各種銅器和鐵器。</w:t>
+      </w:r>
+      <w:hyperlink r:id="rId109">
+        <w:r>
+          <w:rPr>
+            <w:lang w:val="zh_TW" w:bidi="zh_TW"/>
+          </w:rPr>
+          <w:rPr>
+            <w:color w:val="0000EE"/>
+            <w:u w:val="single"/>
+          </w:rPr>
+          <w:t>申命記八章9節</w:t>
+        </w:r>
+      </w:hyperlink>
+      <w:r>
+        <w:rPr>
+          <w:lang w:val="zh_TW" w:bidi="zh_TW"/>
+        </w:rPr>
+        <w:t>提到，以色列人要進入的那地盛產鐵與銅。</w:t>
       </w:r>
     </w:p>
     <w:p>
@@ -1828,25 +2828,43 @@
         <w:rPr>
           <w:lang w:val="zh_TW" w:bidi="zh_TW"/>
         </w:rPr>
-        <w:t>蘇波尼亞是在</w:t>
-      </w:r>
-      <w:hyperlink r:id="rId44">
-        <w:r>
-          <w:rPr>
-            <w:lang w:val="zh_TW" w:bidi="zh_TW"/>
-          </w:rPr>
-          <w:rPr>
-            <w:color w:val="0000EE"/>
-            <w:u w:val="single"/>
-          </w:rPr>
-          <w:t>但以理書三章</w:t>
-        </w:r>
-      </w:hyperlink>
-      <w:r>
-        <w:rPr>
-          <w:lang w:val="zh_TW" w:bidi="zh_TW"/>
-        </w:rPr>
-        <w:t>中找到的詞語，但學者不確定其確切含義。一些聖經教師認為蘇波尼亞指的是風笛，有英文譯本就是如此翻譯。然而，研究古代樂器的專家卻強烈反對此說，他們認為尼布甲尼撒王的時代並沒有風笛。</w:t>
+        <w:t>雖然以色列人後來能自己進行金屬加工，但從</w:t>
+      </w:r>
+      <w:hyperlink r:id="rId110">
+        <w:r>
+          <w:rPr>
+            <w:lang w:val="zh_TW" w:bidi="zh_TW"/>
+          </w:rPr>
+          <w:rPr>
+            <w:color w:val="0000EE"/>
+            <w:u w:val="single"/>
+          </w:rPr>
+          <w:t>撒母耳記上十三章19至22節</w:t>
+        </w:r>
+      </w:hyperlink>
+      <w:r>
+        <w:rPr>
+          <w:lang w:val="zh_TW" w:bidi="zh_TW"/>
+        </w:rPr>
+        <w:t>可以看出，在非利士人統治的某段時期，他們甚至必須把農具交給敵人製作。同樣地，所羅門聖殿中禮儀器皿的製作，也由腓尼基的工匠監督（</w:t>
+      </w:r>
+      <w:hyperlink r:id="rId111">
+        <w:r>
+          <w:rPr>
+            <w:lang w:val="zh_TW" w:bidi="zh_TW"/>
+          </w:rPr>
+          <w:rPr>
+            <w:color w:val="0000EE"/>
+            <w:u w:val="single"/>
+          </w:rPr>
+          <w:t>王上7:13–50</w:t>
+        </w:r>
+      </w:hyperlink>
+      <w:r>
+        <w:rPr>
+          <w:lang w:val="zh_TW" w:bidi="zh_TW"/>
+        </w:rPr>
+        <w:t>）。</w:t>
       </w:r>
     </w:p>
     <w:p>
@@ -1860,36 +2878,25 @@
         <w:rPr>
           <w:lang w:val="zh_TW" w:bidi="zh_TW"/>
         </w:rPr>
-        <w:t>其他學者認為蘇波尼亞可能不是樂器，而可能是描述多種樂器合奏的音樂。這個解釋有其道理，因為這個詞來自希臘文單詞辛弗尼亞（symphonia），意思是「一起發聲」。在</w:t>
-      </w:r>
-      <w:hyperlink r:id="rId45">
-        <w:r>
-          <w:rPr>
-            <w:lang w:val="zh_TW" w:bidi="zh_TW"/>
-          </w:rPr>
-          <w:rPr>
-            <w:color w:val="0000EE"/>
-            <w:u w:val="single"/>
-          </w:rPr>
-          <w:t>路加福音十五章25節</w:t>
-        </w:r>
-      </w:hyperlink>
-      <w:r>
-        <w:rPr>
-          <w:lang w:val="zh_TW" w:bidi="zh_TW"/>
-        </w:rPr>
-        <w:t>中，它被翻譯為「作樂……的聲音」。</w:t>
-      </w:r>
-    </w:p>
-    <w:p>
-      <w:pPr>
-        <w:pStyle w:val="Heading4"/>
-      </w:pPr>
-      <w:r>
-        <w:rPr>
-          <w:lang w:val="zh_TW" w:bidi="zh_TW"/>
-        </w:rPr>
-        <w:t>烏加布（Ugab）</w:t>
+        <w:t>礦物、金屬和寶石也是重要的貿易物品。以色列本身並不多出產這些資源，因此必須從外地進口各類材料。示巴女王來見所羅門時，她一方面處理外交事務，一方面推動貿易往來（</w:t>
+      </w:r>
+      <w:hyperlink r:id="rId112">
+        <w:r>
+          <w:rPr>
+            <w:lang w:val="zh_TW" w:bidi="zh_TW"/>
+          </w:rPr>
+          <w:rPr>
+            <w:color w:val="0000EE"/>
+            <w:u w:val="single"/>
+          </w:rPr>
+          <w:t>王上10:2、10–11</w:t>
+        </w:r>
+      </w:hyperlink>
+      <w:r>
+        <w:rPr>
+          <w:lang w:val="zh_TW" w:bidi="zh_TW"/>
+        </w:rPr>
+        <w:t>）。</w:t>
       </w:r>
     </w:p>
     <w:p>
@@ -1903,97 +2910,7 @@
         <w:rPr>
           <w:lang w:val="zh_TW" w:bidi="zh_TW"/>
         </w:rPr>
-        <w:t>烏加布是古老的樂器，類似長笛。聖經提到烏加布四次（</w:t>
-      </w:r>
-      <w:hyperlink r:id="rId46">
-        <w:r>
-          <w:rPr>
-            <w:lang w:val="zh_TW" w:bidi="zh_TW"/>
-          </w:rPr>
-          <w:rPr>
-            <w:color w:val="0000EE"/>
-            <w:u w:val="single"/>
-          </w:rPr>
-          <w:t>創4:21</w:t>
-        </w:r>
-      </w:hyperlink>
-      <w:r>
-        <w:rPr>
-          <w:lang w:val="zh_TW" w:bidi="zh_TW"/>
-        </w:rPr>
-        <w:t>；</w:t>
-      </w:r>
-      <w:hyperlink r:id="rId47">
-        <w:r>
-          <w:rPr>
-            <w:lang w:val="zh_TW" w:bidi="zh_TW"/>
-          </w:rPr>
-          <w:rPr>
-            <w:color w:val="0000EE"/>
-            <w:u w:val="single"/>
-          </w:rPr>
-          <w:t>伯21:12</w:t>
-        </w:r>
-      </w:hyperlink>
-      <w:r>
-        <w:rPr>
-          <w:lang w:val="zh_TW" w:bidi="zh_TW"/>
-        </w:rPr>
-        <w:t>，</w:t>
-      </w:r>
-      <w:hyperlink r:id="rId48">
-        <w:r>
-          <w:rPr>
-            <w:lang w:val="zh_TW" w:bidi="zh_TW"/>
-          </w:rPr>
-          <w:rPr>
-            <w:color w:val="0000EE"/>
-            <w:u w:val="single"/>
-          </w:rPr>
-          <w:t>30:31</w:t>
-        </w:r>
-      </w:hyperlink>
-      <w:r>
-        <w:rPr>
-          <w:lang w:val="zh_TW" w:bidi="zh_TW"/>
-        </w:rPr>
-        <w:t>；</w:t>
-      </w:r>
-      <w:hyperlink r:id="rId13">
-        <w:r>
-          <w:rPr>
-            <w:lang w:val="zh_TW" w:bidi="zh_TW"/>
-          </w:rPr>
-          <w:rPr>
-            <w:color w:val="0000EE"/>
-            <w:u w:val="single"/>
-          </w:rPr>
-          <w:t>詩150:4</w:t>
-        </w:r>
-      </w:hyperlink>
-      <w:r>
-        <w:rPr>
-          <w:lang w:val="zh_TW" w:bidi="zh_TW"/>
-        </w:rPr>
-        <w:t>）。通常提到烏加布時，是與宗教活動無關。只有在</w:t>
-      </w:r>
-      <w:hyperlink r:id="rId49">
-        <w:r>
-          <w:rPr>
-            <w:lang w:val="zh_TW" w:bidi="zh_TW"/>
-          </w:rPr>
-          <w:rPr>
-            <w:color w:val="0000EE"/>
-            <w:u w:val="single"/>
-          </w:rPr>
-          <w:t>詩篇一五〇篇</w:t>
-        </w:r>
-      </w:hyperlink>
-      <w:r>
-        <w:rPr>
-          <w:lang w:val="zh_TW" w:bidi="zh_TW"/>
-        </w:rPr>
-        <w:t>中，它被用於敬拜。有英文譯本將其誤譯為「風琴」。</w:t>
+        <w:t>金屬與寶石也常成為入侵者掠奪的戰利品，其中以埃及人和亞述人最為典型，但並非只有他們如此。人們對這些物品的需求一直很大，因為農業、製造武器、製作珠寶與製作各種個人飾品都需要這些材料。</w:t>
       </w:r>
     </w:p>
     <w:p>
@@ -2004,7 +2921,7 @@
         <w:rPr>
           <w:lang w:val="zh_TW" w:bidi="zh_TW"/>
         </w:rPr>
-        <w:t>敲擊樂器</w:t>
+        <w:t>礦物</w:t>
       </w:r>
     </w:p>
     <w:p>
@@ -2018,18 +2935,18 @@
         <w:rPr>
           <w:lang w:val="zh_TW" w:bidi="zh_TW"/>
         </w:rPr>
-        <w:t>敲擊樂器（敲擊或搖動時發出聲音的樂器），最常出現在猶太百姓早期歷史的記載中。隨著時間推移，人們不再在聖殿敬拜中使用這些樂器，可能是因為其它宗教也會使用類似樂器來敬拜假神。</w:t>
+        <w:t>礦物是一種無機物，具有固定的化學成分與結構，有時單獨存在，有時與其它物質一起存在。「礦石」指任何含有金屬化合物的礦物或礦物集合體，只要其含量與品質足以讓金屬提煉具有商業價值，就可稱為礦石。金屬這一主要成分在自然界中通常以化合物的形式存在，例如硫化物、氧化物、碳酸鹽或其它化合物，其中以硫化物與氧化物最為常見。礦物具有多種特性，例如顏色、光澤、晶體形態、解理、斷口、硬度與密度；這些特性不但有助於辨識礦物，也決定該礦物是否適合商業與工業用途。</w:t>
       </w:r>
     </w:p>
     <w:p>
       <w:pPr>
-        <w:pStyle w:val="Heading4"/>
-      </w:pPr>
-      <w:r>
-        <w:rPr>
-          <w:lang w:val="zh_TW" w:bidi="zh_TW"/>
-        </w:rPr>
-        <w:t>米納亞念（Mena Anim）</w:t>
+        <w:pStyle w:val="Heading3"/>
+      </w:pPr>
+      <w:r>
+        <w:rPr>
+          <w:lang w:val="zh_TW" w:bidi="zh_TW"/>
+        </w:rPr>
+        <w:t>金屬</w:t>
       </w:r>
     </w:p>
     <w:p>
@@ -2043,36 +2960,7 @@
         <w:rPr>
           <w:lang w:val="zh_TW" w:bidi="zh_TW"/>
         </w:rPr>
-        <w:t>米納亞念是響亮的金屬搖鈴，其框架懸掛金屬環，搖動時就會發出聲音。米納亞念很可能類似於西斯特爾叉鈴（sistrum，古埃及用於宗教儀式的神聖搖鈴）米納亞念出現在</w:t>
-      </w:r>
-      <w:hyperlink r:id="rId21">
-        <w:r>
-          <w:rPr>
-            <w:lang w:val="zh_TW" w:bidi="zh_TW"/>
-          </w:rPr>
-          <w:rPr>
-            <w:color w:val="0000EE"/>
-            <w:u w:val="single"/>
-          </w:rPr>
-          <w:t>撒母耳記下六章5節</w:t>
-        </w:r>
-      </w:hyperlink>
-      <w:r>
-        <w:rPr>
-          <w:lang w:val="zh_TW" w:bidi="zh_TW"/>
-        </w:rPr>
-        <w:t>中。有英文譯本將其翻譯為「響板」（castanet），亦有英文譯本錯誤將其翻譯為「號角」（cornet）。</w:t>
-      </w:r>
-    </w:p>
-    <w:p>
-      <w:pPr>
-        <w:pStyle w:val="Heading4"/>
-      </w:pPr>
-      <w:r>
-        <w:rPr>
-          <w:lang w:val="zh_TW" w:bidi="zh_TW"/>
-        </w:rPr>
-        <w:t>帕莫尼姆（Pamonim）</w:t>
+        <w:t>金屬在純淨狀態下，是化學上純單一的元素，具有固定的物理特性，例如密度、抗拉強度、晶體結構、熔點、延展性、導電性等等。金屬能與其它金屬形成合金，但這個過程會使金屬失去純度。無論在古代世界或現代世界，合金都極其重要。</w:t>
       </w:r>
     </w:p>
     <w:p>
@@ -2086,43 +2974,7 @@
         <w:rPr>
           <w:lang w:val="zh_TW" w:bidi="zh_TW"/>
         </w:rPr>
-        <w:t>帕莫尼姆是祭司袍子上的小鈴鐺（</w:t>
-      </w:r>
-      <w:hyperlink r:id="rId50">
-        <w:r>
-          <w:rPr>
-            <w:lang w:val="zh_TW" w:bidi="zh_TW"/>
-          </w:rPr>
-          <w:rPr>
-            <w:color w:val="0000EE"/>
-            <w:u w:val="single"/>
-          </w:rPr>
-          <w:t>出28:33–34</w:t>
-        </w:r>
-      </w:hyperlink>
-      <w:r>
-        <w:rPr>
-          <w:lang w:val="zh_TW" w:bidi="zh_TW"/>
-        </w:rPr>
-        <w:t>，</w:t>
-      </w:r>
-      <w:hyperlink r:id="rId51">
-        <w:r>
-          <w:rPr>
-            <w:lang w:val="zh_TW" w:bidi="zh_TW"/>
-          </w:rPr>
-          <w:rPr>
-            <w:color w:val="0000EE"/>
-            <w:u w:val="single"/>
-          </w:rPr>
-          <w:t>39:25–26</w:t>
-        </w:r>
-      </w:hyperlink>
-      <w:r>
-        <w:rPr>
-          <w:lang w:val="zh_TW" w:bidi="zh_TW"/>
-        </w:rPr>
-        <w:t>）。當大祭司行走時，鈴鐺會發出柔和的聲音，幫助人們知道大祭司進入至聖所敬拜神時的位置。</w:t>
+        <w:t>要取得純金屬，必須把含有金屬的礦石加以冶煉，這個過程稱為冶金（metallurgy）。古代以色列普遍使用純金屬，包括金、銀、鐵和鉛，但青銅與黃銅等合金的使用範圍更廣。</w:t>
       </w:r>
     </w:p>
     <w:p>
@@ -2133,7 +2985,7 @@
         <w:rPr>
           <w:lang w:val="zh_TW" w:bidi="zh_TW"/>
         </w:rPr>
-        <w:t>沙利希姆（Shalishim）</w:t>
+        <w:t>冶金與金屬提煉</w:t>
       </w:r>
     </w:p>
     <w:p>
@@ -2147,36 +2999,79 @@
         <w:rPr>
           <w:lang w:val="zh_TW" w:bidi="zh_TW"/>
         </w:rPr>
-        <w:t>沙利希姆是聖經提到的搖鈴。有些聖經譯本將這個詞翻譯為「西斯特爾叉鈴」（sistrum，古埃及的神聖響板）或「提布瑞爾」（timbrel，鈴鼓）。學者不確定沙利希姆是否樂器。沙利希姆出現在</w:t>
-      </w:r>
-      <w:hyperlink r:id="rId52">
-        <w:r>
-          <w:rPr>
-            <w:lang w:val="zh_TW" w:bidi="zh_TW"/>
-          </w:rPr>
-          <w:rPr>
-            <w:color w:val="0000EE"/>
-            <w:u w:val="single"/>
-          </w:rPr>
-          <w:t>撒母耳記上十八章6節</w:t>
-        </w:r>
-      </w:hyperlink>
-      <w:r>
-        <w:rPr>
-          <w:lang w:val="zh_TW" w:bidi="zh_TW"/>
-        </w:rPr>
-        <w:t>中。在這個故事中，人們演奏這樂器，慶祝掃羅王和大衛從與非利士人爭戰凱旋歸來。</w:t>
-      </w:r>
-    </w:p>
-    <w:p>
-      <w:pPr>
-        <w:pStyle w:val="Heading4"/>
-      </w:pPr>
-      <w:r>
-        <w:rPr>
-          <w:lang w:val="zh_TW" w:bidi="zh_TW"/>
-        </w:rPr>
-        <w:t>托夫（Toph）</w:t>
+        <w:t>大約在公元前1300年，小亞細亞的赫人發現製造堅硬熟鐵（wrought iron）的方法，後來非利士人也採用這項技術（</w:t>
+      </w:r>
+      <w:hyperlink r:id="rId113">
+        <w:r>
+          <w:rPr>
+            <w:lang w:val="zh_TW" w:bidi="zh_TW"/>
+          </w:rPr>
+          <w:rPr>
+            <w:color w:val="0000EE"/>
+            <w:u w:val="single"/>
+          </w:rPr>
+          <w:t>撒上13:19–20</w:t>
+        </w:r>
+      </w:hyperlink>
+      <w:r>
+        <w:rPr>
+          <w:lang w:val="zh_TW" w:bidi="zh_TW"/>
+        </w:rPr>
+        <w:t>）。最初，人們從簡單的爐中取得鐵後，會把鐵取出並反覆錘打，把爐渣敲出（</w:t>
+      </w:r>
+      <w:hyperlink r:id="rId114">
+        <w:r>
+          <w:rPr>
+            <w:lang w:val="zh_TW" w:bidi="zh_TW"/>
+          </w:rPr>
+          <w:rPr>
+            <w:color w:val="0000EE"/>
+            <w:u w:val="single"/>
+          </w:rPr>
+          <w:t>申4:20</w:t>
+        </w:r>
+      </w:hyperlink>
+      <w:r>
+        <w:rPr>
+          <w:lang w:val="zh_TW" w:bidi="zh_TW"/>
+        </w:rPr>
+        <w:t>；</w:t>
+      </w:r>
+      <w:hyperlink r:id="rId115">
+        <w:r>
+          <w:rPr>
+            <w:lang w:val="zh_TW" w:bidi="zh_TW"/>
+          </w:rPr>
+          <w:rPr>
+            <w:color w:val="0000EE"/>
+            <w:u w:val="single"/>
+          </w:rPr>
+          <w:t>王上8:51</w:t>
+        </w:r>
+      </w:hyperlink>
+      <w:r>
+        <w:rPr>
+          <w:lang w:val="zh_TW" w:bidi="zh_TW"/>
+        </w:rPr>
+        <w:t>；</w:t>
+      </w:r>
+      <w:hyperlink r:id="rId116">
+        <w:r>
+          <w:rPr>
+            <w:lang w:val="zh_TW" w:bidi="zh_TW"/>
+          </w:rPr>
+          <w:rPr>
+            <w:color w:val="0000EE"/>
+            <w:u w:val="single"/>
+          </w:rPr>
+          <w:t>耶11:4</w:t>
+        </w:r>
+      </w:hyperlink>
+      <w:r>
+        <w:rPr>
+          <w:lang w:val="zh_TW" w:bidi="zh_TW"/>
+        </w:rPr>
+        <w:t>）。之後，人們又在鐵中加入碳，製造出早期形式的鋼。</w:t>
       </w:r>
     </w:p>
     <w:p>
@@ -2190,61 +3085,7 @@
         <w:rPr>
           <w:lang w:val="zh_TW" w:bidi="zh_TW"/>
         </w:rPr>
-        <w:t>托夫（也稱為tof）是古代以色列使用的一種手鼓。通常由女性演奏，但一些聖經段落表明男性也會演奏（</w:t>
-      </w:r>
-      <w:hyperlink r:id="rId20">
-        <w:r>
-          <w:rPr>
-            <w:lang w:val="zh_TW" w:bidi="zh_TW"/>
-          </w:rPr>
-          <w:rPr>
-            <w:color w:val="0000EE"/>
-            <w:u w:val="single"/>
-          </w:rPr>
-          <w:t>撒上10:5</w:t>
-        </w:r>
-      </w:hyperlink>
-      <w:r>
-        <w:rPr>
-          <w:lang w:val="zh_TW" w:bidi="zh_TW"/>
-        </w:rPr>
-        <w:t>；</w:t>
-      </w:r>
-      <w:hyperlink r:id="rId21">
-        <w:r>
-          <w:rPr>
-            <w:lang w:val="zh_TW" w:bidi="zh_TW"/>
-          </w:rPr>
-          <w:rPr>
-            <w:color w:val="0000EE"/>
-            <w:u w:val="single"/>
-          </w:rPr>
-          <w:t>撒下6:5</w:t>
-        </w:r>
-      </w:hyperlink>
-      <w:r>
-        <w:rPr>
-          <w:lang w:val="zh_TW" w:bidi="zh_TW"/>
-        </w:rPr>
-        <w:t>；</w:t>
-      </w:r>
-      <w:hyperlink r:id="rId53">
-        <w:r>
-          <w:rPr>
-            <w:lang w:val="zh_TW" w:bidi="zh_TW"/>
-          </w:rPr>
-          <w:rPr>
-            <w:color w:val="0000EE"/>
-            <w:u w:val="single"/>
-          </w:rPr>
-          <w:t>代上13:8</w:t>
-        </w:r>
-      </w:hyperlink>
-      <w:r>
-        <w:rPr>
-          <w:lang w:val="zh_TW" w:bidi="zh_TW"/>
-        </w:rPr>
-        <w:t>）。有英文譯本中將其稱為「小鼓」（tabret）。</w:t>
+        <w:t>至於鉛的硫化物礦石，人們會把它與石灰一同加熱，並讓空氣流入，使其產生混有石粒的爐渣；然後切斷空氣供應並提高溫度，最後鉛便能夠流出。</w:t>
       </w:r>
     </w:p>
     <w:p>
@@ -2258,7 +3099,174 @@
         <w:rPr>
           <w:lang w:val="zh_TW" w:bidi="zh_TW"/>
         </w:rPr>
-        <w:t>托夫在聖經出現了15次。它是由木頭或金屬製成的圓形框架，在其上拉緊動物皮（來自公羊或野山羊），人們用手擊打它來演奏。我們不確定托夫是只有一面蒙皮，還是兩面都蒙皮。一些學者認為它像鈴鼓（tambourine）或小手鼓（timbrel）。然而，沒有證據顯示托夫有像鈴鼓那樣，發出叮噹聲的金屬片。</w:t>
+        <w:t>舊約聖經提到開採銀礦（</w:t>
+      </w:r>
+      <w:hyperlink r:id="rId117">
+        <w:r>
+          <w:rPr>
+            <w:lang w:val="zh_TW" w:bidi="zh_TW"/>
+          </w:rPr>
+          <w:rPr>
+            <w:color w:val="0000EE"/>
+            <w:u w:val="single"/>
+          </w:rPr>
+          <w:t>伯28:1</w:t>
+        </w:r>
+      </w:hyperlink>
+      <w:r>
+        <w:rPr>
+          <w:lang w:val="zh_TW" w:bidi="zh_TW"/>
+        </w:rPr>
+        <w:t>）、提煉金屬（</w:t>
+      </w:r>
+      <w:hyperlink r:id="rId118">
+        <w:r>
+          <w:rPr>
+            <w:lang w:val="zh_TW" w:bidi="zh_TW"/>
+          </w:rPr>
+          <w:rPr>
+            <w:color w:val="0000EE"/>
+            <w:u w:val="single"/>
+          </w:rPr>
+          <w:t>亞13:9</w:t>
+        </w:r>
+      </w:hyperlink>
+      <w:r>
+        <w:rPr>
+          <w:lang w:val="zh_TW" w:bidi="zh_TW"/>
+        </w:rPr>
+        <w:t>；</w:t>
+      </w:r>
+      <w:hyperlink r:id="rId119">
+        <w:r>
+          <w:rPr>
+            <w:lang w:val="zh_TW" w:bidi="zh_TW"/>
+          </w:rPr>
+          <w:rPr>
+            <w:color w:val="0000EE"/>
+            <w:u w:val="single"/>
+          </w:rPr>
+          <w:t>瑪3:3</w:t>
+        </w:r>
+      </w:hyperlink>
+      <w:r>
+        <w:rPr>
+          <w:lang w:val="zh_TW" w:bidi="zh_TW"/>
+        </w:rPr>
+        <w:t>）、熔化廢金屬或珠寶匠留下的碎料（</w:t>
+      </w:r>
+      <w:hyperlink r:id="rId120">
+        <w:r>
+          <w:rPr>
+            <w:lang w:val="zh_TW" w:bidi="zh_TW"/>
+          </w:rPr>
+          <w:rPr>
+            <w:color w:val="0000EE"/>
+            <w:u w:val="single"/>
+          </w:rPr>
+          <w:t>結22:20–22</w:t>
+        </w:r>
+      </w:hyperlink>
+      <w:r>
+        <w:rPr>
+          <w:lang w:val="zh_TW" w:bidi="zh_TW"/>
+        </w:rPr>
+        <w:t>），以及在鼎中多次冶煉（</w:t>
+      </w:r>
+      <w:hyperlink r:id="rId121">
+        <w:r>
+          <w:rPr>
+            <w:lang w:val="zh_TW" w:bidi="zh_TW"/>
+          </w:rPr>
+          <w:rPr>
+            <w:color w:val="0000EE"/>
+            <w:u w:val="single"/>
+          </w:rPr>
+          <w:t>箴17:3，</w:t>
+        </w:r>
+      </w:hyperlink>
+      <w:hyperlink r:id="rId122">
+        <w:r>
+          <w:rPr>
+            <w:lang w:val="zh_TW" w:bidi="zh_TW"/>
+          </w:rPr>
+          <w:rPr>
+            <w:color w:val="0000EE"/>
+            <w:u w:val="single"/>
+          </w:rPr>
+          <w:t>27:21</w:t>
+        </w:r>
+      </w:hyperlink>
+      <w:r>
+        <w:rPr>
+          <w:lang w:val="zh_TW" w:bidi="zh_TW"/>
+        </w:rPr>
+        <w:t>），最終得到精煉的銀（</w:t>
+      </w:r>
+      <w:hyperlink r:id="rId123">
+        <w:r>
+          <w:rPr>
+            <w:lang w:val="zh_TW" w:bidi="zh_TW"/>
+          </w:rPr>
+          <w:rPr>
+            <w:color w:val="0000EE"/>
+            <w:u w:val="single"/>
+          </w:rPr>
+          <w:t>代上29:4</w:t>
+        </w:r>
+      </w:hyperlink>
+      <w:r>
+        <w:rPr>
+          <w:lang w:val="zh_TW" w:bidi="zh_TW"/>
+        </w:rPr>
+        <w:t>；</w:t>
+      </w:r>
+      <w:hyperlink r:id="rId124">
+        <w:r>
+          <w:rPr>
+            <w:lang w:val="zh_TW" w:bidi="zh_TW"/>
+          </w:rPr>
+          <w:rPr>
+            <w:color w:val="0000EE"/>
+            <w:u w:val="single"/>
+          </w:rPr>
+          <w:t>詩12:6</w:t>
+        </w:r>
+      </w:hyperlink>
+      <w:r>
+        <w:rPr>
+          <w:lang w:val="zh_TW" w:bidi="zh_TW"/>
+        </w:rPr>
+        <w:t>；</w:t>
+      </w:r>
+      <w:hyperlink r:id="rId125">
+        <w:r>
+          <w:rPr>
+            <w:lang w:val="zh_TW" w:bidi="zh_TW"/>
+          </w:rPr>
+          <w:rPr>
+            <w:color w:val="0000EE"/>
+            <w:u w:val="single"/>
+          </w:rPr>
+          <w:t>箴10:20</w:t>
+        </w:r>
+      </w:hyperlink>
+      <w:r>
+        <w:rPr>
+          <w:lang w:val="zh_TW" w:bidi="zh_TW"/>
+        </w:rPr>
+        <w:t>）。</w:t>
+      </w:r>
+    </w:p>
+    <w:p>
+      <w:pPr>
+        <w:pStyle w:val="Heading4"/>
+      </w:pPr>
+      <w:r>
+        <w:rPr>
+          <w:lang w:val="zh_TW" w:bidi="zh_TW"/>
+        </w:rPr>
+        <w:t>特定金屬</w:t>
       </w:r>
     </w:p>
     <w:p>
@@ -2272,54 +3280,7 @@
         <w:rPr>
           <w:lang w:val="zh_TW" w:bidi="zh_TW"/>
         </w:rPr>
-        <w:t>人們在慶祝活動中演奏托夫，發出響亮的聲音（</w:t>
-      </w:r>
-      <w:hyperlink r:id="rId54">
-        <w:r>
-          <w:rPr>
-            <w:lang w:val="zh_TW" w:bidi="zh_TW"/>
-          </w:rPr>
-          <w:rPr>
-            <w:color w:val="0000EE"/>
-            <w:u w:val="single"/>
-          </w:rPr>
-          <w:t>出15:20</w:t>
-        </w:r>
-      </w:hyperlink>
-      <w:r>
-        <w:rPr>
-          <w:lang w:val="zh_TW" w:bidi="zh_TW"/>
-        </w:rPr>
-        <w:t>；</w:t>
-      </w:r>
-      <w:hyperlink r:id="rId19">
-        <w:r>
-          <w:rPr>
-            <w:lang w:val="zh_TW" w:bidi="zh_TW"/>
-          </w:rPr>
-          <w:rPr>
-            <w:color w:val="0000EE"/>
-            <w:u w:val="single"/>
-          </w:rPr>
-          <w:t>詩81:2</w:t>
-        </w:r>
-      </w:hyperlink>
-      <w:r>
-        <w:rPr>
-          <w:lang w:val="zh_TW" w:bidi="zh_TW"/>
-        </w:rPr>
-        <w:t>）。</w:t>
-      </w:r>
-    </w:p>
-    <w:p>
-      <w:pPr>
-        <w:pStyle w:val="Heading4"/>
-      </w:pPr>
-      <w:r>
-        <w:rPr>
-          <w:lang w:val="zh_TW" w:bidi="zh_TW"/>
-        </w:rPr>
-        <w:t>澤爾澤林（Zelzelim）</w:t>
+        <w:t>雖然舊約聖經多處經文顯示當時的人懂得冶金，但考古資料卻相對有限。當時的加工場所規模很小，主要用來處理銅與鐵。考古記錄並不完整，但整體印象顯示：巴勒斯坦的金屬礦石相對稀少，人們必須大量依賴進口。不過，考古發掘出土了許多用來鑄造農具和軍事工具的模具。很明顯，當地能取得少量經過提煉的金屬，但大部分金屬可能仍需從外地輸入。當時，人們會把金屬加熱熔化，再把熔化的金屬倒進相應的陶質或泥質模具裡。</w:t>
       </w:r>
     </w:p>
     <w:p>
@@ -2333,7 +3294,7 @@
         <w:rPr>
           <w:lang w:val="zh_TW" w:bidi="zh_TW"/>
         </w:rPr>
-        <w:t>澤爾澤林（Zelzelim）和梅齊爾泰音（Meziltayim）是古代以色列使用的鈸。這些詞來自希伯來詞扎拉（zala），意思是「發出響亮的聲音」。聖經通常同時使用這兩個詞（表明兩個物品是成對使用的）。這告訴我們鈸總是成對使用的。</w:t>
+        <w:t>聖經多次提到金屬，尤其是金、銀、鐵和鉛。銅的使用十分普遍，但多半以合金的形式出現，也就是青銅或黃銅。相對地，聖經較少直接提到錫，然而錫確實用於青銅的製作上。同樣地，鋅雖然是製造黃銅所需的金屬，但聖經沒有提到鋅。</w:t>
       </w:r>
     </w:p>
     <w:p>
@@ -2347,7 +3308,7 @@
         <w:rPr>
           <w:lang w:val="zh_TW" w:bidi="zh_TW"/>
         </w:rPr>
-        <w:t>一些聖經譯本將這些詞錯譯為「響板」（castanets，發出咔嗒聲的木質或金屬塊）。</w:t>
+        <w:t>舊約聖經與新約聖經多次提到金，出現次數遠超過其它金屬。經文常常同時提及金與銀，而且大多數先提及銀、後提及金，反映曾有一段時期，金的價值低於銀。</w:t>
       </w:r>
     </w:p>
     <w:p>
@@ -2361,7 +3322,283 @@
         <w:rPr>
           <w:lang w:val="zh_TW" w:bidi="zh_TW"/>
         </w:rPr>
-        <w:t>人們用金屬製作這些鈸。它們成對出現，一個人會同時演奏兩面鈸。這是唯一可以在聖殿崇拜中使用的敲擊樂器。金屬鈸在許多古代文化中都很常見。</w:t>
+        <w:t>金用於製作個人使用的飾物（</w:t>
+      </w:r>
+      <w:hyperlink r:id="rId126">
+        <w:r>
+          <w:rPr>
+            <w:lang w:val="zh_TW" w:bidi="zh_TW"/>
+          </w:rPr>
+          <w:rPr>
+            <w:color w:val="0000EE"/>
+            <w:u w:val="single"/>
+          </w:rPr>
+          <w:t>創24:53，</w:t>
+        </w:r>
+      </w:hyperlink>
+      <w:hyperlink r:id="rId127">
+        <w:r>
+          <w:rPr>
+            <w:lang w:val="zh_TW" w:bidi="zh_TW"/>
+          </w:rPr>
+          <w:rPr>
+            <w:color w:val="0000EE"/>
+            <w:u w:val="single"/>
+          </w:rPr>
+          <w:t>41:42</w:t>
+        </w:r>
+      </w:hyperlink>
+      <w:r>
+        <w:rPr>
+          <w:lang w:val="zh_TW" w:bidi="zh_TW"/>
+        </w:rPr>
+        <w:t>；</w:t>
+      </w:r>
+      <w:hyperlink r:id="rId128">
+        <w:r>
+          <w:rPr>
+            <w:lang w:val="zh_TW" w:bidi="zh_TW"/>
+          </w:rPr>
+          <w:rPr>
+            <w:color w:val="0000EE"/>
+            <w:u w:val="single"/>
+          </w:rPr>
+          <w:t>出3:22，</w:t>
+        </w:r>
+      </w:hyperlink>
+      <w:hyperlink r:id="rId129">
+        <w:r>
+          <w:rPr>
+            <w:lang w:val="zh_TW" w:bidi="zh_TW"/>
+          </w:rPr>
+          <w:rPr>
+            <w:color w:val="0000EE"/>
+            <w:u w:val="single"/>
+          </w:rPr>
+          <w:t>11:2，</w:t>
+        </w:r>
+      </w:hyperlink>
+      <w:hyperlink r:id="rId130">
+        <w:r>
+          <w:rPr>
+            <w:lang w:val="zh_TW" w:bidi="zh_TW"/>
+          </w:rPr>
+          <w:rPr>
+            <w:color w:val="0000EE"/>
+            <w:u w:val="single"/>
+          </w:rPr>
+          <w:t>12:35</w:t>
+        </w:r>
+      </w:hyperlink>
+      <w:r>
+        <w:rPr>
+          <w:lang w:val="zh_TW" w:bidi="zh_TW"/>
+        </w:rPr>
+        <w:t>）。金在敬拜中也佔重要地位，不論在以色列或列邦都是如此。經文多次提到外邦人的假神（</w:t>
+      </w:r>
+      <w:hyperlink r:id="rId131">
+        <w:r>
+          <w:rPr>
+            <w:lang w:val="zh_TW" w:bidi="zh_TW"/>
+          </w:rPr>
+          <w:rPr>
+            <w:color w:val="0000EE"/>
+            <w:u w:val="single"/>
+          </w:rPr>
+          <w:t>出20:23，</w:t>
+        </w:r>
+      </w:hyperlink>
+      <w:hyperlink r:id="rId132">
+        <w:r>
+          <w:rPr>
+            <w:lang w:val="zh_TW" w:bidi="zh_TW"/>
+          </w:rPr>
+          <w:rPr>
+            <w:color w:val="0000EE"/>
+            <w:u w:val="single"/>
+          </w:rPr>
+          <w:t>32:2–4</w:t>
+        </w:r>
+      </w:hyperlink>
+      <w:r>
+        <w:rPr>
+          <w:lang w:val="zh_TW" w:bidi="zh_TW"/>
+        </w:rPr>
+        <w:t>；</w:t>
+      </w:r>
+      <w:hyperlink r:id="rId133">
+        <w:r>
+          <w:rPr>
+            <w:lang w:val="zh_TW" w:bidi="zh_TW"/>
+          </w:rPr>
+          <w:rPr>
+            <w:color w:val="0000EE"/>
+            <w:u w:val="single"/>
+          </w:rPr>
+          <w:t>詩115:4</w:t>
+        </w:r>
+      </w:hyperlink>
+      <w:r>
+        <w:rPr>
+          <w:lang w:val="zh_TW" w:bidi="zh_TW"/>
+        </w:rPr>
+        <w:t>；</w:t>
+      </w:r>
+      <w:hyperlink r:id="rId134">
+        <w:r>
+          <w:rPr>
+            <w:lang w:val="zh_TW" w:bidi="zh_TW"/>
+          </w:rPr>
+          <w:rPr>
+            <w:color w:val="0000EE"/>
+            <w:u w:val="single"/>
+          </w:rPr>
+          <w:t>賽2:20，</w:t>
+        </w:r>
+      </w:hyperlink>
+      <w:hyperlink r:id="rId135">
+        <w:r>
+          <w:rPr>
+            <w:lang w:val="zh_TW" w:bidi="zh_TW"/>
+          </w:rPr>
+          <w:rPr>
+            <w:color w:val="0000EE"/>
+            <w:u w:val="single"/>
+          </w:rPr>
+          <w:t>30:22，</w:t>
+        </w:r>
+      </w:hyperlink>
+      <w:hyperlink r:id="rId136">
+        <w:r>
+          <w:rPr>
+            <w:lang w:val="zh_TW" w:bidi="zh_TW"/>
+          </w:rPr>
+          <w:rPr>
+            <w:color w:val="0000EE"/>
+            <w:u w:val="single"/>
+          </w:rPr>
+          <w:t>31:7，</w:t>
+        </w:r>
+      </w:hyperlink>
+      <w:hyperlink r:id="rId137">
+        <w:r>
+          <w:rPr>
+            <w:lang w:val="zh_TW" w:bidi="zh_TW"/>
+          </w:rPr>
+          <w:rPr>
+            <w:color w:val="0000EE"/>
+            <w:u w:val="single"/>
+          </w:rPr>
+          <w:t>40:19，</w:t>
+        </w:r>
+      </w:hyperlink>
+      <w:hyperlink r:id="rId138">
+        <w:r>
+          <w:rPr>
+            <w:lang w:val="zh_TW" w:bidi="zh_TW"/>
+          </w:rPr>
+          <w:rPr>
+            <w:color w:val="0000EE"/>
+            <w:u w:val="single"/>
+          </w:rPr>
+          <w:t>46:6</w:t>
+        </w:r>
+      </w:hyperlink>
+      <w:r>
+        <w:rPr>
+          <w:lang w:val="zh_TW" w:bidi="zh_TW"/>
+        </w:rPr>
+        <w:t>；</w:t>
+      </w:r>
+      <w:hyperlink r:id="rId139">
+        <w:r>
+          <w:rPr>
+            <w:lang w:val="zh_TW" w:bidi="zh_TW"/>
+          </w:rPr>
+          <w:rPr>
+            <w:color w:val="0000EE"/>
+            <w:u w:val="single"/>
+          </w:rPr>
+          <w:t>何8:4</w:t>
+        </w:r>
+      </w:hyperlink>
+      <w:r>
+        <w:rPr>
+          <w:lang w:val="zh_TW" w:bidi="zh_TW"/>
+        </w:rPr>
+        <w:t>）。人們似乎通常先把金熔化，之後再加以雕刻，因此金製偶像既可稱為鑄成的像（</w:t>
+      </w:r>
+      <w:hyperlink r:id="rId140">
+        <w:r>
+          <w:rPr>
+            <w:lang w:val="zh_TW" w:bidi="zh_TW"/>
+          </w:rPr>
+          <w:rPr>
+            <w:color w:val="0000EE"/>
+            <w:u w:val="single"/>
+          </w:rPr>
+          <w:t>出32:24</w:t>
+        </w:r>
+      </w:hyperlink>
+      <w:r>
+        <w:rPr>
+          <w:lang w:val="zh_TW" w:bidi="zh_TW"/>
+        </w:rPr>
+        <w:t>）和雕刻的像。會幕與聖殿大量使用金：木造的約櫃裡外都包上精金（</w:t>
+      </w:r>
+      <w:hyperlink r:id="rId141">
+        <w:r>
+          <w:rPr>
+            <w:lang w:val="zh_TW" w:bidi="zh_TW"/>
+          </w:rPr>
+          <w:rPr>
+            <w:color w:val="0000EE"/>
+            <w:u w:val="single"/>
+          </w:rPr>
+          <w:t>25:11</w:t>
+        </w:r>
+      </w:hyperlink>
+      <w:r>
+        <w:rPr>
+          <w:lang w:val="zh_TW" w:bidi="zh_TW"/>
+        </w:rPr>
+        <w:t>），其它木製器具也都包上精金（</w:t>
+      </w:r>
+      <w:hyperlink r:id="rId141">
+        <w:r>
+          <w:rPr>
+            <w:lang w:val="zh_TW" w:bidi="zh_TW"/>
+          </w:rPr>
+          <w:rPr>
+            <w:color w:val="0000EE"/>
+            <w:u w:val="single"/>
+          </w:rPr>
+          <w:t>25:11</w:t>
+        </w:r>
+      </w:hyperlink>
+      <w:r>
+        <w:rPr>
+          <w:lang w:val="zh_TW" w:bidi="zh_TW"/>
+        </w:rPr>
+        <w:t>；</w:t>
+      </w:r>
+      <w:hyperlink r:id="rId142">
+        <w:r>
+          <w:rPr>
+            <w:lang w:val="zh_TW" w:bidi="zh_TW"/>
+          </w:rPr>
+          <w:rPr>
+            <w:color w:val="0000EE"/>
+            <w:u w:val="single"/>
+          </w:rPr>
+          <w:t>王上6:20–22、30</w:t>
+        </w:r>
+      </w:hyperlink>
+      <w:r>
+        <w:rPr>
+          <w:lang w:val="zh_TW" w:bidi="zh_TW"/>
+        </w:rPr>
+        <w:t>）。</w:t>
       </w:r>
     </w:p>
     <w:p>
@@ -2375,18 +3612,78 @@
         <w:rPr>
           <w:lang w:val="zh_TW" w:bidi="zh_TW"/>
         </w:rPr>
-        <w:t>鈸首次出現在聖經，是人們將約櫃移至耶路撒冷時（</w:t>
-      </w:r>
-      <w:hyperlink r:id="rId21">
-        <w:r>
-          <w:rPr>
-            <w:lang w:val="zh_TW" w:bidi="zh_TW"/>
-          </w:rPr>
-          <w:rPr>
-            <w:color w:val="0000EE"/>
-            <w:u w:val="single"/>
-          </w:rPr>
-          <w:t>撒下6:5</w:t>
+        <w:t>會幕與聖殿中所用的器皿與用具多為「精金」製作：基路伯（</w:t>
+      </w:r>
+      <w:hyperlink r:id="rId143">
+        <w:r>
+          <w:rPr>
+            <w:lang w:val="zh_TW" w:bidi="zh_TW"/>
+          </w:rPr>
+          <w:rPr>
+            <w:color w:val="0000EE"/>
+            <w:u w:val="single"/>
+          </w:rPr>
+          <w:t>出25:18，</w:t>
+        </w:r>
+      </w:hyperlink>
+      <w:hyperlink r:id="rId144">
+        <w:r>
+          <w:rPr>
+            <w:lang w:val="zh_TW" w:bidi="zh_TW"/>
+          </w:rPr>
+          <w:rPr>
+            <w:color w:val="0000EE"/>
+            <w:u w:val="single"/>
+          </w:rPr>
+          <w:t>37:7</w:t>
+        </w:r>
+      </w:hyperlink>
+      <w:r>
+        <w:rPr>
+          <w:lang w:val="zh_TW" w:bidi="zh_TW"/>
+        </w:rPr>
+        <w:t>）、施恩座（</w:t>
+      </w:r>
+      <w:hyperlink r:id="rId145">
+        <w:r>
+          <w:rPr>
+            <w:lang w:val="zh_TW" w:bidi="zh_TW"/>
+          </w:rPr>
+          <w:rPr>
+            <w:color w:val="0000EE"/>
+            <w:u w:val="single"/>
+          </w:rPr>
+          <w:t>25:17，</w:t>
+        </w:r>
+      </w:hyperlink>
+      <w:hyperlink r:id="rId146">
+        <w:r>
+          <w:rPr>
+            <w:lang w:val="zh_TW" w:bidi="zh_TW"/>
+          </w:rPr>
+          <w:rPr>
+            <w:color w:val="0000EE"/>
+            <w:u w:val="single"/>
+          </w:rPr>
+          <w:t>37:6</w:t>
+        </w:r>
+      </w:hyperlink>
+      <w:r>
+        <w:rPr>
+          <w:lang w:val="zh_TW" w:bidi="zh_TW"/>
+        </w:rPr>
+        <w:t>）、金燈台（</w:t>
+      </w:r>
+      <w:hyperlink r:id="rId147">
+        <w:r>
+          <w:rPr>
+            <w:lang w:val="zh_TW" w:bidi="zh_TW"/>
+          </w:rPr>
+          <w:rPr>
+            <w:color w:val="0000EE"/>
+            <w:u w:val="single"/>
+          </w:rPr>
+          <w:t>出25:31</w:t>
         </w:r>
       </w:hyperlink>
       <w:r>
@@ -2395,34 +3692,250 @@
         </w:rPr>
         <w:t>；</w:t>
       </w:r>
-      <w:hyperlink r:id="rId53">
-        <w:r>
-          <w:rPr>
-            <w:lang w:val="zh_TW" w:bidi="zh_TW"/>
-          </w:rPr>
-          <w:rPr>
-            <w:color w:val="0000EE"/>
-            <w:u w:val="single"/>
-          </w:rPr>
-          <w:t>代上13:8</w:t>
-        </w:r>
-      </w:hyperlink>
-      <w:r>
-        <w:rPr>
-          <w:lang w:val="zh_TW" w:bidi="zh_TW"/>
-        </w:rPr>
-        <w:t>）。後來，利未人歌唱的首領（來自利未支派的樂師）在聖殿裡演奏鈸（</w:t>
-      </w:r>
-      <w:hyperlink r:id="rId55">
-        <w:r>
-          <w:rPr>
-            <w:lang w:val="zh_TW" w:bidi="zh_TW"/>
-          </w:rPr>
-          <w:rPr>
-            <w:color w:val="0000EE"/>
-            <w:u w:val="single"/>
-          </w:rPr>
-          <w:t>代上15:19</w:t>
+      <w:hyperlink r:id="rId148">
+        <w:r>
+          <w:rPr>
+            <w:lang w:val="zh_TW" w:bidi="zh_TW"/>
+          </w:rPr>
+          <w:rPr>
+            <w:color w:val="0000EE"/>
+            <w:u w:val="single"/>
+          </w:rPr>
+          <w:t>亞4:2</w:t>
+        </w:r>
+      </w:hyperlink>
+      <w:r>
+        <w:rPr>
+          <w:lang w:val="zh_TW" w:bidi="zh_TW"/>
+        </w:rPr>
+        <w:t>）、各種器皿（</w:t>
+      </w:r>
+      <w:hyperlink r:id="rId149">
+        <w:r>
+          <w:rPr>
+            <w:lang w:val="zh_TW" w:bidi="zh_TW"/>
+          </w:rPr>
+          <w:rPr>
+            <w:color w:val="0000EE"/>
+            <w:u w:val="single"/>
+          </w:rPr>
+          <w:t>出25:38</w:t>
+        </w:r>
+      </w:hyperlink>
+      <w:r>
+        <w:rPr>
+          <w:lang w:val="zh_TW" w:bidi="zh_TW"/>
+        </w:rPr>
+        <w:t>；</w:t>
+      </w:r>
+      <w:hyperlink r:id="rId150">
+        <w:r>
+          <w:rPr>
+            <w:lang w:val="zh_TW" w:bidi="zh_TW"/>
+          </w:rPr>
+          <w:rPr>
+            <w:color w:val="0000EE"/>
+            <w:u w:val="single"/>
+          </w:rPr>
+          <w:t>王下24:13</w:t>
+        </w:r>
+      </w:hyperlink>
+      <w:r>
+        <w:rPr>
+          <w:lang w:val="zh_TW" w:bidi="zh_TW"/>
+        </w:rPr>
+        <w:t>）、懸掛以弗得的金鍊（</w:t>
+      </w:r>
+      <w:hyperlink r:id="rId151">
+        <w:r>
+          <w:rPr>
+            <w:lang w:val="zh_TW" w:bidi="zh_TW"/>
+          </w:rPr>
+          <w:rPr>
+            <w:color w:val="0000EE"/>
+            <w:u w:val="single"/>
+          </w:rPr>
+          <w:t>出28:14</w:t>
+        </w:r>
+      </w:hyperlink>
+      <w:r>
+        <w:rPr>
+          <w:lang w:val="zh_TW" w:bidi="zh_TW"/>
+        </w:rPr>
+        <w:t>），以及大祭司袍子上的金鈴鐺。大祭司的冠冕、以弗得與胸牌也都是金製的（</w:t>
+      </w:r>
+      <w:hyperlink r:id="rId152">
+        <w:r>
+          <w:rPr>
+            <w:lang w:val="zh_TW" w:bidi="zh_TW"/>
+          </w:rPr>
+          <w:rPr>
+            <w:color w:val="0000EE"/>
+            <w:u w:val="single"/>
+          </w:rPr>
+          <w:t>39:2–30</w:t>
+        </w:r>
+      </w:hyperlink>
+      <w:r>
+        <w:rPr>
+          <w:lang w:val="zh_TW" w:bidi="zh_TW"/>
+        </w:rPr>
+        <w:t>）。曠野中為製作這些器具所收的奉獻，包括重達120舍客勒的金皿（</w:t>
+      </w:r>
+      <w:hyperlink r:id="rId153">
+        <w:r>
+          <w:rPr>
+            <w:lang w:val="zh_TW" w:bidi="zh_TW"/>
+          </w:rPr>
+          <w:rPr>
+            <w:color w:val="0000EE"/>
+            <w:u w:val="single"/>
+          </w:rPr>
+          <w:t>民7:86</w:t>
+        </w:r>
+      </w:hyperlink>
+      <w:r>
+        <w:rPr>
+          <w:lang w:val="zh_TW" w:bidi="zh_TW"/>
+        </w:rPr>
+        <w:t>）。比會幕更華美的聖殿，顯然用上更多金子建成（</w:t>
+      </w:r>
+      <w:hyperlink r:id="rId154">
+        <w:r>
+          <w:rPr>
+            <w:lang w:val="zh_TW" w:bidi="zh_TW"/>
+          </w:rPr>
+          <w:rPr>
+            <w:color w:val="0000EE"/>
+            <w:u w:val="single"/>
+          </w:rPr>
+          <w:t>王上6:20–28</w:t>
+        </w:r>
+      </w:hyperlink>
+      <w:r>
+        <w:rPr>
+          <w:lang w:val="zh_TW" w:bidi="zh_TW"/>
+        </w:rPr>
+        <w:t>；</w:t>
+      </w:r>
+      <w:hyperlink r:id="rId155">
+        <w:r>
+          <w:rPr>
+            <w:lang w:val="zh_TW" w:bidi="zh_TW"/>
+          </w:rPr>
+          <w:rPr>
+            <w:color w:val="0000EE"/>
+            <w:u w:val="single"/>
+          </w:rPr>
+          <w:t>代上29:2–7</w:t>
+        </w:r>
+      </w:hyperlink>
+      <w:r>
+        <w:rPr>
+          <w:lang w:val="zh_TW" w:bidi="zh_TW"/>
+        </w:rPr>
+        <w:t>；</w:t>
+      </w:r>
+      <w:hyperlink r:id="rId156">
+        <w:r>
+          <w:rPr>
+            <w:lang w:val="zh_TW" w:bidi="zh_TW"/>
+          </w:rPr>
+          <w:rPr>
+            <w:color w:val="0000EE"/>
+            <w:u w:val="single"/>
+          </w:rPr>
+          <w:t>代下3:4–4:22</w:t>
+        </w:r>
+      </w:hyperlink>
+      <w:r>
+        <w:rPr>
+          <w:lang w:val="zh_TW" w:bidi="zh_TW"/>
+        </w:rPr>
+        <w:t>）。經文中關於會幕與聖殿所用金子的具體記載極多，難以一一列舉。聖殿中大量的金子自然吸引外敵入侵，他們往往會奪去聖殿的金子，當作戰利品帶走（</w:t>
+      </w:r>
+      <w:hyperlink r:id="rId157">
+        <w:r>
+          <w:rPr>
+            <w:lang w:val="zh_TW" w:bidi="zh_TW"/>
+          </w:rPr>
+          <w:rPr>
+            <w:color w:val="0000EE"/>
+            <w:u w:val="single"/>
+          </w:rPr>
+          <w:t>王上14:26</w:t>
+        </w:r>
+      </w:hyperlink>
+      <w:r>
+        <w:rPr>
+          <w:lang w:val="zh_TW" w:bidi="zh_TW"/>
+        </w:rPr>
+        <w:t>；</w:t>
+      </w:r>
+      <w:hyperlink r:id="rId158">
+        <w:r>
+          <w:rPr>
+            <w:lang w:val="zh_TW" w:bidi="zh_TW"/>
+          </w:rPr>
+          <w:rPr>
+            <w:color w:val="0000EE"/>
+            <w:u w:val="single"/>
+          </w:rPr>
+          <w:t>王下16:8，</w:t>
+        </w:r>
+      </w:hyperlink>
+      <w:hyperlink r:id="rId159">
+        <w:r>
+          <w:rPr>
+            <w:lang w:val="zh_TW" w:bidi="zh_TW"/>
+          </w:rPr>
+          <w:rPr>
+            <w:color w:val="0000EE"/>
+            <w:u w:val="single"/>
+          </w:rPr>
+          <w:t>18:14，</w:t>
+        </w:r>
+      </w:hyperlink>
+      <w:hyperlink r:id="rId150">
+        <w:r>
+          <w:rPr>
+            <w:lang w:val="zh_TW" w:bidi="zh_TW"/>
+          </w:rPr>
+          <w:rPr>
+            <w:color w:val="0000EE"/>
+            <w:u w:val="single"/>
+          </w:rPr>
+          <w:t>24:13，</w:t>
+        </w:r>
+      </w:hyperlink>
+      <w:hyperlink r:id="rId160">
+        <w:r>
+          <w:rPr>
+            <w:lang w:val="zh_TW" w:bidi="zh_TW"/>
+          </w:rPr>
+          <w:rPr>
+            <w:color w:val="0000EE"/>
+            <w:u w:val="single"/>
+          </w:rPr>
+          <w:t>25:15</w:t>
+        </w:r>
+      </w:hyperlink>
+      <w:r>
+        <w:rPr>
+          <w:lang w:val="zh_TW" w:bidi="zh_TW"/>
+        </w:rPr>
+        <w:t>；</w:t>
+      </w:r>
+      <w:hyperlink r:id="rId161">
+        <w:r>
+          <w:rPr>
+            <w:lang w:val="zh_TW" w:bidi="zh_TW"/>
+          </w:rPr>
+          <w:rPr>
+            <w:color w:val="0000EE"/>
+            <w:u w:val="single"/>
+          </w:rPr>
+          <w:t>代下12:9</w:t>
         </w:r>
       </w:hyperlink>
       <w:r>
@@ -2443,43 +3956,97 @@
         <w:rPr>
           <w:lang w:val="zh_TW" w:bidi="zh_TW"/>
         </w:rPr>
-        <w:t>這些鈸在敬拜中有特殊的用途，它們不是用來奏出旋律，而是用來：</w:t>
-      </w:r>
-    </w:p>
-    <w:p>
-      <w:pPr>
-        <w:pStyle w:val="ListBullet"/>
-        <w:spacing w:line="240" w:lineRule="auto"/>
-        <w:ind w:left="720"/>
-      </w:pPr>
-      <w:r>
-        <w:rPr>
-          <w:lang w:val="zh_TW" w:bidi="zh_TW"/>
-        </w:rPr>
-      </w:r>
-      <w:r>
-        <w:rPr>
-          <w:lang w:val="zh_TW" w:bidi="zh_TW"/>
-        </w:rPr>
-        <w:t>發出信號告訴人們何時應該開始唱歌</w:t>
-      </w:r>
-    </w:p>
-    <w:p>
-      <w:pPr>
-        <w:pStyle w:val="ListBullet"/>
-        <w:spacing w:line="240" w:lineRule="auto"/>
-        <w:ind w:left="720"/>
-      </w:pPr>
-      <w:r>
-        <w:rPr>
-          <w:lang w:val="zh_TW" w:bidi="zh_TW"/>
-        </w:rPr>
-      </w:r>
-      <w:r>
-        <w:rPr>
-          <w:lang w:val="zh_TW" w:bidi="zh_TW"/>
-        </w:rPr>
-        <w:t>標記詩歌中不同的段落</w:t>
+        <w:t>金也具有商業價值。所羅門在位時，有大量金子進口到以色列，每年多達666他連得（</w:t>
+      </w:r>
+      <w:hyperlink r:id="rId162">
+        <w:r>
+          <w:rPr>
+            <w:lang w:val="zh_TW" w:bidi="zh_TW"/>
+          </w:rPr>
+          <w:rPr>
+            <w:color w:val="0000EE"/>
+            <w:u w:val="single"/>
+          </w:rPr>
+          <w:t>王上10:14</w:t>
+        </w:r>
+      </w:hyperlink>
+      <w:r>
+        <w:rPr>
+          <w:lang w:val="zh_TW" w:bidi="zh_TW"/>
+        </w:rPr>
+        <w:t>）。泰爾王希蘭曾給所羅門120他連得金子（</w:t>
+      </w:r>
+      <w:hyperlink r:id="rId163">
+        <w:r>
+          <w:rPr>
+            <w:lang w:val="zh_TW" w:bidi="zh_TW"/>
+          </w:rPr>
+          <w:rPr>
+            <w:color w:val="0000EE"/>
+            <w:u w:val="single"/>
+          </w:rPr>
+          <w:t>9:14</w:t>
+        </w:r>
+      </w:hyperlink>
+      <w:r>
+        <w:rPr>
+          <w:lang w:val="zh_TW" w:bidi="zh_TW"/>
+        </w:rPr>
+        <w:t>），但可能屬於貸款性質。所羅門確實在聖殿中使用大量金子（</w:t>
+      </w:r>
+      <w:hyperlink r:id="rId164">
+        <w:r>
+          <w:rPr>
+            <w:lang w:val="zh_TW" w:bidi="zh_TW"/>
+          </w:rPr>
+          <w:rPr>
+            <w:color w:val="0000EE"/>
+            <w:u w:val="single"/>
+          </w:rPr>
+          <w:t>10:16–17</w:t>
+        </w:r>
+      </w:hyperlink>
+      <w:r>
+        <w:rPr>
+          <w:lang w:val="zh_TW" w:bidi="zh_TW"/>
+        </w:rPr>
+        <w:t>）。金也常用來收買敵國（</w:t>
+      </w:r>
+      <w:hyperlink r:id="rId158">
+        <w:r>
+          <w:rPr>
+            <w:lang w:val="zh_TW" w:bidi="zh_TW"/>
+          </w:rPr>
+          <w:rPr>
+            <w:color w:val="0000EE"/>
+            <w:u w:val="single"/>
+          </w:rPr>
+          <w:t>王下16:8</w:t>
+        </w:r>
+      </w:hyperlink>
+      <w:r>
+        <w:rPr>
+          <w:lang w:val="zh_TW" w:bidi="zh_TW"/>
+        </w:rPr>
+        <w:t>），或作為進貢之用（</w:t>
+      </w:r>
+      <w:hyperlink r:id="rId159">
+        <w:r>
+          <w:rPr>
+            <w:lang w:val="zh_TW" w:bidi="zh_TW"/>
+          </w:rPr>
+          <w:rPr>
+            <w:color w:val="0000EE"/>
+            <w:u w:val="single"/>
+          </w:rPr>
+          <w:t>18:14</w:t>
+        </w:r>
+      </w:hyperlink>
+      <w:r>
+        <w:rPr>
+          <w:lang w:val="zh_TW" w:bidi="zh_TW"/>
+        </w:rPr>
+        <w:t>）。亞述人的編年史也證實了這點，其中記載他們從各地索取的貢物中，往往包括金子。</w:t>
       </w:r>
     </w:p>
     <w:p>
@@ -2489,33 +4056,155 @@
           <w:lang w:val="zh_TW" w:bidi="zh_TW"/>
         </w:rPr>
       </w:r>
-      <w:hyperlink r:id="rId49">
-        <w:r>
-          <w:rPr>
-            <w:lang w:val="zh_TW" w:bidi="zh_TW"/>
-          </w:rPr>
-          <w:rPr>
-            <w:color w:val="0000EE"/>
-            <w:u w:val="single"/>
-          </w:rPr>
-          <w:t>詩篇一五〇篇</w:t>
-        </w:r>
-      </w:hyperlink>
-      <w:r>
-        <w:rPr>
-          <w:lang w:val="zh_TW" w:bidi="zh_TW"/>
-        </w:rPr>
-        <w:t>提到兩種不同的鈸，我們不確定這些鈸有什麼不同，可能是大小不同或由不同材料製成。</w:t>
-      </w:r>
-      <w:r>
-        <w:rPr>
-          <w:lang w:val="zh_TW" w:bidi="zh_TW"/>
-        </w:rPr>
-      </w:r>
-      <w:r>
-        <w:rPr>
-          <w:lang w:val="zh_TW" w:bidi="zh_TW"/>
-        </w:rPr>
+      <w:r>
+        <w:rPr>
+          <w:lang w:val="zh_TW" w:bidi="zh_TW"/>
+        </w:rPr>
+        <w:t>擁有金子本身並非邪惡，但經文責備一心只想積存金子的人（</w:t>
+      </w:r>
+      <w:hyperlink r:id="rId165">
+        <w:r>
+          <w:rPr>
+            <w:lang w:val="zh_TW" w:bidi="zh_TW"/>
+          </w:rPr>
+          <w:rPr>
+            <w:color w:val="0000EE"/>
+            <w:u w:val="single"/>
+          </w:rPr>
+          <w:t>伯28:15–17</w:t>
+        </w:r>
+      </w:hyperlink>
+      <w:r>
+        <w:rPr>
+          <w:lang w:val="zh_TW" w:bidi="zh_TW"/>
+        </w:rPr>
+        <w:t>；</w:t>
+      </w:r>
+      <w:hyperlink r:id="rId166">
+        <w:r>
+          <w:rPr>
+            <w:lang w:val="zh_TW" w:bidi="zh_TW"/>
+          </w:rPr>
+          <w:rPr>
+            <w:color w:val="0000EE"/>
+            <w:u w:val="single"/>
+          </w:rPr>
+          <w:t>箴3:14，</w:t>
+        </w:r>
+      </w:hyperlink>
+      <w:hyperlink r:id="rId167">
+        <w:r>
+          <w:rPr>
+            <w:lang w:val="zh_TW" w:bidi="zh_TW"/>
+          </w:rPr>
+          <w:rPr>
+            <w:color w:val="0000EE"/>
+            <w:u w:val="single"/>
+          </w:rPr>
+          <w:t>8:10、19，</w:t>
+        </w:r>
+      </w:hyperlink>
+      <w:hyperlink r:id="rId168">
+        <w:r>
+          <w:rPr>
+            <w:lang w:val="zh_TW" w:bidi="zh_TW"/>
+          </w:rPr>
+          <w:rPr>
+            <w:color w:val="0000EE"/>
+            <w:u w:val="single"/>
+          </w:rPr>
+          <w:t>16:16</w:t>
+        </w:r>
+      </w:hyperlink>
+      <w:r>
+        <w:rPr>
+          <w:lang w:val="zh_TW" w:bidi="zh_TW"/>
+        </w:rPr>
+        <w:t>）。擁有智慧與認識神，比擁有大量金子更為寶貴（</w:t>
+      </w:r>
+      <w:hyperlink r:id="rId169">
+        <w:r>
+          <w:rPr>
+            <w:lang w:val="zh_TW" w:bidi="zh_TW"/>
+          </w:rPr>
+          <w:rPr>
+            <w:color w:val="0000EE"/>
+            <w:u w:val="single"/>
+          </w:rPr>
+          <w:t>詩19:10，</w:t>
+        </w:r>
+      </w:hyperlink>
+      <w:hyperlink r:id="rId170">
+        <w:r>
+          <w:rPr>
+            <w:lang w:val="zh_TW" w:bidi="zh_TW"/>
+          </w:rPr>
+          <w:rPr>
+            <w:color w:val="0000EE"/>
+            <w:u w:val="single"/>
+          </w:rPr>
+          <w:t>119:72、127</w:t>
+        </w:r>
+      </w:hyperlink>
+      <w:r>
+        <w:rPr>
+          <w:lang w:val="zh_TW" w:bidi="zh_TW"/>
+        </w:rPr>
+        <w:t>；</w:t>
+      </w:r>
+      <w:hyperlink r:id="rId171">
+        <w:r>
+          <w:rPr>
+            <w:lang w:val="zh_TW" w:bidi="zh_TW"/>
+          </w:rPr>
+          <w:rPr>
+            <w:color w:val="0000EE"/>
+            <w:u w:val="single"/>
+          </w:rPr>
+          <w:t>箴20:15</w:t>
+        </w:r>
+      </w:hyperlink>
+      <w:r>
+        <w:rPr>
+          <w:lang w:val="zh_TW" w:bidi="zh_TW"/>
+        </w:rPr>
+        <w:t>）。約伯拒絕把信靠放在金子上（</w:t>
+      </w:r>
+      <w:hyperlink r:id="rId172">
+        <w:r>
+          <w:rPr>
+            <w:lang w:val="zh_TW" w:bidi="zh_TW"/>
+          </w:rPr>
+          <w:rPr>
+            <w:color w:val="0000EE"/>
+            <w:u w:val="single"/>
+          </w:rPr>
+          <w:t>伯31:24</w:t>
+        </w:r>
+      </w:hyperlink>
+      <w:r>
+        <w:rPr>
+          <w:lang w:val="zh_TW" w:bidi="zh_TW"/>
+        </w:rPr>
+        <w:t>）。在審判的日子，金子也不能拯救人（</w:t>
+      </w:r>
+      <w:hyperlink r:id="rId173">
+        <w:r>
+          <w:rPr>
+            <w:lang w:val="zh_TW" w:bidi="zh_TW"/>
+          </w:rPr>
+          <w:rPr>
+            <w:color w:val="0000EE"/>
+            <w:u w:val="single"/>
+          </w:rPr>
+          <w:t>番1:18</w:t>
+        </w:r>
+      </w:hyperlink>
+      <w:r>
+        <w:rPr>
+          <w:lang w:val="zh_TW" w:bidi="zh_TW"/>
+        </w:rPr>
+        <w:t>）。</w:t>
       </w:r>
     </w:p>
     <w:p>
@@ -2525,21 +4214,137 @@
           <w:lang w:val="zh_TW" w:bidi="zh_TW"/>
         </w:rPr>
       </w:r>
-    </w:p>
-    <w:p>
-      <w:pPr>
-        <w:pStyle w:val="Heading2"/>
-      </w:pPr>
-      <w:r>
-        <w:rPr>
-          <w:lang w:val="zh_TW" w:bidi="zh_TW"/>
-        </w:rPr>
-        <w:t>樂園</w:t>
-      </w:r>
-      <w:r>
-        <w:rPr>
-          <w:lang w:val="zh_TW" w:bidi="zh_TW"/>
-        </w:rPr>
+      <w:r>
+        <w:rPr>
+          <w:lang w:val="zh_TW" w:bidi="zh_TW"/>
+        </w:rPr>
+        <w:t>新約聖經視黃金為會朽壞的物質 （</w:t>
+      </w:r>
+      <w:hyperlink r:id="rId174">
+        <w:r>
+          <w:rPr>
+            <w:lang w:val="zh_TW" w:bidi="zh_TW"/>
+          </w:rPr>
+          <w:rPr>
+            <w:color w:val="0000EE"/>
+            <w:u w:val="single"/>
+          </w:rPr>
+          <w:t>雅5:3</w:t>
+        </w:r>
+      </w:hyperlink>
+      <w:r>
+        <w:rPr>
+          <w:lang w:val="zh_TW" w:bidi="zh_TW"/>
+        </w:rPr>
+        <w:t>；</w:t>
+      </w:r>
+      <w:hyperlink r:id="rId175">
+        <w:r>
+          <w:rPr>
+            <w:lang w:val="zh_TW" w:bidi="zh_TW"/>
+          </w:rPr>
+          <w:rPr>
+            <w:color w:val="0000EE"/>
+            <w:u w:val="single"/>
+          </w:rPr>
+          <w:t>彼前1:18</w:t>
+        </w:r>
+      </w:hyperlink>
+      <w:r>
+        <w:rPr>
+          <w:lang w:val="zh_TW" w:bidi="zh_TW"/>
+        </w:rPr>
+        <w:t>），也視之為不必要的負擔 （</w:t>
+      </w:r>
+      <w:hyperlink r:id="rId176">
+        <w:r>
+          <w:rPr>
+            <w:lang w:val="zh_TW" w:bidi="zh_TW"/>
+          </w:rPr>
+          <w:rPr>
+            <w:color w:val="0000EE"/>
+            <w:u w:val="single"/>
+          </w:rPr>
+          <w:t>太10:9</w:t>
+        </w:r>
+      </w:hyperlink>
+      <w:r>
+        <w:rPr>
+          <w:lang w:val="zh_TW" w:bidi="zh_TW"/>
+        </w:rPr>
+        <w:t>；</w:t>
+      </w:r>
+      <w:hyperlink r:id="rId177">
+        <w:r>
+          <w:rPr>
+            <w:lang w:val="zh_TW" w:bidi="zh_TW"/>
+          </w:rPr>
+          <w:rPr>
+            <w:color w:val="0000EE"/>
+            <w:u w:val="single"/>
+          </w:rPr>
+          <w:t>徒3:6</w:t>
+        </w:r>
+      </w:hyperlink>
+      <w:r>
+        <w:rPr>
+          <w:lang w:val="zh_TW" w:bidi="zh_TW"/>
+        </w:rPr>
+        <w:t>）。佩戴金戒指絕非衡量人價值的標準（</w:t>
+      </w:r>
+      <w:hyperlink r:id="rId178">
+        <w:r>
+          <w:rPr>
+            <w:lang w:val="zh_TW" w:bidi="zh_TW"/>
+          </w:rPr>
+          <w:rPr>
+            <w:color w:val="0000EE"/>
+            <w:u w:val="single"/>
+          </w:rPr>
+          <w:t>雅2:2</w:t>
+        </w:r>
+      </w:hyperlink>
+      <w:r>
+        <w:rPr>
+          <w:lang w:val="zh_TW" w:bidi="zh_TW"/>
+        </w:rPr>
+        <w:t>）；事實上，保羅與彼得甚至禁止信徒佩戴金飾為裝飾 （</w:t>
+      </w:r>
+      <w:hyperlink r:id="rId179">
+        <w:r>
+          <w:rPr>
+            <w:lang w:val="zh_TW" w:bidi="zh_TW"/>
+          </w:rPr>
+          <w:rPr>
+            <w:color w:val="0000EE"/>
+            <w:u w:val="single"/>
+          </w:rPr>
+          <w:t>提前2:9</w:t>
+        </w:r>
+      </w:hyperlink>
+      <w:r>
+        <w:rPr>
+          <w:lang w:val="zh_TW" w:bidi="zh_TW"/>
+        </w:rPr>
+        <w:t>；</w:t>
+      </w:r>
+      <w:hyperlink r:id="rId180">
+        <w:r>
+          <w:rPr>
+            <w:lang w:val="zh_TW" w:bidi="zh_TW"/>
+          </w:rPr>
+          <w:rPr>
+            <w:color w:val="0000EE"/>
+            <w:u w:val="single"/>
+          </w:rPr>
+          <w:t>彼前3:3</w:t>
+        </w:r>
+      </w:hyperlink>
+      <w:r>
+        <w:rPr>
+          <w:lang w:val="zh_TW" w:bidi="zh_TW"/>
+        </w:rPr>
+        <w:t>）。</w:t>
       </w:r>
     </w:p>
     <w:p>
@@ -2553,157 +4358,115 @@
         <w:rPr>
           <w:lang w:val="zh_TW" w:bidi="zh_TW"/>
         </w:rPr>
-        <w:t>這個詞源自波斯文，意思是「神的園子」。以色列人原本使用另一個字詞來指「園子」，既用於日常的園林，也用於神在伊甸的園子（</w:t>
-      </w:r>
-      <w:hyperlink r:id="rId56">
-        <w:r>
-          <w:rPr>
-            <w:lang w:val="zh_TW" w:bidi="zh_TW"/>
-          </w:rPr>
-          <w:rPr>
-            <w:color w:val="0000EE"/>
-            <w:u w:val="single"/>
-          </w:rPr>
-          <w:t>創2–3章</w:t>
-        </w:r>
-      </w:hyperlink>
-      <w:r>
-        <w:rPr>
-          <w:lang w:val="zh_TW" w:bidi="zh_TW"/>
-        </w:rPr>
-        <w:t>；</w:t>
-      </w:r>
-      <w:hyperlink r:id="rId57">
-        <w:r>
-          <w:rPr>
-            <w:lang w:val="zh_TW" w:bidi="zh_TW"/>
-          </w:rPr>
-          <w:rPr>
-            <w:color w:val="0000EE"/>
-            <w:u w:val="single"/>
-          </w:rPr>
-          <w:t>賽51:3</w:t>
-        </w:r>
-      </w:hyperlink>
-      <w:r>
-        <w:rPr>
-          <w:lang w:val="zh_TW" w:bidi="zh_TW"/>
-        </w:rPr>
-        <w:t>；</w:t>
-      </w:r>
-      <w:hyperlink r:id="rId58">
-        <w:r>
-          <w:rPr>
-            <w:lang w:val="zh_TW" w:bidi="zh_TW"/>
-          </w:rPr>
-          <w:rPr>
-            <w:color w:val="0000EE"/>
-            <w:u w:val="single"/>
-          </w:rPr>
-          <w:t>結28:13</w:t>
-        </w:r>
-      </w:hyperlink>
-      <w:r>
-        <w:rPr>
-          <w:lang w:val="zh_TW" w:bidi="zh_TW"/>
-        </w:rPr>
-        <w:t>）。在以列色人歷史的後期，他們借用了這個波斯文詞語，最後就成為「樂園」這個字詞。這個字詞在舊約聖經中出現三次，用來指公園或果園（</w:t>
-      </w:r>
-      <w:hyperlink r:id="rId59">
-        <w:r>
-          <w:rPr>
-            <w:lang w:val="zh_TW" w:bidi="zh_TW"/>
-          </w:rPr>
-          <w:rPr>
-            <w:color w:val="0000EE"/>
-            <w:u w:val="single"/>
-          </w:rPr>
-          <w:t>尼2:8</w:t>
-        </w:r>
-      </w:hyperlink>
-      <w:r>
-        <w:rPr>
-          <w:lang w:val="zh_TW" w:bidi="zh_TW"/>
-        </w:rPr>
-        <w:t>；</w:t>
-      </w:r>
-      <w:hyperlink r:id="rId60">
-        <w:r>
-          <w:rPr>
-            <w:lang w:val="zh_TW" w:bidi="zh_TW"/>
-          </w:rPr>
-          <w:rPr>
-            <w:color w:val="0000EE"/>
-            <w:u w:val="single"/>
-          </w:rPr>
-          <w:t>傳2:5</w:t>
-        </w:r>
-      </w:hyperlink>
-      <w:r>
-        <w:rPr>
-          <w:lang w:val="zh_TW" w:bidi="zh_TW"/>
-        </w:rPr>
-        <w:t>；</w:t>
-      </w:r>
-      <w:hyperlink r:id="rId61">
-        <w:r>
-          <w:rPr>
-            <w:lang w:val="zh_TW" w:bidi="zh_TW"/>
-          </w:rPr>
-          <w:rPr>
-            <w:color w:val="0000EE"/>
-            <w:u w:val="single"/>
-          </w:rPr>
-          <w:t>歌4:13</w:t>
-        </w:r>
-      </w:hyperlink>
-      <w:r>
-        <w:rPr>
-          <w:lang w:val="zh_TW" w:bidi="zh_TW"/>
-        </w:rPr>
-        <w:t>）。當舊約聖經譯成希臘文時，譯者使用了這個詞的希臘文形式。說希臘文的猶太人稱</w:t>
-      </w:r>
-      <w:hyperlink r:id="rId62">
-        <w:r>
-          <w:rPr>
-            <w:lang w:val="zh_TW" w:bidi="zh_TW"/>
-          </w:rPr>
-          <w:rPr>
-            <w:color w:val="0000EE"/>
-            <w:u w:val="single"/>
-          </w:rPr>
-          <w:t>創世記二章</w:t>
-        </w:r>
-      </w:hyperlink>
-      <w:r>
-        <w:rPr>
-          <w:lang w:val="zh_TW" w:bidi="zh_TW"/>
-        </w:rPr>
-        <w:t>中的那座園子為</w:t>
-      </w:r>
-      <w:r>
-        <w:rPr>
-          <w:i/>
-          <w:lang w:val="zh_TW" w:bidi="zh_TW"/>
-        </w:rPr>
-        <w:t>paradeisos</w:t>
-      </w:r>
-      <w:r>
-        <w:rPr>
-          <w:lang w:val="zh_TW" w:bidi="zh_TW"/>
-        </w:rPr>
-        <w:t>。</w:t>
-      </w:r>
-    </w:p>
-    <w:p>
-      <w:pPr>
-        <w:pStyle w:val="Heading3"/>
-      </w:pPr>
-      <w:r>
-        <w:rPr>
-          <w:lang w:val="zh_TW" w:bidi="zh_TW"/>
-        </w:rPr>
-        <w:t>舊約聖經中的樂園</w:t>
+        <w:t>使用金子本身，並不代表敬虔。</w:t>
+      </w:r>
+      <w:hyperlink r:id="rId181">
+        <w:r>
+          <w:rPr>
+            <w:lang w:val="zh_TW" w:bidi="zh_TW"/>
+          </w:rPr>
+          <w:rPr>
+            <w:color w:val="0000EE"/>
+            <w:u w:val="single"/>
+          </w:rPr>
+          <w:t>啟示錄四章4節</w:t>
+        </w:r>
+      </w:hyperlink>
+      <w:r>
+        <w:rPr>
+          <w:lang w:val="zh_TW" w:bidi="zh_TW"/>
+        </w:rPr>
+        <w:t>的長老頭戴金冠冕，但大淫婦也「用金子裝飾自己」（</w:t>
+      </w:r>
+      <w:hyperlink r:id="rId182">
+        <w:r>
+          <w:rPr>
+            <w:lang w:val="zh_TW" w:bidi="zh_TW"/>
+          </w:rPr>
+          <w:rPr>
+            <w:color w:val="0000EE"/>
+            <w:u w:val="single"/>
+          </w:rPr>
+          <w:t>啟17:4</w:t>
+        </w:r>
+      </w:hyperlink>
+      <w:r>
+        <w:rPr>
+          <w:lang w:val="zh_TW" w:bidi="zh_TW"/>
+        </w:rPr>
+        <w:t>），巴比倫這淫亂的大城也是如此（</w:t>
+      </w:r>
+      <w:hyperlink r:id="rId183">
+        <w:r>
+          <w:rPr>
+            <w:lang w:val="zh_TW" w:bidi="zh_TW"/>
+          </w:rPr>
+          <w:rPr>
+            <w:color w:val="0000EE"/>
+            <w:u w:val="single"/>
+          </w:rPr>
+          <w:t>啟18:16</w:t>
+        </w:r>
+      </w:hyperlink>
+      <w:r>
+        <w:rPr>
+          <w:lang w:val="zh_TW" w:bidi="zh_TW"/>
+        </w:rPr>
+        <w:t>）。相比之下，新約聖經也有一些正面語句提到金的價值（</w:t>
+      </w:r>
+      <w:hyperlink r:id="rId184">
+        <w:r>
+          <w:rPr>
+            <w:lang w:val="zh_TW" w:bidi="zh_TW"/>
+          </w:rPr>
+          <w:rPr>
+            <w:color w:val="0000EE"/>
+            <w:u w:val="single"/>
+          </w:rPr>
+          <w:t>啟3:18</w:t>
+        </w:r>
+      </w:hyperlink>
+      <w:r>
+        <w:rPr>
+          <w:lang w:val="zh_TW" w:bidi="zh_TW"/>
+        </w:rPr>
+        <w:t>）。博士把黃金獻給嬰孩耶穌，象徵祂的君王身分（</w:t>
+      </w:r>
+      <w:hyperlink r:id="rId185">
+        <w:r>
+          <w:rPr>
+            <w:lang w:val="zh_TW" w:bidi="zh_TW"/>
+          </w:rPr>
+          <w:rPr>
+            <w:color w:val="0000EE"/>
+            <w:u w:val="single"/>
+          </w:rPr>
+          <w:t>太2:11</w:t>
+        </w:r>
+      </w:hyperlink>
+      <w:r>
+        <w:rPr>
+          <w:lang w:val="zh_TW" w:bidi="zh_TW"/>
+        </w:rPr>
+        <w:t>），經文也說明亮如玻璃的聖城新耶路撒冷是金子所造的（</w:t>
+      </w:r>
+      <w:hyperlink r:id="rId186">
+        <w:r>
+          <w:rPr>
+            <w:lang w:val="zh_TW" w:bidi="zh_TW"/>
+          </w:rPr>
+          <w:rPr>
+            <w:color w:val="0000EE"/>
+            <w:u w:val="single"/>
+          </w:rPr>
+          <w:t>啟21:18</w:t>
+        </w:r>
+      </w:hyperlink>
+      <w:r>
+        <w:rPr>
+          <w:lang w:val="zh_TW" w:bidi="zh_TW"/>
+        </w:rPr>
+        <w:t>）。</w:t>
       </w:r>
     </w:p>
     <w:p>
@@ -2717,54 +4480,61 @@
         <w:rPr>
           <w:lang w:val="zh_TW" w:bidi="zh_TW"/>
         </w:rPr>
-        <w:t>原本的波斯文字詞意為被圍起或有圍牆的園子，特指波斯王的御園。希臘人也以同樣的方式理解這個字詞。這與以色列人的觀念十分相合——那是神行走其間的園子（</w:t>
-      </w:r>
-      <w:hyperlink r:id="rId63">
-        <w:r>
-          <w:rPr>
-            <w:lang w:val="zh_TW" w:bidi="zh_TW"/>
-          </w:rPr>
-          <w:rPr>
-            <w:color w:val="0000EE"/>
-            <w:u w:val="single"/>
-          </w:rPr>
-          <w:t>創3:8</w:t>
-        </w:r>
-      </w:hyperlink>
-      <w:r>
-        <w:rPr>
-          <w:lang w:val="zh_TW" w:bidi="zh_TW"/>
-        </w:rPr>
-        <w:t>），也是人被逐出後無法再進入的地方（</w:t>
-      </w:r>
-      <w:hyperlink r:id="rId64">
-        <w:r>
-          <w:rPr>
-            <w:lang w:val="zh_TW" w:bidi="zh_TW"/>
-          </w:rPr>
-          <w:rPr>
-            <w:color w:val="0000EE"/>
-            <w:u w:val="single"/>
-          </w:rPr>
-          <w:t>創3:24</w:t>
-        </w:r>
-      </w:hyperlink>
-      <w:r>
-        <w:rPr>
-          <w:lang w:val="zh_TW" w:bidi="zh_TW"/>
-        </w:rPr>
-        <w:t>）。創世記中樂園的主要特徵是其中的果樹與河流。</w:t>
-      </w:r>
-    </w:p>
-    <w:p>
-      <w:pPr>
-        <w:pStyle w:val="Heading3"/>
-      </w:pPr>
-      <w:r>
-        <w:rPr>
-          <w:lang w:val="zh_TW" w:bidi="zh_TW"/>
-        </w:rPr>
-        <w:t>新約聖經中的樂園</w:t>
+        <w:t>舊約聖經在多種情境中提及銀。銀是貴重金屬，早期的人甚至認為銀比金更貴重，因此人們常用銀來進行商業交易與償還債務。當時的人會把小塊的銀放在天平上，按著標準法碼的重量來計算其價值。亞伯拉罕為撒拉購買麥比拉洞作為墓地時，付了400舍客勒的銀子，並按著當時與商人通用的重量把這筆「銀子」稱足（</w:t>
+      </w:r>
+      <w:hyperlink r:id="rId187">
+        <w:r>
+          <w:rPr>
+            <w:lang w:val="zh_TW" w:bidi="zh_TW"/>
+          </w:rPr>
+          <w:rPr>
+            <w:color w:val="0000EE"/>
+            <w:u w:val="single"/>
+          </w:rPr>
+          <w:t>創23:15–16</w:t>
+        </w:r>
+      </w:hyperlink>
+      <w:r>
+        <w:rPr>
+          <w:lang w:val="zh_TW" w:bidi="zh_TW"/>
+        </w:rPr>
+        <w:t>）。約瑟的兄弟們因賣約瑟而得到20舍客勒銀子（</w:t>
+      </w:r>
+      <w:hyperlink r:id="rId188">
+        <w:r>
+          <w:rPr>
+            <w:lang w:val="zh_TW" w:bidi="zh_TW"/>
+          </w:rPr>
+          <w:rPr>
+            <w:color w:val="0000EE"/>
+            <w:u w:val="single"/>
+          </w:rPr>
+          <w:t>創37:28</w:t>
+        </w:r>
+      </w:hyperlink>
+      <w:r>
+        <w:rPr>
+          <w:lang w:val="zh_TW" w:bidi="zh_TW"/>
+        </w:rPr>
+        <w:t>），約瑟也以銀子作為禮物給便雅憫（</w:t>
+      </w:r>
+      <w:hyperlink r:id="rId189">
+        <w:r>
+          <w:rPr>
+            <w:lang w:val="zh_TW" w:bidi="zh_TW"/>
+          </w:rPr>
+          <w:rPr>
+            <w:color w:val="0000EE"/>
+            <w:u w:val="single"/>
+          </w:rPr>
+          <w:t>創45:22</w:t>
+        </w:r>
+      </w:hyperlink>
+      <w:r>
+        <w:rPr>
+          <w:lang w:val="zh_TW" w:bidi="zh_TW"/>
+        </w:rPr>
+        <w:t>）。</w:t>
       </w:r>
     </w:p>
     <w:p>
@@ -2778,7 +4548,445 @@
         <w:rPr>
           <w:lang w:val="zh_TW" w:bidi="zh_TW"/>
         </w:rPr>
-        <w:t>到了新約聖經時代，人們對神的園子的觀念已有多方面的變化，這與各文化中的神話演變相似。就像希臘與羅馬故事中的「黃金時代」，樂園起初被視為遙遠的過去。然而，猶太人開始相信它依然存在於某個未知之處，類似希臘神話中的「極樂世界（Elysian Fields）」，那是一個義人死後居住的地方。後來，他們對樂園的榮美描寫越來越詳盡，並相信它將在末日重新出現。</w:t>
+        <w:t>聖經還有不少例子，說明人們會以銀支付貨物或服務（</w:t>
+      </w:r>
+      <w:hyperlink r:id="rId190">
+        <w:r>
+          <w:rPr>
+            <w:lang w:val="zh_TW" w:bidi="zh_TW"/>
+          </w:rPr>
+          <w:rPr>
+            <w:color w:val="0000EE"/>
+            <w:u w:val="single"/>
+          </w:rPr>
+          <w:t>創20:16；</w:t>
+        </w:r>
+      </w:hyperlink>
+      <w:hyperlink r:id="rId191">
+        <w:r>
+          <w:rPr>
+            <w:lang w:val="zh_TW" w:bidi="zh_TW"/>
+          </w:rPr>
+          <w:rPr>
+            <w:color w:val="0000EE"/>
+            <w:u w:val="single"/>
+          </w:rPr>
+          <w:t>出21:32；</w:t>
+        </w:r>
+      </w:hyperlink>
+      <w:hyperlink r:id="rId192">
+        <w:r>
+          <w:rPr>
+            <w:lang w:val="zh_TW" w:bidi="zh_TW"/>
+          </w:rPr>
+          <w:rPr>
+            <w:color w:val="0000EE"/>
+            <w:u w:val="single"/>
+          </w:rPr>
+          <w:t>利27:16；</w:t>
+        </w:r>
+      </w:hyperlink>
+      <w:hyperlink r:id="rId193">
+        <w:r>
+          <w:rPr>
+            <w:lang w:val="zh_TW" w:bidi="zh_TW"/>
+          </w:rPr>
+          <w:rPr>
+            <w:color w:val="0000EE"/>
+            <w:u w:val="single"/>
+          </w:rPr>
+          <w:t>書24:32；</w:t>
+        </w:r>
+      </w:hyperlink>
+      <w:hyperlink r:id="rId194">
+        <w:r>
+          <w:rPr>
+            <w:lang w:val="zh_TW" w:bidi="zh_TW"/>
+          </w:rPr>
+          <w:rPr>
+            <w:color w:val="0000EE"/>
+            <w:u w:val="single"/>
+          </w:rPr>
+          <w:t>士17:10；</w:t>
+        </w:r>
+      </w:hyperlink>
+      <w:hyperlink r:id="rId195">
+        <w:r>
+          <w:rPr>
+            <w:lang w:val="zh_TW" w:bidi="zh_TW"/>
+          </w:rPr>
+          <w:rPr>
+            <w:color w:val="0000EE"/>
+            <w:u w:val="single"/>
+          </w:rPr>
+          <w:t>撒下24:24；</w:t>
+        </w:r>
+      </w:hyperlink>
+      <w:hyperlink r:id="rId196">
+        <w:r>
+          <w:rPr>
+            <w:lang w:val="zh_TW" w:bidi="zh_TW"/>
+          </w:rPr>
+          <w:rPr>
+            <w:color w:val="0000EE"/>
+            <w:u w:val="single"/>
+          </w:rPr>
+          <w:t>尼7:72；</w:t>
+        </w:r>
+      </w:hyperlink>
+      <w:hyperlink r:id="rId197">
+        <w:r>
+          <w:rPr>
+            <w:lang w:val="zh_TW" w:bidi="zh_TW"/>
+          </w:rPr>
+          <w:rPr>
+            <w:color w:val="0000EE"/>
+            <w:u w:val="single"/>
+          </w:rPr>
+          <w:t>伯28:15；</w:t>
+        </w:r>
+      </w:hyperlink>
+      <w:hyperlink r:id="rId198">
+        <w:r>
+          <w:rPr>
+            <w:lang w:val="zh_TW" w:bidi="zh_TW"/>
+          </w:rPr>
+          <w:rPr>
+            <w:color w:val="0000EE"/>
+            <w:u w:val="single"/>
+          </w:rPr>
+          <w:t>賽7:23</w:t>
+        </w:r>
+      </w:hyperlink>
+      <w:r>
+        <w:rPr>
+          <w:lang w:val="zh_TW" w:bidi="zh_TW"/>
+        </w:rPr>
+        <w:t>，</w:t>
+      </w:r>
+      <w:hyperlink r:id="rId138">
+        <w:r>
+          <w:rPr>
+            <w:lang w:val="zh_TW" w:bidi="zh_TW"/>
+          </w:rPr>
+          <w:rPr>
+            <w:color w:val="0000EE"/>
+            <w:u w:val="single"/>
+          </w:rPr>
+          <w:t>46:6；</w:t>
+        </w:r>
+      </w:hyperlink>
+      <w:hyperlink r:id="rId199">
+        <w:r>
+          <w:rPr>
+            <w:lang w:val="zh_TW" w:bidi="zh_TW"/>
+          </w:rPr>
+          <w:rPr>
+            <w:color w:val="0000EE"/>
+            <w:u w:val="single"/>
+          </w:rPr>
+          <w:t>摩2:6</w:t>
+        </w:r>
+      </w:hyperlink>
+      <w:r>
+        <w:rPr>
+          <w:lang w:val="zh_TW" w:bidi="zh_TW"/>
+        </w:rPr>
+        <w:t>，</w:t>
+      </w:r>
+      <w:hyperlink r:id="rId200">
+        <w:r>
+          <w:rPr>
+            <w:lang w:val="zh_TW" w:bidi="zh_TW"/>
+          </w:rPr>
+          <w:rPr>
+            <w:color w:val="0000EE"/>
+            <w:u w:val="single"/>
+          </w:rPr>
+          <w:t>8:6</w:t>
+        </w:r>
+      </w:hyperlink>
+      <w:r>
+        <w:rPr>
+          <w:lang w:val="zh_TW" w:bidi="zh_TW"/>
+        </w:rPr>
+        <w:t>）。銀也是衡量人財富的重要指標（</w:t>
+      </w:r>
+      <w:hyperlink r:id="rId201">
+        <w:r>
+          <w:rPr>
+            <w:lang w:val="zh_TW" w:bidi="zh_TW"/>
+          </w:rPr>
+          <w:rPr>
+            <w:color w:val="0000EE"/>
+            <w:u w:val="single"/>
+          </w:rPr>
+          <w:t>創13:2</w:t>
+        </w:r>
+      </w:hyperlink>
+      <w:r>
+        <w:rPr>
+          <w:lang w:val="zh_TW" w:bidi="zh_TW"/>
+        </w:rPr>
+        <w:t>，</w:t>
+      </w:r>
+      <w:hyperlink r:id="rId202">
+        <w:r>
+          <w:rPr>
+            <w:lang w:val="zh_TW" w:bidi="zh_TW"/>
+          </w:rPr>
+          <w:rPr>
+            <w:color w:val="0000EE"/>
+            <w:u w:val="single"/>
+          </w:rPr>
+          <w:t>24:35；</w:t>
+        </w:r>
+      </w:hyperlink>
+      <w:hyperlink r:id="rId203">
+        <w:r>
+          <w:rPr>
+            <w:lang w:val="zh_TW" w:bidi="zh_TW"/>
+          </w:rPr>
+          <w:rPr>
+            <w:color w:val="0000EE"/>
+            <w:u w:val="single"/>
+          </w:rPr>
+          <w:t>出25:3；</w:t>
+        </w:r>
+      </w:hyperlink>
+      <w:hyperlink r:id="rId204">
+        <w:r>
+          <w:rPr>
+            <w:lang w:val="zh_TW" w:bidi="zh_TW"/>
+          </w:rPr>
+          <w:rPr>
+            <w:color w:val="0000EE"/>
+            <w:u w:val="single"/>
+          </w:rPr>
+          <w:t>民22:18；</w:t>
+        </w:r>
+      </w:hyperlink>
+      <w:hyperlink r:id="rId205">
+        <w:r>
+          <w:rPr>
+            <w:lang w:val="zh_TW" w:bidi="zh_TW"/>
+          </w:rPr>
+          <w:rPr>
+            <w:color w:val="0000EE"/>
+            <w:u w:val="single"/>
+          </w:rPr>
+          <w:t>申7:25；</w:t>
+        </w:r>
+      </w:hyperlink>
+      <w:hyperlink r:id="rId173">
+        <w:r>
+          <w:rPr>
+            <w:lang w:val="zh_TW" w:bidi="zh_TW"/>
+          </w:rPr>
+          <w:rPr>
+            <w:color w:val="0000EE"/>
+            <w:u w:val="single"/>
+          </w:rPr>
+          <w:t>番1:18；</w:t>
+        </w:r>
+      </w:hyperlink>
+      <w:hyperlink r:id="rId206">
+        <w:r>
+          <w:rPr>
+            <w:lang w:val="zh_TW" w:bidi="zh_TW"/>
+          </w:rPr>
+          <w:rPr>
+            <w:color w:val="0000EE"/>
+            <w:u w:val="single"/>
+          </w:rPr>
+          <w:t>該2:8；</w:t>
+        </w:r>
+      </w:hyperlink>
+      <w:hyperlink r:id="rId207">
+        <w:r>
+          <w:rPr>
+            <w:lang w:val="zh_TW" w:bidi="zh_TW"/>
+          </w:rPr>
+          <w:rPr>
+            <w:color w:val="0000EE"/>
+            <w:u w:val="single"/>
+          </w:rPr>
+          <w:t>亞6:11</w:t>
+        </w:r>
+      </w:hyperlink>
+      <w:r>
+        <w:rPr>
+          <w:lang w:val="zh_TW" w:bidi="zh_TW"/>
+        </w:rPr>
+        <w:t>）。</w:t>
+      </w:r>
+      <w:hyperlink r:id="rId208">
+        <w:r>
+          <w:rPr>
+            <w:lang w:val="zh_TW" w:bidi="zh_TW"/>
+          </w:rPr>
+          <w:rPr>
+            <w:color w:val="0000EE"/>
+            <w:u w:val="single"/>
+          </w:rPr>
+          <w:t>列王紀上十章21節</w:t>
+        </w:r>
+      </w:hyperlink>
+      <w:r>
+        <w:rPr>
+          <w:lang w:val="zh_TW" w:bidi="zh_TW"/>
+        </w:rPr>
+        <w:t>甚至有一句特別的記載：在所羅門的時代，「銀子算不了甚麼」，看來是因為銀的數量十分充足。入侵者常掠奪銀子作為戰利品（</w:t>
+      </w:r>
+      <w:hyperlink r:id="rId209">
+        <w:r>
+          <w:rPr>
+            <w:lang w:val="zh_TW" w:bidi="zh_TW"/>
+          </w:rPr>
+          <w:rPr>
+            <w:color w:val="0000EE"/>
+            <w:u w:val="single"/>
+          </w:rPr>
+          <w:t>書6:19</w:t>
+        </w:r>
+      </w:hyperlink>
+      <w:r>
+        <w:rPr>
+          <w:lang w:val="zh_TW" w:bidi="zh_TW"/>
+        </w:rPr>
+        <w:t>，</w:t>
+      </w:r>
+      <w:hyperlink r:id="rId210">
+        <w:r>
+          <w:rPr>
+            <w:lang w:val="zh_TW" w:bidi="zh_TW"/>
+          </w:rPr>
+          <w:rPr>
+            <w:color w:val="0000EE"/>
+            <w:u w:val="single"/>
+          </w:rPr>
+          <w:t>7:21；</w:t>
+        </w:r>
+      </w:hyperlink>
+      <w:hyperlink r:id="rId211">
+        <w:r>
+          <w:rPr>
+            <w:lang w:val="zh_TW" w:bidi="zh_TW"/>
+          </w:rPr>
+          <w:rPr>
+            <w:color w:val="0000EE"/>
+            <w:u w:val="single"/>
+          </w:rPr>
+          <w:t>王上15:18</w:t>
+        </w:r>
+      </w:hyperlink>
+      <w:r>
+        <w:rPr>
+          <w:lang w:val="zh_TW" w:bidi="zh_TW"/>
+        </w:rPr>
+        <w:t>）。有時，重要人物的杯子是用銀製作的（</w:t>
+      </w:r>
+      <w:hyperlink r:id="rId212">
+        <w:r>
+          <w:rPr>
+            <w:lang w:val="zh_TW" w:bidi="zh_TW"/>
+          </w:rPr>
+          <w:rPr>
+            <w:color w:val="0000EE"/>
+            <w:u w:val="single"/>
+          </w:rPr>
+          <w:t>創44:2</w:t>
+        </w:r>
+      </w:hyperlink>
+      <w:r>
+        <w:rPr>
+          <w:lang w:val="zh_TW" w:bidi="zh_TW"/>
+        </w:rPr>
+        <w:t>）；有時，王的冠冕也由金與銀打造（</w:t>
+      </w:r>
+      <w:hyperlink r:id="rId207">
+        <w:r>
+          <w:rPr>
+            <w:lang w:val="zh_TW" w:bidi="zh_TW"/>
+          </w:rPr>
+          <w:rPr>
+            <w:color w:val="0000EE"/>
+            <w:u w:val="single"/>
+          </w:rPr>
+          <w:t>亞6:11</w:t>
+        </w:r>
+      </w:hyperlink>
+      <w:r>
+        <w:rPr>
+          <w:lang w:val="zh_TW" w:bidi="zh_TW"/>
+        </w:rPr>
+        <w:t>）。銀在製作個人飾物中極其重要（</w:t>
+      </w:r>
+      <w:hyperlink r:id="rId126">
+        <w:r>
+          <w:rPr>
+            <w:lang w:val="zh_TW" w:bidi="zh_TW"/>
+          </w:rPr>
+          <w:rPr>
+            <w:color w:val="0000EE"/>
+            <w:u w:val="single"/>
+          </w:rPr>
+          <w:t>創24:53；</w:t>
+        </w:r>
+      </w:hyperlink>
+      <w:hyperlink r:id="rId128">
+        <w:r>
+          <w:rPr>
+            <w:lang w:val="zh_TW" w:bidi="zh_TW"/>
+          </w:rPr>
+          <w:rPr>
+            <w:color w:val="0000EE"/>
+            <w:u w:val="single"/>
+          </w:rPr>
+          <w:t>出3:22</w:t>
+        </w:r>
+      </w:hyperlink>
+      <w:r>
+        <w:rPr>
+          <w:lang w:val="zh_TW" w:bidi="zh_TW"/>
+        </w:rPr>
+        <w:t>，</w:t>
+      </w:r>
+      <w:hyperlink r:id="rId130">
+        <w:r>
+          <w:rPr>
+            <w:lang w:val="zh_TW" w:bidi="zh_TW"/>
+          </w:rPr>
+          <w:rPr>
+            <w:color w:val="0000EE"/>
+            <w:u w:val="single"/>
+          </w:rPr>
+          <w:t>12:35</w:t>
+        </w:r>
+      </w:hyperlink>
+      <w:r>
+        <w:rPr>
+          <w:lang w:val="zh_TW" w:bidi="zh_TW"/>
+        </w:rPr>
+        <w:t>），其中一例便是在金飾上鑲嵌銀子作為裝飾（</w:t>
+      </w:r>
+      <w:hyperlink r:id="rId213">
+        <w:r>
+          <w:rPr>
+            <w:lang w:val="zh_TW" w:bidi="zh_TW"/>
+          </w:rPr>
+          <w:rPr>
+            <w:color w:val="0000EE"/>
+            <w:u w:val="single"/>
+          </w:rPr>
+          <w:t>歌1:11</w:t>
+        </w:r>
+      </w:hyperlink>
+      <w:r>
+        <w:rPr>
+          <w:lang w:val="zh_TW" w:bidi="zh_TW"/>
+        </w:rPr>
+        <w:t>）。</w:t>
       </w:r>
     </w:p>
     <w:p>
@@ -2792,97 +5000,205 @@
         <w:rPr>
           <w:lang w:val="zh_TW" w:bidi="zh_TW"/>
         </w:rPr>
-        <w:t>樂園的概念結合了多種文化中的神話，它們都描繪一個永遠完美的世界，其中沒有死亡，也沒有邪惡。新約聖經肯定這些信念背後的真理——樂園是真實存在、屬天的地方。保羅在活著的時候曾被奧祕地「被提到」樂園裡（</w:t>
-      </w:r>
-      <w:hyperlink r:id="rId65">
-        <w:r>
-          <w:rPr>
-            <w:lang w:val="zh_TW" w:bidi="zh_TW"/>
-          </w:rPr>
-          <w:rPr>
-            <w:color w:val="0000EE"/>
-            <w:u w:val="single"/>
-          </w:rPr>
-          <w:t>林後12:4</w:t>
-        </w:r>
-      </w:hyperlink>
-      <w:r>
-        <w:rPr>
-          <w:lang w:val="zh_TW" w:bidi="zh_TW"/>
-        </w:rPr>
-        <w:t>）。耶穌也曾應許那個在十字架上悔改的強盜，說他死後要與主同在樂園裡（</w:t>
-      </w:r>
-      <w:hyperlink r:id="rId66">
-        <w:r>
-          <w:rPr>
-            <w:lang w:val="zh_TW" w:bidi="zh_TW"/>
-          </w:rPr>
-          <w:rPr>
-            <w:color w:val="0000EE"/>
-            <w:u w:val="single"/>
-          </w:rPr>
-          <w:t>路23:43</w:t>
-        </w:r>
-      </w:hyperlink>
-      <w:r>
-        <w:rPr>
-          <w:lang w:val="zh_TW" w:bidi="zh_TW"/>
-        </w:rPr>
-        <w:t>）。新約聖經第三次、也是最後一次提到樂園的地方（</w:t>
-      </w:r>
-      <w:hyperlink r:id="rId67">
-        <w:r>
-          <w:rPr>
-            <w:lang w:val="zh_TW" w:bidi="zh_TW"/>
-          </w:rPr>
-          <w:rPr>
-            <w:color w:val="0000EE"/>
-            <w:u w:val="single"/>
-          </w:rPr>
-          <w:t>啟2:7</w:t>
-        </w:r>
-      </w:hyperlink>
-      <w:r>
-        <w:rPr>
-          <w:lang w:val="zh_TW" w:bidi="zh_TW"/>
-        </w:rPr>
-        <w:t>），其中再次出現了神的應許，說明樂園是生命樹所在之處。這樂園連結了</w:t>
-      </w:r>
-      <w:hyperlink r:id="rId62">
-        <w:r>
-          <w:rPr>
-            <w:lang w:val="zh_TW" w:bidi="zh_TW"/>
-          </w:rPr>
-          <w:rPr>
-            <w:color w:val="0000EE"/>
-            <w:u w:val="single"/>
-          </w:rPr>
-          <w:t>創世記二章</w:t>
-        </w:r>
-      </w:hyperlink>
-      <w:r>
-        <w:rPr>
-          <w:lang w:val="zh_TW" w:bidi="zh_TW"/>
-        </w:rPr>
-        <w:t>起初世界與</w:t>
-      </w:r>
-      <w:hyperlink r:id="rId68">
-        <w:r>
-          <w:rPr>
-            <w:lang w:val="zh_TW" w:bidi="zh_TW"/>
-          </w:rPr>
-          <w:rPr>
-            <w:color w:val="0000EE"/>
-            <w:u w:val="single"/>
-          </w:rPr>
-          <w:t>啟示錄二十二章</w:t>
-        </w:r>
-      </w:hyperlink>
-      <w:r>
-        <w:rPr>
-          <w:lang w:val="zh_TW" w:bidi="zh_TW"/>
-        </w:rPr>
-        <w:t>的末後世界，其中有生命樹、有河流、有圍牆保護，也有君王同在。</w:t>
+        <w:t>人們常用提煉銀子的過程，比喻神試驗人的心（</w:t>
+      </w:r>
+      <w:hyperlink r:id="rId214">
+        <w:r>
+          <w:rPr>
+            <w:lang w:val="zh_TW" w:bidi="zh_TW"/>
+          </w:rPr>
+          <w:rPr>
+            <w:color w:val="0000EE"/>
+            <w:u w:val="single"/>
+          </w:rPr>
+          <w:t>詩66:10</w:t>
+        </w:r>
+      </w:hyperlink>
+      <w:r>
+        <w:rPr>
+          <w:lang w:val="zh_TW" w:bidi="zh_TW"/>
+        </w:rPr>
+        <w:t>；</w:t>
+      </w:r>
+      <w:hyperlink r:id="rId215">
+        <w:r>
+          <w:rPr>
+            <w:lang w:val="zh_TW" w:bidi="zh_TW"/>
+          </w:rPr>
+          <w:rPr>
+            <w:color w:val="0000EE"/>
+            <w:u w:val="single"/>
+          </w:rPr>
+          <w:t>賽48:10</w:t>
+        </w:r>
+      </w:hyperlink>
+      <w:r>
+        <w:rPr>
+          <w:lang w:val="zh_TW" w:bidi="zh_TW"/>
+        </w:rPr>
+        <w:t>），而銀子變黑和變質則象徵品格敗壞（</w:t>
+      </w:r>
+      <w:hyperlink r:id="rId216">
+        <w:r>
+          <w:rPr>
+            <w:lang w:val="zh_TW" w:bidi="zh_TW"/>
+          </w:rPr>
+          <w:rPr>
+            <w:color w:val="0000EE"/>
+            <w:u w:val="single"/>
+          </w:rPr>
+          <w:t>賽1:22</w:t>
+        </w:r>
+      </w:hyperlink>
+      <w:r>
+        <w:rPr>
+          <w:lang w:val="zh_TW" w:bidi="zh_TW"/>
+        </w:rPr>
+        <w:t>；</w:t>
+      </w:r>
+      <w:hyperlink r:id="rId217">
+        <w:r>
+          <w:rPr>
+            <w:lang w:val="zh_TW" w:bidi="zh_TW"/>
+          </w:rPr>
+          <w:rPr>
+            <w:color w:val="0000EE"/>
+            <w:u w:val="single"/>
+          </w:rPr>
+          <w:t>耶6:30</w:t>
+        </w:r>
+      </w:hyperlink>
+      <w:r>
+        <w:rPr>
+          <w:lang w:val="zh_TW" w:bidi="zh_TW"/>
+        </w:rPr>
+        <w:t>）。經文把神的話描述為純淨的銀，在爐中煉得「純淨」。儘管銀極其寶貴，智慧仍遠勝銀子（</w:t>
+      </w:r>
+      <w:hyperlink r:id="rId197">
+        <w:r>
+          <w:rPr>
+            <w:lang w:val="zh_TW" w:bidi="zh_TW"/>
+          </w:rPr>
+          <w:rPr>
+            <w:color w:val="0000EE"/>
+            <w:u w:val="single"/>
+          </w:rPr>
+          <w:t>伯28:15</w:t>
+        </w:r>
+      </w:hyperlink>
+      <w:r>
+        <w:rPr>
+          <w:lang w:val="zh_TW" w:bidi="zh_TW"/>
+        </w:rPr>
+        <w:t>；</w:t>
+      </w:r>
+      <w:hyperlink r:id="rId166">
+        <w:r>
+          <w:rPr>
+            <w:lang w:val="zh_TW" w:bidi="zh_TW"/>
+          </w:rPr>
+          <w:rPr>
+            <w:color w:val="0000EE"/>
+            <w:u w:val="single"/>
+          </w:rPr>
+          <w:t>箴3:14</w:t>
+        </w:r>
+      </w:hyperlink>
+      <w:r>
+        <w:rPr>
+          <w:lang w:val="zh_TW" w:bidi="zh_TW"/>
+        </w:rPr>
+        <w:t>，</w:t>
+      </w:r>
+      <w:hyperlink r:id="rId218">
+        <w:r>
+          <w:rPr>
+            <w:lang w:val="zh_TW" w:bidi="zh_TW"/>
+          </w:rPr>
+          <w:rPr>
+            <w:color w:val="0000EE"/>
+            <w:u w:val="single"/>
+          </w:rPr>
+          <w:t>8:19</w:t>
+        </w:r>
+      </w:hyperlink>
+      <w:r>
+        <w:rPr>
+          <w:lang w:val="zh_TW" w:bidi="zh_TW"/>
+        </w:rPr>
+        <w:t>，</w:t>
+      </w:r>
+      <w:hyperlink r:id="rId125">
+        <w:r>
+          <w:rPr>
+            <w:lang w:val="zh_TW" w:bidi="zh_TW"/>
+          </w:rPr>
+          <w:rPr>
+            <w:color w:val="0000EE"/>
+            <w:u w:val="single"/>
+          </w:rPr>
+          <w:t>10:20</w:t>
+        </w:r>
+      </w:hyperlink>
+      <w:r>
+        <w:rPr>
+          <w:lang w:val="zh_TW" w:bidi="zh_TW"/>
+        </w:rPr>
+        <w:t>，</w:t>
+      </w:r>
+      <w:hyperlink r:id="rId168">
+        <w:r>
+          <w:rPr>
+            <w:lang w:val="zh_TW" w:bidi="zh_TW"/>
+          </w:rPr>
+          <w:rPr>
+            <w:color w:val="0000EE"/>
+            <w:u w:val="single"/>
+          </w:rPr>
+          <w:t>16:16</w:t>
+        </w:r>
+      </w:hyperlink>
+      <w:r>
+        <w:rPr>
+          <w:lang w:val="zh_TW" w:bidi="zh_TW"/>
+        </w:rPr>
+        <w:t>，</w:t>
+      </w:r>
+      <w:hyperlink r:id="rId219">
+        <w:r>
+          <w:rPr>
+            <w:lang w:val="zh_TW" w:bidi="zh_TW"/>
+          </w:rPr>
+          <w:rPr>
+            <w:color w:val="0000EE"/>
+            <w:u w:val="single"/>
+          </w:rPr>
+          <w:t>22:1</w:t>
+        </w:r>
+      </w:hyperlink>
+      <w:r>
+        <w:rPr>
+          <w:lang w:val="zh_TW" w:bidi="zh_TW"/>
+        </w:rPr>
+        <w:t>，</w:t>
+      </w:r>
+      <w:hyperlink r:id="rId220">
+        <w:r>
+          <w:rPr>
+            <w:lang w:val="zh_TW" w:bidi="zh_TW"/>
+          </w:rPr>
+          <w:rPr>
+            <w:color w:val="0000EE"/>
+            <w:u w:val="single"/>
+          </w:rPr>
+          <w:t>25:11</w:t>
+        </w:r>
+      </w:hyperlink>
+      <w:r>
+        <w:rPr>
+          <w:lang w:val="zh_TW" w:bidi="zh_TW"/>
+        </w:rPr>
+        <w:t>）。</w:t>
       </w:r>
     </w:p>
     <w:p>
@@ -2892,6 +5208,858 @@
           <w:lang w:val="zh_TW" w:bidi="zh_TW"/>
         </w:rPr>
       </w:r>
+      <w:hyperlink r:id="rId109">
+        <w:r>
+          <w:rPr>
+            <w:lang w:val="zh_TW" w:bidi="zh_TW"/>
+          </w:rPr>
+          <w:rPr>
+            <w:color w:val="0000EE"/>
+            <w:u w:val="single"/>
+          </w:rPr>
+          <w:t>申命記八章9節</w:t>
+        </w:r>
+      </w:hyperlink>
+      <w:r>
+        <w:rPr>
+          <w:lang w:val="zh_TW" w:bidi="zh_TW"/>
+        </w:rPr>
+        <w:t>提到天然的銅，但那處經文可能是指某種含銅的礦石。聖經中更常見的則是黃銅，也就是銅與鋅的合金。然而，對中期和晚期青銅器時代（約公元前2000–1200年）所出土、以銅為基礎的器具進行化學分析後，可知這些材料其實是青銅。因此，有英文譯本提到的黃銅（brass），實際上就是青銅。</w:t>
+      </w:r>
+    </w:p>
+    <w:p>
+      <w:pPr/>
+      <w:r>
+        <w:rPr>
+          <w:lang w:val="zh_TW" w:bidi="zh_TW"/>
+        </w:rPr>
+      </w:r>
+      <w:r>
+        <w:rPr>
+          <w:lang w:val="zh_TW" w:bidi="zh_TW"/>
+        </w:rPr>
+        <w:t>到新約聖經時代，人們廣泛使用銅的合金形式（青銅和黃銅）。青銅貨幣十分普遍，而</w:t>
+      </w:r>
+      <w:hyperlink r:id="rId176">
+        <w:r>
+          <w:rPr>
+            <w:lang w:val="zh_TW" w:bidi="zh_TW"/>
+          </w:rPr>
+          <w:rPr>
+            <w:color w:val="0000EE"/>
+            <w:u w:val="single"/>
+          </w:rPr>
+          <w:t>馬太福音十章9節</w:t>
+        </w:r>
+      </w:hyperlink>
+      <w:r>
+        <w:rPr>
+          <w:lang w:val="zh_TW" w:bidi="zh_TW"/>
+        </w:rPr>
+        <w:t>提到的可能正是這類青銅錢。寡婦所投入的兩個小錢就是極小的青銅幣——「雷普頓（lepton）」。青銅的器皿與用具同樣很常見（</w:t>
+      </w:r>
+      <w:hyperlink r:id="rId221">
+        <w:r>
+          <w:rPr>
+            <w:lang w:val="zh_TW" w:bidi="zh_TW"/>
+          </w:rPr>
+          <w:rPr>
+            <w:color w:val="0000EE"/>
+            <w:u w:val="single"/>
+          </w:rPr>
+          <w:t>啟9:20，</w:t>
+        </w:r>
+      </w:hyperlink>
+      <w:hyperlink r:id="rId222">
+        <w:r>
+          <w:rPr>
+            <w:lang w:val="zh_TW" w:bidi="zh_TW"/>
+          </w:rPr>
+          <w:rPr>
+            <w:color w:val="0000EE"/>
+            <w:u w:val="single"/>
+          </w:rPr>
+          <w:t>18:12</w:t>
+        </w:r>
+      </w:hyperlink>
+      <w:r>
+        <w:rPr>
+          <w:lang w:val="zh_TW" w:bidi="zh_TW"/>
+        </w:rPr>
+        <w:t>）。</w:t>
+      </w:r>
+      <w:hyperlink r:id="rId223">
+        <w:r>
+          <w:rPr>
+            <w:lang w:val="zh_TW" w:bidi="zh_TW"/>
+          </w:rPr>
+          <w:rPr>
+            <w:color w:val="0000EE"/>
+            <w:u w:val="single"/>
+          </w:rPr>
+          <w:t>哥林多前書十三章1節</w:t>
+        </w:r>
+      </w:hyperlink>
+      <w:r>
+        <w:rPr>
+          <w:lang w:val="zh_TW" w:bidi="zh_TW"/>
+        </w:rPr>
+        <w:t>中提到的「鳴的鑼」很可能指黃銅，這種明亮發光的合金常用於製作樂器。在約翰於啟示錄異象中（</w:t>
+      </w:r>
+      <w:hyperlink r:id="rId224">
+        <w:r>
+          <w:rPr>
+            <w:lang w:val="zh_TW" w:bidi="zh_TW"/>
+          </w:rPr>
+          <w:rPr>
+            <w:color w:val="0000EE"/>
+            <w:u w:val="single"/>
+          </w:rPr>
+          <w:t>啟1:15，</w:t>
+        </w:r>
+      </w:hyperlink>
+      <w:hyperlink r:id="rId225">
+        <w:r>
+          <w:rPr>
+            <w:lang w:val="zh_TW" w:bidi="zh_TW"/>
+          </w:rPr>
+          <w:rPr>
+            <w:color w:val="0000EE"/>
+            <w:u w:val="single"/>
+          </w:rPr>
+          <w:t>2:18</w:t>
+        </w:r>
+      </w:hyperlink>
+      <w:r>
+        <w:rPr>
+          <w:lang w:val="zh_TW" w:bidi="zh_TW"/>
+        </w:rPr>
+        <w:t>），人子的腳發出精煉黃銅（和合本為「銅」）般的光澤。</w:t>
+      </w:r>
+    </w:p>
+    <w:p>
+      <w:pPr/>
+      <w:r>
+        <w:rPr>
+          <w:lang w:val="zh_TW" w:bidi="zh_TW"/>
+        </w:rPr>
+      </w:r>
+      <w:r>
+        <w:rPr>
+          <w:lang w:val="zh_TW" w:bidi="zh_TW"/>
+        </w:rPr>
+        <w:t>巴勒斯坦的鐵器時代大約始於公元前1200年，也就是士師時期，雖然埃及在王朝形成之前的時代，人們就已知曉天然鐵。考古證據顯示，赫人在約公元前1400年發現了冶煉鐵礦的方法。非利士人似乎在約公元前1300年把鐵帶入巴勒斯坦。以色列人在摩西時代與米甸人的爭戰中，獲得大量貢物，其中包括鐵（</w:t>
+      </w:r>
+      <w:hyperlink r:id="rId226">
+        <w:r>
+          <w:rPr>
+            <w:lang w:val="zh_TW" w:bidi="zh_TW"/>
+          </w:rPr>
+          <w:rPr>
+            <w:color w:val="0000EE"/>
+            <w:u w:val="single"/>
+          </w:rPr>
+          <w:t>民31:22</w:t>
+        </w:r>
+      </w:hyperlink>
+      <w:r>
+        <w:rPr>
+          <w:lang w:val="zh_TW" w:bidi="zh_TW"/>
+        </w:rPr>
+        <w:t>）。以色列人攻取耶利哥時，戰利品中也包含鐵（</w:t>
+      </w:r>
+      <w:hyperlink r:id="rId227">
+        <w:r>
+          <w:rPr>
+            <w:lang w:val="zh_TW" w:bidi="zh_TW"/>
+          </w:rPr>
+          <w:rPr>
+            <w:color w:val="0000EE"/>
+            <w:u w:val="single"/>
+          </w:rPr>
+          <w:t>書6:24</w:t>
+        </w:r>
+      </w:hyperlink>
+      <w:r>
+        <w:rPr>
+          <w:lang w:val="zh_TW" w:bidi="zh_TW"/>
+        </w:rPr>
+        <w:t>）。瑪拿西半支派所得的戰利品也有鐵（</w:t>
+      </w:r>
+      <w:hyperlink r:id="rId228">
+        <w:r>
+          <w:rPr>
+            <w:lang w:val="zh_TW" w:bidi="zh_TW"/>
+          </w:rPr>
+          <w:rPr>
+            <w:color w:val="0000EE"/>
+            <w:u w:val="single"/>
+          </w:rPr>
+          <w:t>22:8</w:t>
+        </w:r>
+      </w:hyperlink>
+      <w:r>
+        <w:rPr>
+          <w:lang w:val="zh_TW" w:bidi="zh_TW"/>
+        </w:rPr>
+        <w:t>）。在士師時代，迦南人擁有鐵車作為武器（</w:t>
+      </w:r>
+      <w:hyperlink r:id="rId229">
+        <w:r>
+          <w:rPr>
+            <w:lang w:val="zh_TW" w:bidi="zh_TW"/>
+          </w:rPr>
+          <w:rPr>
+            <w:color w:val="0000EE"/>
+            <w:u w:val="single"/>
+          </w:rPr>
+          <w:t>書17:16–18</w:t>
+        </w:r>
+      </w:hyperlink>
+      <w:r>
+        <w:rPr>
+          <w:lang w:val="zh_TW" w:bidi="zh_TW"/>
+        </w:rPr>
+        <w:t>；</w:t>
+      </w:r>
+      <w:hyperlink r:id="rId230">
+        <w:r>
+          <w:rPr>
+            <w:lang w:val="zh_TW" w:bidi="zh_TW"/>
+          </w:rPr>
+          <w:rPr>
+            <w:color w:val="0000EE"/>
+            <w:u w:val="single"/>
+          </w:rPr>
+          <w:t>士1:19</w:t>
+        </w:r>
+      </w:hyperlink>
+      <w:r>
+        <w:rPr>
+          <w:lang w:val="zh_TW" w:bidi="zh_TW"/>
+        </w:rPr>
+        <w:t>；</w:t>
+      </w:r>
+      <w:hyperlink r:id="rId231">
+        <w:r>
+          <w:rPr>
+            <w:lang w:val="zh_TW" w:bidi="zh_TW"/>
+          </w:rPr>
+          <w:rPr>
+            <w:color w:val="0000EE"/>
+            <w:u w:val="single"/>
+          </w:rPr>
+          <w:t>4:3</w:t>
+        </w:r>
+      </w:hyperlink>
+      <w:r>
+        <w:rPr>
+          <w:lang w:val="zh_TW" w:bidi="zh_TW"/>
+        </w:rPr>
+        <w:t>）。</w:t>
+      </w:r>
+    </w:p>
+    <w:p>
+      <w:pPr/>
+      <w:r>
+        <w:rPr>
+          <w:lang w:val="zh_TW" w:bidi="zh_TW"/>
+        </w:rPr>
+      </w:r>
+      <w:r>
+        <w:rPr>
+          <w:lang w:val="zh_TW" w:bidi="zh_TW"/>
+        </w:rPr>
+        <w:t>這些早期的記載顯示，鐵在鐵器時代開始便傳入當地。非利士人獨佔當地的鐵的使用權（</w:t>
+      </w:r>
+      <w:hyperlink r:id="rId232">
+        <w:r>
+          <w:rPr>
+            <w:lang w:val="zh_TW" w:bidi="zh_TW"/>
+          </w:rPr>
+          <w:rPr>
+            <w:color w:val="0000EE"/>
+            <w:u w:val="single"/>
+          </w:rPr>
+          <w:t>撒上13:19–21</w:t>
+        </w:r>
+      </w:hyperlink>
+      <w:r>
+        <w:rPr>
+          <w:lang w:val="zh_TW" w:bidi="zh_TW"/>
+        </w:rPr>
+        <w:t>），他們的勇士歌利亞也使用鐵槍（</w:t>
+      </w:r>
+      <w:hyperlink r:id="rId233">
+        <w:r>
+          <w:rPr>
+            <w:lang w:val="zh_TW" w:bidi="zh_TW"/>
+          </w:rPr>
+          <w:rPr>
+            <w:color w:val="0000EE"/>
+            <w:u w:val="single"/>
+          </w:rPr>
+          <w:t>17:7</w:t>
+        </w:r>
+      </w:hyperlink>
+      <w:r>
+        <w:rPr>
+          <w:lang w:val="zh_TW" w:bidi="zh_TW"/>
+        </w:rPr>
+        <w:t>）。然而，以色列人很快便學會使用鐵（</w:t>
+      </w:r>
+      <w:hyperlink r:id="rId234">
+        <w:r>
+          <w:rPr>
+            <w:lang w:val="zh_TW" w:bidi="zh_TW"/>
+          </w:rPr>
+          <w:rPr>
+            <w:color w:val="0000EE"/>
+            <w:u w:val="single"/>
+          </w:rPr>
+          <w:t>撒下12:31，</w:t>
+        </w:r>
+      </w:hyperlink>
+      <w:hyperlink r:id="rId235">
+        <w:r>
+          <w:rPr>
+            <w:lang w:val="zh_TW" w:bidi="zh_TW"/>
+          </w:rPr>
+          <w:rPr>
+            <w:color w:val="0000EE"/>
+            <w:u w:val="single"/>
+          </w:rPr>
+          <w:t>23:7</w:t>
+        </w:r>
+      </w:hyperlink>
+      <w:r>
+        <w:rPr>
+          <w:lang w:val="zh_TW" w:bidi="zh_TW"/>
+        </w:rPr>
+        <w:t>）。顯然，到所羅門時代，人們已廣泛使用鐵；建造聖殿的人不得使用鐵製工具這一點，我們由此就能看出當時鐵器的盛行程度（</w:t>
+      </w:r>
+      <w:hyperlink r:id="rId236">
+        <w:r>
+          <w:rPr>
+            <w:lang w:val="zh_TW" w:bidi="zh_TW"/>
+          </w:rPr>
+          <w:rPr>
+            <w:color w:val="0000EE"/>
+            <w:u w:val="single"/>
+          </w:rPr>
+          <w:t>王上6:7</w:t>
+        </w:r>
+      </w:hyperlink>
+      <w:r>
+        <w:rPr>
+          <w:lang w:val="zh_TW" w:bidi="zh_TW"/>
+        </w:rPr>
+        <w:t>）。在亞哈的時代，假先知西底家用鐵角指向亞蘭，並預言他們將被擊敗（</w:t>
+      </w:r>
+      <w:hyperlink r:id="rId237">
+        <w:r>
+          <w:rPr>
+            <w:lang w:val="zh_TW" w:bidi="zh_TW"/>
+          </w:rPr>
+          <w:rPr>
+            <w:color w:val="0000EE"/>
+            <w:u w:val="single"/>
+          </w:rPr>
+          <w:t>22:11</w:t>
+        </w:r>
+      </w:hyperlink>
+      <w:r>
+        <w:rPr>
+          <w:lang w:val="zh_TW" w:bidi="zh_TW"/>
+        </w:rPr>
+        <w:t>）。</w:t>
+      </w:r>
+    </w:p>
+    <w:p>
+      <w:pPr/>
+      <w:r>
+        <w:rPr>
+          <w:lang w:val="zh_TW" w:bidi="zh_TW"/>
+        </w:rPr>
+      </w:r>
+      <w:r>
+        <w:rPr>
+          <w:lang w:val="zh_TW" w:bidi="zh_TW"/>
+        </w:rPr>
+        <w:t>公元前八世紀的先知以賽亞提到鐵 （</w:t>
+      </w:r>
+      <w:hyperlink r:id="rId238">
+        <w:r>
+          <w:rPr>
+            <w:lang w:val="zh_TW" w:bidi="zh_TW"/>
+          </w:rPr>
+          <w:rPr>
+            <w:color w:val="0000EE"/>
+            <w:u w:val="single"/>
+          </w:rPr>
+          <w:t>賽10:34</w:t>
+        </w:r>
+      </w:hyperlink>
+      <w:r>
+        <w:rPr>
+          <w:lang w:val="zh_TW" w:bidi="zh_TW"/>
+        </w:rPr>
+        <w:t>），後來耶利米也在多處經文中提及這種金屬（</w:t>
+      </w:r>
+      <w:hyperlink r:id="rId239">
+        <w:r>
+          <w:rPr>
+            <w:lang w:val="zh_TW" w:bidi="zh_TW"/>
+          </w:rPr>
+          <w:rPr>
+            <w:color w:val="0000EE"/>
+            <w:u w:val="single"/>
+          </w:rPr>
+          <w:t>耶1:18，</w:t>
+        </w:r>
+      </w:hyperlink>
+      <w:hyperlink r:id="rId240">
+        <w:r>
+          <w:rPr>
+            <w:lang w:val="zh_TW" w:bidi="zh_TW"/>
+          </w:rPr>
+          <w:rPr>
+            <w:color w:val="0000EE"/>
+            <w:u w:val="single"/>
+          </w:rPr>
+          <w:t>6:28，</w:t>
+        </w:r>
+      </w:hyperlink>
+      <w:hyperlink r:id="rId116">
+        <w:r>
+          <w:rPr>
+            <w:lang w:val="zh_TW" w:bidi="zh_TW"/>
+          </w:rPr>
+          <w:rPr>
+            <w:color w:val="0000EE"/>
+            <w:u w:val="single"/>
+          </w:rPr>
+          <w:t>11:4，</w:t>
+        </w:r>
+      </w:hyperlink>
+      <w:hyperlink r:id="rId241">
+        <w:r>
+          <w:rPr>
+            <w:lang w:val="zh_TW" w:bidi="zh_TW"/>
+          </w:rPr>
+          <w:rPr>
+            <w:color w:val="0000EE"/>
+            <w:u w:val="single"/>
+          </w:rPr>
+          <w:t>15:12，</w:t>
+        </w:r>
+      </w:hyperlink>
+      <w:hyperlink r:id="rId242">
+        <w:r>
+          <w:rPr>
+            <w:lang w:val="zh_TW" w:bidi="zh_TW"/>
+          </w:rPr>
+          <w:rPr>
+            <w:color w:val="0000EE"/>
+            <w:u w:val="single"/>
+          </w:rPr>
+          <w:t>17:1，</w:t>
+        </w:r>
+      </w:hyperlink>
+      <w:hyperlink r:id="rId243">
+        <w:r>
+          <w:rPr>
+            <w:lang w:val="zh_TW" w:bidi="zh_TW"/>
+          </w:rPr>
+          <w:rPr>
+            <w:color w:val="0000EE"/>
+            <w:u w:val="single"/>
+          </w:rPr>
+          <w:t>28:13–14</w:t>
+        </w:r>
+      </w:hyperlink>
+      <w:r>
+        <w:rPr>
+          <w:lang w:val="zh_TW" w:bidi="zh_TW"/>
+        </w:rPr>
+        <w:t>）。以西結在他的象徵行動中使用了一塊鐵板（</w:t>
+      </w:r>
+      <w:hyperlink r:id="rId244">
+        <w:r>
+          <w:rPr>
+            <w:lang w:val="zh_TW" w:bidi="zh_TW"/>
+          </w:rPr>
+          <w:rPr>
+            <w:color w:val="0000EE"/>
+            <w:u w:val="single"/>
+          </w:rPr>
+          <w:t>結4:3</w:t>
+        </w:r>
+      </w:hyperlink>
+      <w:r>
+        <w:rPr>
+          <w:lang w:val="zh_TW" w:bidi="zh_TW"/>
+        </w:rPr>
+        <w:t>），又在敘述冶煉過程時提到鐵（</w:t>
+      </w:r>
+      <w:hyperlink r:id="rId245">
+        <w:r>
+          <w:rPr>
+            <w:lang w:val="zh_TW" w:bidi="zh_TW"/>
+          </w:rPr>
+          <w:rPr>
+            <w:color w:val="0000EE"/>
+            <w:u w:val="single"/>
+          </w:rPr>
+          <w:t>22:18、20</w:t>
+        </w:r>
+      </w:hyperlink>
+      <w:r>
+        <w:rPr>
+          <w:lang w:val="zh_TW" w:bidi="zh_TW"/>
+        </w:rPr>
+        <w:t>），並把鐵列為貿易物品之一（</w:t>
+      </w:r>
+      <w:hyperlink r:id="rId246">
+        <w:r>
+          <w:rPr>
+            <w:lang w:val="zh_TW" w:bidi="zh_TW"/>
+          </w:rPr>
+          <w:rPr>
+            <w:color w:val="0000EE"/>
+            <w:u w:val="single"/>
+          </w:rPr>
+          <w:t>27:12、19</w:t>
+        </w:r>
+      </w:hyperlink>
+      <w:r>
+        <w:rPr>
+          <w:lang w:val="zh_TW" w:bidi="zh_TW"/>
+        </w:rPr>
+        <w:t>）。先知阿摩司提到鐵製的打糧器具（</w:t>
+      </w:r>
+      <w:hyperlink r:id="rId247">
+        <w:r>
+          <w:rPr>
+            <w:lang w:val="zh_TW" w:bidi="zh_TW"/>
+          </w:rPr>
+          <w:rPr>
+            <w:color w:val="0000EE"/>
+            <w:u w:val="single"/>
+          </w:rPr>
+          <w:t>摩1:3</w:t>
+        </w:r>
+      </w:hyperlink>
+      <w:r>
+        <w:rPr>
+          <w:lang w:val="zh_TW" w:bidi="zh_TW"/>
+        </w:rPr>
+        <w:t>）。彌迦則用鐵象徵軍事的力量（</w:t>
+      </w:r>
+      <w:hyperlink r:id="rId248">
+        <w:r>
+          <w:rPr>
+            <w:lang w:val="zh_TW" w:bidi="zh_TW"/>
+          </w:rPr>
+          <w:rPr>
+            <w:color w:val="0000EE"/>
+            <w:u w:val="single"/>
+          </w:rPr>
+          <w:t>彌4:13</w:t>
+        </w:r>
+      </w:hyperlink>
+      <w:r>
+        <w:rPr>
+          <w:lang w:val="zh_TW" w:bidi="zh_TW"/>
+        </w:rPr>
+        <w:t>）。但以理書也多次提及鐵（</w:t>
+      </w:r>
+      <w:hyperlink r:id="rId249">
+        <w:r>
+          <w:rPr>
+            <w:lang w:val="zh_TW" w:bidi="zh_TW"/>
+          </w:rPr>
+          <w:rPr>
+            <w:color w:val="0000EE"/>
+            <w:u w:val="single"/>
+          </w:rPr>
+          <w:t>但2:33–35、40–45，</w:t>
+        </w:r>
+      </w:hyperlink>
+      <w:hyperlink r:id="rId250">
+        <w:r>
+          <w:rPr>
+            <w:lang w:val="zh_TW" w:bidi="zh_TW"/>
+          </w:rPr>
+          <w:rPr>
+            <w:color w:val="0000EE"/>
+            <w:u w:val="single"/>
+          </w:rPr>
+          <w:t>4:15、23，</w:t>
+        </w:r>
+      </w:hyperlink>
+      <w:hyperlink r:id="rId251">
+        <w:r>
+          <w:rPr>
+            <w:lang w:val="zh_TW" w:bidi="zh_TW"/>
+          </w:rPr>
+          <w:rPr>
+            <w:color w:val="0000EE"/>
+            <w:u w:val="single"/>
+          </w:rPr>
+          <w:t>7:7、19</w:t>
+        </w:r>
+      </w:hyperlink>
+      <w:r>
+        <w:rPr>
+          <w:lang w:val="zh_TW" w:bidi="zh_TW"/>
+        </w:rPr>
+        <w:t>）。</w:t>
+      </w:r>
+    </w:p>
+    <w:p>
+      <w:pPr/>
+      <w:r>
+        <w:rPr>
+          <w:lang w:val="zh_TW" w:bidi="zh_TW"/>
+        </w:rPr>
+      </w:r>
+      <w:r>
+        <w:rPr>
+          <w:lang w:val="zh_TW" w:bidi="zh_TW"/>
+        </w:rPr>
+        <w:t>到了羅馬時代，鐵製武器成為戰爭中最常見的兵器。人們也用鐵門來封閉監獄（</w:t>
+      </w:r>
+      <w:hyperlink r:id="rId252">
+        <w:r>
+          <w:rPr>
+            <w:lang w:val="zh_TW" w:bidi="zh_TW"/>
+          </w:rPr>
+          <w:rPr>
+            <w:color w:val="0000EE"/>
+            <w:u w:val="single"/>
+          </w:rPr>
+          <w:t>徒12:10</w:t>
+        </w:r>
+      </w:hyperlink>
+      <w:r>
+        <w:rPr>
+          <w:lang w:val="zh_TW" w:bidi="zh_TW"/>
+        </w:rPr>
+        <w:t>），經文以象徵方式描述強勢的統治者以鐵杖施行權柄（</w:t>
+      </w:r>
+      <w:hyperlink r:id="rId253">
+        <w:r>
+          <w:rPr>
+            <w:lang w:val="zh_TW" w:bidi="zh_TW"/>
+          </w:rPr>
+          <w:rPr>
+            <w:color w:val="0000EE"/>
+            <w:u w:val="single"/>
+          </w:rPr>
+          <w:t>啟2:27，</w:t>
+        </w:r>
+      </w:hyperlink>
+      <w:hyperlink r:id="rId254">
+        <w:r>
+          <w:rPr>
+            <w:lang w:val="zh_TW" w:bidi="zh_TW"/>
+          </w:rPr>
+          <w:rPr>
+            <w:color w:val="0000EE"/>
+            <w:u w:val="single"/>
+          </w:rPr>
+          <w:t>9:9，</w:t>
+        </w:r>
+      </w:hyperlink>
+      <w:hyperlink r:id="rId255">
+        <w:r>
+          <w:rPr>
+            <w:lang w:val="zh_TW" w:bidi="zh_TW"/>
+          </w:rPr>
+          <w:rPr>
+            <w:color w:val="0000EE"/>
+            <w:u w:val="single"/>
+          </w:rPr>
+          <w:t>12:5，</w:t>
+        </w:r>
+      </w:hyperlink>
+      <w:hyperlink r:id="rId256">
+        <w:r>
+          <w:rPr>
+            <w:lang w:val="zh_TW" w:bidi="zh_TW"/>
+          </w:rPr>
+          <w:rPr>
+            <w:color w:val="0000EE"/>
+            <w:u w:val="single"/>
+          </w:rPr>
+          <w:t>19:15</w:t>
+        </w:r>
+      </w:hyperlink>
+      <w:r>
+        <w:rPr>
+          <w:lang w:val="zh_TW" w:bidi="zh_TW"/>
+        </w:rPr>
+        <w:t>）。「鐵」一詞也出現在多種比喻中：冶煉鐵象徵試煉與苦難（</w:t>
+      </w:r>
+      <w:hyperlink r:id="rId114">
+        <w:r>
+          <w:rPr>
+            <w:lang w:val="zh_TW" w:bidi="zh_TW"/>
+          </w:rPr>
+          <w:rPr>
+            <w:color w:val="0000EE"/>
+            <w:u w:val="single"/>
+          </w:rPr>
+          <w:t>申4:20</w:t>
+        </w:r>
+      </w:hyperlink>
+      <w:r>
+        <w:rPr>
+          <w:lang w:val="zh_TW" w:bidi="zh_TW"/>
+        </w:rPr>
+        <w:t>；</w:t>
+      </w:r>
+      <w:hyperlink r:id="rId115">
+        <w:r>
+          <w:rPr>
+            <w:lang w:val="zh_TW" w:bidi="zh_TW"/>
+          </w:rPr>
+          <w:rPr>
+            <w:color w:val="0000EE"/>
+            <w:u w:val="single"/>
+          </w:rPr>
+          <w:t>王上8:51</w:t>
+        </w:r>
+      </w:hyperlink>
+      <w:r>
+        <w:rPr>
+          <w:lang w:val="zh_TW" w:bidi="zh_TW"/>
+        </w:rPr>
+        <w:t>；</w:t>
+      </w:r>
+      <w:hyperlink r:id="rId116">
+        <w:r>
+          <w:rPr>
+            <w:lang w:val="zh_TW" w:bidi="zh_TW"/>
+          </w:rPr>
+          <w:rPr>
+            <w:color w:val="0000EE"/>
+            <w:u w:val="single"/>
+          </w:rPr>
+          <w:t>耶11:4</w:t>
+        </w:r>
+      </w:hyperlink>
+      <w:r>
+        <w:rPr>
+          <w:lang w:val="zh_TW" w:bidi="zh_TW"/>
+        </w:rPr>
+        <w:t>；</w:t>
+      </w:r>
+      <w:hyperlink r:id="rId257">
+        <w:r>
+          <w:rPr>
+            <w:lang w:val="zh_TW" w:bidi="zh_TW"/>
+          </w:rPr>
+          <w:rPr>
+            <w:color w:val="0000EE"/>
+            <w:u w:val="single"/>
+          </w:rPr>
+          <w:t>結22:18</w:t>
+        </w:r>
+      </w:hyperlink>
+      <w:r>
+        <w:rPr>
+          <w:lang w:val="zh_TW" w:bidi="zh_TW"/>
+        </w:rPr>
+        <w:t>），鐵柱象徵剛強（</w:t>
+      </w:r>
+      <w:hyperlink r:id="rId239">
+        <w:r>
+          <w:rPr>
+            <w:lang w:val="zh_TW" w:bidi="zh_TW"/>
+          </w:rPr>
+          <w:rPr>
+            <w:color w:val="0000EE"/>
+            <w:u w:val="single"/>
+          </w:rPr>
+          <w:t>耶1:18</w:t>
+        </w:r>
+      </w:hyperlink>
+      <w:r>
+        <w:rPr>
+          <w:lang w:val="zh_TW" w:bidi="zh_TW"/>
+        </w:rPr>
+        <w:t>），鐵杖象徵嚴厲的管治（</w:t>
+      </w:r>
+      <w:hyperlink r:id="rId258">
+        <w:r>
+          <w:rPr>
+            <w:lang w:val="zh_TW" w:bidi="zh_TW"/>
+          </w:rPr>
+          <w:rPr>
+            <w:color w:val="0000EE"/>
+            <w:u w:val="single"/>
+          </w:rPr>
+          <w:t>詩2:9</w:t>
+        </w:r>
+      </w:hyperlink>
+      <w:r>
+        <w:rPr>
+          <w:lang w:val="zh_TW" w:bidi="zh_TW"/>
+        </w:rPr>
+        <w:t>；</w:t>
+      </w:r>
+      <w:hyperlink r:id="rId253">
+        <w:r>
+          <w:rPr>
+            <w:lang w:val="zh_TW" w:bidi="zh_TW"/>
+          </w:rPr>
+          <w:rPr>
+            <w:color w:val="0000EE"/>
+            <w:u w:val="single"/>
+          </w:rPr>
+          <w:t>啟2:27，</w:t>
+        </w:r>
+      </w:hyperlink>
+      <w:hyperlink r:id="rId255">
+        <w:r>
+          <w:rPr>
+            <w:lang w:val="zh_TW" w:bidi="zh_TW"/>
+          </w:rPr>
+          <w:rPr>
+            <w:color w:val="0000EE"/>
+            <w:u w:val="single"/>
+          </w:rPr>
+          <w:t>12:5，</w:t>
+        </w:r>
+      </w:hyperlink>
+      <w:hyperlink r:id="rId256">
+        <w:r>
+          <w:rPr>
+            <w:lang w:val="zh_TW" w:bidi="zh_TW"/>
+          </w:rPr>
+          <w:rPr>
+            <w:color w:val="0000EE"/>
+            <w:u w:val="single"/>
+          </w:rPr>
+          <w:t>19:15</w:t>
+        </w:r>
+      </w:hyperlink>
+      <w:r>
+        <w:rPr>
+          <w:lang w:val="zh_TW" w:bidi="zh_TW"/>
+        </w:rPr>
+        <w:t>）。</w:t>
+      </w:r>
+    </w:p>
+    <w:p>
+      <w:pPr/>
+      <w:r>
+        <w:rPr>
+          <w:lang w:val="zh_TW" w:bidi="zh_TW"/>
+        </w:rPr>
+      </w:r>
       <w:r>
         <w:rPr>
           <w:i/>
@@ -2903,19 +6071,37 @@
         <w:rPr>
           <w:lang w:val="zh_TW" w:bidi="zh_TW"/>
         </w:rPr>
-        <w:t>天（天堂）</w:t>
-      </w:r>
-      <w:r>
-        <w:rPr>
-          <w:lang w:val="zh_TW" w:bidi="zh_TW"/>
-        </w:rPr>
-        <w:t>；</w:t>
-      </w:r>
-      <w:r>
-        <w:rPr>
-          <w:lang w:val="zh_TW" w:bidi="zh_TW"/>
-        </w:rPr>
-        <w:t>新天新地</w:t>
+        <w:t>銅匠；</w:t>
+      </w:r>
+      <w:r>
+        <w:rPr>
+          <w:lang w:val="zh_TW" w:bidi="zh_TW"/>
+        </w:rPr>
+        <w:t>金匠；</w:t>
+      </w:r>
+      <w:r>
+        <w:rPr>
+          <w:lang w:val="zh_TW" w:bidi="zh_TW"/>
+        </w:rPr>
+        <w:t>鐵匠；</w:t>
+      </w:r>
+      <w:r>
+        <w:rPr>
+          <w:lang w:val="zh_TW" w:bidi="zh_TW"/>
+        </w:rPr>
+        <w:t>石匠，石工；</w:t>
+      </w:r>
+      <w:r>
+        <w:rPr>
+          <w:lang w:val="zh_TW" w:bidi="zh_TW"/>
+        </w:rPr>
+        <w:t>銀匠；珍貴的</w:t>
+      </w:r>
+      <w:r>
+        <w:rPr>
+          <w:lang w:val="zh_TW" w:bidi="zh_TW"/>
+        </w:rPr>
+        <w:t>寶石</w:t>
       </w:r>
       <w:r>
         <w:rPr>

--- a/zht/docx/081.content.docx
+++ b/zht/docx/081.content.docx
@@ -19,7 +19,7 @@
         <w:rPr>
           <w:lang w:val="zh_TW" w:bidi="zh_TW"/>
         </w:rPr>
-        <w:t>Resource: Tyndale Open Bible Dictionary</w:t>
+        <w:t>Resource: Aquifer Open Bible Dictionary</w:t>
       </w:r>
       <w:r>
         <w:rPr>
@@ -112,7 +112,7 @@
         <w:rPr>
           <w:lang w:val="zh_TW" w:bidi="zh_TW"/>
         </w:rPr>
-        <w:t>Tyndale Open Bible Dictionary</w:t>
+        <w:t>Aquifer Open Bible Dictionary</w:t>
       </w:r>
     </w:p>
     <w:p>

--- a/zht/docx/081.content.docx
+++ b/zht/docx/081.content.docx
@@ -149,7 +149,7 @@
         <w:rPr>
           <w:lang w:val="zh_TW" w:bidi="zh_TW"/>
         </w:rPr>
-        <w:t>ku</w:t>
+        <w:t>ke</w:t>
       </w:r>
       <w:r>
         <w:rPr>
@@ -212,7 +212,544 @@
         <w:rPr>
           <w:lang w:val="zh_TW" w:bidi="zh_TW"/>
         </w:rPr>
-        <w:t>苦難</w:t>
+        <w:t>可拉</w:t>
+      </w:r>
+      <w:r>
+        <w:rPr>
+          <w:lang w:val="zh_TW" w:bidi="zh_TW"/>
+        </w:rPr>
+      </w:r>
+    </w:p>
+    <w:p>
+      <w:pPr>
+        <w:pStyle w:val="ListNumber"/>
+        <w:numPr>
+          <w:ilvl w:val="0"/>
+          <w:numId w:val="14"/>
+        </w:numPr>
+        <w:spacing w:line="240" w:lineRule="auto"/>
+        <w:ind w:left="720"/>
+      </w:pPr>
+      <w:r>
+        <w:rPr>
+          <w:lang w:val="zh_TW" w:bidi="zh_TW"/>
+        </w:rPr>
+      </w:r>
+      <w:r>
+        <w:rPr>
+          <w:lang w:val="zh_TW" w:bidi="zh_TW"/>
+        </w:rPr>
+        <w:t>以掃和阿何利巴瑪所生的第三個兒子。阿何利巴瑪是亞拿的女兒（</w:t>
+      </w:r>
+      <w:hyperlink r:id="rId13">
+        <w:r>
+          <w:rPr>
+            <w:lang w:val="zh_TW" w:bidi="zh_TW"/>
+          </w:rPr>
+          <w:rPr>
+            <w:color w:val="0000EE"/>
+            <w:u w:val="single"/>
+          </w:rPr>
+          <w:t>創36:5</w:t>
+        </w:r>
+      </w:hyperlink>
+      <w:r>
+        <w:rPr>
+          <w:lang w:val="zh_TW" w:bidi="zh_TW"/>
+        </w:rPr>
+        <w:t>、</w:t>
+      </w:r>
+      <w:hyperlink r:id="rId13">
+        <w:r>
+          <w:rPr>
+            <w:lang w:val="zh_TW" w:bidi="zh_TW"/>
+          </w:rPr>
+          <w:rPr>
+            <w:color w:val="0000EE"/>
+            <w:u w:val="single"/>
+          </w:rPr>
+          <w:t>14</w:t>
+        </w:r>
+      </w:hyperlink>
+      <w:r>
+        <w:rPr>
+          <w:lang w:val="zh_TW" w:bidi="zh_TW"/>
+        </w:rPr>
+        <w:t>、</w:t>
+      </w:r>
+      <w:hyperlink r:id="rId13">
+        <w:r>
+          <w:rPr>
+            <w:lang w:val="zh_TW" w:bidi="zh_TW"/>
+          </w:rPr>
+          <w:rPr>
+            <w:color w:val="0000EE"/>
+            <w:u w:val="single"/>
+          </w:rPr>
+          <w:t>18</w:t>
+        </w:r>
+      </w:hyperlink>
+      <w:r>
+        <w:rPr>
+          <w:lang w:val="zh_TW" w:bidi="zh_TW"/>
+        </w:rPr>
+        <w:t>；</w:t>
+      </w:r>
+      <w:hyperlink r:id="rId14">
+        <w:r>
+          <w:rPr>
+            <w:lang w:val="zh_TW" w:bidi="zh_TW"/>
+          </w:rPr>
+          <w:rPr>
+            <w:color w:val="0000EE"/>
+            <w:u w:val="single"/>
+          </w:rPr>
+          <w:t>代上1:35</w:t>
+        </w:r>
+      </w:hyperlink>
+      <w:r>
+        <w:rPr>
+          <w:lang w:val="zh_TW" w:bidi="zh_TW"/>
+        </w:rPr>
+        <w:t>）。</w:t>
+      </w:r>
+    </w:p>
+    <w:p>
+      <w:pPr>
+        <w:pStyle w:val="ListNumber"/>
+        <w:spacing w:line="240" w:lineRule="auto"/>
+        <w:ind w:left="720"/>
+      </w:pPr>
+      <w:r>
+        <w:rPr>
+          <w:lang w:val="zh_TW" w:bidi="zh_TW"/>
+        </w:rPr>
+      </w:r>
+      <w:r>
+        <w:rPr>
+          <w:lang w:val="zh_TW" w:bidi="zh_TW"/>
+        </w:rPr>
+        <w:t>以掃的孫子，以利法的第五個兒子（</w:t>
+      </w:r>
+      <w:hyperlink r:id="rId15">
+        <w:r>
+          <w:rPr>
+            <w:lang w:val="zh_TW" w:bidi="zh_TW"/>
+          </w:rPr>
+          <w:rPr>
+            <w:color w:val="0000EE"/>
+            <w:u w:val="single"/>
+          </w:rPr>
+          <w:t>創36:16</w:t>
+        </w:r>
+      </w:hyperlink>
+      <w:r>
+        <w:rPr>
+          <w:lang w:val="zh_TW" w:bidi="zh_TW"/>
+        </w:rPr>
+        <w:t>）。</w:t>
+      </w:r>
+    </w:p>
+    <w:p>
+      <w:pPr>
+        <w:pStyle w:val="ListNumber"/>
+        <w:spacing w:line="240" w:lineRule="auto"/>
+        <w:ind w:left="720"/>
+      </w:pPr>
+      <w:r>
+        <w:rPr>
+          <w:lang w:val="zh_TW" w:bidi="zh_TW"/>
+        </w:rPr>
+      </w:r>
+      <w:r>
+        <w:rPr>
+          <w:lang w:val="zh_TW" w:bidi="zh_TW"/>
+        </w:rPr>
+        <w:t>利未支派哥轄的孫子、以斯哈的長子（</w:t>
+      </w:r>
+      <w:hyperlink r:id="rId16">
+        <w:r>
+          <w:rPr>
+            <w:lang w:val="zh_TW" w:bidi="zh_TW"/>
+          </w:rPr>
+          <w:rPr>
+            <w:color w:val="0000EE"/>
+            <w:u w:val="single"/>
+          </w:rPr>
+          <w:t>出6:21</w:t>
+        </w:r>
+      </w:hyperlink>
+      <w:r>
+        <w:rPr>
+          <w:lang w:val="zh_TW" w:bidi="zh_TW"/>
+        </w:rPr>
+        <w:t>、</w:t>
+      </w:r>
+      <w:hyperlink r:id="rId16">
+        <w:r>
+          <w:rPr>
+            <w:lang w:val="zh_TW" w:bidi="zh_TW"/>
+          </w:rPr>
+          <w:rPr>
+            <w:color w:val="0000EE"/>
+            <w:u w:val="single"/>
+          </w:rPr>
+          <w:t>24</w:t>
+        </w:r>
+      </w:hyperlink>
+      <w:r>
+        <w:rPr>
+          <w:lang w:val="zh_TW" w:bidi="zh_TW"/>
+        </w:rPr>
+        <w:t>）。他在曠野中帶頭反叛摩西和亞倫，指控他們自高，超過神的會眾之上（</w:t>
+      </w:r>
+      <w:hyperlink r:id="rId17">
+        <w:r>
+          <w:rPr>
+            <w:lang w:val="zh_TW" w:bidi="zh_TW"/>
+          </w:rPr>
+          <w:rPr>
+            <w:color w:val="0000EE"/>
+            <w:u w:val="single"/>
+          </w:rPr>
+          <w:t>民16:1–3</w:t>
+        </w:r>
+      </w:hyperlink>
+      <w:r>
+        <w:rPr>
+          <w:lang w:val="zh_TW" w:bidi="zh_TW"/>
+        </w:rPr>
+        <w:t>）。</w:t>
+        <w:br/>
+      </w:r>
+      <w:hyperlink r:id="rId18">
+        <w:r>
+          <w:rPr>
+            <w:lang w:val="zh_TW" w:bidi="zh_TW"/>
+          </w:rPr>
+          <w:rPr>
+            <w:color w:val="0000EE"/>
+            <w:u w:val="single"/>
+          </w:rPr>
+          <w:t>民數記十六章1節</w:t>
+        </w:r>
+      </w:hyperlink>
+      <w:r>
+        <w:rPr>
+          <w:lang w:val="zh_TW" w:bidi="zh_TW"/>
+        </w:rPr>
+        <w:t>也記載了另一場叛亂。呂便支派的兩兄弟大坍和亞比蘭，以及一個名叫安的人，都起來挑戰摩西的權柄。大坍和亞比蘭指控摩西自立為首領，又說他沒有把他們領進應許之地（</w:t>
+      </w:r>
+      <w:hyperlink r:id="rId19">
+        <w:r>
+          <w:rPr>
+            <w:lang w:val="zh_TW" w:bidi="zh_TW"/>
+          </w:rPr>
+          <w:rPr>
+            <w:color w:val="0000EE"/>
+            <w:u w:val="single"/>
+          </w:rPr>
+          <w:t>民16:12–14</w:t>
+        </w:r>
+      </w:hyperlink>
+      <w:r>
+        <w:rPr>
+          <w:lang w:val="zh_TW" w:bidi="zh_TW"/>
+        </w:rPr>
+        <w:t>）。這兩場叛亂的記載彼此交織在一起，以致難以完全區分。這兩次叛亂很可能是在同一時期發生的。</w:t>
+        <w:br/>
+      </w:r>
+      <w:r>
+        <w:rPr>
+          <w:lang w:val="zh_TW" w:bidi="zh_TW"/>
+        </w:rPr>
+        <w:t>摩西向可拉和他的同黨提出一項考驗。他們要在第二天拿著盛有火和香的香爐來到會幕前，神將藉此揀選誰是祂所認可的聖潔祭司（</w:t>
+      </w:r>
+      <w:hyperlink r:id="rId20">
+        <w:r>
+          <w:rPr>
+            <w:lang w:val="zh_TW" w:bidi="zh_TW"/>
+          </w:rPr>
+          <w:rPr>
+            <w:color w:val="0000EE"/>
+            <w:u w:val="single"/>
+          </w:rPr>
+          <w:t>民16:4–10</w:t>
+        </w:r>
+      </w:hyperlink>
+      <w:r>
+        <w:rPr>
+          <w:lang w:val="zh_TW" w:bidi="zh_TW"/>
+        </w:rPr>
+        <w:t>、</w:t>
+      </w:r>
+      <w:hyperlink r:id="rId20">
+        <w:r>
+          <w:rPr>
+            <w:lang w:val="zh_TW" w:bidi="zh_TW"/>
+          </w:rPr>
+          <w:rPr>
+            <w:color w:val="0000EE"/>
+            <w:u w:val="single"/>
+          </w:rPr>
+          <w:t>15–17</w:t>
+        </w:r>
+      </w:hyperlink>
+      <w:r>
+        <w:rPr>
+          <w:lang w:val="zh_TW" w:bidi="zh_TW"/>
+        </w:rPr>
+        <w:t>）。摩西責備可拉和他的同黨不是反對亞倫，而是背叛神（</w:t>
+      </w:r>
+      <w:hyperlink r:id="rId21">
+        <w:r>
+          <w:rPr>
+            <w:lang w:val="zh_TW" w:bidi="zh_TW"/>
+          </w:rPr>
+          <w:rPr>
+            <w:color w:val="0000EE"/>
+            <w:u w:val="single"/>
+          </w:rPr>
+          <w:t>民16:11</w:t>
+        </w:r>
+      </w:hyperlink>
+      <w:r>
+        <w:rPr>
+          <w:lang w:val="zh_TW" w:bidi="zh_TW"/>
+        </w:rPr>
+        <w:t>）。當這些人照著摩西的吩咐聚集時，神的榮光便向全會眾顯現。</w:t>
+        <w:br/>
+      </w:r>
+      <w:r>
+        <w:rPr>
+          <w:lang w:val="zh_TW" w:bidi="zh_TW"/>
+        </w:rPr>
+        <w:t>神吩咐摩西，要他告訴會眾遠離可拉、大坍和亞比蘭的帳棚（</w:t>
+      </w:r>
+      <w:hyperlink r:id="rId22">
+        <w:r>
+          <w:rPr>
+            <w:lang w:val="zh_TW" w:bidi="zh_TW"/>
+          </w:rPr>
+          <w:rPr>
+            <w:color w:val="0000EE"/>
+            <w:u w:val="single"/>
+          </w:rPr>
+          <w:t>民16:19–24</w:t>
+        </w:r>
+      </w:hyperlink>
+      <w:r>
+        <w:rPr>
+          <w:lang w:val="zh_TW" w:bidi="zh_TW"/>
+        </w:rPr>
+        <w:t>）。摩西提出一個考驗，以證明自己的權柄。然而，當他說話的時候，地裂開了，把所有叛亂的人、他們的家人和財物都吞下去。那250個獻香的人則被火燒滅。其餘的以色列人十分恐懼，紛紛逃離現場（</w:t>
+      </w:r>
+      <w:hyperlink r:id="rId23">
+        <w:r>
+          <w:rPr>
+            <w:lang w:val="zh_TW" w:bidi="zh_TW"/>
+          </w:rPr>
+          <w:rPr>
+            <w:color w:val="0000EE"/>
+            <w:u w:val="single"/>
+          </w:rPr>
+          <w:t>民16:31–35</w:t>
+        </w:r>
+      </w:hyperlink>
+      <w:r>
+        <w:rPr>
+          <w:lang w:val="zh_TW" w:bidi="zh_TW"/>
+        </w:rPr>
+        <w:t>）。不過，</w:t>
+      </w:r>
+      <w:hyperlink r:id="rId24">
+        <w:r>
+          <w:rPr>
+            <w:lang w:val="zh_TW" w:bidi="zh_TW"/>
+          </w:rPr>
+          <w:rPr>
+            <w:color w:val="0000EE"/>
+            <w:u w:val="single"/>
+          </w:rPr>
+          <w:t>民數記二十六章11節</w:t>
+        </w:r>
+      </w:hyperlink>
+      <w:r>
+        <w:rPr>
+          <w:lang w:val="zh_TW" w:bidi="zh_TW"/>
+        </w:rPr>
+        <w:t>補充說：「可拉的眾子沒有死亡。」</w:t>
+        <w:br/>
+      </w:r>
+      <w:r>
+        <w:rPr>
+          <w:lang w:val="zh_TW" w:bidi="zh_TW"/>
+        </w:rPr>
+        <w:t>接著，神藉著摩西吩咐亞倫的兒子以利亞撒，把那些死者的香爐收起來，錘成薄片包在祭壇上。這樣做是要提醒以色列人：只有亞倫的後裔祭司才可以在神面前燒香；其他人若擅自這樣做，必遭遇與可拉及其同黨相同的下場（</w:t>
+      </w:r>
+      <w:hyperlink r:id="rId25">
+        <w:r>
+          <w:rPr>
+            <w:lang w:val="zh_TW" w:bidi="zh_TW"/>
+          </w:rPr>
+          <w:rPr>
+            <w:color w:val="0000EE"/>
+            <w:u w:val="single"/>
+          </w:rPr>
+          <w:t>民16:36–40</w:t>
+        </w:r>
+      </w:hyperlink>
+      <w:r>
+        <w:rPr>
+          <w:lang w:val="zh_TW" w:bidi="zh_TW"/>
+        </w:rPr>
+        <w:t>）。</w:t>
+        <w:br/>
+      </w:r>
+      <w:r>
+        <w:rPr>
+          <w:lang w:val="zh_TW" w:bidi="zh_TW"/>
+        </w:rPr>
+        <w:t>第二天，百姓又向摩西和亞倫發怨言，指控他們殺害了神的百姓。即使可拉和他的同黨遭遇了那樣的審判，他們仍不相信神已表明摩西和亞倫才是真正的領袖。由於百姓再次反抗，神便宣告要滅絕全體百姓，並降下瘟疫。摩西為百姓代求，使災禍不再繼續蔓延。然而，仍有14,700名以色列人死於瘟疫（</w:t>
+      </w:r>
+      <w:hyperlink r:id="rId26">
+        <w:r>
+          <w:rPr>
+            <w:lang w:val="zh_TW" w:bidi="zh_TW"/>
+          </w:rPr>
+          <w:rPr>
+            <w:color w:val="0000EE"/>
+            <w:u w:val="single"/>
+          </w:rPr>
+          <w:t>民16:41–50</w:t>
+        </w:r>
+      </w:hyperlink>
+      <w:r>
+        <w:rPr>
+          <w:lang w:val="zh_TW" w:bidi="zh_TW"/>
+        </w:rPr>
+        <w:t>）。新約聖經最後一次提到可拉黨叛逆的事，是在</w:t>
+      </w:r>
+      <w:hyperlink r:id="rId27">
+        <w:r>
+          <w:rPr>
+            <w:lang w:val="zh_TW" w:bidi="zh_TW"/>
+          </w:rPr>
+          <w:rPr>
+            <w:color w:val="0000EE"/>
+            <w:u w:val="single"/>
+          </w:rPr>
+          <w:t>猶大書11節</w:t>
+        </w:r>
+      </w:hyperlink>
+      <w:r>
+        <w:rPr>
+          <w:lang w:val="zh_TW" w:bidi="zh_TW"/>
+        </w:rPr>
+        <w:t>。</w:t>
+        <w:br/>
+      </w:r>
+      <w:r>
+        <w:rPr>
+          <w:i/>
+          <w:lang w:val="zh_TW" w:bidi="zh_TW"/>
+        </w:rPr>
+        <w:t>另見</w:t>
+      </w:r>
+      <w:r>
+        <w:rPr>
+          <w:lang w:val="zh_TW" w:bidi="zh_TW"/>
+        </w:rPr>
+        <w:t xml:space="preserve"> </w:t>
+      </w:r>
+      <w:r>
+        <w:rPr>
+          <w:lang w:val="zh_TW" w:bidi="zh_TW"/>
+        </w:rPr>
+        <w:t>可拉人，可拉族</w:t>
+      </w:r>
+      <w:r>
+        <w:rPr>
+          <w:lang w:val="zh_TW" w:bidi="zh_TW"/>
+        </w:rPr>
+        <w:t>。</w:t>
+      </w:r>
+    </w:p>
+    <w:p>
+      <w:pPr>
+        <w:pStyle w:val="ListNumber"/>
+        <w:spacing w:line="240" w:lineRule="auto"/>
+        <w:ind w:left="720"/>
+      </w:pPr>
+      <w:r>
+        <w:rPr>
+          <w:lang w:val="zh_TW" w:bidi="zh_TW"/>
+        </w:rPr>
+      </w:r>
+      <w:r>
+        <w:rPr>
+          <w:lang w:val="zh_TW" w:bidi="zh_TW"/>
+        </w:rPr>
+        <w:t>希伯崙的長子，列在迦勒家族的家譜中（</w:t>
+      </w:r>
+      <w:hyperlink r:id="rId28">
+        <w:r>
+          <w:rPr>
+            <w:lang w:val="zh_TW" w:bidi="zh_TW"/>
+          </w:rPr>
+          <w:rPr>
+            <w:color w:val="0000EE"/>
+            <w:u w:val="single"/>
+          </w:rPr>
+          <w:t>代上2:43</w:t>
+        </w:r>
+      </w:hyperlink>
+      <w:r>
+        <w:rPr>
+          <w:lang w:val="zh_TW" w:bidi="zh_TW"/>
+        </w:rPr>
+        <w:t>）。有人認為這裡所提的不是人名，而是地名，可能是猶大境內的一座城。</w:t>
+      </w:r>
+    </w:p>
+    <w:p>
+      <w:pPr>
+        <w:pStyle w:val="ListNumber"/>
+        <w:spacing w:line="240" w:lineRule="auto"/>
+        <w:ind w:left="720"/>
+      </w:pPr>
+      <w:r>
+        <w:rPr>
+          <w:lang w:val="zh_TW" w:bidi="zh_TW"/>
+        </w:rPr>
+      </w:r>
+      <w:r>
+        <w:rPr>
+          <w:lang w:val="zh_TW" w:bidi="zh_TW"/>
+        </w:rPr>
+        <w:t>亞米拿達的兒子，哥轄的孫子；哥轄是利未的第二個兒子（</w:t>
+      </w:r>
+      <w:hyperlink r:id="rId29">
+        <w:r>
+          <w:rPr>
+            <w:lang w:val="zh_TW" w:bidi="zh_TW"/>
+          </w:rPr>
+          <w:rPr>
+            <w:color w:val="0000EE"/>
+            <w:u w:val="single"/>
+          </w:rPr>
+          <w:t>代上6:22</w:t>
+        </w:r>
+      </w:hyperlink>
+      <w:r>
+        <w:rPr>
+          <w:lang w:val="zh_TW" w:bidi="zh_TW"/>
+        </w:rPr>
+        <w:t>）。</w:t>
+      </w:r>
+      <w:r>
+        <w:rPr>
+          <w:lang w:val="zh_TW" w:bidi="zh_TW"/>
+        </w:rPr>
       </w:r>
       <w:r>
         <w:rPr>
@@ -227,11 +764,21 @@
           <w:lang w:val="zh_TW" w:bidi="zh_TW"/>
         </w:rPr>
       </w:r>
-      <w:r>
-        <w:rPr>
-          <w:lang w:val="zh_TW" w:bidi="zh_TW"/>
-        </w:rPr>
-        <w:t>任何造成痛苦或憂傷的事物，例如災難。</w:t>
+    </w:p>
+    <w:p>
+      <w:pPr>
+        <w:pStyle w:val="Heading2"/>
+      </w:pPr>
+      <w:r>
+        <w:rPr>
+          <w:lang w:val="zh_TW" w:bidi="zh_TW"/>
+        </w:rPr>
+        <w:t>克里特</w:t>
+      </w:r>
+      <w:r>
+        <w:rPr>
+          <w:lang w:val="zh_TW" w:bidi="zh_TW"/>
+        </w:rPr>
       </w:r>
     </w:p>
     <w:p>
@@ -245,187 +792,7 @@
         <w:rPr>
           <w:lang w:val="zh_TW" w:bidi="zh_TW"/>
         </w:rPr>
-        <w:t>根據聖經，苦難始於罪進入世界。人類以及整個受造界都被「荊棘與蒺藜」、罪、死亡和衰退所困擾（參</w:t>
-      </w:r>
-      <w:hyperlink r:id="rId13">
-        <w:r>
-          <w:rPr>
-            <w:lang w:val="zh_TW" w:bidi="zh_TW"/>
-          </w:rPr>
-          <w:rPr>
-            <w:color w:val="0000EE"/>
-            <w:u w:val="single"/>
-          </w:rPr>
-          <w:t>創3:16–19</w:t>
-        </w:r>
-      </w:hyperlink>
-      <w:r>
-        <w:rPr>
-          <w:lang w:val="zh_TW" w:bidi="zh_TW"/>
-        </w:rPr>
-        <w:t>；</w:t>
-      </w:r>
-      <w:hyperlink r:id="rId14">
-        <w:r>
-          <w:rPr>
-            <w:lang w:val="zh_TW" w:bidi="zh_TW"/>
-          </w:rPr>
-          <w:rPr>
-            <w:color w:val="0000EE"/>
-            <w:u w:val="single"/>
-          </w:rPr>
-          <w:t>羅8:18–21</w:t>
-        </w:r>
-      </w:hyperlink>
-      <w:r>
-        <w:rPr>
-          <w:lang w:val="zh_TW" w:bidi="zh_TW"/>
-        </w:rPr>
-        <w:t>）。因為罪，痛苦是普遍的人類經驗，而我們短暫的生命充滿困難（</w:t>
-      </w:r>
-      <w:hyperlink r:id="rId15">
-        <w:r>
-          <w:rPr>
-            <w:lang w:val="zh_TW" w:bidi="zh_TW"/>
-          </w:rPr>
-          <w:rPr>
-            <w:color w:val="0000EE"/>
-            <w:u w:val="single"/>
-          </w:rPr>
-          <w:t>伯14:1–6</w:t>
-        </w:r>
-      </w:hyperlink>
-      <w:r>
-        <w:rPr>
-          <w:lang w:val="zh_TW" w:bidi="zh_TW"/>
-        </w:rPr>
-        <w:t>）。人們無法避免自然災害、身體傷害，以及與他人的衝突（</w:t>
-      </w:r>
-      <w:hyperlink r:id="rId16">
-        <w:r>
-          <w:rPr>
-            <w:lang w:val="zh_TW" w:bidi="zh_TW"/>
-          </w:rPr>
-          <w:rPr>
-            <w:color w:val="0000EE"/>
-            <w:u w:val="single"/>
-          </w:rPr>
-          <w:t>代下20:9</w:t>
-        </w:r>
-      </w:hyperlink>
-      <w:r>
-        <w:rPr>
-          <w:lang w:val="zh_TW" w:bidi="zh_TW"/>
-        </w:rPr>
-        <w:t>）。神使用苦難來教導並管教祂的子民。這樣的苦難顯明在以色列人面對的壓迫中：</w:t>
-      </w:r>
-    </w:p>
-    <w:p>
-      <w:pPr>
-        <w:pStyle w:val="ListBullet"/>
-        <w:spacing w:line="240" w:lineRule="auto"/>
-        <w:ind w:left="720"/>
-      </w:pPr>
-      <w:r>
-        <w:rPr>
-          <w:lang w:val="zh_TW" w:bidi="zh_TW"/>
-        </w:rPr>
-      </w:r>
-      <w:r>
-        <w:rPr>
-          <w:lang w:val="zh_TW" w:bidi="zh_TW"/>
-        </w:rPr>
-        <w:t>埃及（</w:t>
-      </w:r>
-      <w:hyperlink r:id="rId17">
-        <w:r>
-          <w:rPr>
-            <w:lang w:val="zh_TW" w:bidi="zh_TW"/>
-          </w:rPr>
-          <w:rPr>
-            <w:color w:val="0000EE"/>
-            <w:u w:val="single"/>
-          </w:rPr>
-          <w:t>出4:31</w:t>
-        </w:r>
-      </w:hyperlink>
-      <w:r>
-        <w:rPr>
-          <w:lang w:val="zh_TW" w:bidi="zh_TW"/>
-        </w:rPr>
-        <w:t>）</w:t>
-      </w:r>
-    </w:p>
-    <w:p>
-      <w:pPr>
-        <w:pStyle w:val="ListBullet"/>
-        <w:spacing w:line="240" w:lineRule="auto"/>
-        <w:ind w:left="720"/>
-      </w:pPr>
-      <w:r>
-        <w:rPr>
-          <w:lang w:val="zh_TW" w:bidi="zh_TW"/>
-        </w:rPr>
-      </w:r>
-      <w:r>
-        <w:rPr>
-          <w:lang w:val="zh_TW" w:bidi="zh_TW"/>
-        </w:rPr>
-        <w:t>他們在士師時期的掙扎（</w:t>
-      </w:r>
-      <w:hyperlink r:id="rId18">
-        <w:r>
-          <w:rPr>
-            <w:lang w:val="zh_TW" w:bidi="zh_TW"/>
-          </w:rPr>
-          <w:rPr>
-            <w:color w:val="0000EE"/>
-            <w:u w:val="single"/>
-          </w:rPr>
-          <w:t>尼9:26–27</w:t>
-        </w:r>
-      </w:hyperlink>
-      <w:r>
-        <w:rPr>
-          <w:lang w:val="zh_TW" w:bidi="zh_TW"/>
-        </w:rPr>
-        <w:t>）</w:t>
-      </w:r>
-    </w:p>
-    <w:p>
-      <w:pPr>
-        <w:pStyle w:val="ListBullet"/>
-        <w:spacing w:line="240" w:lineRule="auto"/>
-        <w:ind w:left="720"/>
-      </w:pPr>
-      <w:r>
-        <w:rPr>
-          <w:lang w:val="zh_TW" w:bidi="zh_TW"/>
-        </w:rPr>
-      </w:r>
-      <w:r>
-        <w:rPr>
-          <w:lang w:val="zh_TW" w:bidi="zh_TW"/>
-        </w:rPr>
-        <w:t>他們在巴比倫的被擄（</w:t>
-      </w:r>
-      <w:hyperlink r:id="rId19">
-        <w:r>
-          <w:rPr>
-            <w:lang w:val="zh_TW" w:bidi="zh_TW"/>
-          </w:rPr>
-          <w:rPr>
-            <w:color w:val="0000EE"/>
-            <w:u w:val="single"/>
-          </w:rPr>
-          <w:t>賽26:16</w:t>
-        </w:r>
-      </w:hyperlink>
-      <w:r>
-        <w:rPr>
-          <w:lang w:val="zh_TW" w:bidi="zh_TW"/>
-        </w:rPr>
-        <w:t>）</w:t>
+        <w:t>地中海第四大島嶼，位於希臘東南約60英里（或97公里），土耳其西南約110英里（或177公里）處。它從東到西全長160英里（或257.4公里）。寬度約36英里（或58公里），面積為3,200平方英里（或5,149平方公里）。島上有一條山脈，中央是神聖的伊達山（海拔9,000英尺或2,742米）。這些山脈陡峭地延伸到南海岸，因此大多數居民居住在較為平緩的北坡上。</w:t>
       </w:r>
     </w:p>
     <w:p>
@@ -439,9 +806,9 @@
         <w:rPr>
           <w:lang w:val="zh_TW" w:bidi="zh_TW"/>
         </w:rPr>
-        <w:t>在他們的困苦之中，以色列人向神呼求。祂拯救他們，並引導他們遵行（</w:t>
-      </w:r>
-      <w:hyperlink r:id="rId20">
+        <w:t>克里特島在基督教會的歷史上具有重要意義。當保羅作為囚犯前往羅馬時，船在佳澳避風港避風（</w:t>
+      </w:r>
+      <w:hyperlink r:id="rId30">
         <w:r>
           <w:rPr>
             <w:lang w:val="zh_TW" w:bidi="zh_TW"/>
@@ -450,16 +817,16 @@
             <w:color w:val="0000EE"/>
             <w:u w:val="single"/>
           </w:rPr>
-          <w:t>耶10:18</w:t>
+          <w:t>徒27:8</w:t>
         </w:r>
       </w:hyperlink>
       <w:r>
         <w:rPr>
           <w:lang w:val="zh_TW" w:bidi="zh_TW"/>
         </w:rPr>
-        <w:t>；</w:t>
-      </w:r>
-      <w:hyperlink r:id="rId21">
+        <w:t>）。船試圖到達更大的港口菲尼基（</w:t>
+      </w:r>
+      <w:hyperlink r:id="rId31">
         <w:r>
           <w:rPr>
             <w:lang w:val="zh_TW" w:bidi="zh_TW"/>
@@ -468,14 +835,86 @@
             <w:color w:val="0000EE"/>
             <w:u w:val="single"/>
           </w:rPr>
-          <w:t>何5:15–6:3</w:t>
+          <w:t>12</w:t>
         </w:r>
       </w:hyperlink>
       <w:r>
         <w:rPr>
           <w:lang w:val="zh_TW" w:bidi="zh_TW"/>
         </w:rPr>
-        <w:t>）。</w:t>
+        <w:t>節），但被暴風吹離航線，並在克里特西南海岸的一個名為高大島的地方避風（</w:t>
+      </w:r>
+      <w:hyperlink r:id="rId32">
+        <w:r>
+          <w:rPr>
+            <w:lang w:val="zh_TW" w:bidi="zh_TW"/>
+          </w:rPr>
+          <w:rPr>
+            <w:color w:val="0000EE"/>
+            <w:u w:val="single"/>
+          </w:rPr>
+          <w:t>16</w:t>
+        </w:r>
+      </w:hyperlink>
+      <w:r>
+        <w:rPr>
+          <w:lang w:val="zh_TW" w:bidi="zh_TW"/>
+        </w:rPr>
+        <w:t>節）。保羅在羅馬監禁後可能到訪過克里特島，因為他在給提多的信中說：「我從前留你在克里特」（</w:t>
+      </w:r>
+      <w:hyperlink r:id="rId33">
+        <w:r>
+          <w:rPr>
+            <w:lang w:val="zh_TW" w:bidi="zh_TW"/>
+          </w:rPr>
+          <w:rPr>
+            <w:color w:val="0000EE"/>
+            <w:u w:val="single"/>
+          </w:rPr>
+          <w:t>多1:5</w:t>
+        </w:r>
+      </w:hyperlink>
+      <w:r>
+        <w:rPr>
+          <w:lang w:val="zh_TW" w:bidi="zh_TW"/>
+        </w:rPr>
+        <w:t>）。基於此和其他證據，許多學者認為保羅在第二次監禁及處決之前已獲釋，並有一段長期的事工（</w:t>
+      </w:r>
+      <w:hyperlink r:id="rId34">
+        <w:r>
+          <w:rPr>
+            <w:lang w:val="zh_TW" w:bidi="zh_TW"/>
+          </w:rPr>
+          <w:rPr>
+            <w:color w:val="0000EE"/>
+            <w:u w:val="single"/>
+          </w:rPr>
+          <w:t>提後4:6</w:t>
+        </w:r>
+      </w:hyperlink>
+      <w:r>
+        <w:rPr>
+          <w:lang w:val="zh_TW" w:bidi="zh_TW"/>
+        </w:rPr>
+        <w:t>）。保羅對克里特島的人評價不高，他引用他們自己的一位詩人說他們是「常說謊話，乃是惡獸，又饞又懶。」（</w:t>
+      </w:r>
+      <w:hyperlink r:id="rId35">
+        <w:r>
+          <w:rPr>
+            <w:lang w:val="zh_TW" w:bidi="zh_TW"/>
+          </w:rPr>
+          <w:rPr>
+            <w:color w:val="0000EE"/>
+            <w:u w:val="single"/>
+          </w:rPr>
+          <w:t>提1:12</w:t>
+        </w:r>
+      </w:hyperlink>
+      <w:r>
+        <w:rPr>
+          <w:lang w:val="zh_TW" w:bidi="zh_TW"/>
+        </w:rPr>
+        <w:t>）。但福音在那裡必定產生了相當大的影響，因為今天提多的名字在當地許多村莊、教堂和修道院中備受尊崇。</w:t>
       </w:r>
     </w:p>
     <w:p>
@@ -489,133 +928,17 @@
         <w:rPr>
           <w:lang w:val="zh_TW" w:bidi="zh_TW"/>
         </w:rPr>
-        <w:t>聖經知道這是難以理解的。很難看出義人為何如此受苦（</w:t>
-      </w:r>
-      <w:hyperlink r:id="rId22">
-        <w:r>
-          <w:rPr>
-            <w:lang w:val="zh_TW" w:bidi="zh_TW"/>
-          </w:rPr>
-          <w:rPr>
-            <w:color w:val="0000EE"/>
-            <w:u w:val="single"/>
-          </w:rPr>
-          <w:t>詩34:19</w:t>
-        </w:r>
-      </w:hyperlink>
-      <w:r>
-        <w:rPr>
-          <w:lang w:val="zh_TW" w:bidi="zh_TW"/>
-        </w:rPr>
-        <w:t>，</w:t>
-      </w:r>
-      <w:hyperlink r:id="rId23">
-        <w:r>
-          <w:rPr>
-            <w:lang w:val="zh_TW" w:bidi="zh_TW"/>
-          </w:rPr>
-          <w:rPr>
-            <w:color w:val="0000EE"/>
-            <w:u w:val="single"/>
-          </w:rPr>
-          <w:t>37:39</w:t>
-        </w:r>
-      </w:hyperlink>
-      <w:r>
-        <w:rPr>
-          <w:lang w:val="zh_TW" w:bidi="zh_TW"/>
-        </w:rPr>
-        <w:t>，</w:t>
-      </w:r>
-      <w:hyperlink r:id="rId24">
-        <w:r>
-          <w:rPr>
-            <w:lang w:val="zh_TW" w:bidi="zh_TW"/>
-          </w:rPr>
-          <w:rPr>
-            <w:color w:val="0000EE"/>
-            <w:u w:val="single"/>
-          </w:rPr>
-          <w:t>138:7</w:t>
-        </w:r>
-      </w:hyperlink>
-      <w:r>
-        <w:rPr>
-          <w:lang w:val="zh_TW" w:bidi="zh_TW"/>
-        </w:rPr>
-        <w:t>）。即使是先知和「主的僕人」（彌賽亞）也未能倖免（</w:t>
-      </w:r>
-      <w:hyperlink r:id="rId25">
-        <w:r>
-          <w:rPr>
-            <w:lang w:val="zh_TW" w:bidi="zh_TW"/>
-          </w:rPr>
-          <w:rPr>
-            <w:color w:val="0000EE"/>
-            <w:u w:val="single"/>
-          </w:rPr>
-          <w:t>賽53:2–12</w:t>
-        </w:r>
-      </w:hyperlink>
-      <w:r>
-        <w:rPr>
-          <w:lang w:val="zh_TW" w:bidi="zh_TW"/>
-        </w:rPr>
-        <w:t>；</w:t>
-      </w:r>
-      <w:hyperlink r:id="rId26">
-        <w:r>
-          <w:rPr>
-            <w:lang w:val="zh_TW" w:bidi="zh_TW"/>
-          </w:rPr>
-          <w:rPr>
-            <w:color w:val="0000EE"/>
-            <w:u w:val="single"/>
-          </w:rPr>
-          <w:t>耶15:15</w:t>
-        </w:r>
-      </w:hyperlink>
-      <w:r>
-        <w:rPr>
-          <w:lang w:val="zh_TW" w:bidi="zh_TW"/>
-        </w:rPr>
-        <w:t>）。耶穌基督承擔了人類的憂傷與痛苦。祂成就了那從亞當犯罪開始的受苦預言（</w:t>
-      </w:r>
-      <w:hyperlink r:id="rId27">
-        <w:r>
-          <w:rPr>
-            <w:lang w:val="zh_TW" w:bidi="zh_TW"/>
-          </w:rPr>
-          <w:rPr>
-            <w:color w:val="0000EE"/>
-            <w:u w:val="single"/>
-          </w:rPr>
-          <w:t>賽53:4–5</w:t>
-        </w:r>
-      </w:hyperlink>
-      <w:r>
-        <w:rPr>
-          <w:lang w:val="zh_TW" w:bidi="zh_TW"/>
-        </w:rPr>
-        <w:t>；</w:t>
-      </w:r>
-      <w:hyperlink r:id="rId28">
-        <w:r>
-          <w:rPr>
-            <w:lang w:val="zh_TW" w:bidi="zh_TW"/>
-          </w:rPr>
-          <w:rPr>
-            <w:color w:val="0000EE"/>
-            <w:u w:val="single"/>
-          </w:rPr>
-          <w:t>彼前2:24</w:t>
-        </w:r>
-      </w:hyperlink>
-      <w:r>
-        <w:rPr>
-          <w:lang w:val="zh_TW" w:bidi="zh_TW"/>
-        </w:rPr>
-        <w:t>）。</w:t>
+        <w:t>由於其地理位置和土地相對肥沃，克里特島在戰爭和商業上具有重要價值。該島於公元前67年被羅馬征服，成為一個獨立的省份。居民在羅馬人和後來的希臘基督徒（拜占庭人）統治下繁榮昌盛。撒拉遜人（穆斯林）佔領該島超過一個世紀（公元823–960年）。經歷了數個世紀的基督徒領導後，它被土耳其蘇丹征服，文明逐漸衰退（公元1669–1898年）。在公元20世紀，克里特島一直是希臘的一部分，僅在第二次世界大戰期間被德國佔領過一段時間。</w:t>
+      </w:r>
+      <w:r>
+        <w:rPr>
+          <w:lang w:val="zh_TW" w:bidi="zh_TW"/>
+        </w:rPr>
+      </w:r>
+      <w:r>
+        <w:rPr>
+          <w:lang w:val="zh_TW" w:bidi="zh_TW"/>
+        </w:rPr>
       </w:r>
     </w:p>
     <w:p>
@@ -625,245 +948,21 @@
           <w:lang w:val="zh_TW" w:bidi="zh_TW"/>
         </w:rPr>
       </w:r>
-      <w:r>
-        <w:rPr>
-          <w:lang w:val="zh_TW" w:bidi="zh_TW"/>
-        </w:rPr>
-        <w:t>耶穌警告祂的跟隨者將面對許多考驗與痛苦（</w:t>
-      </w:r>
-      <w:hyperlink r:id="rId29">
-        <w:r>
-          <w:rPr>
-            <w:lang w:val="zh_TW" w:bidi="zh_TW"/>
-          </w:rPr>
-          <w:rPr>
-            <w:color w:val="0000EE"/>
-            <w:u w:val="single"/>
-          </w:rPr>
-          <w:t>約16:33</w:t>
-        </w:r>
-      </w:hyperlink>
-      <w:r>
-        <w:rPr>
-          <w:lang w:val="zh_TW" w:bidi="zh_TW"/>
-        </w:rPr>
-        <w:t>）。保羅教導人們，進入神的國度會伴隨著許多困難（</w:t>
-      </w:r>
-      <w:hyperlink r:id="rId30">
-        <w:r>
-          <w:rPr>
-            <w:lang w:val="zh_TW" w:bidi="zh_TW"/>
-          </w:rPr>
-          <w:rPr>
-            <w:color w:val="0000EE"/>
-            <w:u w:val="single"/>
-          </w:rPr>
-          <w:t>徒14:22</w:t>
-        </w:r>
-      </w:hyperlink>
-      <w:r>
-        <w:rPr>
-          <w:lang w:val="zh_TW" w:bidi="zh_TW"/>
-        </w:rPr>
-        <w:t>），但這些不應削弱基督徒的信心（</w:t>
-      </w:r>
-      <w:hyperlink r:id="rId31">
-        <w:r>
-          <w:rPr>
-            <w:lang w:val="zh_TW" w:bidi="zh_TW"/>
-          </w:rPr>
-          <w:rPr>
-            <w:color w:val="0000EE"/>
-            <w:u w:val="single"/>
-          </w:rPr>
-          <w:t>帖前3:3</w:t>
-        </w:r>
-      </w:hyperlink>
-      <w:r>
-        <w:rPr>
-          <w:lang w:val="zh_TW" w:bidi="zh_TW"/>
-        </w:rPr>
-        <w:t>），而應被視為補足基督為祂的身體——教會所受苦難中所欠缺的那部分。（</w:t>
-      </w:r>
-      <w:hyperlink r:id="rId32">
-        <w:r>
-          <w:rPr>
-            <w:lang w:val="zh_TW" w:bidi="zh_TW"/>
-          </w:rPr>
-          <w:rPr>
-            <w:color w:val="0000EE"/>
-            <w:u w:val="single"/>
-          </w:rPr>
-          <w:t>林後4:10–11</w:t>
-        </w:r>
-      </w:hyperlink>
-      <w:r>
-        <w:rPr>
-          <w:lang w:val="zh_TW" w:bidi="zh_TW"/>
-        </w:rPr>
-        <w:t>；</w:t>
-      </w:r>
-      <w:hyperlink r:id="rId33">
-        <w:r>
-          <w:rPr>
-            <w:lang w:val="zh_TW" w:bidi="zh_TW"/>
-          </w:rPr>
-          <w:rPr>
-            <w:color w:val="0000EE"/>
-            <w:u w:val="single"/>
-          </w:rPr>
-          <w:t>西1:24</w:t>
-        </w:r>
-      </w:hyperlink>
-      <w:r>
-        <w:rPr>
-          <w:lang w:val="zh_TW" w:bidi="zh_TW"/>
-        </w:rPr>
-        <w:t>）。聖經還指出，隨著「末日」的臨近，苦難將更加激烈（</w:t>
-      </w:r>
-      <w:hyperlink r:id="rId34">
-        <w:r>
-          <w:rPr>
-            <w:lang w:val="zh_TW" w:bidi="zh_TW"/>
-          </w:rPr>
-          <w:rPr>
-            <w:color w:val="0000EE"/>
-            <w:u w:val="single"/>
-          </w:rPr>
-          <w:t>太24:9–14</w:t>
-        </w:r>
-      </w:hyperlink>
-      <w:r>
-        <w:rPr>
-          <w:lang w:val="zh_TW" w:bidi="zh_TW"/>
-        </w:rPr>
-        <w:t>；</w:t>
-      </w:r>
-      <w:hyperlink r:id="rId35">
-        <w:r>
-          <w:rPr>
-            <w:lang w:val="zh_TW" w:bidi="zh_TW"/>
-          </w:rPr>
-          <w:rPr>
-            <w:color w:val="0000EE"/>
-            <w:u w:val="single"/>
-          </w:rPr>
-          <w:t>提後3:13</w:t>
-        </w:r>
-      </w:hyperlink>
-      <w:r>
-        <w:rPr>
-          <w:lang w:val="zh_TW" w:bidi="zh_TW"/>
-        </w:rPr>
-        <w:t>）。撒但的勢力將攻擊，以欺騙並毀滅「選民」（</w:t>
-      </w:r>
-      <w:hyperlink r:id="rId36">
-        <w:r>
-          <w:rPr>
-            <w:lang w:val="zh_TW" w:bidi="zh_TW"/>
-          </w:rPr>
-          <w:rPr>
-            <w:color w:val="0000EE"/>
-            <w:u w:val="single"/>
-          </w:rPr>
-          <w:t>太24:24</w:t>
-        </w:r>
-      </w:hyperlink>
-      <w:r>
-        <w:rPr>
-          <w:lang w:val="zh_TW" w:bidi="zh_TW"/>
-        </w:rPr>
-        <w:t>；</w:t>
-      </w:r>
-      <w:hyperlink r:id="rId37">
-        <w:r>
-          <w:rPr>
-            <w:lang w:val="zh_TW" w:bidi="zh_TW"/>
-          </w:rPr>
-          <w:rPr>
-            <w:color w:val="0000EE"/>
-            <w:u w:val="single"/>
-          </w:rPr>
-          <w:t>帖後2:9–12</w:t>
-        </w:r>
-      </w:hyperlink>
-      <w:r>
-        <w:rPr>
-          <w:lang w:val="zh_TW" w:bidi="zh_TW"/>
-        </w:rPr>
-        <w:t>；</w:t>
-      </w:r>
-      <w:hyperlink r:id="rId38">
-        <w:r>
-          <w:rPr>
-            <w:lang w:val="zh_TW" w:bidi="zh_TW"/>
-          </w:rPr>
-          <w:rPr>
-            <w:color w:val="0000EE"/>
-            <w:u w:val="single"/>
-          </w:rPr>
-          <w:t>啟20:7–9</w:t>
-        </w:r>
-      </w:hyperlink>
-      <w:r>
-        <w:rPr>
-          <w:lang w:val="zh_TW" w:bidi="zh_TW"/>
-        </w:rPr>
-        <w:t>）。當耶穌基督從天上以火焰顯現時，神將使那些傷害信徒的人遭受苦難。祂將報應那些不順從耶穌基督福音的人（</w:t>
-      </w:r>
-      <w:hyperlink r:id="rId39">
-        <w:r>
-          <w:rPr>
-            <w:lang w:val="zh_TW" w:bidi="zh_TW"/>
-          </w:rPr>
-          <w:rPr>
-            <w:color w:val="0000EE"/>
-            <w:u w:val="single"/>
-          </w:rPr>
-          <w:t>羅2:9</w:t>
-        </w:r>
-      </w:hyperlink>
-      <w:r>
-        <w:rPr>
-          <w:lang w:val="zh_TW" w:bidi="zh_TW"/>
-        </w:rPr>
-        <w:t>；</w:t>
-      </w:r>
-      <w:hyperlink r:id="rId40">
-        <w:r>
-          <w:rPr>
-            <w:lang w:val="zh_TW" w:bidi="zh_TW"/>
-          </w:rPr>
-          <w:rPr>
-            <w:color w:val="0000EE"/>
-            <w:u w:val="single"/>
-          </w:rPr>
-          <w:t>帖後1:5–10</w:t>
-        </w:r>
-      </w:hyperlink>
-      <w:r>
-        <w:rPr>
-          <w:lang w:val="zh_TW" w:bidi="zh_TW"/>
-        </w:rPr>
-        <w:t>，</w:t>
-      </w:r>
-      <w:hyperlink r:id="rId41">
-        <w:r>
-          <w:rPr>
-            <w:lang w:val="zh_TW" w:bidi="zh_TW"/>
-          </w:rPr>
-          <w:rPr>
-            <w:color w:val="0000EE"/>
-            <w:u w:val="single"/>
-          </w:rPr>
-          <w:t>2:7–8</w:t>
-        </w:r>
-      </w:hyperlink>
-      <w:r>
-        <w:rPr>
-          <w:lang w:val="zh_TW" w:bidi="zh_TW"/>
-        </w:rPr>
-        <w:t>）。</w:t>
+    </w:p>
+    <w:p>
+      <w:pPr>
+        <w:pStyle w:val="Heading2"/>
+      </w:pPr>
+      <w:r>
+        <w:rPr>
+          <w:lang w:val="zh_TW" w:bidi="zh_TW"/>
+        </w:rPr>
+        <w:t>克斯塔</w:t>
+      </w:r>
+      <w:r>
+        <w:rPr>
+          <w:lang w:val="zh_TW" w:bidi="zh_TW"/>
+        </w:rPr>
       </w:r>
     </w:p>
     <w:p>
@@ -875,28 +974,592 @@
       </w:r>
       <w:r>
         <w:rPr>
+          <w:lang w:val="zh_TW" w:bidi="zh_TW"/>
+        </w:rPr>
+        <w:t>一種價值不詳的重量單位（</w:t>
+      </w:r>
+      <w:hyperlink r:id="rId36">
+        <w:r>
+          <w:rPr>
+            <w:lang w:val="zh_TW" w:bidi="zh_TW"/>
+          </w:rPr>
+          <w:rPr>
+            <w:color w:val="0000EE"/>
+            <w:u w:val="single"/>
+          </w:rPr>
+          <w:t>創33:19</w:t>
+        </w:r>
+      </w:hyperlink>
+      <w:r>
+        <w:rPr>
+          <w:lang w:val="zh_TW" w:bidi="zh_TW"/>
+        </w:rPr>
+        <w:t>；</w:t>
+      </w:r>
+      <w:hyperlink r:id="rId37">
+        <w:r>
+          <w:rPr>
+            <w:lang w:val="zh_TW" w:bidi="zh_TW"/>
+          </w:rPr>
+          <w:rPr>
+            <w:color w:val="0000EE"/>
+            <w:u w:val="single"/>
+          </w:rPr>
+          <w:t>書24:32</w:t>
+        </w:r>
+      </w:hyperlink>
+      <w:r>
+        <w:rPr>
+          <w:lang w:val="zh_TW" w:bidi="zh_TW"/>
+        </w:rPr>
+        <w:t>；</w:t>
+      </w:r>
+      <w:hyperlink r:id="rId38">
+        <w:r>
+          <w:rPr>
+            <w:lang w:val="zh_TW" w:bidi="zh_TW"/>
+          </w:rPr>
+          <w:rPr>
+            <w:color w:val="0000EE"/>
+            <w:u w:val="single"/>
+          </w:rPr>
+          <w:t>伯42:11</w:t>
+        </w:r>
+      </w:hyperlink>
+      <w:r>
+        <w:rPr>
+          <w:lang w:val="zh_TW" w:bidi="zh_TW"/>
+        </w:rPr>
+        <w:t>；和合本譯為：銀子）。</w:t>
+      </w:r>
+    </w:p>
+    <w:p>
+      <w:pPr/>
+      <w:r>
+        <w:rPr>
+          <w:lang w:val="zh_TW" w:bidi="zh_TW"/>
+        </w:rPr>
+      </w:r>
+      <w:r>
+        <w:rPr>
           <w:i/>
           <w:lang w:val="zh_TW" w:bidi="zh_TW"/>
         </w:rPr>
+        <w:t>見</w:t>
+      </w:r>
+      <w:r>
+        <w:rPr>
+          <w:lang w:val="zh_TW" w:bidi="zh_TW"/>
+        </w:rPr>
+        <w:t xml:space="preserve"> </w:t>
+      </w:r>
+      <w:r>
+        <w:rPr>
+          <w:lang w:val="zh_TW" w:bidi="zh_TW"/>
+        </w:rPr>
+        <w:t>銀子（Money）</w:t>
+      </w:r>
+      <w:r>
+        <w:rPr>
+          <w:lang w:val="zh_TW" w:bidi="zh_TW"/>
+        </w:rPr>
+        <w:t>。</w:t>
+      </w:r>
+      <w:r>
+        <w:rPr>
+          <w:lang w:val="zh_TW" w:bidi="zh_TW"/>
+        </w:rPr>
+      </w:r>
+      <w:r>
+        <w:rPr>
+          <w:lang w:val="zh_TW" w:bidi="zh_TW"/>
+        </w:rPr>
+      </w:r>
+    </w:p>
+    <w:p>
+      <w:pPr/>
+      <w:r>
+        <w:rPr>
+          <w:lang w:val="zh_TW" w:bidi="zh_TW"/>
+        </w:rPr>
+      </w:r>
+    </w:p>
+    <w:p>
+      <w:pPr>
+        <w:pStyle w:val="Heading2"/>
+      </w:pPr>
+      <w:r>
+        <w:rPr>
+          <w:lang w:val="zh_TW" w:bidi="zh_TW"/>
+        </w:rPr>
+        <w:t>客店</w:t>
+      </w:r>
+      <w:r>
+        <w:rPr>
+          <w:lang w:val="zh_TW" w:bidi="zh_TW"/>
+        </w:rPr>
+      </w:r>
+    </w:p>
+    <w:p>
+      <w:pPr/>
+      <w:r>
+        <w:rPr>
+          <w:lang w:val="zh_TW" w:bidi="zh_TW"/>
+        </w:rPr>
+      </w:r>
+      <w:r>
+        <w:rPr>
+          <w:lang w:val="zh_TW" w:bidi="zh_TW"/>
+        </w:rPr>
+        <w:t>客店是供旅人行程中過夜歇息的地方。後來，客店的形式有所改變，從簡單的避身之所，逐漸發展成較接近今日旅館的場所。</w:t>
+      </w:r>
+    </w:p>
+    <w:p>
+      <w:pPr>
+        <w:pStyle w:val="Heading3"/>
+      </w:pPr>
+      <w:r>
+        <w:rPr>
+          <w:lang w:val="zh_TW" w:bidi="zh_TW"/>
+        </w:rPr>
+        <w:t>舊約聖經中的客店</w:t>
+      </w:r>
+    </w:p>
+    <w:p>
+      <w:pPr/>
+      <w:r>
+        <w:rPr>
+          <w:lang w:val="zh_TW" w:bidi="zh_TW"/>
+        </w:rPr>
+      </w:r>
+      <w:r>
+        <w:rPr>
+          <w:lang w:val="zh_TW" w:bidi="zh_TW"/>
+        </w:rPr>
+        <w:t>在較早期的英文聖經譯本中，客店（inn）一詞在舊約聖經裡出現三次。其中兩次是記載約瑟的兄弟在往返埃及與迦南的途中，於夜間歇息（</w:t>
+      </w:r>
+      <w:hyperlink r:id="rId39">
+        <w:r>
+          <w:rPr>
+            <w:lang w:val="zh_TW" w:bidi="zh_TW"/>
+          </w:rPr>
+          <w:rPr>
+            <w:color w:val="0000EE"/>
+            <w:u w:val="single"/>
+          </w:rPr>
+          <w:t>創42:27</w:t>
+        </w:r>
+      </w:hyperlink>
+      <w:r>
+        <w:rPr>
+          <w:lang w:val="zh_TW" w:bidi="zh_TW"/>
+        </w:rPr>
+        <w:t>，</w:t>
+      </w:r>
+      <w:hyperlink r:id="rId40">
+        <w:r>
+          <w:rPr>
+            <w:lang w:val="zh_TW" w:bidi="zh_TW"/>
+          </w:rPr>
+          <w:rPr>
+            <w:color w:val="0000EE"/>
+            <w:u w:val="single"/>
+          </w:rPr>
+          <w:t>43:21</w:t>
+        </w:r>
+      </w:hyperlink>
+      <w:r>
+        <w:rPr>
+          <w:lang w:val="zh_TW" w:bidi="zh_TW"/>
+        </w:rPr>
+        <w:t>；譯註：和合本譯為「住宿的地方」）。第三次出現是在摩西從米甸返回埃及、要帶領以色列的百姓時（</w:t>
+      </w:r>
+      <w:hyperlink r:id="rId41">
+        <w:r>
+          <w:rPr>
+            <w:lang w:val="zh_TW" w:bidi="zh_TW"/>
+          </w:rPr>
+          <w:rPr>
+            <w:color w:val="0000EE"/>
+            <w:u w:val="single"/>
+          </w:rPr>
+          <w:t>出4:24</w:t>
+        </w:r>
+      </w:hyperlink>
+      <w:r>
+        <w:rPr>
+          <w:lang w:val="zh_TW" w:bidi="zh_TW"/>
+        </w:rPr>
+        <w:t>；譯註：和合本譯為「住宿的地方」）。</w:t>
+      </w:r>
+    </w:p>
+    <w:p>
+      <w:pPr/>
+      <w:r>
+        <w:rPr>
+          <w:lang w:val="zh_TW" w:bidi="zh_TW"/>
+        </w:rPr>
+      </w:r>
+      <w:r>
+        <w:rPr>
+          <w:lang w:val="zh_TW" w:bidi="zh_TW"/>
+        </w:rPr>
+        <w:t>有些英文譯本將這些經文全都譯為住宿的地方（lodging place）。在亞伯拉罕與摩西的時代，近東地區並沒有我們今日所理解的客店。我們對客店的概念是指旅人可以付費住宿的公共場所。</w:t>
+      </w:r>
+    </w:p>
+    <w:p>
+      <w:pPr/>
+      <w:r>
+        <w:rPr>
+          <w:lang w:val="zh_TW" w:bidi="zh_TW"/>
+        </w:rPr>
+      </w:r>
+      <w:r>
+        <w:rPr>
+          <w:lang w:val="zh_TW" w:bidi="zh_TW"/>
+        </w:rPr>
+        <w:t>在有人定居的地區，旅人通常可以期待當地居民接待他們、提供住宿之處。在整個近東，為旅人提供住宿是一項重要的責任（見</w:t>
+      </w:r>
+      <w:hyperlink r:id="rId42">
+        <w:r>
+          <w:rPr>
+            <w:lang w:val="zh_TW" w:bidi="zh_TW"/>
+          </w:rPr>
+          <w:rPr>
+            <w:color w:val="0000EE"/>
+            <w:u w:val="single"/>
+          </w:rPr>
+          <w:t>創19:1–3</w:t>
+        </w:r>
+      </w:hyperlink>
+      <w:r>
+        <w:rPr>
+          <w:lang w:val="zh_TW" w:bidi="zh_TW"/>
+        </w:rPr>
+        <w:t>；</w:t>
+      </w:r>
+      <w:hyperlink r:id="rId43">
+        <w:r>
+          <w:rPr>
+            <w:lang w:val="zh_TW" w:bidi="zh_TW"/>
+          </w:rPr>
+          <w:rPr>
+            <w:color w:val="0000EE"/>
+            <w:u w:val="single"/>
+          </w:rPr>
+          <w:t>士19:15–21</w:t>
+        </w:r>
+      </w:hyperlink>
+      <w:r>
+        <w:rPr>
+          <w:lang w:val="zh_TW" w:bidi="zh_TW"/>
+        </w:rPr>
+        <w:t>）。在荒涼無人的地方，旅人就自己搭建住處（</w:t>
+      </w:r>
+      <w:hyperlink r:id="rId44">
+        <w:r>
+          <w:rPr>
+            <w:lang w:val="zh_TW" w:bidi="zh_TW"/>
+          </w:rPr>
+          <w:rPr>
+            <w:color w:val="0000EE"/>
+            <w:u w:val="single"/>
+          </w:rPr>
+          <w:t>創28:11</w:t>
+        </w:r>
+      </w:hyperlink>
+      <w:r>
+        <w:rPr>
+          <w:lang w:val="zh_TW" w:bidi="zh_TW"/>
+        </w:rPr>
+        <w:t>），也會自行攜帶食物（</w:t>
+      </w:r>
+      <w:hyperlink r:id="rId45">
+        <w:r>
+          <w:rPr>
+            <w:lang w:val="zh_TW" w:bidi="zh_TW"/>
+          </w:rPr>
+          <w:rPr>
+            <w:color w:val="0000EE"/>
+            <w:u w:val="single"/>
+          </w:rPr>
+          <w:t>書9:11–13</w:t>
+        </w:r>
+      </w:hyperlink>
+      <w:r>
+        <w:rPr>
+          <w:lang w:val="zh_TW" w:bidi="zh_TW"/>
+        </w:rPr>
+        <w:t>）。</w:t>
+      </w:r>
+    </w:p>
+    <w:p>
+      <w:pPr/>
+      <w:r>
+        <w:rPr>
+          <w:lang w:val="zh_TW" w:bidi="zh_TW"/>
+        </w:rPr>
+      </w:r>
+      <w:r>
+        <w:rPr>
+          <w:lang w:val="zh_TW" w:bidi="zh_TW"/>
+        </w:rPr>
+        <w:t>我們不確定真正的客店何時在巴勒斯坦出現。有些人認為客店的概念來自外地，因為猶太人用來表示「客店」的詞語源自希臘文與拉丁文。較早的文獻，如他爾根（Targum）和約瑟夫（Josephus，</w:t>
+      </w:r>
+      <w:r>
+        <w:rPr>
+          <w:i/>
+          <w:lang w:val="zh_TW" w:bidi="zh_TW"/>
+        </w:rPr>
+        <w:t>猶太古史記</w:t>
+      </w:r>
+      <w:r>
+        <w:rPr>
+          <w:lang w:val="zh_TW" w:bidi="zh_TW"/>
+        </w:rPr>
+        <w:t xml:space="preserve"> 5.1.12）都將喇合稱為開客店的人（</w:t>
+      </w:r>
+      <w:hyperlink r:id="rId46">
+        <w:r>
+          <w:rPr>
+            <w:lang w:val="zh_TW" w:bidi="zh_TW"/>
+          </w:rPr>
+          <w:rPr>
+            <w:color w:val="0000EE"/>
+            <w:u w:val="single"/>
+          </w:rPr>
+          <w:t>書2:1</w:t>
+        </w:r>
+      </w:hyperlink>
+      <w:r>
+        <w:rPr>
+          <w:lang w:val="zh_TW" w:bidi="zh_TW"/>
+        </w:rPr>
+        <w:t>）。不過，在約書亞的時代，很可能尚未存在真正意義上的客店。然而，在近東地區可以找到相似的例子，有些婦女經營某種場所，為旅人同時提供住宿與性服務。</w:t>
+      </w:r>
+    </w:p>
+    <w:p>
+      <w:pPr>
+        <w:pStyle w:val="Heading3"/>
+      </w:pPr>
+      <w:r>
+        <w:rPr>
+          <w:lang w:val="zh_TW" w:bidi="zh_TW"/>
+        </w:rPr>
+        <w:t>新約聖經中的客店</w:t>
+      </w:r>
+    </w:p>
+    <w:p>
+      <w:pPr/>
+      <w:r>
+        <w:rPr>
+          <w:lang w:val="zh_TW" w:bidi="zh_TW"/>
+        </w:rPr>
+      </w:r>
+      <w:r>
+        <w:rPr>
+          <w:lang w:val="zh_TW" w:bidi="zh_TW"/>
+        </w:rPr>
+        <w:t>我們知道，希臘式的客店早在公元前5世紀就已存在，並且在受希臘文化影響的地區逐漸普及。這類客店通常環境不太舒適，也缺乏安全保障。</w:t>
+      </w:r>
+    </w:p>
+    <w:p>
+      <w:pPr/>
+      <w:r>
+        <w:rPr>
+          <w:lang w:val="zh_TW" w:bidi="zh_TW"/>
+        </w:rPr>
+      </w:r>
+      <w:r>
+        <w:rPr>
+          <w:lang w:val="zh_TW" w:bidi="zh_TW"/>
+        </w:rPr>
+        <w:t>這種有「店主」的「客店」，正是好撒馬利亞人將遭搶劫的人帶去的地方（</w:t>
+      </w:r>
+      <w:hyperlink r:id="rId47">
+        <w:r>
+          <w:rPr>
+            <w:lang w:val="zh_TW" w:bidi="zh_TW"/>
+          </w:rPr>
+          <w:rPr>
+            <w:color w:val="0000EE"/>
+            <w:u w:val="single"/>
+          </w:rPr>
+          <w:t>路10:34–35</w:t>
+        </w:r>
+      </w:hyperlink>
+      <w:r>
+        <w:rPr>
+          <w:lang w:val="zh_TW" w:bidi="zh_TW"/>
+        </w:rPr>
+        <w:t>）。這類客店很可能類似汗舍（khan，城內的小型客店）或商隊驛站（caravansary，位於城的邊緣、特別設在貿易路線旁的較大型客店）。這些設施可見於敘利亞一帶的貿易路線上，長期以來都相當常見。</w:t>
+      </w:r>
+    </w:p>
+    <w:p>
+      <w:pPr/>
+      <w:r>
+        <w:rPr>
+          <w:lang w:val="zh_TW" w:bidi="zh_TW"/>
+        </w:rPr>
+      </w:r>
+      <w:r>
+        <w:rPr>
+          <w:lang w:val="zh_TW" w:bidi="zh_TW"/>
+        </w:rPr>
+        <w:t>這些客店多半是方形建築，中間設有露天的院子，提供水源與遮蔽之處，但旅人通常自備食物，有時也會帶著自己的鋪蓋。好撒馬利亞人顯然期待店主照顧那位受傷的人。至於這種作法是否屬於常態，或只是因為情況緊急而採取的特例，則不容易判斷。</w:t>
+      </w:r>
+    </w:p>
+    <w:p>
+      <w:pPr/>
+      <w:r>
+        <w:rPr>
+          <w:lang w:val="zh_TW" w:bidi="zh_TW"/>
+        </w:rPr>
+      </w:r>
+      <w:r>
+        <w:rPr>
+          <w:lang w:val="zh_TW" w:bidi="zh_TW"/>
+        </w:rPr>
+        <w:t>耶穌在好撒馬利亞人的比喻中所提到的那間客店，人們長久以來認為它就是哈特魯爾汗舍（Khan Hathrur）。它位於耶路撒冷與耶利哥之間的中途位置。不過，現今所見的建築，很可能只是在同一地點先後興建的多座建築之一。</w:t>
+      </w:r>
+    </w:p>
+    <w:p>
+      <w:pPr/>
+      <w:r>
+        <w:rPr>
+          <w:lang w:val="zh_TW" w:bidi="zh_TW"/>
+        </w:rPr>
+      </w:r>
+      <w:r>
+        <w:rPr>
+          <w:lang w:val="zh_TW" w:bidi="zh_TW"/>
+        </w:rPr>
+        <w:t>新約聖經中還有兩處著名的經文，提到不同類型的住宿之處。第一，來自羅馬的基督徒在三館這個歇腳之處迎接身為囚犯的保羅，三館距離羅馬約53公里（33英里），是兩條道路交會的地方（</w:t>
+      </w:r>
+      <w:hyperlink r:id="rId48">
+        <w:r>
+          <w:rPr>
+            <w:lang w:val="zh_TW" w:bidi="zh_TW"/>
+          </w:rPr>
+          <w:rPr>
+            <w:color w:val="0000EE"/>
+            <w:u w:val="single"/>
+          </w:rPr>
+          <w:t>徒28:15</w:t>
+        </w:r>
+      </w:hyperlink>
+      <w:r>
+        <w:rPr>
+          <w:lang w:val="zh_TW" w:bidi="zh_TW"/>
+        </w:rPr>
+        <w:t>）。第二，是那間沒有地方接待約瑟和馬利亞的「客店」（</w:t>
+      </w:r>
+      <w:hyperlink r:id="rId49">
+        <w:r>
+          <w:rPr>
+            <w:lang w:val="zh_TW" w:bidi="zh_TW"/>
+          </w:rPr>
+          <w:rPr>
+            <w:color w:val="0000EE"/>
+            <w:u w:val="single"/>
+          </w:rPr>
+          <w:t>路2:7</w:t>
+        </w:r>
+      </w:hyperlink>
+      <w:r>
+        <w:rPr>
+          <w:lang w:val="zh_TW" w:bidi="zh_TW"/>
+        </w:rPr>
+        <w:t>）。這個詞語在某些英文譯本中譯為客房（guestchamber），而另一些譯本則譯為客房（guest room）（</w:t>
+      </w:r>
+      <w:hyperlink r:id="rId50">
+        <w:r>
+          <w:rPr>
+            <w:lang w:val="zh_TW" w:bidi="zh_TW"/>
+          </w:rPr>
+          <w:rPr>
+            <w:color w:val="0000EE"/>
+            <w:u w:val="single"/>
+          </w:rPr>
+          <w:t>可14:14</w:t>
+        </w:r>
+      </w:hyperlink>
+      <w:r>
+        <w:rPr>
+          <w:lang w:val="zh_TW" w:bidi="zh_TW"/>
+        </w:rPr>
+        <w:t>；</w:t>
+      </w:r>
+      <w:hyperlink r:id="rId51">
+        <w:r>
+          <w:rPr>
+            <w:lang w:val="zh_TW" w:bidi="zh_TW"/>
+          </w:rPr>
+          <w:rPr>
+            <w:color w:val="0000EE"/>
+            <w:u w:val="single"/>
+          </w:rPr>
+          <w:t>路22:11</w:t>
+        </w:r>
+      </w:hyperlink>
+      <w:r>
+        <w:rPr>
+          <w:lang w:val="zh_TW" w:bidi="zh_TW"/>
+        </w:rPr>
+        <w:t>）。</w:t>
+      </w:r>
+    </w:p>
+    <w:p>
+      <w:pPr/>
+      <w:r>
+        <w:rPr>
+          <w:lang w:val="zh_TW" w:bidi="zh_TW"/>
+        </w:rPr>
+      </w:r>
+      <w:r>
+        <w:rPr>
+          <w:lang w:val="zh_TW" w:bidi="zh_TW"/>
+        </w:rPr>
+        <w:t>耶路撒冷的猶太人以能夠為所有前來守逾越節的訪客提供足夠的客房而感到自豪。而前來守五旬節的人群同樣能獲得接待（</w:t>
+      </w:r>
+      <w:hyperlink r:id="rId52">
+        <w:r>
+          <w:rPr>
+            <w:lang w:val="zh_TW" w:bidi="zh_TW"/>
+          </w:rPr>
+          <w:rPr>
+            <w:color w:val="0000EE"/>
+            <w:u w:val="single"/>
+          </w:rPr>
+          <w:t>徒2:6–11</w:t>
+        </w:r>
+      </w:hyperlink>
+      <w:r>
+        <w:rPr>
+          <w:lang w:val="zh_TW" w:bidi="zh_TW"/>
+        </w:rPr>
+        <w:t>）。看來，約瑟和馬利亞為了數點人數來到伯利恆時，也期望能找到這樣的住宿之處，但所有客房都已經客滿。</w:t>
+      </w:r>
+    </w:p>
+    <w:p>
+      <w:pPr/>
+      <w:r>
+        <w:rPr>
+          <w:lang w:val="zh_TW" w:bidi="zh_TW"/>
+        </w:rPr>
+      </w:r>
+      <w:r>
+        <w:rPr>
+          <w:i/>
+          <w:lang w:val="zh_TW" w:bidi="zh_TW"/>
+        </w:rPr>
         <w:t>另見</w:t>
       </w:r>
       <w:r>
         <w:rPr>
           <w:lang w:val="zh_TW" w:bidi="zh_TW"/>
         </w:rPr>
-        <w:t>逼迫</w:t>
-      </w:r>
-      <w:r>
-        <w:rPr>
-          <w:lang w:val="zh_TW" w:bidi="zh_TW"/>
-        </w:rPr>
-        <w:t>；</w:t>
-      </w:r>
-      <w:r>
-        <w:rPr>
-          <w:lang w:val="zh_TW" w:bidi="zh_TW"/>
-        </w:rPr>
-        <w:t>大患難</w:t>
+        <w:t>旅行</w:t>
       </w:r>
       <w:r>
         <w:rPr>
@@ -2804,6 +3467,12 @@
   </w:num>
   <w:num w:numId="13" w16cid:durableId="592781308">
     <w:abstractNumId w:val="11"/>
+  </w:num>
+  <w:num w:numId="14">
+    <w:abstractNumId w:val="3"/>
+    <w:lvlOverride w:ilvl="0">
+      <w:startOverride w:val="1"/>
+    </w:lvlOverride>
   </w:num>
   <w:numIdMacAtCleanup w:val="10"/>
 </w:numbering>

--- a/zht/docx/081.content.docx
+++ b/zht/docx/081.content.docx
@@ -149,7 +149,7 @@
         <w:rPr>
           <w:lang w:val="zh_TW" w:bidi="zh_TW"/>
         </w:rPr>
-        <w:t>ke</w:t>
+        <w:t>kao</w:t>
       </w:r>
       <w:r>
         <w:rPr>
@@ -212,21 +212,111 @@
         <w:rPr>
           <w:lang w:val="zh_TW" w:bidi="zh_TW"/>
         </w:rPr>
-        <w:t>可拉</w:t>
-      </w:r>
-      <w:r>
-        <w:rPr>
-          <w:lang w:val="zh_TW" w:bidi="zh_TW"/>
-        </w:rPr>
-      </w:r>
-    </w:p>
-    <w:p>
-      <w:pPr>
-        <w:pStyle w:val="ListNumber"/>
-        <w:numPr>
-          <w:ilvl w:val="0"/>
-          <w:numId w:val="14"/>
-        </w:numPr>
+        <w:t>考古學與聖經</w:t>
+      </w:r>
+      <w:r>
+        <w:rPr>
+          <w:lang w:val="zh_TW" w:bidi="zh_TW"/>
+        </w:rPr>
+      </w:r>
+    </w:p>
+    <w:p>
+      <w:pPr/>
+      <w:r>
+        <w:rPr>
+          <w:lang w:val="zh_TW" w:bidi="zh_TW"/>
+        </w:rPr>
+      </w:r>
+      <w:r>
+        <w:rPr>
+          <w:lang w:val="zh_TW" w:bidi="zh_TW"/>
+        </w:rPr>
+        <w:t>考古學是透過發掘與研究實物遺跡，來探究古代人類歷史的學科。聖經考古學的研究對象，則集中於近東（中東）地區與聖經有關的出土文物與建築遺跡。這些遺跡包括埋藏的文物（古代物品）、廢墟與紀念碑。其中一些文物帶有古代語言的銘文（文字），學者需要仔細研究這些銘文才能理解其內容。其它物品則是日常生活用品，如破碎的陶片、燒焦的木材、玩具與工具。所有這些出土物品，都必須放在它們所屬的歷史時期，方能正確理解。</w:t>
+      </w:r>
+    </w:p>
+    <w:p>
+      <w:pPr>
+        <w:pStyle w:val="Heading3"/>
+      </w:pPr>
+      <w:r>
+        <w:rPr>
+          <w:b/>
+          <w:lang w:val="zh_TW" w:bidi="zh_TW"/>
+        </w:rPr>
+        <w:t>考古學的發現</w:t>
+      </w:r>
+    </w:p>
+    <w:p>
+      <w:pPr/>
+      <w:r>
+        <w:rPr>
+          <w:lang w:val="zh_TW" w:bidi="zh_TW"/>
+        </w:rPr>
+      </w:r>
+      <w:r>
+        <w:rPr>
+          <w:lang w:val="zh_TW" w:bidi="zh_TW"/>
+        </w:rPr>
+        <w:t>許多重大的考古發現其實是偶然發生的。例如，一個敘利亞農夫在耕種時挖掘出古城烏加里特（Ugarit）。一個貝都因人為尋找走失的山羊，在山洞中發現了死海古卷（Dead Sea Scrolls）。公元1887年，一個埃及婦女在尋找泥磚作為肥料時發現了阿瑪爾那泥板（Amarna tablets）。公元1945年，埃及人在拿戈瑪第附近尋找鳥糞時，發現了重要的諾斯底抄本。然而，偶然的發現並不能取代仔細而有系統的考古研究。</w:t>
+      </w:r>
+    </w:p>
+    <w:p>
+      <w:pPr/>
+      <w:r>
+        <w:rPr>
+          <w:lang w:val="zh_TW" w:bidi="zh_TW"/>
+        </w:rPr>
+      </w:r>
+      <w:r>
+        <w:rPr>
+          <w:lang w:val="zh_TW" w:bidi="zh_TW"/>
+        </w:rPr>
+        <w:t>今天，考古學家會用航拍與電子儀器仔細勘察潛在的遺址，這些方法可以探測地下的遺物。文物的年代則依據出土的地層，以及其它方法（如放射性碳定年法〔radiocarbon dating〕）來判斷。考古學的目標，是建立一條時間線，準確反映文物與遺址歷史。</w:t>
+      </w:r>
+    </w:p>
+    <w:p>
+      <w:pPr>
+        <w:pStyle w:val="Heading3"/>
+      </w:pPr>
+      <w:r>
+        <w:rPr>
+          <w:b/>
+          <w:lang w:val="zh_TW" w:bidi="zh_TW"/>
+        </w:rPr>
+        <w:t>考古學在理解聖經中的角色</w:t>
+      </w:r>
+    </w:p>
+    <w:p>
+      <w:pPr/>
+      <w:r>
+        <w:rPr>
+          <w:lang w:val="zh_TW" w:bidi="zh_TW"/>
+        </w:rPr>
+      </w:r>
+      <w:r>
+        <w:rPr>
+          <w:lang w:val="zh_TW" w:bidi="zh_TW"/>
+        </w:rPr>
+        <w:t>考古學家與學者把這些文物，視為真實和具體證據，能見證古代人類的生活。雖然學者對它們的解釋可能會有不同，但這些遺物仍然是直接的歷史見證。重要的是，人們應當把這些古代遺物當作證據來理解，而不可以操控它們去迎合個人對歷史、文化或宗教的理論。近東的考古學透過提供客觀的背景資料，幫助我們理解聖經。</w:t>
+      </w:r>
+    </w:p>
+    <w:p>
+      <w:pPr/>
+      <w:r>
+        <w:rPr>
+          <w:lang w:val="zh_TW" w:bidi="zh_TW"/>
+        </w:rPr>
+      </w:r>
+      <w:r>
+        <w:rPr>
+          <w:lang w:val="zh_TW" w:bidi="zh_TW"/>
+        </w:rPr>
+        <w:t>例如，如果一件帶有文字的文物，被鑑定為出現在公元前3000年左右，就表明當時已經存在書寫。這意味著舊約聖經的早期作者確實能他們的故事寫下來，而我們可以視之為他們的書寫。考古發現顯示，摩西傳統上被認為是聖經前五卷的作者，可能是使用：</w:t>
+      </w:r>
+    </w:p>
+    <w:p>
+      <w:pPr>
+        <w:pStyle w:val="ListBullet"/>
         <w:spacing w:line="240" w:lineRule="auto"/>
         <w:ind w:left="720"/>
       </w:pPr>
@@ -239,7 +329,218 @@
         <w:rPr>
           <w:lang w:val="zh_TW" w:bidi="zh_TW"/>
         </w:rPr>
-        <w:t>以掃和阿何利巴瑪所生的第三個兒子。阿何利巴瑪是亞拿的女兒（</w:t>
+        <w:t>埃及象形文字（Egyptian hieroglyphics），</w:t>
+      </w:r>
+    </w:p>
+    <w:p>
+      <w:pPr>
+        <w:pStyle w:val="ListBullet"/>
+        <w:spacing w:line="240" w:lineRule="auto"/>
+        <w:ind w:left="720"/>
+      </w:pPr>
+      <w:r>
+        <w:rPr>
+          <w:lang w:val="zh_TW" w:bidi="zh_TW"/>
+        </w:rPr>
+      </w:r>
+      <w:r>
+        <w:rPr>
+          <w:lang w:val="zh_TW" w:bidi="zh_TW"/>
+        </w:rPr>
+        <w:t>巴比倫楔形文字（Babylonian cuneiform），以及</w:t>
+      </w:r>
+    </w:p>
+    <w:p>
+      <w:pPr>
+        <w:pStyle w:val="ListBullet"/>
+        <w:spacing w:line="240" w:lineRule="auto"/>
+        <w:ind w:left="720"/>
+      </w:pPr>
+      <w:r>
+        <w:rPr>
+          <w:lang w:val="zh_TW" w:bidi="zh_TW"/>
+        </w:rPr>
+      </w:r>
+      <w:r>
+        <w:rPr>
+          <w:lang w:val="zh_TW" w:bidi="zh_TW"/>
+        </w:rPr>
+        <w:t>迦南方言（包括希伯來文）。</w:t>
+      </w:r>
+    </w:p>
+    <w:p>
+      <w:pPr/>
+      <w:r>
+        <w:rPr>
+          <w:lang w:val="zh_TW" w:bidi="zh_TW"/>
+        </w:rPr>
+      </w:r>
+      <w:r>
+        <w:rPr>
+          <w:lang w:val="zh_TW" w:bidi="zh_TW"/>
+        </w:rPr>
+        <w:t>任何忽視這些證據的聖經理論，都很可能是不正確的。</w:t>
+      </w:r>
+    </w:p>
+    <w:p>
+      <w:pPr>
+        <w:pStyle w:val="Heading3"/>
+      </w:pPr>
+      <w:r>
+        <w:rPr>
+          <w:lang w:val="zh_TW" w:bidi="zh_TW"/>
+        </w:rPr>
+        <w:t>概述</w:t>
+      </w:r>
+    </w:p>
+    <w:p>
+      <w:pPr>
+        <w:pStyle w:val="ListBullet"/>
+        <w:spacing w:line="240" w:lineRule="auto"/>
+        <w:ind w:left="720"/>
+      </w:pPr>
+      <w:r>
+        <w:rPr>
+          <w:lang w:val="zh_TW" w:bidi="zh_TW"/>
+        </w:rPr>
+      </w:r>
+      <w:r>
+        <w:rPr>
+          <w:b/>
+          <w:u w:val="single"/>
+          <w:lang w:val="zh_TW" w:bidi="zh_TW"/>
+        </w:rPr>
+        <w:t>考古學與日常生活</w:t>
+      </w:r>
+    </w:p>
+    <w:p>
+      <w:pPr>
+        <w:pStyle w:val="ListBullet"/>
+        <w:spacing w:line="240" w:lineRule="auto"/>
+        <w:ind w:left="720"/>
+      </w:pPr>
+      <w:r>
+        <w:rPr>
+          <w:lang w:val="zh_TW" w:bidi="zh_TW"/>
+        </w:rPr>
+      </w:r>
+      <w:r>
+        <w:rPr>
+          <w:b/>
+          <w:u w:val="single"/>
+          <w:lang w:val="zh_TW" w:bidi="zh_TW"/>
+        </w:rPr>
+        <w:t>考古學與宗教</w:t>
+      </w:r>
+    </w:p>
+    <w:p>
+      <w:pPr>
+        <w:pStyle w:val="ListBullet"/>
+        <w:spacing w:line="240" w:lineRule="auto"/>
+        <w:ind w:left="720"/>
+      </w:pPr>
+      <w:r>
+        <w:rPr>
+          <w:lang w:val="zh_TW" w:bidi="zh_TW"/>
+        </w:rPr>
+      </w:r>
+      <w:r>
+        <w:rPr>
+          <w:b/>
+          <w:u w:val="single"/>
+          <w:lang w:val="zh_TW" w:bidi="zh_TW"/>
+        </w:rPr>
+        <w:t>考古學與戰爭</w:t>
+      </w:r>
+    </w:p>
+    <w:p>
+      <w:pPr>
+        <w:pStyle w:val="ListBullet"/>
+        <w:spacing w:line="240" w:lineRule="auto"/>
+        <w:ind w:left="720"/>
+      </w:pPr>
+      <w:r>
+        <w:rPr>
+          <w:lang w:val="zh_TW" w:bidi="zh_TW"/>
+        </w:rPr>
+      </w:r>
+      <w:r>
+        <w:rPr>
+          <w:b/>
+          <w:u w:val="single"/>
+          <w:lang w:val="zh_TW" w:bidi="zh_TW"/>
+        </w:rPr>
+        <w:t>考古學與文學</w:t>
+      </w:r>
+    </w:p>
+    <w:p>
+      <w:pPr>
+        <w:pStyle w:val="ListBullet"/>
+        <w:spacing w:line="240" w:lineRule="auto"/>
+        <w:ind w:left="720"/>
+      </w:pPr>
+      <w:r>
+        <w:rPr>
+          <w:lang w:val="zh_TW" w:bidi="zh_TW"/>
+        </w:rPr>
+      </w:r>
+      <w:r>
+        <w:rPr>
+          <w:b/>
+          <w:u w:val="single"/>
+          <w:lang w:val="zh_TW" w:bidi="zh_TW"/>
+        </w:rPr>
+        <w:t>考古學與語言</w:t>
+      </w:r>
+    </w:p>
+    <w:p>
+      <w:pPr>
+        <w:pStyle w:val="Heading3"/>
+      </w:pPr>
+      <w:r>
+        <w:rPr>
+          <w:lang w:val="zh_TW" w:bidi="zh_TW"/>
+        </w:rPr>
+        <w:t>考古學與日常生活</w:t>
+      </w:r>
+    </w:p>
+    <w:p>
+      <w:pPr/>
+      <w:r>
+        <w:rPr>
+          <w:lang w:val="zh_TW" w:bidi="zh_TW"/>
+        </w:rPr>
+      </w:r>
+      <w:r>
+        <w:rPr>
+          <w:lang w:val="zh_TW" w:bidi="zh_TW"/>
+        </w:rPr>
+        <w:t>考古學揭示了古代人日常生活的面貌。考古發掘（挖掘現場）顯示，在新石器時代（Neolithic period，晚期石器時代），人們居住在以枝條編織而成的簡單小屋裡，其中一些小屋內部還有裝飾。亞伯拉罕時代的吾珥，中產階級的住宅甚至以現代標準來看也相當雅緻。克諾索（Knossos）、波塞波利斯（Persepolis）、瑪里（Mari）和坎提爾（Qantir）等地的宮殿遺跡，展現了當年的輝煌。織布是最古老的人類工藝之一，甚至在古代就已普遍實行，東方地毯的織造技術起源於美索不達米亞。陶器——無論是素燒的還是帶有裝飾的，也是另一種古代工藝。</w:t>
+      </w:r>
+    </w:p>
+    <w:p>
+      <w:pPr>
+        <w:pStyle w:val="Heading4"/>
+      </w:pPr>
+      <w:r>
+        <w:rPr>
+          <w:lang w:val="zh_TW" w:bidi="zh_TW"/>
+        </w:rPr>
+        <w:t>社會風俗</w:t>
+      </w:r>
+    </w:p>
+    <w:p>
+      <w:pPr/>
+      <w:r>
+        <w:rPr>
+          <w:lang w:val="zh_TW" w:bidi="zh_TW"/>
+        </w:rPr>
+      </w:r>
+      <w:r>
+        <w:rPr>
+          <w:lang w:val="zh_TW" w:bidi="zh_TW"/>
+        </w:rPr>
+        <w:t>考古學也釐清了聖經提到的某些社會風俗。例如，亞伯蘭與妻子的婢女夏甲生子，符合努西（Nuzi）當地的習俗，並不被視為不道德。領養的做法，像亞伯蘭收養以利以謝（</w:t>
       </w:r>
       <w:hyperlink r:id="rId13">
         <w:r>
@@ -250,50 +551,14 @@
             <w:color w:val="0000EE"/>
             <w:u w:val="single"/>
           </w:rPr>
-          <w:t>創36:5</w:t>
+          <w:t>創15:2–4</w:t>
         </w:r>
       </w:hyperlink>
       <w:r>
         <w:rPr>
           <w:lang w:val="zh_TW" w:bidi="zh_TW"/>
         </w:rPr>
-        <w:t>、</w:t>
-      </w:r>
-      <w:hyperlink r:id="rId13">
-        <w:r>
-          <w:rPr>
-            <w:lang w:val="zh_TW" w:bidi="zh_TW"/>
-          </w:rPr>
-          <w:rPr>
-            <w:color w:val="0000EE"/>
-            <w:u w:val="single"/>
-          </w:rPr>
-          <w:t>14</w:t>
-        </w:r>
-      </w:hyperlink>
-      <w:r>
-        <w:rPr>
-          <w:lang w:val="zh_TW" w:bidi="zh_TW"/>
-        </w:rPr>
-        <w:t>、</w:t>
-      </w:r>
-      <w:hyperlink r:id="rId13">
-        <w:r>
-          <w:rPr>
-            <w:lang w:val="zh_TW" w:bidi="zh_TW"/>
-          </w:rPr>
-          <w:rPr>
-            <w:color w:val="0000EE"/>
-            <w:u w:val="single"/>
-          </w:rPr>
-          <w:t>18</w:t>
-        </w:r>
-      </w:hyperlink>
-      <w:r>
-        <w:rPr>
-          <w:lang w:val="zh_TW" w:bidi="zh_TW"/>
-        </w:rPr>
-        <w:t>；</w:t>
+        <w:t>），我們能透過努西的文獻理解得更加透徹。這些文獻記載，沒有孩子的夫妻會收養一名僕人，讓他成為繼承人。這些被收養的人會成為家中的長子，但若後來有親生子出生，被收養的人就可能失去這些權利。來自努西、烏加里特和亞拉拿（Alalakh）的文獻也說明了長子的權利，以及人們如何交換這些權利，這正如</w:t>
       </w:r>
       <w:hyperlink r:id="rId14">
         <w:r>
@@ -304,33 +569,9 @@
             <w:color w:val="0000EE"/>
             <w:u w:val="single"/>
           </w:rPr>
-          <w:t>代上1:35</w:t>
+          <w:t>創</w:t>
         </w:r>
       </w:hyperlink>
-      <w:r>
-        <w:rPr>
-          <w:lang w:val="zh_TW" w:bidi="zh_TW"/>
-        </w:rPr>
-        <w:t>）。</w:t>
-      </w:r>
-    </w:p>
-    <w:p>
-      <w:pPr>
-        <w:pStyle w:val="ListNumber"/>
-        <w:spacing w:line="240" w:lineRule="auto"/>
-        <w:ind w:left="720"/>
-      </w:pPr>
-      <w:r>
-        <w:rPr>
-          <w:lang w:val="zh_TW" w:bidi="zh_TW"/>
-        </w:rPr>
-      </w:r>
-      <w:r>
-        <w:rPr>
-          <w:lang w:val="zh_TW" w:bidi="zh_TW"/>
-        </w:rPr>
-        <w:t>以掃的孫子，以利法的第五個兒子（</w:t>
-      </w:r>
       <w:hyperlink r:id="rId15">
         <w:r>
           <w:rPr>
@@ -340,19 +581,44 @@
             <w:color w:val="0000EE"/>
             <w:u w:val="single"/>
           </w:rPr>
-          <w:t>創36:16</w:t>
+          <w:t>世記二十五章31至34節</w:t>
         </w:r>
       </w:hyperlink>
       <w:r>
         <w:rPr>
           <w:lang w:val="zh_TW" w:bidi="zh_TW"/>
         </w:rPr>
-        <w:t>）。</w:t>
-      </w:r>
-    </w:p>
-    <w:p>
-      <w:pPr>
-        <w:pStyle w:val="ListNumber"/>
+        <w:t>所記載的。</w:t>
+      </w:r>
+    </w:p>
+    <w:p>
+      <w:pPr>
+        <w:pStyle w:val="Heading4"/>
+      </w:pPr>
+      <w:r>
+        <w:rPr>
+          <w:lang w:val="zh_TW" w:bidi="zh_TW"/>
+        </w:rPr>
+        <w:t>貿易</w:t>
+      </w:r>
+    </w:p>
+    <w:p>
+      <w:pPr/>
+      <w:r>
+        <w:rPr>
+          <w:lang w:val="zh_TW" w:bidi="zh_TW"/>
+        </w:rPr>
+      </w:r>
+      <w:r>
+        <w:rPr>
+          <w:lang w:val="zh_TW" w:bidi="zh_TW"/>
+        </w:rPr>
+        <w:t>聖經時期的工作與貿易情況，透過各種考古發現得以呈現。例如，在貝尼哈桑（Beni Hasan）出土的一幅稱為「畫面（tableau）」的圖像（約公元前1900年製作）展示閃族人將貨物帶到埃及，可能是作為金屬工匠。其它資料則描繪了各樣活動，如：</w:t>
+      </w:r>
+    </w:p>
+    <w:p>
+      <w:pPr>
+        <w:pStyle w:val="ListBullet"/>
         <w:spacing w:line="240" w:lineRule="auto"/>
         <w:ind w:left="720"/>
       </w:pPr>
@@ -365,7 +631,254 @@
         <w:rPr>
           <w:lang w:val="zh_TW" w:bidi="zh_TW"/>
         </w:rPr>
-        <w:t>利未支派哥轄的孫子、以斯哈的長子（</w:t>
+        <w:t>打獵</w:t>
+      </w:r>
+    </w:p>
+    <w:p>
+      <w:pPr>
+        <w:pStyle w:val="ListBullet"/>
+        <w:spacing w:line="240" w:lineRule="auto"/>
+        <w:ind w:left="720"/>
+      </w:pPr>
+      <w:r>
+        <w:rPr>
+          <w:lang w:val="zh_TW" w:bidi="zh_TW"/>
+        </w:rPr>
+      </w:r>
+      <w:r>
+        <w:rPr>
+          <w:lang w:val="zh_TW" w:bidi="zh_TW"/>
+        </w:rPr>
+        <w:t>捕魚</w:t>
+      </w:r>
+    </w:p>
+    <w:p>
+      <w:pPr>
+        <w:pStyle w:val="ListBullet"/>
+        <w:spacing w:line="240" w:lineRule="auto"/>
+        <w:ind w:left="720"/>
+      </w:pPr>
+      <w:r>
+        <w:rPr>
+          <w:lang w:val="zh_TW" w:bidi="zh_TW"/>
+        </w:rPr>
+      </w:r>
+      <w:r>
+        <w:rPr>
+          <w:lang w:val="zh_TW" w:bidi="zh_TW"/>
+        </w:rPr>
+        <w:t>造磚</w:t>
+      </w:r>
+    </w:p>
+    <w:p>
+      <w:pPr>
+        <w:pStyle w:val="ListBullet"/>
+        <w:spacing w:line="240" w:lineRule="auto"/>
+        <w:ind w:left="720"/>
+      </w:pPr>
+      <w:r>
+        <w:rPr>
+          <w:lang w:val="zh_TW" w:bidi="zh_TW"/>
+        </w:rPr>
+      </w:r>
+      <w:r>
+        <w:rPr>
+          <w:lang w:val="zh_TW" w:bidi="zh_TW"/>
+        </w:rPr>
+        <w:t>農耕</w:t>
+      </w:r>
+    </w:p>
+    <w:p>
+      <w:pPr>
+        <w:pStyle w:val="ListBullet"/>
+        <w:spacing w:line="240" w:lineRule="auto"/>
+        <w:ind w:left="720"/>
+      </w:pPr>
+      <w:r>
+        <w:rPr>
+          <w:lang w:val="zh_TW" w:bidi="zh_TW"/>
+        </w:rPr>
+      </w:r>
+      <w:r>
+        <w:rPr>
+          <w:lang w:val="zh_TW" w:bidi="zh_TW"/>
+        </w:rPr>
+        <w:t>陶器製作</w:t>
+      </w:r>
+    </w:p>
+    <w:p>
+      <w:pPr/>
+      <w:r>
+        <w:rPr>
+          <w:lang w:val="zh_TW" w:bidi="zh_TW"/>
+        </w:rPr>
+      </w:r>
+      <w:r>
+        <w:rPr>
+          <w:lang w:val="zh_TW" w:bidi="zh_TW"/>
+        </w:rPr>
+        <w:t>這些資料同時也提供關於服飾的資訊，例如在500年後的埃及壁畫中，閃族人向法老進貢，所穿的衣服樣式與早期相比幾乎沒有改變。然而，以色列人禁止製作人像或神像。</w:t>
+      </w:r>
+    </w:p>
+    <w:p>
+      <w:pPr>
+        <w:pStyle w:val="Heading4"/>
+      </w:pPr>
+      <w:r>
+        <w:rPr>
+          <w:lang w:val="zh_TW" w:bidi="zh_TW"/>
+        </w:rPr>
+        <w:t>陶器碎片</w:t>
+      </w:r>
+    </w:p>
+    <w:p>
+      <w:pPr/>
+      <w:r>
+        <w:rPr>
+          <w:lang w:val="zh_TW" w:bidi="zh_TW"/>
+        </w:rPr>
+      </w:r>
+      <w:r>
+        <w:rPr>
+          <w:lang w:val="zh_TW" w:bidi="zh_TW"/>
+        </w:rPr>
+        <w:t>最常見的日常文物是陶片（potsherds，破碎的陶器），人們常把它們用作書寫材料。例如，「拉吉書簡（Lachish letters）」是一系列從公元前587年北方前哨所寫的軍事信件，就是寫在陶片上的。甚至在新約聖經時期，陶片仍被用來書寫，因為它比蒲草紙更耐用，比蠟版（wax tablets）更方便。在埃及，考古學家發現了筆、調色盤和墨水。人們又再在昆蘭發現用來書寫死海古卷的墨水。</w:t>
+      </w:r>
+    </w:p>
+    <w:p>
+      <w:pPr>
+        <w:pStyle w:val="Heading4"/>
+      </w:pPr>
+      <w:r>
+        <w:rPr>
+          <w:lang w:val="zh_TW" w:bidi="zh_TW"/>
+        </w:rPr>
+        <w:t>遊戲</w:t>
+      </w:r>
+    </w:p>
+    <w:p>
+      <w:pPr/>
+      <w:r>
+        <w:rPr>
+          <w:lang w:val="zh_TW" w:bidi="zh_TW"/>
+        </w:rPr>
+      </w:r>
+      <w:r>
+        <w:rPr>
+          <w:lang w:val="zh_TW" w:bidi="zh_TW"/>
+        </w:rPr>
+        <w:t>考古發現還包括來自古代的遊戲和玩具。例如，貝尼哈桑的一幅墓穴壁畫（約公元前2000年）中，描繪了埃及女孩玩球的場景。底比斯（Thebes）的一座神廟浮雕顯示蘭塞三世（Ramses III）在下棋。後期的埃及孩童玩一種用小石子進行的遊戲，可能是雙陸棋（backgammon）的早期版本。在米吉多（Megiddo）出土了一個象牙製的遊戲板，上面有孔，可能是用來插入小木樁，年代大約在公元前1200年。近東出土的兒童玩具與現代玩具並沒有太大不同。考古發現的玩具包括：</w:t>
+      </w:r>
+    </w:p>
+    <w:p>
+      <w:pPr>
+        <w:pStyle w:val="ListBullet"/>
+        <w:spacing w:line="240" w:lineRule="auto"/>
+        <w:ind w:left="720"/>
+      </w:pPr>
+      <w:r>
+        <w:rPr>
+          <w:lang w:val="zh_TW" w:bidi="zh_TW"/>
+        </w:rPr>
+      </w:r>
+      <w:r>
+        <w:rPr>
+          <w:lang w:val="zh_TW" w:bidi="zh_TW"/>
+        </w:rPr>
+        <w:t>哨子</w:t>
+      </w:r>
+    </w:p>
+    <w:p>
+      <w:pPr>
+        <w:pStyle w:val="ListBullet"/>
+        <w:spacing w:line="240" w:lineRule="auto"/>
+        <w:ind w:left="720"/>
+      </w:pPr>
+      <w:r>
+        <w:rPr>
+          <w:lang w:val="zh_TW" w:bidi="zh_TW"/>
+        </w:rPr>
+      </w:r>
+      <w:r>
+        <w:rPr>
+          <w:lang w:val="zh_TW" w:bidi="zh_TW"/>
+        </w:rPr>
+        <w:t>球</w:t>
+      </w:r>
+    </w:p>
+    <w:p>
+      <w:pPr>
+        <w:pStyle w:val="ListBullet"/>
+        <w:spacing w:line="240" w:lineRule="auto"/>
+        <w:ind w:left="720"/>
+      </w:pPr>
+      <w:r>
+        <w:rPr>
+          <w:lang w:val="zh_TW" w:bidi="zh_TW"/>
+        </w:rPr>
+      </w:r>
+      <w:r>
+        <w:rPr>
+          <w:lang w:val="zh_TW" w:bidi="zh_TW"/>
+        </w:rPr>
+        <w:t>戰車模型</w:t>
+      </w:r>
+    </w:p>
+    <w:p>
+      <w:pPr>
+        <w:pStyle w:val="ListBullet"/>
+        <w:spacing w:line="240" w:lineRule="auto"/>
+        <w:ind w:left="720"/>
+      </w:pPr>
+      <w:r>
+        <w:rPr>
+          <w:lang w:val="zh_TW" w:bidi="zh_TW"/>
+        </w:rPr>
+      </w:r>
+      <w:r>
+        <w:rPr>
+          <w:lang w:val="zh_TW" w:bidi="zh_TW"/>
+        </w:rPr>
+        <w:t>裝在輪子上的動物</w:t>
+      </w:r>
+    </w:p>
+    <w:p>
+      <w:pPr/>
+      <w:r>
+        <w:rPr>
+          <w:lang w:val="zh_TW" w:bidi="zh_TW"/>
+        </w:rPr>
+      </w:r>
+      <w:r>
+        <w:rPr>
+          <w:lang w:val="zh_TW" w:bidi="zh_TW"/>
+        </w:rPr>
+        <w:t>埃及墓穴壁畫也描繪了成人的運動，如摔角、射箭和賽跑。</w:t>
+      </w:r>
+    </w:p>
+    <w:p>
+      <w:pPr>
+        <w:pStyle w:val="Heading4"/>
+      </w:pPr>
+      <w:r>
+        <w:rPr>
+          <w:lang w:val="zh_TW" w:bidi="zh_TW"/>
+        </w:rPr>
+        <w:t>防腐處理</w:t>
+      </w:r>
+    </w:p>
+    <w:p>
+      <w:pPr/>
+      <w:r>
+        <w:rPr>
+          <w:lang w:val="zh_TW" w:bidi="zh_TW"/>
+        </w:rPr>
+      </w:r>
+      <w:r>
+        <w:rPr>
+          <w:lang w:val="zh_TW" w:bidi="zh_TW"/>
+        </w:rPr>
+        <w:t>防腐是保存遺體的過程。</w:t>
       </w:r>
       <w:hyperlink r:id="rId16">
         <w:r>
@@ -376,32 +889,67 @@
             <w:color w:val="0000EE"/>
             <w:u w:val="single"/>
           </w:rPr>
-          <w:t>出6:21</w:t>
+          <w:t>創世記五十章2至3、26節</w:t>
         </w:r>
       </w:hyperlink>
       <w:r>
         <w:rPr>
           <w:lang w:val="zh_TW" w:bidi="zh_TW"/>
         </w:rPr>
-        <w:t>、</w:t>
-      </w:r>
-      <w:hyperlink r:id="rId16">
-        <w:r>
-          <w:rPr>
-            <w:lang w:val="zh_TW" w:bidi="zh_TW"/>
-          </w:rPr>
-          <w:rPr>
-            <w:color w:val="0000EE"/>
-            <w:u w:val="single"/>
-          </w:rPr>
-          <w:t>24</w:t>
-        </w:r>
-      </w:hyperlink>
-      <w:r>
-        <w:rPr>
-          <w:lang w:val="zh_TW" w:bidi="zh_TW"/>
-        </w:rPr>
-        <w:t>）。他在曠野中帶頭反叛摩西和亞倫，指控他們自高，超過神的會眾之上（</w:t>
+        <w:t>記載雅各與約瑟遺體的防腐處理，正是埃及由來已久的習俗。雅各被埋葬在麥比拉的洞穴中，與他的列祖同葬。雖然這個地點是已知的，但因為它對阿拉伯人來說是聖地，所以無法進行考古挖掘。公元1931年，在橄欖山的一處古代希伯來墓地出土了一則碑銘，上面寫著：「猶大王烏西雅的骸骨安置於此──請勿打開。」這塊碑銘的年代可追溯到基督時期。這顯示，考古學家在耶路撒冷挖掘時發現了烏西雅王的墓，而他的遺骨被移到另一處安葬。</w:t>
+      </w:r>
+    </w:p>
+    <w:p>
+      <w:pPr/>
+      <w:r>
+        <w:rPr>
+          <w:lang w:val="zh_TW" w:bidi="zh_TW"/>
+        </w:rPr>
+      </w:r>
+      <w:r>
+        <w:rPr>
+          <w:lang w:val="zh_TW" w:bidi="zh_TW"/>
+        </w:rPr>
+        <w:t>考古學家還證實，用來封住耶穌墳墓入口的石門，約在公元前100年至公元100年間相當普遍，這與福音書的記載相符。</w:t>
+      </w:r>
+    </w:p>
+    <w:p>
+      <w:pPr>
+        <w:pStyle w:val="Heading3"/>
+      </w:pPr>
+      <w:r>
+        <w:rPr>
+          <w:lang w:val="zh_TW" w:bidi="zh_TW"/>
+        </w:rPr>
+        <w:t>考古學與宗教</w:t>
+      </w:r>
+    </w:p>
+    <w:p>
+      <w:pPr/>
+      <w:r>
+        <w:rPr>
+          <w:lang w:val="zh_TW" w:bidi="zh_TW"/>
+        </w:rPr>
+      </w:r>
+      <w:r>
+        <w:rPr>
+          <w:lang w:val="zh_TW" w:bidi="zh_TW"/>
+        </w:rPr>
+        <w:t>考古學又提供洞見，讓我們理解聖經宗教與敬拜的本質。早在亞伯蘭離開吾珥去跟隨獨一真神之前，非猶太的美索不達米亞人已經敬拜各樣的神。他們把這些神看作天空之神。這樣的背景，使以色列先祖與他們的神之間的關係更容易理解。蘭塞二世（Ramses II）的浮雕，展示了在埃及軍營中的神帳，表明人們在移動的神廟裡敬拜異教的神。公元前七世紀的腓尼基（Phoenician）文獻也提到用牛拉動的移動神廟。這樣的背景支持了「以色列人在曠野的會幕並非後來的發明」這一觀點。</w:t>
+      </w:r>
+    </w:p>
+    <w:p>
+      <w:pPr/>
+      <w:r>
+        <w:rPr>
+          <w:lang w:val="zh_TW" w:bidi="zh_TW"/>
+        </w:rPr>
+      </w:r>
+      <w:r>
+        <w:rPr>
+          <w:lang w:val="zh_TW" w:bidi="zh_TW"/>
+        </w:rPr>
+        <w:t>考古學也證實在巴比倫被擄之前，已有歌唱者參與敬拜的傳統。數世紀以來，巴勒斯坦人以音樂才華聞名。來自烏加里特的拉斯珊拉（Ras Shamra）的泥板中，保存著與希伯來詩篇相似的宗教詩歌。所羅門的聖殿由腓尼基工匠建造，其設計（見</w:t>
       </w:r>
       <w:hyperlink r:id="rId17">
         <w:r>
@@ -412,15 +960,39 @@
             <w:color w:val="0000EE"/>
             <w:u w:val="single"/>
           </w:rPr>
-          <w:t>民16:1–3</w:t>
+          <w:t>王上6章</w:t>
         </w:r>
       </w:hyperlink>
       <w:r>
         <w:rPr>
           <w:lang w:val="zh_TW" w:bidi="zh_TW"/>
         </w:rPr>
-        <w:t>）。</w:t>
-        <w:br/>
+        <w:t>）與一座公元前八世紀小聖堂相似，該小聖堂位於敘利亞泰納特遺址（Tel Tainat）。耶路撒冷的哭牆被認為包含了尼希米時期的石塊，但在城中沒有發現所羅門聖殿根基的痕跡。從公元70年被毀的希律聖殿中，發現了一些石材，這些殘塊為聖殿結構提供了寶貴的資訊。雖然在基督時代的巴勒斯坦有許多猶太會堂，但考古發現的遺跡卻很少。</w:t>
+      </w:r>
+    </w:p>
+    <w:p>
+      <w:pPr>
+        <w:pStyle w:val="Heading3"/>
+      </w:pPr>
+      <w:r>
+        <w:rPr>
+          <w:lang w:val="zh_TW" w:bidi="zh_TW"/>
+        </w:rPr>
+        <w:t>考古學與戰爭</w:t>
+      </w:r>
+    </w:p>
+    <w:p>
+      <w:pPr/>
+      <w:r>
+        <w:rPr>
+          <w:lang w:val="zh_TW" w:bidi="zh_TW"/>
+        </w:rPr>
+      </w:r>
+      <w:r>
+        <w:rPr>
+          <w:lang w:val="zh_TW" w:bidi="zh_TW"/>
+        </w:rPr>
+        <w:t>考古學大大增進了我們對古代戰爭的理解，而戰爭正是聖經中的一個重要主題。古代近東民族把戰爭看作列邦之神彼此之間的爭戰。服兵役被視為神聖的事，軍兵也因此備受尊敬。神作為萬軍之耶和華，被視為以色列軍隊的元帥。祂可以吩咐完全毀滅一座城，這種做法被稱為「毀滅（the ban）」，如耶利哥的情況（</w:t>
       </w:r>
       <w:hyperlink r:id="rId18">
         <w:r>
@@ -431,14 +1003,100 @@
             <w:color w:val="0000EE"/>
             <w:u w:val="single"/>
           </w:rPr>
-          <w:t>民數記十六章1節</w:t>
+          <w:t>書6:17、24</w:t>
         </w:r>
       </w:hyperlink>
       <w:r>
         <w:rPr>
           <w:lang w:val="zh_TW" w:bidi="zh_TW"/>
         </w:rPr>
-        <w:t>也記載了另一場叛亂。呂便支派的兩兄弟大坍和亞比蘭，以及一個名叫安的人，都起來挑戰摩西的權柄。大坍和亞比蘭指控摩西自立為首領，又說他沒有把他們領進應許之地（</w:t>
+        <w:t>）。戰爭遵循一些既定的規則。如果一座城受到威脅，城裡的居民可以投降，保全性命，但財物會被奪走。若選擇抵抗，就要冒著被徹底毀滅的風險。常見的戰爭戰術包括：</w:t>
+      </w:r>
+    </w:p>
+    <w:p>
+      <w:pPr>
+        <w:pStyle w:val="ListBullet"/>
+        <w:spacing w:line="240" w:lineRule="auto"/>
+        <w:ind w:left="720"/>
+      </w:pPr>
+      <w:r>
+        <w:rPr>
+          <w:lang w:val="zh_TW" w:bidi="zh_TW"/>
+        </w:rPr>
+      </w:r>
+      <w:r>
+        <w:rPr>
+          <w:lang w:val="zh_TW" w:bidi="zh_TW"/>
+        </w:rPr>
+        <w:t>正面攻擊（直接攻擊）</w:t>
+      </w:r>
+    </w:p>
+    <w:p>
+      <w:pPr>
+        <w:pStyle w:val="ListBullet"/>
+        <w:spacing w:line="240" w:lineRule="auto"/>
+        <w:ind w:left="720"/>
+      </w:pPr>
+      <w:r>
+        <w:rPr>
+          <w:lang w:val="zh_TW" w:bidi="zh_TW"/>
+        </w:rPr>
+      </w:r>
+      <w:r>
+        <w:rPr>
+          <w:lang w:val="zh_TW" w:bidi="zh_TW"/>
+        </w:rPr>
+        <w:t>派遣探子</w:t>
+      </w:r>
+    </w:p>
+    <w:p>
+      <w:pPr>
+        <w:pStyle w:val="ListBullet"/>
+        <w:spacing w:line="240" w:lineRule="auto"/>
+        <w:ind w:left="720"/>
+      </w:pPr>
+      <w:r>
+        <w:rPr>
+          <w:lang w:val="zh_TW" w:bidi="zh_TW"/>
+        </w:rPr>
+      </w:r>
+      <w:r>
+        <w:rPr>
+          <w:lang w:val="zh_TW" w:bidi="zh_TW"/>
+        </w:rPr>
+        <w:t>伏擊</w:t>
+      </w:r>
+    </w:p>
+    <w:p>
+      <w:pPr>
+        <w:pStyle w:val="ListBullet"/>
+        <w:spacing w:line="240" w:lineRule="auto"/>
+        <w:ind w:left="720"/>
+      </w:pPr>
+      <w:r>
+        <w:rPr>
+          <w:lang w:val="zh_TW" w:bidi="zh_TW"/>
+        </w:rPr>
+      </w:r>
+      <w:r>
+        <w:rPr>
+          <w:lang w:val="zh_TW" w:bidi="zh_TW"/>
+        </w:rPr>
+        <w:t>巡邏</w:t>
+      </w:r>
+    </w:p>
+    <w:p>
+      <w:pPr/>
+      <w:r>
+        <w:rPr>
+          <w:lang w:val="zh_TW" w:bidi="zh_TW"/>
+        </w:rPr>
+      </w:r>
+      <w:r>
+        <w:rPr>
+          <w:lang w:val="zh_TW" w:bidi="zh_TW"/>
+        </w:rPr>
+        <w:t>有時戰爭會以單對單的方式決定勝負，就像大衛與歌利亞的故事（</w:t>
       </w:r>
       <w:hyperlink r:id="rId19">
         <w:r>
@@ -449,21 +1107,46 @@
             <w:color w:val="0000EE"/>
             <w:u w:val="single"/>
           </w:rPr>
-          <w:t>民16:12–14</w:t>
+          <w:t>撒上17:38–54</w:t>
         </w:r>
       </w:hyperlink>
       <w:r>
         <w:rPr>
           <w:lang w:val="zh_TW" w:bidi="zh_TW"/>
         </w:rPr>
-        <w:t>）。這兩場叛亂的記載彼此交織在一起，以致難以完全區分。這兩次叛亂很可能是在同一時期發生的。</w:t>
-        <w:br/>
-      </w:r>
-      <w:r>
-        <w:rPr>
-          <w:lang w:val="zh_TW" w:bidi="zh_TW"/>
-        </w:rPr>
-        <w:t>摩西向可拉和他的同黨提出一項考驗。他們要在第二天拿著盛有火和香的香爐來到會幕前，神將藉此揀選誰是祂所認可的聖潔祭司（</w:t>
+        <w:t>）。</w:t>
+      </w:r>
+    </w:p>
+    <w:p>
+      <w:pPr/>
+      <w:r>
+        <w:rPr>
+          <w:lang w:val="zh_TW" w:bidi="zh_TW"/>
+        </w:rPr>
+      </w:r>
+      <w:r>
+        <w:rPr>
+          <w:lang w:val="zh_TW" w:bidi="zh_TW"/>
+        </w:rPr>
+        <w:t>古代的浮雕和紀念碑大量描繪盔甲與武器。</w:t>
+      </w:r>
+    </w:p>
+    <w:p>
+      <w:pPr>
+        <w:pStyle w:val="ListBullet"/>
+        <w:spacing w:line="240" w:lineRule="auto"/>
+        <w:ind w:left="720"/>
+      </w:pPr>
+      <w:r>
+        <w:rPr>
+          <w:lang w:val="zh_TW" w:bidi="zh_TW"/>
+        </w:rPr>
+      </w:r>
+      <w:r>
+        <w:rPr>
+          <w:lang w:val="zh_TW" w:bidi="zh_TW"/>
+        </w:rPr>
+        <w:t>來自吾珥的一頂金盔，是蘇美人（Sumerian）軍事裝備的傑出例子。相比之下，卡納克（Karnak）的一座墓牆描繪了較小的赫人頭盔。最初，以色列軍隊中只有領袖佩戴金屬頭盔（見</w:t>
       </w:r>
       <w:hyperlink r:id="rId20">
         <w:r>
@@ -474,32 +1157,14 @@
             <w:color w:val="0000EE"/>
             <w:u w:val="single"/>
           </w:rPr>
-          <w:t>民16:4–10</w:t>
+          <w:t>撒上17:38</w:t>
         </w:r>
       </w:hyperlink>
       <w:r>
         <w:rPr>
           <w:lang w:val="zh_TW" w:bidi="zh_TW"/>
         </w:rPr>
-        <w:t>、</w:t>
-      </w:r>
-      <w:hyperlink r:id="rId20">
-        <w:r>
-          <w:rPr>
-            <w:lang w:val="zh_TW" w:bidi="zh_TW"/>
-          </w:rPr>
-          <w:rPr>
-            <w:color w:val="0000EE"/>
-            <w:u w:val="single"/>
-          </w:rPr>
-          <w:t>15–17</w:t>
-        </w:r>
-      </w:hyperlink>
-      <w:r>
-        <w:rPr>
-          <w:lang w:val="zh_TW" w:bidi="zh_TW"/>
-        </w:rPr>
-        <w:t>）。摩西責備可拉和他的同黨不是反對亞倫，而是背叛神（</w:t>
+        <w:t>）。但是，到西流古（Seleucid）帝國時期，所有以色列軍兵都配戴銅盔（</w:t>
       </w:r>
       <w:hyperlink r:id="rId21">
         <w:r>
@@ -510,21 +1175,32 @@
             <w:color w:val="0000EE"/>
             <w:u w:val="single"/>
           </w:rPr>
-          <w:t>民16:11</w:t>
+          <w:t>馬加比一書6:35</w:t>
         </w:r>
       </w:hyperlink>
       <w:r>
         <w:rPr>
           <w:lang w:val="zh_TW" w:bidi="zh_TW"/>
         </w:rPr>
-        <w:t>）。當這些人照著摩西的吩咐聚集時，神的榮光便向全會眾顯現。</w:t>
-        <w:br/>
-      </w:r>
-      <w:r>
-        <w:rPr>
-          <w:lang w:val="zh_TW" w:bidi="zh_TW"/>
-        </w:rPr>
-        <w:t>神吩咐摩西，要他告訴會眾遠離可拉、大坍和亞比蘭的帳棚（</w:t>
+        <w:t>）。羅馬軍兵則普遍佩戴皮革或銅製頭盔。</w:t>
+      </w:r>
+    </w:p>
+    <w:p>
+      <w:pPr>
+        <w:pStyle w:val="ListBullet"/>
+        <w:spacing w:line="240" w:lineRule="auto"/>
+        <w:ind w:left="720"/>
+      </w:pPr>
+      <w:r>
+        <w:rPr>
+          <w:lang w:val="zh_TW" w:bidi="zh_TW"/>
+        </w:rPr>
+      </w:r>
+      <w:r>
+        <w:rPr>
+          <w:lang w:val="zh_TW" w:bidi="zh_TW"/>
+        </w:rPr>
+        <w:t>以色列人使用兩種盾牌：步兵使用大盾，弓箭手使用小盾（</w:t>
       </w:r>
       <w:hyperlink r:id="rId22">
         <w:r>
@@ -535,14 +1211,26 @@
             <w:color w:val="0000EE"/>
             <w:u w:val="single"/>
           </w:rPr>
-          <w:t>民16:19–24</w:t>
+          <w:t>代下14:8</w:t>
         </w:r>
       </w:hyperlink>
       <w:r>
         <w:rPr>
           <w:lang w:val="zh_TW" w:bidi="zh_TW"/>
         </w:rPr>
-        <w:t>）。摩西提出一個考驗，以證明自己的權柄。然而，當他說話的時候，地裂開了，把所有叛亂的人、他們的家人和財物都吞下去。那250個獻香的人則被火燒滅。其餘的以色列人十分恐懼，紛紛逃離現場（</w:t>
+        <w:t>）。這些盾牌一般以木材和皮革製成，也有一些是銅製的。</w:t>
+      </w:r>
+    </w:p>
+    <w:p>
+      <w:pPr>
+        <w:pStyle w:val="ListBullet"/>
+        <w:spacing w:line="240" w:lineRule="auto"/>
+        <w:ind w:left="720"/>
+      </w:pPr>
+      <w:r>
+        <w:rPr>
+          <w:lang w:val="zh_TW" w:bidi="zh_TW"/>
+        </w:rPr>
       </w:r>
       <w:hyperlink r:id="rId23">
         <w:r>
@@ -553,14 +1241,50 @@
             <w:color w:val="0000EE"/>
             <w:u w:val="single"/>
           </w:rPr>
-          <w:t>民16:31–35</w:t>
+          <w:t>耶利米書四十六章4節</w:t>
         </w:r>
       </w:hyperlink>
       <w:r>
         <w:rPr>
           <w:lang w:val="zh_TW" w:bidi="zh_TW"/>
         </w:rPr>
-        <w:t>）。不過，</w:t>
+        <w:t>所提到的鱗甲，在近東至少自公元前十五世紀起就已使用，這可從亞拉拿和烏加里特的考古發現得到證實。</w:t>
+      </w:r>
+    </w:p>
+    <w:p>
+      <w:pPr>
+        <w:pStyle w:val="ListBullet"/>
+        <w:spacing w:line="240" w:lineRule="auto"/>
+        <w:ind w:left="720"/>
+      </w:pPr>
+      <w:r>
+        <w:rPr>
+          <w:lang w:val="zh_TW" w:bidi="zh_TW"/>
+        </w:rPr>
+      </w:r>
+      <w:r>
+        <w:rPr>
+          <w:lang w:val="zh_TW" w:bidi="zh_TW"/>
+        </w:rPr>
+        <w:t>劍與槍是以色列人武器的重要部分，形狀與尺寸多樣。在基拉耳發現了製劍的爐子，而拉吉與米吉多則出土了青銅器時代的匕首。</w:t>
+      </w:r>
+    </w:p>
+    <w:p>
+      <w:pPr>
+        <w:pStyle w:val="ListBullet"/>
+        <w:spacing w:line="240" w:lineRule="auto"/>
+        <w:ind w:left="720"/>
+      </w:pPr>
+      <w:r>
+        <w:rPr>
+          <w:lang w:val="zh_TW" w:bidi="zh_TW"/>
+        </w:rPr>
+      </w:r>
+      <w:r>
+        <w:rPr>
+          <w:lang w:val="zh_TW" w:bidi="zh_TW"/>
+        </w:rPr>
+        <w:t>複合式的亞細亞弓比早期使用的簡單的弓有所改進。公元前1300年至900年間帶有銘文的箭頭表明，當時已有成隊的弓箭手（見</w:t>
       </w:r>
       <w:hyperlink r:id="rId24">
         <w:r>
@@ -571,21 +1295,75 @@
             <w:color w:val="0000EE"/>
             <w:u w:val="single"/>
           </w:rPr>
-          <w:t>民數記二十六章11節</w:t>
+          <w:t>賽21:17</w:t>
         </w:r>
       </w:hyperlink>
       <w:r>
         <w:rPr>
           <w:lang w:val="zh_TW" w:bidi="zh_TW"/>
         </w:rPr>
-        <w:t>補充說：「可拉的眾子沒有死亡。」</w:t>
-        <w:br/>
-      </w:r>
-      <w:r>
-        <w:rPr>
-          <w:lang w:val="zh_TW" w:bidi="zh_TW"/>
-        </w:rPr>
-        <w:t>接著，神藉著摩西吩咐亞倫的兒子以利亞撒，把那些死者的香爐收起來，錘成薄片包在祭壇上。這樣做是要提醒以色列人：只有亞倫的後裔祭司才可以在神面前燒香；其他人若擅自這樣做，必遭遇與可拉及其同黨相同的下場（</w:t>
+        <w:t>）。</w:t>
+      </w:r>
+    </w:p>
+    <w:p>
+      <w:pPr/>
+      <w:r>
+        <w:rPr>
+          <w:lang w:val="zh_TW" w:bidi="zh_TW"/>
+        </w:rPr>
+      </w:r>
+      <w:r>
+        <w:rPr>
+          <w:lang w:val="zh_TW" w:bidi="zh_TW"/>
+        </w:rPr>
+        <w:t>新約聖經對軍事裝備則著墨甚少。</w:t>
+      </w:r>
+    </w:p>
+    <w:p>
+      <w:pPr>
+        <w:pStyle w:val="Heading3"/>
+      </w:pPr>
+      <w:r>
+        <w:rPr>
+          <w:lang w:val="zh_TW" w:bidi="zh_TW"/>
+        </w:rPr>
+        <w:t>考古學與文學</w:t>
+      </w:r>
+    </w:p>
+    <w:p>
+      <w:pPr/>
+      <w:r>
+        <w:rPr>
+          <w:lang w:val="zh_TW" w:bidi="zh_TW"/>
+        </w:rPr>
+      </w:r>
+      <w:r>
+        <w:rPr>
+          <w:lang w:val="zh_TW" w:bidi="zh_TW"/>
+        </w:rPr>
+        <w:t>考古發現為許多類型的聖經文學提供平行例證。例如，拉斯珊拉的挖掘中出土了詩歌與散文的泥版，這些泥版的文法和文學形式與希伯來詩篇相似。如今可以確定，像摩西五經中的詳細律法，在摩西時代之前就已存在。</w:t>
+      </w:r>
+    </w:p>
+    <w:p>
+      <w:pPr/>
+      <w:r>
+        <w:rPr>
+          <w:lang w:val="zh_TW" w:bidi="zh_TW"/>
+        </w:rPr>
+      </w:r>
+      <w:r>
+        <w:rPr>
+          <w:lang w:val="zh_TW" w:bidi="zh_TW"/>
+        </w:rPr>
+        <w:t>大約公元前十九世紀的殘缺蘇美人法典（Sumerian codes），如漢謨拉比法典（Code of Hammurabi），在形式和風格上與摩西律法相似。漢謨拉比法典用300條律例闡述公義的原則，目的是要藉由法律與秩序來規範社會。它的文體很有特色：以詩歌形式的序言開始，接著是法律正文，最後以非詩歌的措辭寫成的結語收尾。這種三段式的結構，不僅出現在約伯記中，也出現在較近代的著作裡。</w:t>
+      </w:r>
+    </w:p>
+    <w:p>
+      <w:pPr/>
+      <w:r>
+        <w:rPr>
+          <w:lang w:val="zh_TW" w:bidi="zh_TW"/>
+        </w:rPr>
       </w:r>
       <w:hyperlink r:id="rId25">
         <w:r>
@@ -596,21 +1374,50 @@
             <w:color w:val="0000EE"/>
             <w:u w:val="single"/>
           </w:rPr>
-          <w:t>民16:36–40</w:t>
+          <w:t>出埃及記二十章1至17節</w:t>
         </w:r>
       </w:hyperlink>
       <w:r>
         <w:rPr>
           <w:lang w:val="zh_TW" w:bidi="zh_TW"/>
         </w:rPr>
-        <w:t>）。</w:t>
-        <w:br/>
-      </w:r>
-      <w:r>
-        <w:rPr>
-          <w:lang w:val="zh_TW" w:bidi="zh_TW"/>
-        </w:rPr>
-        <w:t>第二天，百姓又向摩西和亞倫發怨言，指控他們殺害了神的百姓。即使可拉和他的同黨遭遇了那樣的審判，他們仍不相信神已表明摩西和亞倫才是真正的領袖。由於百姓再次反抗，神便宣告要滅絕全體百姓，並降下瘟疫。摩西為百姓代求，使災禍不再繼續蔓延。然而，仍有14,700名以色列人死於瘟疫（</w:t>
+        <w:t>的約的結構，申命記中更完整的形式，與公元前二千年波格斯凱（Boghazkôy）出土的赫人附庸條約的結構相似。這些條約都有固定格式，而這種格式也能在舊約聖經的多處經文裡看到，例如：</w:t>
+      </w:r>
+    </w:p>
+    <w:p>
+      <w:pPr>
+        <w:pStyle w:val="ListBullet"/>
+        <w:spacing w:line="240" w:lineRule="auto"/>
+        <w:ind w:left="720"/>
+      </w:pPr>
+      <w:r>
+        <w:rPr>
+          <w:lang w:val="zh_TW" w:bidi="zh_TW"/>
+        </w:rPr>
+      </w:r>
+      <w:hyperlink r:id="rId25">
+        <w:r>
+          <w:rPr>
+            <w:lang w:val="zh_TW" w:bidi="zh_TW"/>
+          </w:rPr>
+          <w:rPr>
+            <w:color w:val="0000EE"/>
+            <w:u w:val="single"/>
+          </w:rPr>
+          <w:t>出埃及記二十章1至17節</w:t>
+        </w:r>
+      </w:hyperlink>
+    </w:p>
+    <w:p>
+      <w:pPr>
+        <w:pStyle w:val="ListBullet"/>
+        <w:spacing w:line="240" w:lineRule="auto"/>
+        <w:ind w:left="720"/>
+      </w:pPr>
+      <w:r>
+        <w:rPr>
+          <w:lang w:val="zh_TW" w:bidi="zh_TW"/>
+        </w:rPr>
       </w:r>
       <w:hyperlink r:id="rId26">
         <w:r>
@@ -621,14 +1428,20 @@
             <w:color w:val="0000EE"/>
             <w:u w:val="single"/>
           </w:rPr>
-          <w:t>民16:41–50</w:t>
+          <w:t>利未記十八章1至30節</w:t>
         </w:r>
       </w:hyperlink>
-      <w:r>
-        <w:rPr>
-          <w:lang w:val="zh_TW" w:bidi="zh_TW"/>
-        </w:rPr>
-        <w:t>）。新約聖經最後一次提到可拉黨叛逆的事，是在</w:t>
+    </w:p>
+    <w:p>
+      <w:pPr>
+        <w:pStyle w:val="ListBullet"/>
+        <w:spacing w:line="240" w:lineRule="auto"/>
+        <w:ind w:left="720"/>
+      </w:pPr>
+      <w:r>
+        <w:rPr>
+          <w:lang w:val="zh_TW" w:bidi="zh_TW"/>
+        </w:rPr>
       </w:r>
       <w:hyperlink r:id="rId27">
         <w:r>
@@ -639,45 +1452,13 @@
             <w:color w:val="0000EE"/>
             <w:u w:val="single"/>
           </w:rPr>
-          <w:t>猶大書11節</w:t>
+          <w:t>申命記一章1節至三十一章30節</w:t>
         </w:r>
       </w:hyperlink>
-      <w:r>
-        <w:rPr>
-          <w:lang w:val="zh_TW" w:bidi="zh_TW"/>
-        </w:rPr>
-        <w:t>。</w:t>
-        <w:br/>
-      </w:r>
-      <w:r>
-        <w:rPr>
-          <w:i/>
-          <w:lang w:val="zh_TW" w:bidi="zh_TW"/>
-        </w:rPr>
-        <w:t>另見</w:t>
-      </w:r>
-      <w:r>
-        <w:rPr>
-          <w:lang w:val="zh_TW" w:bidi="zh_TW"/>
-        </w:rPr>
-        <w:t xml:space="preserve"> </w:t>
-      </w:r>
-      <w:r>
-        <w:rPr>
-          <w:lang w:val="zh_TW" w:bidi="zh_TW"/>
-        </w:rPr>
-        <w:t>可拉人，可拉族</w:t>
-      </w:r>
-      <w:r>
-        <w:rPr>
-          <w:lang w:val="zh_TW" w:bidi="zh_TW"/>
-        </w:rPr>
-        <w:t>。</w:t>
-      </w:r>
-    </w:p>
-    <w:p>
-      <w:pPr>
-        <w:pStyle w:val="ListNumber"/>
+    </w:p>
+    <w:p>
+      <w:pPr>
+        <w:pStyle w:val="ListBullet"/>
         <w:spacing w:line="240" w:lineRule="auto"/>
         <w:ind w:left="720"/>
       </w:pPr>
@@ -685,12 +1466,6 @@
         <w:rPr>
           <w:lang w:val="zh_TW" w:bidi="zh_TW"/>
         </w:rPr>
-      </w:r>
-      <w:r>
-        <w:rPr>
-          <w:lang w:val="zh_TW" w:bidi="zh_TW"/>
-        </w:rPr>
-        <w:t>希伯崙的長子，列在迦勒家族的家譜中（</w:t>
       </w:r>
       <w:hyperlink r:id="rId28">
         <w:r>
@@ -701,32 +1476,36 @@
             <w:color w:val="0000EE"/>
             <w:u w:val="single"/>
           </w:rPr>
-          <w:t>代上2:43</w:t>
+          <w:t>耶利米書三十一章31至37節</w:t>
         </w:r>
       </w:hyperlink>
-      <w:r>
-        <w:rPr>
-          <w:lang w:val="zh_TW" w:bidi="zh_TW"/>
-        </w:rPr>
-        <w:t>）。有人認為這裡所提的不是人名，而是地名，可能是猶大境內的一座城。</w:t>
-      </w:r>
-    </w:p>
-    <w:p>
-      <w:pPr>
-        <w:pStyle w:val="ListNumber"/>
-        <w:spacing w:line="240" w:lineRule="auto"/>
-        <w:ind w:left="720"/>
-      </w:pPr>
-      <w:r>
-        <w:rPr>
-          <w:lang w:val="zh_TW" w:bidi="zh_TW"/>
-        </w:rPr>
-      </w:r>
-      <w:r>
-        <w:rPr>
-          <w:lang w:val="zh_TW" w:bidi="zh_TW"/>
-        </w:rPr>
-        <w:t>亞米拿達的兒子，哥轄的孫子；哥轄是利未的第二個兒子（</w:t>
+    </w:p>
+    <w:p>
+      <w:pPr/>
+      <w:r>
+        <w:rPr>
+          <w:lang w:val="zh_TW" w:bidi="zh_TW"/>
+        </w:rPr>
+      </w:r>
+      <w:r>
+        <w:rPr>
+          <w:lang w:val="zh_TW" w:bidi="zh_TW"/>
+        </w:rPr>
+        <w:t>創世記也包含了與美索不達米亞文學傳統相似的元素。例如，反覆出現的片語「……的後代記在下面」。這個片語與其上下文在美索不達米亞泥版上被用作「尾語」（colophons，相當於現代書籍的出版資料）。這個片語以及來自努西等地的家譜顯示，創世記前半部簡短的文體與蘇美人的歷史寫作相似。</w:t>
+      </w:r>
+    </w:p>
+    <w:p>
+      <w:pPr/>
+      <w:r>
+        <w:rPr>
+          <w:lang w:val="zh_TW" w:bidi="zh_TW"/>
+        </w:rPr>
+      </w:r>
+      <w:r>
+        <w:rPr>
+          <w:lang w:val="zh_TW" w:bidi="zh_TW"/>
+        </w:rPr>
+        <w:t>希伯來智慧文學（如箴言）也能在其它古代文獻中找到相似之處。例如，埃及的「阿曼尼摩比的訓誨（Instruction of Amenemope）」與</w:t>
       </w:r>
       <w:hyperlink r:id="rId29">
         <w:r>
@@ -737,24 +1516,14 @@
             <w:color w:val="0000EE"/>
             <w:u w:val="single"/>
           </w:rPr>
-          <w:t>代上6:22</w:t>
+          <w:t>箴言二十二章17至二十四章22節</w:t>
         </w:r>
       </w:hyperlink>
       <w:r>
         <w:rPr>
           <w:lang w:val="zh_TW" w:bidi="zh_TW"/>
         </w:rPr>
-        <w:t>）。</w:t>
-      </w:r>
-      <w:r>
-        <w:rPr>
-          <w:lang w:val="zh_TW" w:bidi="zh_TW"/>
-        </w:rPr>
-      </w:r>
-      <w:r>
-        <w:rPr>
-          <w:lang w:val="zh_TW" w:bidi="zh_TW"/>
-        </w:rPr>
+        <w:t>有相似之處，然而學者仍然爭論，是否有一卷書影響另一卷書，還是兩者都源自更早且已經失傳的資料。</w:t>
       </w:r>
     </w:p>
     <w:p>
@@ -764,49 +1533,11 @@
           <w:lang w:val="zh_TW" w:bidi="zh_TW"/>
         </w:rPr>
       </w:r>
-    </w:p>
-    <w:p>
-      <w:pPr>
-        <w:pStyle w:val="Heading2"/>
-      </w:pPr>
-      <w:r>
-        <w:rPr>
-          <w:lang w:val="zh_TW" w:bidi="zh_TW"/>
-        </w:rPr>
-        <w:t>克里特</w:t>
-      </w:r>
-      <w:r>
-        <w:rPr>
-          <w:lang w:val="zh_TW" w:bidi="zh_TW"/>
-        </w:rPr>
-      </w:r>
-    </w:p>
-    <w:p>
-      <w:pPr/>
-      <w:r>
-        <w:rPr>
-          <w:lang w:val="zh_TW" w:bidi="zh_TW"/>
-        </w:rPr>
-      </w:r>
-      <w:r>
-        <w:rPr>
-          <w:lang w:val="zh_TW" w:bidi="zh_TW"/>
-        </w:rPr>
-        <w:t>地中海第四大島嶼，位於希臘東南約60英里（或97公里），土耳其西南約110英里（或177公里）處。它從東到西全長160英里（或257.4公里）。寬度約36英里（或58公里），面積為3,200平方英里（或5,149平方公里）。島上有一條山脈，中央是神聖的伊達山（海拔9,000英尺或2,742米）。這些山脈陡峭地延伸到南海岸，因此大多數居民居住在較為平緩的北坡上。</w:t>
-      </w:r>
-    </w:p>
-    <w:p>
-      <w:pPr/>
-      <w:r>
-        <w:rPr>
-          <w:lang w:val="zh_TW" w:bidi="zh_TW"/>
-        </w:rPr>
-      </w:r>
-      <w:r>
-        <w:rPr>
-          <w:lang w:val="zh_TW" w:bidi="zh_TW"/>
-        </w:rPr>
-        <w:t>克里特島在基督教會的歷史上具有重要意義。當保羅作為囚犯前往羅馬時，船在佳澳避風港避風（</w:t>
+      <w:r>
+        <w:rPr>
+          <w:lang w:val="zh_TW" w:bidi="zh_TW"/>
+        </w:rPr>
+        <w:t>古代世界的書信形式常在聖經中出現（例如：</w:t>
       </w:r>
       <w:hyperlink r:id="rId30">
         <w:r>
@@ -817,14 +1548,14 @@
             <w:color w:val="0000EE"/>
             <w:u w:val="single"/>
           </w:rPr>
-          <w:t>徒27:8</w:t>
+          <w:t>撒下11章</w:t>
         </w:r>
       </w:hyperlink>
       <w:r>
         <w:rPr>
           <w:lang w:val="zh_TW" w:bidi="zh_TW"/>
         </w:rPr>
-        <w:t>）。船試圖到達更大的港口菲尼基（</w:t>
+        <w:t>；</w:t>
       </w:r>
       <w:hyperlink r:id="rId31">
         <w:r>
@@ -835,14 +1566,14 @@
             <w:color w:val="0000EE"/>
             <w:u w:val="single"/>
           </w:rPr>
-          <w:t>12</w:t>
+          <w:t>王上21章</w:t>
         </w:r>
       </w:hyperlink>
       <w:r>
         <w:rPr>
           <w:lang w:val="zh_TW" w:bidi="zh_TW"/>
         </w:rPr>
-        <w:t>節），但被暴風吹離航線，並在克里特西南海岸的一個名為高大島的地方避風（</w:t>
+        <w:t>；</w:t>
       </w:r>
       <w:hyperlink r:id="rId32">
         <w:r>
@@ -853,14 +1584,14 @@
             <w:color w:val="0000EE"/>
             <w:u w:val="single"/>
           </w:rPr>
-          <w:t>16</w:t>
+          <w:t>王下5:10、20</w:t>
         </w:r>
       </w:hyperlink>
       <w:r>
         <w:rPr>
           <w:lang w:val="zh_TW" w:bidi="zh_TW"/>
         </w:rPr>
-        <w:t>節）。保羅在羅馬監禁後可能到訪過克里特島，因為他在給提多的信中說：「我從前留你在克里特」（</w:t>
+        <w:t>；</w:t>
       </w:r>
       <w:hyperlink r:id="rId33">
         <w:r>
@@ -871,14 +1602,14 @@
             <w:color w:val="0000EE"/>
             <w:u w:val="single"/>
           </w:rPr>
-          <w:t>多1:5</w:t>
+          <w:t>拉4:6–7</w:t>
         </w:r>
       </w:hyperlink>
       <w:r>
         <w:rPr>
           <w:lang w:val="zh_TW" w:bidi="zh_TW"/>
         </w:rPr>
-        <w:t>）。基於此和其他證據，許多學者認為保羅在第二次監禁及處決之前已獲釋，並有一段長期的事工（</w:t>
+        <w:t>；</w:t>
       </w:r>
       <w:hyperlink r:id="rId34">
         <w:r>
@@ -889,14 +1620,52 @@
             <w:color w:val="0000EE"/>
             <w:u w:val="single"/>
           </w:rPr>
-          <w:t>提後4:6</w:t>
+          <w:t>尼2:7</w:t>
         </w:r>
       </w:hyperlink>
       <w:r>
         <w:rPr>
           <w:lang w:val="zh_TW" w:bidi="zh_TW"/>
         </w:rPr>
-        <w:t>）。保羅對克里特島的人評價不高，他引用他們自己的一位詩人說他們是「常說謊話，乃是惡獸，又饞又懶。」（</w:t>
+        <w:t>）。這種形式出現於埃及蒲草紙中，如澤農（Zenon）文獻，並且也見於希臘著作，如柏拉圖（Plato）的書信。柏拉圖約公元前354年的第七書信（</w:t>
+      </w:r>
+      <w:r>
+        <w:rPr>
+          <w:i/>
+          <w:lang w:val="zh_TW" w:bidi="zh_TW"/>
+        </w:rPr>
+        <w:t>Seventh Letter</w:t>
+      </w:r>
+      <w:r>
+        <w:rPr>
+          <w:lang w:val="zh_TW" w:bidi="zh_TW"/>
+        </w:rPr>
+        <w:t>）在形式上與使徒保羅的書信相似。柏拉圖的第七書信試圖糾正人對他教導的誤解，而保羅的書信（特別是腓利門書）有時也帶有類似的個人色彩，與一些埃及書信的性質相近。</w:t>
+      </w:r>
+    </w:p>
+    <w:p>
+      <w:pPr>
+        <w:pStyle w:val="Heading3"/>
+      </w:pPr>
+      <w:r>
+        <w:rPr>
+          <w:lang w:val="zh_TW" w:bidi="zh_TW"/>
+        </w:rPr>
+        <w:t>考古學與語言學</w:t>
+      </w:r>
+    </w:p>
+    <w:p>
+      <w:pPr/>
+      <w:r>
+        <w:rPr>
+          <w:lang w:val="zh_TW" w:bidi="zh_TW"/>
+        </w:rPr>
+      </w:r>
+      <w:r>
+        <w:rPr>
+          <w:lang w:val="zh_TW" w:bidi="zh_TW"/>
+        </w:rPr>
+        <w:t>透過考古學復原的古代語言，有助於我們理解舊約聖經。舊約聖經中的許多片語原本源自蘇美文（Sumerian）或亞甲文亞喀得文（Akkadian）。例如，</w:t>
       </w:r>
       <w:hyperlink r:id="rId35">
         <w:r>
@@ -907,76 +1676,27 @@
             <w:color w:val="0000EE"/>
             <w:u w:val="single"/>
           </w:rPr>
-          <w:t>提1:12</w:t>
+          <w:t>創世記一章1節</w:t>
         </w:r>
       </w:hyperlink>
       <w:r>
         <w:rPr>
           <w:lang w:val="zh_TW" w:bidi="zh_TW"/>
         </w:rPr>
-        <w:t>）。但福音在那裡必定產生了相當大的影響，因為今天提多的名字在當地許多村莊、教堂和修道院中備受尊崇。</w:t>
-      </w:r>
-    </w:p>
-    <w:p>
-      <w:pPr/>
-      <w:r>
-        <w:rPr>
-          <w:lang w:val="zh_TW" w:bidi="zh_TW"/>
-        </w:rPr>
-      </w:r>
-      <w:r>
-        <w:rPr>
-          <w:lang w:val="zh_TW" w:bidi="zh_TW"/>
-        </w:rPr>
-        <w:t>由於其地理位置和土地相對肥沃，克里特島在戰爭和商業上具有重要價值。該島於公元前67年被羅馬征服，成為一個獨立的省份。居民在羅馬人和後來的希臘基督徒（拜占庭人）統治下繁榮昌盛。撒拉遜人（穆斯林）佔領該島超過一個世紀（公元823–960年）。經歷了數個世紀的基督徒領導後，它被土耳其蘇丹征服，文明逐漸衰退（公元1669–1898年）。在公元20世紀，克里特島一直是希臘的一部分，僅在第二次世界大戰期間被德國佔領過一段時間。</w:t>
-      </w:r>
-      <w:r>
-        <w:rPr>
-          <w:lang w:val="zh_TW" w:bidi="zh_TW"/>
-        </w:rPr>
-      </w:r>
-      <w:r>
-        <w:rPr>
-          <w:lang w:val="zh_TW" w:bidi="zh_TW"/>
-        </w:rPr>
-      </w:r>
-    </w:p>
-    <w:p>
-      <w:pPr/>
-      <w:r>
-        <w:rPr>
-          <w:lang w:val="zh_TW" w:bidi="zh_TW"/>
-        </w:rPr>
-      </w:r>
-    </w:p>
-    <w:p>
-      <w:pPr>
-        <w:pStyle w:val="Heading2"/>
-      </w:pPr>
-      <w:r>
-        <w:rPr>
-          <w:lang w:val="zh_TW" w:bidi="zh_TW"/>
-        </w:rPr>
-        <w:t>克斯塔</w:t>
-      </w:r>
-      <w:r>
-        <w:rPr>
-          <w:lang w:val="zh_TW" w:bidi="zh_TW"/>
-        </w:rPr>
-      </w:r>
-    </w:p>
-    <w:p>
-      <w:pPr/>
-      <w:r>
-        <w:rPr>
-          <w:lang w:val="zh_TW" w:bidi="zh_TW"/>
-        </w:rPr>
-      </w:r>
-      <w:r>
-        <w:rPr>
-          <w:lang w:val="zh_TW" w:bidi="zh_TW"/>
-        </w:rPr>
-        <w:t>一種價值不詳的重量單位（</w:t>
+        <w:t>中的片語「天地」。在蘇美文中，這個表達是</w:t>
+      </w:r>
+      <w:r>
+        <w:rPr>
+          <w:i/>
+          <w:lang w:val="zh_TW" w:bidi="zh_TW"/>
+        </w:rPr>
+        <w:t>an-ki</w:t>
+      </w:r>
+      <w:r>
+        <w:rPr>
+          <w:lang w:val="zh_TW" w:bidi="zh_TW"/>
+        </w:rPr>
+        <w:t>，意為「宇宙」。這個片語使用兩個相對的詞語來表達整體，這種文學手法也見於</w:t>
       </w:r>
       <w:hyperlink r:id="rId36">
         <w:r>
@@ -987,50 +1707,14 @@
             <w:color w:val="0000EE"/>
             <w:u w:val="single"/>
           </w:rPr>
-          <w:t>創33:19</w:t>
+          <w:t>啟示錄二十二章13節</w:t>
         </w:r>
       </w:hyperlink>
       <w:r>
         <w:rPr>
           <w:lang w:val="zh_TW" w:bidi="zh_TW"/>
         </w:rPr>
-        <w:t>；</w:t>
-      </w:r>
-      <w:hyperlink r:id="rId37">
-        <w:r>
-          <w:rPr>
-            <w:lang w:val="zh_TW" w:bidi="zh_TW"/>
-          </w:rPr>
-          <w:rPr>
-            <w:color w:val="0000EE"/>
-            <w:u w:val="single"/>
-          </w:rPr>
-          <w:t>書24:32</w:t>
-        </w:r>
-      </w:hyperlink>
-      <w:r>
-        <w:rPr>
-          <w:lang w:val="zh_TW" w:bidi="zh_TW"/>
-        </w:rPr>
-        <w:t>；</w:t>
-      </w:r>
-      <w:hyperlink r:id="rId38">
-        <w:r>
-          <w:rPr>
-            <w:lang w:val="zh_TW" w:bidi="zh_TW"/>
-          </w:rPr>
-          <w:rPr>
-            <w:color w:val="0000EE"/>
-            <w:u w:val="single"/>
-          </w:rPr>
-          <w:t>伯42:11</w:t>
-        </w:r>
-      </w:hyperlink>
-      <w:r>
-        <w:rPr>
-          <w:lang w:val="zh_TW" w:bidi="zh_TW"/>
-        </w:rPr>
-        <w:t>；和合本譯為：銀子）。</w:t>
+        <w:t>。</w:t>
       </w:r>
     </w:p>
     <w:p>
@@ -1042,38 +1726,9 @@
       </w:r>
       <w:r>
         <w:rPr>
-          <w:i/>
-          <w:lang w:val="zh_TW" w:bidi="zh_TW"/>
-        </w:rPr>
-        <w:t>見</w:t>
-      </w:r>
-      <w:r>
-        <w:rPr>
-          <w:lang w:val="zh_TW" w:bidi="zh_TW"/>
-        </w:rPr>
-        <w:t xml:space="preserve"> </w:t>
-      </w:r>
-      <w:r>
-        <w:rPr>
-          <w:lang w:val="zh_TW" w:bidi="zh_TW"/>
-        </w:rPr>
-        <w:t>銀子（Money）</w:t>
-      </w:r>
-      <w:r>
-        <w:rPr>
-          <w:lang w:val="zh_TW" w:bidi="zh_TW"/>
-        </w:rPr>
-        <w:t>。</w:t>
-      </w:r>
-      <w:r>
-        <w:rPr>
-          <w:lang w:val="zh_TW" w:bidi="zh_TW"/>
-        </w:rPr>
-      </w:r>
-      <w:r>
-        <w:rPr>
-          <w:lang w:val="zh_TW" w:bidi="zh_TW"/>
-        </w:rPr>
+          <w:lang w:val="zh_TW" w:bidi="zh_TW"/>
+        </w:rPr>
+        <w:t>烏加里特文和以巴拉文（Eblaic）都是與希伯來文密切相關的西閃族方言。這些方言能提供洞見，幫助我們認識希伯來詩歌的難解語言，並顯示其保存古代迦南的表達方式。亞蘭文的研究也澄清了舊約聖經某些部分的語言，例如以斯拉記和但以理書，這些是用帝國亞蘭文寫成的。出土於公元前五至四世紀的埃及象島（Elephantine）蒲草紙文獻，支持這些經文成書時間較早的說法。</w:t>
       </w:r>
     </w:p>
     <w:p>
@@ -1083,21 +1738,22 @@
           <w:lang w:val="zh_TW" w:bidi="zh_TW"/>
         </w:rPr>
       </w:r>
-    </w:p>
-    <w:p>
-      <w:pPr>
-        <w:pStyle w:val="Heading2"/>
-      </w:pPr>
-      <w:r>
-        <w:rPr>
-          <w:lang w:val="zh_TW" w:bidi="zh_TW"/>
-        </w:rPr>
-        <w:t>客店</w:t>
-      </w:r>
-      <w:r>
-        <w:rPr>
-          <w:lang w:val="zh_TW" w:bidi="zh_TW"/>
-        </w:rPr>
+      <w:r>
+        <w:rPr>
+          <w:lang w:val="zh_TW" w:bidi="zh_TW"/>
+        </w:rPr>
+        <w:t>新約聖經是以通用希臘文（koine）寫成的，這是近東和羅馬帝國的通用語言。新約聖經的希臘文常帶有隱含的閃族文表達，若未能辨識，可能會導致錯譯。</w:t>
+      </w:r>
+    </w:p>
+    <w:p>
+      <w:pPr>
+        <w:pStyle w:val="Heading3"/>
+      </w:pPr>
+      <w:r>
+        <w:rPr>
+          <w:lang w:val="zh_TW" w:bidi="zh_TW"/>
+        </w:rPr>
+        <w:t>聖經研究的重要性</w:t>
       </w:r>
     </w:p>
     <w:p>
@@ -1111,18 +1767,7 @@
         <w:rPr>
           <w:lang w:val="zh_TW" w:bidi="zh_TW"/>
         </w:rPr>
-        <w:t>客店是供旅人行程中過夜歇息的地方。後來，客店的形式有所改變，從簡單的避身之所，逐漸發展成較接近今日旅館的場所。</w:t>
-      </w:r>
-    </w:p>
-    <w:p>
-      <w:pPr>
-        <w:pStyle w:val="Heading3"/>
-      </w:pPr>
-      <w:r>
-        <w:rPr>
-          <w:lang w:val="zh_TW" w:bidi="zh_TW"/>
-        </w:rPr>
-        <w:t>舊約聖經中的客店</w:t>
+        <w:t>考古發現大大擴展了我們對古代世界的認識，使我們能夠看見聖經人物是真實的歷史人物。這些人生活在充滿壓力與文化成就的時代，他們並非傳說中的人物，卻會為生活的難題而掙扎。有時候，他們得以看見神全能至聖的異象，他們和他們的民族會得著引導，並得著幫助，以致在歷史中成就祂的旨意。</w:t>
       </w:r>
     </w:p>
     <w:p>
@@ -1136,61 +1781,7 @@
         <w:rPr>
           <w:lang w:val="zh_TW" w:bidi="zh_TW"/>
         </w:rPr>
-        <w:t>在較早期的英文聖經譯本中，客店（inn）一詞在舊約聖經裡出現三次。其中兩次是記載約瑟的兄弟在往返埃及與迦南的途中，於夜間歇息（</w:t>
-      </w:r>
-      <w:hyperlink r:id="rId39">
-        <w:r>
-          <w:rPr>
-            <w:lang w:val="zh_TW" w:bidi="zh_TW"/>
-          </w:rPr>
-          <w:rPr>
-            <w:color w:val="0000EE"/>
-            <w:u w:val="single"/>
-          </w:rPr>
-          <w:t>創42:27</w:t>
-        </w:r>
-      </w:hyperlink>
-      <w:r>
-        <w:rPr>
-          <w:lang w:val="zh_TW" w:bidi="zh_TW"/>
-        </w:rPr>
-        <w:t>，</w:t>
-      </w:r>
-      <w:hyperlink r:id="rId40">
-        <w:r>
-          <w:rPr>
-            <w:lang w:val="zh_TW" w:bidi="zh_TW"/>
-          </w:rPr>
-          <w:rPr>
-            <w:color w:val="0000EE"/>
-            <w:u w:val="single"/>
-          </w:rPr>
-          <w:t>43:21</w:t>
-        </w:r>
-      </w:hyperlink>
-      <w:r>
-        <w:rPr>
-          <w:lang w:val="zh_TW" w:bidi="zh_TW"/>
-        </w:rPr>
-        <w:t>；譯註：和合本譯為「住宿的地方」）。第三次出現是在摩西從米甸返回埃及、要帶領以色列的百姓時（</w:t>
-      </w:r>
-      <w:hyperlink r:id="rId41">
-        <w:r>
-          <w:rPr>
-            <w:lang w:val="zh_TW" w:bidi="zh_TW"/>
-          </w:rPr>
-          <w:rPr>
-            <w:color w:val="0000EE"/>
-            <w:u w:val="single"/>
-          </w:rPr>
-          <w:t>出4:24</w:t>
-        </w:r>
-      </w:hyperlink>
-      <w:r>
-        <w:rPr>
-          <w:lang w:val="zh_TW" w:bidi="zh_TW"/>
-        </w:rPr>
-        <w:t>；譯註：和合本譯為「住宿的地方」）。</w:t>
+        <w:t>考古學顯示，以色列人必須放在古代近東的更廣闊背景下來研究，是多元民族、龐大文化的一部分，其中包含蘇美人和愛琴海人（Aegeans）等。這研究必須以客觀的態度進行，我們必須依據證據來理解聖經中的事件和生活。雖然考古學的解釋與聖經證據之間偶有衝突，但這些情況很少，並且隨著更多資料出土而逐漸減少。</w:t>
       </w:r>
     </w:p>
     <w:p>
@@ -1204,368 +1795,7 @@
         <w:rPr>
           <w:lang w:val="zh_TW" w:bidi="zh_TW"/>
         </w:rPr>
-        <w:t>有些英文譯本將這些經文全都譯為住宿的地方（lodging place）。在亞伯拉罕與摩西的時代，近東地區並沒有我們今日所理解的客店。我們對客店的概念是指旅人可以付費住宿的公共場所。</w:t>
-      </w:r>
-    </w:p>
-    <w:p>
-      <w:pPr/>
-      <w:r>
-        <w:rPr>
-          <w:lang w:val="zh_TW" w:bidi="zh_TW"/>
-        </w:rPr>
-      </w:r>
-      <w:r>
-        <w:rPr>
-          <w:lang w:val="zh_TW" w:bidi="zh_TW"/>
-        </w:rPr>
-        <w:t>在有人定居的地區，旅人通常可以期待當地居民接待他們、提供住宿之處。在整個近東，為旅人提供住宿是一項重要的責任（見</w:t>
-      </w:r>
-      <w:hyperlink r:id="rId42">
-        <w:r>
-          <w:rPr>
-            <w:lang w:val="zh_TW" w:bidi="zh_TW"/>
-          </w:rPr>
-          <w:rPr>
-            <w:color w:val="0000EE"/>
-            <w:u w:val="single"/>
-          </w:rPr>
-          <w:t>創19:1–3</w:t>
-        </w:r>
-      </w:hyperlink>
-      <w:r>
-        <w:rPr>
-          <w:lang w:val="zh_TW" w:bidi="zh_TW"/>
-        </w:rPr>
-        <w:t>；</w:t>
-      </w:r>
-      <w:hyperlink r:id="rId43">
-        <w:r>
-          <w:rPr>
-            <w:lang w:val="zh_TW" w:bidi="zh_TW"/>
-          </w:rPr>
-          <w:rPr>
-            <w:color w:val="0000EE"/>
-            <w:u w:val="single"/>
-          </w:rPr>
-          <w:t>士19:15–21</w:t>
-        </w:r>
-      </w:hyperlink>
-      <w:r>
-        <w:rPr>
-          <w:lang w:val="zh_TW" w:bidi="zh_TW"/>
-        </w:rPr>
-        <w:t>）。在荒涼無人的地方，旅人就自己搭建住處（</w:t>
-      </w:r>
-      <w:hyperlink r:id="rId44">
-        <w:r>
-          <w:rPr>
-            <w:lang w:val="zh_TW" w:bidi="zh_TW"/>
-          </w:rPr>
-          <w:rPr>
-            <w:color w:val="0000EE"/>
-            <w:u w:val="single"/>
-          </w:rPr>
-          <w:t>創28:11</w:t>
-        </w:r>
-      </w:hyperlink>
-      <w:r>
-        <w:rPr>
-          <w:lang w:val="zh_TW" w:bidi="zh_TW"/>
-        </w:rPr>
-        <w:t>），也會自行攜帶食物（</w:t>
-      </w:r>
-      <w:hyperlink r:id="rId45">
-        <w:r>
-          <w:rPr>
-            <w:lang w:val="zh_TW" w:bidi="zh_TW"/>
-          </w:rPr>
-          <w:rPr>
-            <w:color w:val="0000EE"/>
-            <w:u w:val="single"/>
-          </w:rPr>
-          <w:t>書9:11–13</w:t>
-        </w:r>
-      </w:hyperlink>
-      <w:r>
-        <w:rPr>
-          <w:lang w:val="zh_TW" w:bidi="zh_TW"/>
-        </w:rPr>
-        <w:t>）。</w:t>
-      </w:r>
-    </w:p>
-    <w:p>
-      <w:pPr/>
-      <w:r>
-        <w:rPr>
-          <w:lang w:val="zh_TW" w:bidi="zh_TW"/>
-        </w:rPr>
-      </w:r>
-      <w:r>
-        <w:rPr>
-          <w:lang w:val="zh_TW" w:bidi="zh_TW"/>
-        </w:rPr>
-        <w:t>我們不確定真正的客店何時在巴勒斯坦出現。有些人認為客店的概念來自外地，因為猶太人用來表示「客店」的詞語源自希臘文與拉丁文。較早的文獻，如他爾根（Targum）和約瑟夫（Josephus，</w:t>
-      </w:r>
-      <w:r>
-        <w:rPr>
-          <w:i/>
-          <w:lang w:val="zh_TW" w:bidi="zh_TW"/>
-        </w:rPr>
-        <w:t>猶太古史記</w:t>
-      </w:r>
-      <w:r>
-        <w:rPr>
-          <w:lang w:val="zh_TW" w:bidi="zh_TW"/>
-        </w:rPr>
-        <w:t xml:space="preserve"> 5.1.12）都將喇合稱為開客店的人（</w:t>
-      </w:r>
-      <w:hyperlink r:id="rId46">
-        <w:r>
-          <w:rPr>
-            <w:lang w:val="zh_TW" w:bidi="zh_TW"/>
-          </w:rPr>
-          <w:rPr>
-            <w:color w:val="0000EE"/>
-            <w:u w:val="single"/>
-          </w:rPr>
-          <w:t>書2:1</w:t>
-        </w:r>
-      </w:hyperlink>
-      <w:r>
-        <w:rPr>
-          <w:lang w:val="zh_TW" w:bidi="zh_TW"/>
-        </w:rPr>
-        <w:t>）。不過，在約書亞的時代，很可能尚未存在真正意義上的客店。然而，在近東地區可以找到相似的例子，有些婦女經營某種場所，為旅人同時提供住宿與性服務。</w:t>
-      </w:r>
-    </w:p>
-    <w:p>
-      <w:pPr>
-        <w:pStyle w:val="Heading3"/>
-      </w:pPr>
-      <w:r>
-        <w:rPr>
-          <w:lang w:val="zh_TW" w:bidi="zh_TW"/>
-        </w:rPr>
-        <w:t>新約聖經中的客店</w:t>
-      </w:r>
-    </w:p>
-    <w:p>
-      <w:pPr/>
-      <w:r>
-        <w:rPr>
-          <w:lang w:val="zh_TW" w:bidi="zh_TW"/>
-        </w:rPr>
-      </w:r>
-      <w:r>
-        <w:rPr>
-          <w:lang w:val="zh_TW" w:bidi="zh_TW"/>
-        </w:rPr>
-        <w:t>我們知道，希臘式的客店早在公元前5世紀就已存在，並且在受希臘文化影響的地區逐漸普及。這類客店通常環境不太舒適，也缺乏安全保障。</w:t>
-      </w:r>
-    </w:p>
-    <w:p>
-      <w:pPr/>
-      <w:r>
-        <w:rPr>
-          <w:lang w:val="zh_TW" w:bidi="zh_TW"/>
-        </w:rPr>
-      </w:r>
-      <w:r>
-        <w:rPr>
-          <w:lang w:val="zh_TW" w:bidi="zh_TW"/>
-        </w:rPr>
-        <w:t>這種有「店主」的「客店」，正是好撒馬利亞人將遭搶劫的人帶去的地方（</w:t>
-      </w:r>
-      <w:hyperlink r:id="rId47">
-        <w:r>
-          <w:rPr>
-            <w:lang w:val="zh_TW" w:bidi="zh_TW"/>
-          </w:rPr>
-          <w:rPr>
-            <w:color w:val="0000EE"/>
-            <w:u w:val="single"/>
-          </w:rPr>
-          <w:t>路10:34–35</w:t>
-        </w:r>
-      </w:hyperlink>
-      <w:r>
-        <w:rPr>
-          <w:lang w:val="zh_TW" w:bidi="zh_TW"/>
-        </w:rPr>
-        <w:t>）。這類客店很可能類似汗舍（khan，城內的小型客店）或商隊驛站（caravansary，位於城的邊緣、特別設在貿易路線旁的較大型客店）。這些設施可見於敘利亞一帶的貿易路線上，長期以來都相當常見。</w:t>
-      </w:r>
-    </w:p>
-    <w:p>
-      <w:pPr/>
-      <w:r>
-        <w:rPr>
-          <w:lang w:val="zh_TW" w:bidi="zh_TW"/>
-        </w:rPr>
-      </w:r>
-      <w:r>
-        <w:rPr>
-          <w:lang w:val="zh_TW" w:bidi="zh_TW"/>
-        </w:rPr>
-        <w:t>這些客店多半是方形建築，中間設有露天的院子，提供水源與遮蔽之處，但旅人通常自備食物，有時也會帶著自己的鋪蓋。好撒馬利亞人顯然期待店主照顧那位受傷的人。至於這種作法是否屬於常態，或只是因為情況緊急而採取的特例，則不容易判斷。</w:t>
-      </w:r>
-    </w:p>
-    <w:p>
-      <w:pPr/>
-      <w:r>
-        <w:rPr>
-          <w:lang w:val="zh_TW" w:bidi="zh_TW"/>
-        </w:rPr>
-      </w:r>
-      <w:r>
-        <w:rPr>
-          <w:lang w:val="zh_TW" w:bidi="zh_TW"/>
-        </w:rPr>
-        <w:t>耶穌在好撒馬利亞人的比喻中所提到的那間客店，人們長久以來認為它就是哈特魯爾汗舍（Khan Hathrur）。它位於耶路撒冷與耶利哥之間的中途位置。不過，現今所見的建築，很可能只是在同一地點先後興建的多座建築之一。</w:t>
-      </w:r>
-    </w:p>
-    <w:p>
-      <w:pPr/>
-      <w:r>
-        <w:rPr>
-          <w:lang w:val="zh_TW" w:bidi="zh_TW"/>
-        </w:rPr>
-      </w:r>
-      <w:r>
-        <w:rPr>
-          <w:lang w:val="zh_TW" w:bidi="zh_TW"/>
-        </w:rPr>
-        <w:t>新約聖經中還有兩處著名的經文，提到不同類型的住宿之處。第一，來自羅馬的基督徒在三館這個歇腳之處迎接身為囚犯的保羅，三館距離羅馬約53公里（33英里），是兩條道路交會的地方（</w:t>
-      </w:r>
-      <w:hyperlink r:id="rId48">
-        <w:r>
-          <w:rPr>
-            <w:lang w:val="zh_TW" w:bidi="zh_TW"/>
-          </w:rPr>
-          <w:rPr>
-            <w:color w:val="0000EE"/>
-            <w:u w:val="single"/>
-          </w:rPr>
-          <w:t>徒28:15</w:t>
-        </w:r>
-      </w:hyperlink>
-      <w:r>
-        <w:rPr>
-          <w:lang w:val="zh_TW" w:bidi="zh_TW"/>
-        </w:rPr>
-        <w:t>）。第二，是那間沒有地方接待約瑟和馬利亞的「客店」（</w:t>
-      </w:r>
-      <w:hyperlink r:id="rId49">
-        <w:r>
-          <w:rPr>
-            <w:lang w:val="zh_TW" w:bidi="zh_TW"/>
-          </w:rPr>
-          <w:rPr>
-            <w:color w:val="0000EE"/>
-            <w:u w:val="single"/>
-          </w:rPr>
-          <w:t>路2:7</w:t>
-        </w:r>
-      </w:hyperlink>
-      <w:r>
-        <w:rPr>
-          <w:lang w:val="zh_TW" w:bidi="zh_TW"/>
-        </w:rPr>
-        <w:t>）。這個詞語在某些英文譯本中譯為客房（guestchamber），而另一些譯本則譯為客房（guest room）（</w:t>
-      </w:r>
-      <w:hyperlink r:id="rId50">
-        <w:r>
-          <w:rPr>
-            <w:lang w:val="zh_TW" w:bidi="zh_TW"/>
-          </w:rPr>
-          <w:rPr>
-            <w:color w:val="0000EE"/>
-            <w:u w:val="single"/>
-          </w:rPr>
-          <w:t>可14:14</w:t>
-        </w:r>
-      </w:hyperlink>
-      <w:r>
-        <w:rPr>
-          <w:lang w:val="zh_TW" w:bidi="zh_TW"/>
-        </w:rPr>
-        <w:t>；</w:t>
-      </w:r>
-      <w:hyperlink r:id="rId51">
-        <w:r>
-          <w:rPr>
-            <w:lang w:val="zh_TW" w:bidi="zh_TW"/>
-          </w:rPr>
-          <w:rPr>
-            <w:color w:val="0000EE"/>
-            <w:u w:val="single"/>
-          </w:rPr>
-          <w:t>路22:11</w:t>
-        </w:r>
-      </w:hyperlink>
-      <w:r>
-        <w:rPr>
-          <w:lang w:val="zh_TW" w:bidi="zh_TW"/>
-        </w:rPr>
-        <w:t>）。</w:t>
-      </w:r>
-    </w:p>
-    <w:p>
-      <w:pPr/>
-      <w:r>
-        <w:rPr>
-          <w:lang w:val="zh_TW" w:bidi="zh_TW"/>
-        </w:rPr>
-      </w:r>
-      <w:r>
-        <w:rPr>
-          <w:lang w:val="zh_TW" w:bidi="zh_TW"/>
-        </w:rPr>
-        <w:t>耶路撒冷的猶太人以能夠為所有前來守逾越節的訪客提供足夠的客房而感到自豪。而前來守五旬節的人群同樣能獲得接待（</w:t>
-      </w:r>
-      <w:hyperlink r:id="rId52">
-        <w:r>
-          <w:rPr>
-            <w:lang w:val="zh_TW" w:bidi="zh_TW"/>
-          </w:rPr>
-          <w:rPr>
-            <w:color w:val="0000EE"/>
-            <w:u w:val="single"/>
-          </w:rPr>
-          <w:t>徒2:6–11</w:t>
-        </w:r>
-      </w:hyperlink>
-      <w:r>
-        <w:rPr>
-          <w:lang w:val="zh_TW" w:bidi="zh_TW"/>
-        </w:rPr>
-        <w:t>）。看來，約瑟和馬利亞為了數點人數來到伯利恆時，也期望能找到這樣的住宿之處，但所有客房都已經客滿。</w:t>
-      </w:r>
-    </w:p>
-    <w:p>
-      <w:pPr/>
-      <w:r>
-        <w:rPr>
-          <w:lang w:val="zh_TW" w:bidi="zh_TW"/>
-        </w:rPr>
-      </w:r>
-      <w:r>
-        <w:rPr>
-          <w:i/>
-          <w:lang w:val="zh_TW" w:bidi="zh_TW"/>
-        </w:rPr>
-        <w:t>另見</w:t>
-      </w:r>
-      <w:r>
-        <w:rPr>
-          <w:lang w:val="zh_TW" w:bidi="zh_TW"/>
-        </w:rPr>
-        <w:t>旅行</w:t>
-      </w:r>
-      <w:r>
-        <w:rPr>
-          <w:lang w:val="zh_TW" w:bidi="zh_TW"/>
-        </w:rPr>
-        <w:t>。</w:t>
+        <w:t>考古學不能證明或否定聖經的屬靈真理，但它確實印證了以色列人的歷史，澄清了舊約聖經和新約聖經先前不確定的多個詞語和傳統。這樣，考古學為那些指向耶穌基督生平的預言提供了堅實的歷史背景。</w:t>
       </w:r>
       <w:r>
         <w:rPr>
@@ -3467,12 +3697,6 @@
   </w:num>
   <w:num w:numId="13" w16cid:durableId="592781308">
     <w:abstractNumId w:val="11"/>
-  </w:num>
-  <w:num w:numId="14">
-    <w:abstractNumId w:val="3"/>
-    <w:lvlOverride w:ilvl="0">
-      <w:startOverride w:val="1"/>
-    </w:lvlOverride>
   </w:num>
   <w:numIdMacAtCleanup w:val="10"/>
 </w:numbering>

--- a/zht/docx/081.content.docx
+++ b/zht/docx/081.content.docx
@@ -542,48 +542,30 @@
         </w:rPr>
         <w:t>考古學也釐清了聖經提到的某些社會風俗。例如，亞伯蘭與妻子的婢女夏甲生子，符合努西（Nuzi）當地的習俗，並不被視為不道德。領養的做法，像亞伯蘭收養以利以謝（</w:t>
       </w:r>
-      <w:hyperlink r:id="rId13">
-        <w:r>
-          <w:rPr>
-            <w:lang w:val="zh_TW" w:bidi="zh_TW"/>
-          </w:rPr>
-          <w:rPr>
-            <w:color w:val="0000EE"/>
-            <w:u w:val="single"/>
-          </w:rPr>
-          <w:t>創15:2–4</w:t>
-        </w:r>
-      </w:hyperlink>
+      <w:r>
+        <w:rPr>
+          <w:lang w:val="zh_TW" w:bidi="zh_TW"/>
+        </w:rPr>
+        <w:t>創15:2–4</w:t>
+      </w:r>
       <w:r>
         <w:rPr>
           <w:lang w:val="zh_TW" w:bidi="zh_TW"/>
         </w:rPr>
         <w:t>），我們能透過努西的文獻理解得更加透徹。這些文獻記載，沒有孩子的夫妻會收養一名僕人，讓他成為繼承人。這些被收養的人會成為家中的長子，但若後來有親生子出生，被收養的人就可能失去這些權利。來自努西、烏加里特和亞拉拿（Alalakh）的文獻也說明了長子的權利，以及人們如何交換這些權利，這正如</w:t>
       </w:r>
-      <w:hyperlink r:id="rId14">
-        <w:r>
-          <w:rPr>
-            <w:lang w:val="zh_TW" w:bidi="zh_TW"/>
-          </w:rPr>
-          <w:rPr>
-            <w:color w:val="0000EE"/>
-            <w:u w:val="single"/>
-          </w:rPr>
-          <w:t>創</w:t>
-        </w:r>
-      </w:hyperlink>
-      <w:hyperlink r:id="rId15">
-        <w:r>
-          <w:rPr>
-            <w:lang w:val="zh_TW" w:bidi="zh_TW"/>
-          </w:rPr>
-          <w:rPr>
-            <w:color w:val="0000EE"/>
-            <w:u w:val="single"/>
-          </w:rPr>
-          <w:t>世記二十五章31至34節</w:t>
-        </w:r>
-      </w:hyperlink>
+      <w:r>
+        <w:rPr>
+          <w:lang w:val="zh_TW" w:bidi="zh_TW"/>
+        </w:rPr>
+        <w:t>創</w:t>
+      </w:r>
+      <w:r>
+        <w:rPr>
+          <w:lang w:val="zh_TW" w:bidi="zh_TW"/>
+        </w:rPr>
+        <w:t>世記二十五章31至34節</w:t>
+      </w:r>
       <w:r>
         <w:rPr>
           <w:lang w:val="zh_TW" w:bidi="zh_TW"/>
@@ -880,18 +862,12 @@
         </w:rPr>
         <w:t>防腐是保存遺體的過程。</w:t>
       </w:r>
-      <w:hyperlink r:id="rId16">
-        <w:r>
-          <w:rPr>
-            <w:lang w:val="zh_TW" w:bidi="zh_TW"/>
-          </w:rPr>
-          <w:rPr>
-            <w:color w:val="0000EE"/>
-            <w:u w:val="single"/>
-          </w:rPr>
-          <w:t>創世記五十章2至3、26節</w:t>
-        </w:r>
-      </w:hyperlink>
+      <w:r>
+        <w:rPr>
+          <w:lang w:val="zh_TW" w:bidi="zh_TW"/>
+        </w:rPr>
+        <w:t>創世記五十章2至3、26節</w:t>
+      </w:r>
       <w:r>
         <w:rPr>
           <w:lang w:val="zh_TW" w:bidi="zh_TW"/>
@@ -951,18 +927,12 @@
         </w:rPr>
         <w:t>考古學也證實在巴比倫被擄之前，已有歌唱者參與敬拜的傳統。數世紀以來，巴勒斯坦人以音樂才華聞名。來自烏加里特的拉斯珊拉（Ras Shamra）的泥板中，保存著與希伯來詩篇相似的宗教詩歌。所羅門的聖殿由腓尼基工匠建造，其設計（見</w:t>
       </w:r>
-      <w:hyperlink r:id="rId17">
-        <w:r>
-          <w:rPr>
-            <w:lang w:val="zh_TW" w:bidi="zh_TW"/>
-          </w:rPr>
-          <w:rPr>
-            <w:color w:val="0000EE"/>
-            <w:u w:val="single"/>
-          </w:rPr>
-          <w:t>王上6章</w:t>
-        </w:r>
-      </w:hyperlink>
+      <w:r>
+        <w:rPr>
+          <w:lang w:val="zh_TW" w:bidi="zh_TW"/>
+        </w:rPr>
+        <w:t>王上6章</w:t>
+      </w:r>
       <w:r>
         <w:rPr>
           <w:lang w:val="zh_TW" w:bidi="zh_TW"/>
@@ -994,18 +964,12 @@
         </w:rPr>
         <w:t>考古學大大增進了我們對古代戰爭的理解，而戰爭正是聖經中的一個重要主題。古代近東民族把戰爭看作列邦之神彼此之間的爭戰。服兵役被視為神聖的事，軍兵也因此備受尊敬。神作為萬軍之耶和華，被視為以色列軍隊的元帥。祂可以吩咐完全毀滅一座城，這種做法被稱為「毀滅（the ban）」，如耶利哥的情況（</w:t>
       </w:r>
-      <w:hyperlink r:id="rId18">
-        <w:r>
-          <w:rPr>
-            <w:lang w:val="zh_TW" w:bidi="zh_TW"/>
-          </w:rPr>
-          <w:rPr>
-            <w:color w:val="0000EE"/>
-            <w:u w:val="single"/>
-          </w:rPr>
-          <w:t>書6:17、24</w:t>
-        </w:r>
-      </w:hyperlink>
+      <w:r>
+        <w:rPr>
+          <w:lang w:val="zh_TW" w:bidi="zh_TW"/>
+        </w:rPr>
+        <w:t>書6:17、24</w:t>
+      </w:r>
       <w:r>
         <w:rPr>
           <w:lang w:val="zh_TW" w:bidi="zh_TW"/>
@@ -1098,18 +1062,12 @@
         </w:rPr>
         <w:t>有時戰爭會以單對單的方式決定勝負，就像大衛與歌利亞的故事（</w:t>
       </w:r>
-      <w:hyperlink r:id="rId19">
-        <w:r>
-          <w:rPr>
-            <w:lang w:val="zh_TW" w:bidi="zh_TW"/>
-          </w:rPr>
-          <w:rPr>
-            <w:color w:val="0000EE"/>
-            <w:u w:val="single"/>
-          </w:rPr>
-          <w:t>撒上17:38–54</w:t>
-        </w:r>
-      </w:hyperlink>
+      <w:r>
+        <w:rPr>
+          <w:lang w:val="zh_TW" w:bidi="zh_TW"/>
+        </w:rPr>
+        <w:t>撒上17:38–54</w:t>
+      </w:r>
       <w:r>
         <w:rPr>
           <w:lang w:val="zh_TW" w:bidi="zh_TW"/>
@@ -1148,41 +1106,17 @@
         </w:rPr>
         <w:t>來自吾珥的一頂金盔，是蘇美人（Sumerian）軍事裝備的傑出例子。相比之下，卡納克（Karnak）的一座墓牆描繪了較小的赫人頭盔。最初，以色列軍隊中只有領袖佩戴金屬頭盔（見</w:t>
       </w:r>
-      <w:hyperlink r:id="rId20">
-        <w:r>
-          <w:rPr>
-            <w:lang w:val="zh_TW" w:bidi="zh_TW"/>
-          </w:rPr>
-          <w:rPr>
-            <w:color w:val="0000EE"/>
-            <w:u w:val="single"/>
-          </w:rPr>
-          <w:t>撒上17:38</w:t>
-        </w:r>
-      </w:hyperlink>
-      <w:r>
-        <w:rPr>
-          <w:lang w:val="zh_TW" w:bidi="zh_TW"/>
-        </w:rPr>
-        <w:t>）。但是，到西流古（Seleucid）帝國時期，所有以色列軍兵都配戴銅盔（</w:t>
-      </w:r>
-      <w:hyperlink r:id="rId21">
-        <w:r>
-          <w:rPr>
-            <w:lang w:val="zh_TW" w:bidi="zh_TW"/>
-          </w:rPr>
-          <w:rPr>
-            <w:color w:val="0000EE"/>
-            <w:u w:val="single"/>
-          </w:rPr>
-          <w:t>馬加比一書6:35</w:t>
-        </w:r>
-      </w:hyperlink>
-      <w:r>
-        <w:rPr>
-          <w:lang w:val="zh_TW" w:bidi="zh_TW"/>
-        </w:rPr>
-        <w:t>）。羅馬軍兵則普遍佩戴皮革或銅製頭盔。</w:t>
+      <w:r>
+        <w:rPr>
+          <w:lang w:val="zh_TW" w:bidi="zh_TW"/>
+        </w:rPr>
+        <w:t>撒上17:38</w:t>
+      </w:r>
+      <w:r>
+        <w:rPr>
+          <w:lang w:val="zh_TW" w:bidi="zh_TW"/>
+        </w:rPr>
+        <w:t>）。但是，到西流古（Seleucid）帝國時期，所有以色列軍兵都配戴銅盔（馬加比一書6:35）。羅馬軍兵則普遍佩戴皮革或銅製頭盔。</w:t>
       </w:r>
     </w:p>
     <w:p>
@@ -1202,18 +1136,12 @@
         </w:rPr>
         <w:t>以色列人使用兩種盾牌：步兵使用大盾，弓箭手使用小盾（</w:t>
       </w:r>
-      <w:hyperlink r:id="rId22">
-        <w:r>
-          <w:rPr>
-            <w:lang w:val="zh_TW" w:bidi="zh_TW"/>
-          </w:rPr>
-          <w:rPr>
-            <w:color w:val="0000EE"/>
-            <w:u w:val="single"/>
-          </w:rPr>
-          <w:t>代下14:8</w:t>
-        </w:r>
-      </w:hyperlink>
+      <w:r>
+        <w:rPr>
+          <w:lang w:val="zh_TW" w:bidi="zh_TW"/>
+        </w:rPr>
+        <w:t>代下14:8</w:t>
+      </w:r>
       <w:r>
         <w:rPr>
           <w:lang w:val="zh_TW" w:bidi="zh_TW"/>
@@ -1232,18 +1160,12 @@
           <w:lang w:val="zh_TW" w:bidi="zh_TW"/>
         </w:rPr>
       </w:r>
-      <w:hyperlink r:id="rId23">
-        <w:r>
-          <w:rPr>
-            <w:lang w:val="zh_TW" w:bidi="zh_TW"/>
-          </w:rPr>
-          <w:rPr>
-            <w:color w:val="0000EE"/>
-            <w:u w:val="single"/>
-          </w:rPr>
-          <w:t>耶利米書四十六章4節</w:t>
-        </w:r>
-      </w:hyperlink>
+      <w:r>
+        <w:rPr>
+          <w:lang w:val="zh_TW" w:bidi="zh_TW"/>
+        </w:rPr>
+        <w:t>耶利米書四十六章4節</w:t>
+      </w:r>
       <w:r>
         <w:rPr>
           <w:lang w:val="zh_TW" w:bidi="zh_TW"/>
@@ -1286,18 +1208,12 @@
         </w:rPr>
         <w:t>複合式的亞細亞弓比早期使用的簡單的弓有所改進。公元前1300年至900年間帶有銘文的箭頭表明，當時已有成隊的弓箭手（見</w:t>
       </w:r>
-      <w:hyperlink r:id="rId24">
-        <w:r>
-          <w:rPr>
-            <w:lang w:val="zh_TW" w:bidi="zh_TW"/>
-          </w:rPr>
-          <w:rPr>
-            <w:color w:val="0000EE"/>
-            <w:u w:val="single"/>
-          </w:rPr>
-          <w:t>賽21:17</w:t>
-        </w:r>
-      </w:hyperlink>
+      <w:r>
+        <w:rPr>
+          <w:lang w:val="zh_TW" w:bidi="zh_TW"/>
+        </w:rPr>
+        <w:t>賽21:17</w:t>
+      </w:r>
       <w:r>
         <w:rPr>
           <w:lang w:val="zh_TW" w:bidi="zh_TW"/>
@@ -1365,18 +1281,12 @@
           <w:lang w:val="zh_TW" w:bidi="zh_TW"/>
         </w:rPr>
       </w:r>
-      <w:hyperlink r:id="rId25">
-        <w:r>
-          <w:rPr>
-            <w:lang w:val="zh_TW" w:bidi="zh_TW"/>
-          </w:rPr>
-          <w:rPr>
-            <w:color w:val="0000EE"/>
-            <w:u w:val="single"/>
-          </w:rPr>
-          <w:t>出埃及記二十章1至17節</w:t>
-        </w:r>
-      </w:hyperlink>
+      <w:r>
+        <w:rPr>
+          <w:lang w:val="zh_TW" w:bidi="zh_TW"/>
+        </w:rPr>
+        <w:t>出埃及記二十章1至17節</w:t>
+      </w:r>
       <w:r>
         <w:rPr>
           <w:lang w:val="zh_TW" w:bidi="zh_TW"/>
@@ -1395,18 +1305,12 @@
           <w:lang w:val="zh_TW" w:bidi="zh_TW"/>
         </w:rPr>
       </w:r>
-      <w:hyperlink r:id="rId25">
-        <w:r>
-          <w:rPr>
-            <w:lang w:val="zh_TW" w:bidi="zh_TW"/>
-          </w:rPr>
-          <w:rPr>
-            <w:color w:val="0000EE"/>
-            <w:u w:val="single"/>
-          </w:rPr>
-          <w:t>出埃及記二十章1至17節</w:t>
-        </w:r>
-      </w:hyperlink>
+      <w:r>
+        <w:rPr>
+          <w:lang w:val="zh_TW" w:bidi="zh_TW"/>
+        </w:rPr>
+        <w:t>出埃及記二十章1至17節</w:t>
+      </w:r>
     </w:p>
     <w:p>
       <w:pPr>
@@ -1419,18 +1323,12 @@
           <w:lang w:val="zh_TW" w:bidi="zh_TW"/>
         </w:rPr>
       </w:r>
-      <w:hyperlink r:id="rId26">
-        <w:r>
-          <w:rPr>
-            <w:lang w:val="zh_TW" w:bidi="zh_TW"/>
-          </w:rPr>
-          <w:rPr>
-            <w:color w:val="0000EE"/>
-            <w:u w:val="single"/>
-          </w:rPr>
-          <w:t>利未記十八章1至30節</w:t>
-        </w:r>
-      </w:hyperlink>
+      <w:r>
+        <w:rPr>
+          <w:lang w:val="zh_TW" w:bidi="zh_TW"/>
+        </w:rPr>
+        <w:t>利未記十八章1至30節</w:t>
+      </w:r>
     </w:p>
     <w:p>
       <w:pPr>
@@ -1443,18 +1341,12 @@
           <w:lang w:val="zh_TW" w:bidi="zh_TW"/>
         </w:rPr>
       </w:r>
-      <w:hyperlink r:id="rId27">
-        <w:r>
-          <w:rPr>
-            <w:lang w:val="zh_TW" w:bidi="zh_TW"/>
-          </w:rPr>
-          <w:rPr>
-            <w:color w:val="0000EE"/>
-            <w:u w:val="single"/>
-          </w:rPr>
-          <w:t>申命記一章1節至三十一章30節</w:t>
-        </w:r>
-      </w:hyperlink>
+      <w:r>
+        <w:rPr>
+          <w:lang w:val="zh_TW" w:bidi="zh_TW"/>
+        </w:rPr>
+        <w:t>申命記一章1節至三十一章30節</w:t>
+      </w:r>
     </w:p>
     <w:p>
       <w:pPr>
@@ -1467,18 +1359,12 @@
           <w:lang w:val="zh_TW" w:bidi="zh_TW"/>
         </w:rPr>
       </w:r>
-      <w:hyperlink r:id="rId28">
-        <w:r>
-          <w:rPr>
-            <w:lang w:val="zh_TW" w:bidi="zh_TW"/>
-          </w:rPr>
-          <w:rPr>
-            <w:color w:val="0000EE"/>
-            <w:u w:val="single"/>
-          </w:rPr>
-          <w:t>耶利米書三十一章31至37節</w:t>
-        </w:r>
-      </w:hyperlink>
+      <w:r>
+        <w:rPr>
+          <w:lang w:val="zh_TW" w:bidi="zh_TW"/>
+        </w:rPr>
+        <w:t>耶利米書三十一章31至37節</w:t>
+      </w:r>
     </w:p>
     <w:p>
       <w:pPr/>
@@ -1507,18 +1393,12 @@
         </w:rPr>
         <w:t>希伯來智慧文學（如箴言）也能在其它古代文獻中找到相似之處。例如，埃及的「阿曼尼摩比的訓誨（Instruction of Amenemope）」與</w:t>
       </w:r>
-      <w:hyperlink r:id="rId29">
-        <w:r>
-          <w:rPr>
-            <w:lang w:val="zh_TW" w:bidi="zh_TW"/>
-          </w:rPr>
-          <w:rPr>
-            <w:color w:val="0000EE"/>
-            <w:u w:val="single"/>
-          </w:rPr>
-          <w:t>箴言二十二章17至二十四章22節</w:t>
-        </w:r>
-      </w:hyperlink>
+      <w:r>
+        <w:rPr>
+          <w:lang w:val="zh_TW" w:bidi="zh_TW"/>
+        </w:rPr>
+        <w:t>箴言二十二章17至二十四章22節</w:t>
+      </w:r>
       <w:r>
         <w:rPr>
           <w:lang w:val="zh_TW" w:bidi="zh_TW"/>
@@ -1539,90 +1419,60 @@
         </w:rPr>
         <w:t>古代世界的書信形式常在聖經中出現（例如：</w:t>
       </w:r>
-      <w:hyperlink r:id="rId30">
-        <w:r>
-          <w:rPr>
-            <w:lang w:val="zh_TW" w:bidi="zh_TW"/>
-          </w:rPr>
-          <w:rPr>
-            <w:color w:val="0000EE"/>
-            <w:u w:val="single"/>
-          </w:rPr>
-          <w:t>撒下11章</w:t>
-        </w:r>
-      </w:hyperlink>
+      <w:r>
+        <w:rPr>
+          <w:lang w:val="zh_TW" w:bidi="zh_TW"/>
+        </w:rPr>
+        <w:t>撒下11章</w:t>
+      </w:r>
       <w:r>
         <w:rPr>
           <w:lang w:val="zh_TW" w:bidi="zh_TW"/>
         </w:rPr>
         <w:t>；</w:t>
       </w:r>
-      <w:hyperlink r:id="rId31">
-        <w:r>
-          <w:rPr>
-            <w:lang w:val="zh_TW" w:bidi="zh_TW"/>
-          </w:rPr>
-          <w:rPr>
-            <w:color w:val="0000EE"/>
-            <w:u w:val="single"/>
-          </w:rPr>
-          <w:t>王上21章</w:t>
-        </w:r>
-      </w:hyperlink>
+      <w:r>
+        <w:rPr>
+          <w:lang w:val="zh_TW" w:bidi="zh_TW"/>
+        </w:rPr>
+        <w:t>王上21章</w:t>
+      </w:r>
       <w:r>
         <w:rPr>
           <w:lang w:val="zh_TW" w:bidi="zh_TW"/>
         </w:rPr>
         <w:t>；</w:t>
       </w:r>
-      <w:hyperlink r:id="rId32">
-        <w:r>
-          <w:rPr>
-            <w:lang w:val="zh_TW" w:bidi="zh_TW"/>
-          </w:rPr>
-          <w:rPr>
-            <w:color w:val="0000EE"/>
-            <w:u w:val="single"/>
-          </w:rPr>
-          <w:t>王下5:10、20</w:t>
-        </w:r>
-      </w:hyperlink>
+      <w:r>
+        <w:rPr>
+          <w:lang w:val="zh_TW" w:bidi="zh_TW"/>
+        </w:rPr>
+        <w:t>王下5:10、20</w:t>
+      </w:r>
       <w:r>
         <w:rPr>
           <w:lang w:val="zh_TW" w:bidi="zh_TW"/>
         </w:rPr>
         <w:t>；</w:t>
       </w:r>
-      <w:hyperlink r:id="rId33">
-        <w:r>
-          <w:rPr>
-            <w:lang w:val="zh_TW" w:bidi="zh_TW"/>
-          </w:rPr>
-          <w:rPr>
-            <w:color w:val="0000EE"/>
-            <w:u w:val="single"/>
-          </w:rPr>
-          <w:t>拉4:6–7</w:t>
-        </w:r>
-      </w:hyperlink>
+      <w:r>
+        <w:rPr>
+          <w:lang w:val="zh_TW" w:bidi="zh_TW"/>
+        </w:rPr>
+        <w:t>拉4:6–7</w:t>
+      </w:r>
       <w:r>
         <w:rPr>
           <w:lang w:val="zh_TW" w:bidi="zh_TW"/>
         </w:rPr>
         <w:t>；</w:t>
       </w:r>
-      <w:hyperlink r:id="rId34">
-        <w:r>
-          <w:rPr>
-            <w:lang w:val="zh_TW" w:bidi="zh_TW"/>
-          </w:rPr>
-          <w:rPr>
-            <w:color w:val="0000EE"/>
-            <w:u w:val="single"/>
-          </w:rPr>
-          <w:t>尼2:7</w:t>
-        </w:r>
-      </w:hyperlink>
+      <w:r>
+        <w:rPr>
+          <w:lang w:val="zh_TW" w:bidi="zh_TW"/>
+        </w:rPr>
+        <w:t>尼2:7</w:t>
+      </w:r>
       <w:r>
         <w:rPr>
           <w:lang w:val="zh_TW" w:bidi="zh_TW"/>
@@ -1667,18 +1517,12 @@
         </w:rPr>
         <w:t>透過考古學復原的古代語言，有助於我們理解舊約聖經。舊約聖經中的許多片語原本源自蘇美文（Sumerian）或亞甲文亞喀得文（Akkadian）。例如，</w:t>
       </w:r>
-      <w:hyperlink r:id="rId35">
-        <w:r>
-          <w:rPr>
-            <w:lang w:val="zh_TW" w:bidi="zh_TW"/>
-          </w:rPr>
-          <w:rPr>
-            <w:color w:val="0000EE"/>
-            <w:u w:val="single"/>
-          </w:rPr>
-          <w:t>創世記一章1節</w:t>
-        </w:r>
-      </w:hyperlink>
+      <w:r>
+        <w:rPr>
+          <w:lang w:val="zh_TW" w:bidi="zh_TW"/>
+        </w:rPr>
+        <w:t>創世記一章1節</w:t>
+      </w:r>
       <w:r>
         <w:rPr>
           <w:lang w:val="zh_TW" w:bidi="zh_TW"/>
@@ -1698,18 +1542,12 @@
         </w:rPr>
         <w:t>，意為「宇宙」。這個片語使用兩個相對的詞語來表達整體，這種文學手法也見於</w:t>
       </w:r>
-      <w:hyperlink r:id="rId36">
-        <w:r>
-          <w:rPr>
-            <w:lang w:val="zh_TW" w:bidi="zh_TW"/>
-          </w:rPr>
-          <w:rPr>
-            <w:color w:val="0000EE"/>
-            <w:u w:val="single"/>
-          </w:rPr>
-          <w:t>啟示錄二十二章13節</w:t>
-        </w:r>
-      </w:hyperlink>
+      <w:r>
+        <w:rPr>
+          <w:lang w:val="zh_TW" w:bidi="zh_TW"/>
+        </w:rPr>
+        <w:t>啟示錄二十二章13節</w:t>
+      </w:r>
       <w:r>
         <w:rPr>
           <w:lang w:val="zh_TW" w:bidi="zh_TW"/>
